--- a/ЭВМ/иллюстратор.docx
+++ b/ЭВМ/иллюстратор.docx
@@ -1930,11 +1930,10 @@
         <w:rPr>
           <w:noProof/>
         </w:rPr>
-        <w:lastRenderedPageBreak/>
         <w:drawing>
           <wp:inline distT="0" distB="0" distL="0" distR="0">
-            <wp:extent cx="5042048" cy="2585418"/>
-            <wp:effectExtent l="19050" t="0" r="6202" b="0"/>
+            <wp:extent cx="3879850" cy="1989476"/>
+            <wp:effectExtent l="19050" t="0" r="6350" b="0"/>
             <wp:docPr id="4" name="Рисунок 4"/>
             <wp:cNvGraphicFramePr>
               <a:graphicFrameLocks xmlns:a="http://schemas.openxmlformats.org/drawingml/2006/main" noChangeAspect="1"/>
@@ -1956,7 +1955,7 @@
                   <pic:spPr>
                     <a:xfrm>
                       <a:off x="0" y="0"/>
-                      <a:ext cx="5052950" cy="2591008"/>
+                      <a:ext cx="3887864" cy="1993585"/>
                     </a:xfrm>
                     <a:prstGeom prst="rect">
                       <a:avLst/>
@@ -1989,6 +1988,7 @@
         <w:rPr>
           <w:color w:val="231F20"/>
         </w:rPr>
+        <w:lastRenderedPageBreak/>
         <w:t>Используя</w:t>
       </w:r>
       <w:r>
@@ -2126,11 +2126,10 @@
         <w:rPr>
           <w:noProof/>
         </w:rPr>
-        <w:lastRenderedPageBreak/>
         <w:drawing>
           <wp:inline distT="0" distB="0" distL="0" distR="0">
-            <wp:extent cx="3712978" cy="5125693"/>
-            <wp:effectExtent l="19050" t="0" r="1772" b="0"/>
+            <wp:extent cx="3081898" cy="4254500"/>
+            <wp:effectExtent l="19050" t="0" r="4202" b="0"/>
             <wp:docPr id="5" name="Рисунок 5"/>
             <wp:cNvGraphicFramePr>
               <a:graphicFrameLocks xmlns:a="http://schemas.openxmlformats.org/drawingml/2006/main" noChangeAspect="1"/>
@@ -2152,7 +2151,7 @@
                   <pic:spPr>
                     <a:xfrm>
                       <a:off x="0" y="0"/>
-                      <a:ext cx="3715114" cy="5128642"/>
+                      <a:ext cx="3083254" cy="4256372"/>
                     </a:xfrm>
                     <a:prstGeom prst="rect">
                       <a:avLst/>
@@ -2358,8 +2357,8 @@
         </w:rPr>
         <w:drawing>
           <wp:inline distT="0" distB="0" distL="0" distR="0">
-            <wp:extent cx="2947434" cy="2852355"/>
-            <wp:effectExtent l="19050" t="0" r="5316" b="0"/>
+            <wp:extent cx="2724150" cy="2636272"/>
+            <wp:effectExtent l="19050" t="0" r="0" b="0"/>
             <wp:docPr id="22" name="Рисунок 21" descr="Screenshot 2026-02-06 230346.png"/>
             <wp:cNvGraphicFramePr>
               <a:graphicFrameLocks xmlns:a="http://schemas.openxmlformats.org/drawingml/2006/main" noChangeAspect="1"/>
@@ -2380,7 +2379,7 @@
                   <pic:spPr>
                     <a:xfrm>
                       <a:off x="0" y="0"/>
-                      <a:ext cx="2950400" cy="2855225"/>
+                      <a:ext cx="2726673" cy="2638713"/>
                     </a:xfrm>
                     <a:prstGeom prst="rect">
                       <a:avLst/>
@@ -2981,10 +2980,9 @@
         <w:rPr>
           <w:noProof/>
         </w:rPr>
-        <w:lastRenderedPageBreak/>
         <w:drawing>
           <wp:inline distT="0" distB="0" distL="0" distR="0">
-            <wp:extent cx="2822634" cy="2721935"/>
+            <wp:extent cx="2515440" cy="2425700"/>
             <wp:effectExtent l="19050" t="0" r="0" b="0"/>
             <wp:docPr id="8" name="Рисунок 8"/>
             <wp:cNvGraphicFramePr>
@@ -3007,7 +3005,7 @@
                   <pic:spPr>
                     <a:xfrm>
                       <a:off x="0" y="0"/>
-                      <a:ext cx="2832314" cy="2731270"/>
+                      <a:ext cx="2527907" cy="2437722"/>
                     </a:xfrm>
                     <a:prstGeom prst="rect">
                       <a:avLst/>
@@ -3025,8 +3023,8 @@
         </w:rPr>
         <w:drawing>
           <wp:inline distT="0" distB="0" distL="0" distR="0">
-            <wp:extent cx="3744876" cy="2851603"/>
-            <wp:effectExtent l="19050" t="0" r="7974" b="0"/>
+            <wp:extent cx="3218914" cy="2451100"/>
+            <wp:effectExtent l="19050" t="0" r="536" b="0"/>
             <wp:docPr id="9" name="Рисунок 9"/>
             <wp:cNvGraphicFramePr>
               <a:graphicFrameLocks xmlns:a="http://schemas.openxmlformats.org/drawingml/2006/main" noChangeAspect="1"/>
@@ -3048,7 +3046,7 @@
                   <pic:spPr>
                     <a:xfrm>
                       <a:off x="0" y="0"/>
-                      <a:ext cx="3758438" cy="2861930"/>
+                      <a:ext cx="3230266" cy="2459744"/>
                     </a:xfrm>
                     <a:prstGeom prst="rect">
                       <a:avLst/>
@@ -3061,13 +3059,13 @@
         </w:drawing>
       </w:r>
     </w:p>
-    <w:p/>
     <w:p>
       <w:pPr>
         <w:pStyle w:val="1"/>
       </w:pPr>
       <w:bookmarkStart w:id="3" w:name="_Toc221397203"/>
       <w:r>
+        <w:lastRenderedPageBreak/>
         <w:t>Практическое занятие №2</w:t>
       </w:r>
       <w:bookmarkEnd w:id="3"/>
@@ -3277,20 +3275,20 @@
           <wp:anchor distT="0" distB="0" distL="114300" distR="114300" simplePos="0" relativeHeight="251658240" behindDoc="0" locked="0" layoutInCell="1" allowOverlap="1">
             <wp:simplePos x="0" y="0"/>
             <wp:positionH relativeFrom="column">
-              <wp:posOffset>-13335</wp:posOffset>
+              <wp:posOffset>-13970</wp:posOffset>
             </wp:positionH>
             <wp:positionV relativeFrom="paragraph">
-              <wp:posOffset>626745</wp:posOffset>
+              <wp:posOffset>629920</wp:posOffset>
             </wp:positionV>
-            <wp:extent cx="3872230" cy="946150"/>
+            <wp:extent cx="4210050" cy="1028065"/>
             <wp:effectExtent l="19050" t="0" r="0" b="0"/>
             <wp:wrapThrough wrapText="bothSides">
               <wp:wrapPolygon edited="0">
-                <wp:start x="-106" y="0"/>
-                <wp:lineTo x="-106" y="21310"/>
-                <wp:lineTo x="21572" y="21310"/>
-                <wp:lineTo x="21572" y="0"/>
-                <wp:lineTo x="-106" y="0"/>
+                <wp:start x="-98" y="0"/>
+                <wp:lineTo x="-98" y="21213"/>
+                <wp:lineTo x="21600" y="21213"/>
+                <wp:lineTo x="21600" y="0"/>
+                <wp:lineTo x="-98" y="0"/>
               </wp:wrapPolygon>
             </wp:wrapThrough>
             <wp:docPr id="10" name="Рисунок 10"/>
@@ -3314,7 +3312,7 @@
                   <pic:spPr>
                     <a:xfrm>
                       <a:off x="0" y="0"/>
-                      <a:ext cx="3872230" cy="946150"/>
+                      <a:ext cx="4210050" cy="1028065"/>
                     </a:xfrm>
                     <a:prstGeom prst="rect">
                       <a:avLst/>
@@ -3383,6 +3381,94 @@
     <w:p/>
     <w:p>
       <w:r>
+        <w:t xml:space="preserve">Рисунок 3 </w:t>
+      </w:r>
+      <w:r>
+        <w:tab/>
+      </w:r>
+      <w:r>
+        <w:tab/>
+      </w:r>
+      <w:r>
+        <w:tab/>
+        <w:t xml:space="preserve">       Рисунок 4 </w:t>
+      </w:r>
+      <w:r>
+        <w:tab/>
+      </w:r>
+      <w:r>
+        <w:tab/>
+      </w:r>
+      <w:r>
+        <w:tab/>
+        <w:t xml:space="preserve">   </w:t>
+      </w:r>
+      <w:r>
+        <w:t xml:space="preserve">      </w:t>
+      </w:r>
+      <w:r>
+        <w:t>Рисунок 5</w:t>
+      </w:r>
+    </w:p>
+    <w:p>
+      <w:r>
+        <w:rPr>
+          <w:noProof/>
+        </w:rPr>
+        <w:drawing>
+          <wp:anchor distT="0" distB="0" distL="114300" distR="114300" simplePos="0" relativeHeight="251661312" behindDoc="0" locked="0" layoutInCell="1" allowOverlap="1">
+            <wp:simplePos x="0" y="0"/>
+            <wp:positionH relativeFrom="column">
+              <wp:posOffset>4253230</wp:posOffset>
+            </wp:positionH>
+            <wp:positionV relativeFrom="paragraph">
+              <wp:posOffset>180340</wp:posOffset>
+            </wp:positionV>
+            <wp:extent cx="2355215" cy="2071370"/>
+            <wp:effectExtent l="19050" t="0" r="6985" b="0"/>
+            <wp:wrapThrough wrapText="bothSides">
+              <wp:wrapPolygon edited="0">
+                <wp:start x="-175" y="0"/>
+                <wp:lineTo x="-175" y="21454"/>
+                <wp:lineTo x="21664" y="21454"/>
+                <wp:lineTo x="21664" y="0"/>
+                <wp:lineTo x="-175" y="0"/>
+              </wp:wrapPolygon>
+            </wp:wrapThrough>
+            <wp:docPr id="18" name="Рисунок 18"/>
+            <wp:cNvGraphicFramePr>
+              <a:graphicFrameLocks xmlns:a="http://schemas.openxmlformats.org/drawingml/2006/main" noChangeAspect="1"/>
+            </wp:cNvGraphicFramePr>
+            <a:graphic xmlns:a="http://schemas.openxmlformats.org/drawingml/2006/main">
+              <a:graphicData uri="http://schemas.openxmlformats.org/drawingml/2006/picture">
+                <pic:pic xmlns:pic="http://schemas.openxmlformats.org/drawingml/2006/picture">
+                  <pic:nvPicPr>
+                    <pic:cNvPr id="0" name=""/>
+                    <pic:cNvPicPr/>
+                  </pic:nvPicPr>
+                  <pic:blipFill>
+                    <a:blip r:embed="rId20" cstate="print"/>
+                    <a:srcRect t="4902"/>
+                    <a:stretch>
+                      <a:fillRect/>
+                    </a:stretch>
+                  </pic:blipFill>
+                  <pic:spPr>
+                    <a:xfrm>
+                      <a:off x="0" y="0"/>
+                      <a:ext cx="2355215" cy="2071370"/>
+                    </a:xfrm>
+                    <a:prstGeom prst="rect">
+                      <a:avLst/>
+                    </a:prstGeom>
+                  </pic:spPr>
+                </pic:pic>
+              </a:graphicData>
+            </a:graphic>
+          </wp:anchor>
+        </w:drawing>
+      </w:r>
+      <w:r>
         <w:rPr>
           <w:noProof/>
         </w:rPr>
@@ -3390,20 +3476,20 @@
           <wp:anchor distT="0" distB="0" distL="114300" distR="114300" simplePos="0" relativeHeight="251662336" behindDoc="0" locked="0" layoutInCell="1" allowOverlap="1">
             <wp:simplePos x="0" y="0"/>
             <wp:positionH relativeFrom="column">
-              <wp:posOffset>2086610</wp:posOffset>
+              <wp:posOffset>2081530</wp:posOffset>
             </wp:positionH>
             <wp:positionV relativeFrom="paragraph">
-              <wp:posOffset>427990</wp:posOffset>
+              <wp:posOffset>193675</wp:posOffset>
             </wp:positionV>
-            <wp:extent cx="2117090" cy="2063750"/>
+            <wp:extent cx="2345055" cy="2286000"/>
             <wp:effectExtent l="19050" t="0" r="0" b="0"/>
             <wp:wrapThrough wrapText="bothSides">
               <wp:wrapPolygon edited="0">
-                <wp:start x="-194" y="0"/>
-                <wp:lineTo x="-194" y="21334"/>
-                <wp:lineTo x="21574" y="21334"/>
-                <wp:lineTo x="21574" y="0"/>
-                <wp:lineTo x="-194" y="0"/>
+                <wp:start x="-175" y="0"/>
+                <wp:lineTo x="-175" y="21420"/>
+                <wp:lineTo x="21582" y="21420"/>
+                <wp:lineTo x="21582" y="0"/>
+                <wp:lineTo x="-175" y="0"/>
               </wp:wrapPolygon>
             </wp:wrapThrough>
             <wp:docPr id="13" name="Рисунок 13"/>
@@ -3418,7 +3504,7 @@
                     <pic:cNvPicPr/>
                   </pic:nvPicPr>
                   <pic:blipFill>
-                    <a:blip r:embed="rId20" cstate="print"/>
+                    <a:blip r:embed="rId21" cstate="print"/>
                     <a:srcRect l="7132" t="3315" r="9924" b="7182"/>
                     <a:stretch>
                       <a:fillRect/>
@@ -3427,7 +3513,7 @@
                   <pic:spPr>
                     <a:xfrm>
                       <a:off x="0" y="0"/>
-                      <a:ext cx="2117090" cy="2063750"/>
+                      <a:ext cx="2345055" cy="2286000"/>
                     </a:xfrm>
                     <a:prstGeom prst="rect">
                       <a:avLst/>
@@ -3447,20 +3533,20 @@
           <wp:anchor distT="0" distB="0" distL="114300" distR="114300" simplePos="0" relativeHeight="251663360" behindDoc="0" locked="0" layoutInCell="1" allowOverlap="1">
             <wp:simplePos x="0" y="0"/>
             <wp:positionH relativeFrom="column">
-              <wp:posOffset>-144145</wp:posOffset>
+              <wp:posOffset>-140970</wp:posOffset>
             </wp:positionH>
             <wp:positionV relativeFrom="paragraph">
-              <wp:posOffset>473075</wp:posOffset>
+              <wp:posOffset>244475</wp:posOffset>
             </wp:positionV>
-            <wp:extent cx="2067560" cy="2018665"/>
-            <wp:effectExtent l="19050" t="0" r="8890" b="0"/>
+            <wp:extent cx="2355850" cy="2299970"/>
+            <wp:effectExtent l="19050" t="0" r="6350" b="0"/>
             <wp:wrapThrough wrapText="bothSides">
               <wp:wrapPolygon edited="0">
-                <wp:start x="-199" y="0"/>
-                <wp:lineTo x="-199" y="21403"/>
-                <wp:lineTo x="21693" y="21403"/>
-                <wp:lineTo x="21693" y="0"/>
-                <wp:lineTo x="-199" y="0"/>
+                <wp:start x="-175" y="0"/>
+                <wp:lineTo x="-175" y="21469"/>
+                <wp:lineTo x="21658" y="21469"/>
+                <wp:lineTo x="21658" y="0"/>
+                <wp:lineTo x="-175" y="0"/>
               </wp:wrapPolygon>
             </wp:wrapThrough>
             <wp:docPr id="11" name="Рисунок 11"/>
@@ -3475,7 +3561,7 @@
                     <pic:cNvPicPr/>
                   </pic:nvPicPr>
                   <pic:blipFill>
-                    <a:blip r:embed="rId21" cstate="print"/>
+                    <a:blip r:embed="rId22" cstate="print"/>
                     <a:srcRect l="5728" t="2793"/>
                     <a:stretch>
                       <a:fillRect/>
@@ -3484,7 +3570,7 @@
                   <pic:spPr>
                     <a:xfrm>
                       <a:off x="0" y="0"/>
-                      <a:ext cx="2067560" cy="2018665"/>
+                      <a:ext cx="2355850" cy="2299970"/>
                     </a:xfrm>
                     <a:prstGeom prst="rect">
                       <a:avLst/>
@@ -3496,96 +3582,29 @@
           </wp:anchor>
         </w:drawing>
       </w:r>
-      <w:r>
-        <w:t xml:space="preserve">Рисунок 3 </w:t>
-      </w:r>
-      <w:r>
-        <w:tab/>
-      </w:r>
-      <w:r>
-        <w:tab/>
-      </w:r>
-      <w:r>
-        <w:tab/>
-        <w:t xml:space="preserve">       Рисунок 4 </w:t>
-      </w:r>
-      <w:r>
-        <w:tab/>
-      </w:r>
-      <w:r>
-        <w:tab/>
-      </w:r>
-      <w:r>
-        <w:tab/>
-        <w:t xml:space="preserve">   </w:t>
-      </w:r>
-      <w:r>
-        <w:t xml:space="preserve">      </w:t>
-      </w:r>
-      <w:r>
-        <w:t>Рисунок 5</w:t>
-      </w:r>
-    </w:p>
-    <w:p>
-      <w:r>
-        <w:rPr>
-          <w:noProof/>
-        </w:rPr>
-        <w:drawing>
-          <wp:anchor distT="0" distB="0" distL="114300" distR="114300" simplePos="0" relativeHeight="251661312" behindDoc="0" locked="0" layoutInCell="1" allowOverlap="1">
-            <wp:simplePos x="0" y="0"/>
-            <wp:positionH relativeFrom="column">
-              <wp:posOffset>4250690</wp:posOffset>
-            </wp:positionH>
-            <wp:positionV relativeFrom="paragraph">
-              <wp:posOffset>183515</wp:posOffset>
-            </wp:positionV>
-            <wp:extent cx="2140585" cy="1882775"/>
-            <wp:effectExtent l="19050" t="0" r="0" b="0"/>
-            <wp:wrapThrough wrapText="bothSides">
-              <wp:wrapPolygon edited="0">
-                <wp:start x="-192" y="0"/>
-                <wp:lineTo x="-192" y="21418"/>
-                <wp:lineTo x="21530" y="21418"/>
-                <wp:lineTo x="21530" y="0"/>
-                <wp:lineTo x="-192" y="0"/>
-              </wp:wrapPolygon>
-            </wp:wrapThrough>
-            <wp:docPr id="18" name="Рисунок 18"/>
-            <wp:cNvGraphicFramePr>
-              <a:graphicFrameLocks xmlns:a="http://schemas.openxmlformats.org/drawingml/2006/main" noChangeAspect="1"/>
-            </wp:cNvGraphicFramePr>
-            <a:graphic xmlns:a="http://schemas.openxmlformats.org/drawingml/2006/main">
-              <a:graphicData uri="http://schemas.openxmlformats.org/drawingml/2006/picture">
-                <pic:pic xmlns:pic="http://schemas.openxmlformats.org/drawingml/2006/picture">
-                  <pic:nvPicPr>
-                    <pic:cNvPr id="0" name=""/>
-                    <pic:cNvPicPr/>
-                  </pic:nvPicPr>
-                  <pic:blipFill>
-                    <a:blip r:embed="rId22" cstate="print"/>
-                    <a:srcRect t="4902"/>
-                    <a:stretch>
-                      <a:fillRect/>
-                    </a:stretch>
-                  </pic:blipFill>
-                  <pic:spPr>
-                    <a:xfrm>
-                      <a:off x="0" y="0"/>
-                      <a:ext cx="2140585" cy="1882775"/>
-                    </a:xfrm>
-                    <a:prstGeom prst="rect">
-                      <a:avLst/>
-                    </a:prstGeom>
-                  </pic:spPr>
-                </pic:pic>
-              </a:graphicData>
-            </a:graphic>
-          </wp:anchor>
-        </w:drawing>
-      </w:r>
     </w:p>
     <w:p/>
+    <w:p>
+      <w:pPr>
+        <w:tabs>
+          <w:tab w:val="left" w:pos="1240"/>
+        </w:tabs>
+        <w:spacing w:line="254" w:lineRule="auto"/>
+        <w:ind w:right="140"/>
+        <w:jc w:val="both"/>
+      </w:pPr>
+    </w:p>
+    <w:p>
+      <w:pPr>
+        <w:pStyle w:val="a7"/>
+        <w:tabs>
+          <w:tab w:val="left" w:pos="1240"/>
+        </w:tabs>
+        <w:spacing w:line="254" w:lineRule="auto"/>
+        <w:ind w:left="360" w:right="140" w:firstLine="0"/>
+        <w:jc w:val="both"/>
+      </w:pPr>
+    </w:p>
     <w:p>
       <w:pPr>
         <w:pStyle w:val="a7"/>
@@ -3604,6 +3623,7 @@
         <w:rPr>
           <w:color w:val="231F20"/>
         </w:rPr>
+        <w:lastRenderedPageBreak/>
         <w:t>Используя</w:t>
       </w:r>
       <w:r>
@@ -3657,6 +3677,12 @@
           <w:color w:val="231F20"/>
         </w:rPr>
         <w:t>операци</w:t>
+      </w:r>
+      <w:r>
+        <w:rPr>
+          <w:color w:val="231F20"/>
+        </w:rPr>
+        <w:t>и</w:t>
       </w:r>
       <w:r>
         <w:rPr>
@@ -3939,7 +3965,6 @@
         <w:rPr>
           <w:color w:val="231F20"/>
         </w:rPr>
-        <w:lastRenderedPageBreak/>
         <w:t>Используя стандартные примитивы, базовые операци с объектами, операции</w:t>
       </w:r>
       <w:r>
@@ -4688,9 +4713,51 @@
           <w:tab w:val="left" w:pos="1241"/>
         </w:tabs>
         <w:spacing w:line="452" w:lineRule="exact"/>
-      </w:pPr>
-      <w:r>
-        <w:t>Рисунок 1 Рисунок 2</w:t>
+        <w:rPr>
+          <w:lang w:val="en-US"/>
+        </w:rPr>
+      </w:pPr>
+      <w:r>
+        <w:t xml:space="preserve">Рисунок 1 </w:t>
+      </w:r>
+      <w:r>
+        <w:rPr>
+          <w:lang w:val="en-US"/>
+        </w:rPr>
+        <w:tab/>
+      </w:r>
+      <w:r>
+        <w:rPr>
+          <w:lang w:val="en-US"/>
+        </w:rPr>
+        <w:tab/>
+      </w:r>
+      <w:r>
+        <w:rPr>
+          <w:lang w:val="en-US"/>
+        </w:rPr>
+        <w:tab/>
+      </w:r>
+      <w:r>
+        <w:rPr>
+          <w:lang w:val="en-US"/>
+        </w:rPr>
+        <w:tab/>
+      </w:r>
+      <w:r>
+        <w:rPr>
+          <w:lang w:val="en-US"/>
+        </w:rPr>
+        <w:tab/>
+      </w:r>
+      <w:r>
+        <w:rPr>
+          <w:lang w:val="en-US"/>
+        </w:rPr>
+        <w:tab/>
+      </w:r>
+      <w:r>
+        <w:t>Рисунок 2</w:t>
       </w:r>
     </w:p>
     <w:p>
@@ -4699,7 +4766,123 @@
           <w:tab w:val="left" w:pos="1241"/>
         </w:tabs>
         <w:spacing w:line="452" w:lineRule="exact"/>
-      </w:pPr>
+        <w:rPr>
+          <w:lang w:val="en-US"/>
+        </w:rPr>
+      </w:pPr>
+      <w:r>
+        <w:rPr>
+          <w:noProof/>
+        </w:rPr>
+        <w:drawing>
+          <wp:anchor distT="0" distB="0" distL="114300" distR="114300" simplePos="0" relativeHeight="251672576" behindDoc="0" locked="0" layoutInCell="1" allowOverlap="1">
+            <wp:simplePos x="0" y="0"/>
+            <wp:positionH relativeFrom="column">
+              <wp:posOffset>2964180</wp:posOffset>
+            </wp:positionH>
+            <wp:positionV relativeFrom="paragraph">
+              <wp:posOffset>183515</wp:posOffset>
+            </wp:positionV>
+            <wp:extent cx="3401060" cy="3111500"/>
+            <wp:effectExtent l="19050" t="0" r="8890" b="0"/>
+            <wp:wrapThrough wrapText="bothSides">
+              <wp:wrapPolygon edited="0">
+                <wp:start x="-121" y="0"/>
+                <wp:lineTo x="-121" y="21424"/>
+                <wp:lineTo x="21656" y="21424"/>
+                <wp:lineTo x="21656" y="0"/>
+                <wp:lineTo x="-121" y="0"/>
+              </wp:wrapPolygon>
+            </wp:wrapThrough>
+            <wp:docPr id="449" name="Рисунок 448" descr="Screenshot 2026-02-11 133757.png"/>
+            <wp:cNvGraphicFramePr>
+              <a:graphicFrameLocks xmlns:a="http://schemas.openxmlformats.org/drawingml/2006/main" noChangeAspect="1"/>
+            </wp:cNvGraphicFramePr>
+            <a:graphic xmlns:a="http://schemas.openxmlformats.org/drawingml/2006/main">
+              <a:graphicData uri="http://schemas.openxmlformats.org/drawingml/2006/picture">
+                <pic:pic xmlns:pic="http://schemas.openxmlformats.org/drawingml/2006/picture">
+                  <pic:nvPicPr>
+                    <pic:cNvPr id="0" name="Screenshot 2026-02-11 133757.png"/>
+                    <pic:cNvPicPr/>
+                  </pic:nvPicPr>
+                  <pic:blipFill>
+                    <a:blip r:embed="rId30" cstate="print"/>
+                    <a:stretch>
+                      <a:fillRect/>
+                    </a:stretch>
+                  </pic:blipFill>
+                  <pic:spPr>
+                    <a:xfrm>
+                      <a:off x="0" y="0"/>
+                      <a:ext cx="3401060" cy="3111500"/>
+                    </a:xfrm>
+                    <a:prstGeom prst="rect">
+                      <a:avLst/>
+                    </a:prstGeom>
+                  </pic:spPr>
+                </pic:pic>
+              </a:graphicData>
+            </a:graphic>
+          </wp:anchor>
+        </w:drawing>
+      </w:r>
+      <w:r>
+        <w:rPr>
+          <w:noProof/>
+        </w:rPr>
+        <w:drawing>
+          <wp:anchor distT="0" distB="0" distL="114300" distR="114300" simplePos="0" relativeHeight="251671552" behindDoc="0" locked="0" layoutInCell="1" allowOverlap="1">
+            <wp:simplePos x="0" y="0"/>
+            <wp:positionH relativeFrom="column">
+              <wp:posOffset>-102870</wp:posOffset>
+            </wp:positionH>
+            <wp:positionV relativeFrom="paragraph">
+              <wp:posOffset>107315</wp:posOffset>
+            </wp:positionV>
+            <wp:extent cx="3067050" cy="2959100"/>
+            <wp:effectExtent l="19050" t="0" r="0" b="0"/>
+            <wp:wrapThrough wrapText="bothSides">
+              <wp:wrapPolygon edited="0">
+                <wp:start x="-134" y="0"/>
+                <wp:lineTo x="-134" y="21415"/>
+                <wp:lineTo x="21600" y="21415"/>
+                <wp:lineTo x="21600" y="0"/>
+                <wp:lineTo x="-134" y="0"/>
+              </wp:wrapPolygon>
+            </wp:wrapThrough>
+            <wp:docPr id="448" name="Рисунок 447" descr="Screenshot 2026-02-11 133828.png"/>
+            <wp:cNvGraphicFramePr>
+              <a:graphicFrameLocks xmlns:a="http://schemas.openxmlformats.org/drawingml/2006/main" noChangeAspect="1"/>
+            </wp:cNvGraphicFramePr>
+            <a:graphic xmlns:a="http://schemas.openxmlformats.org/drawingml/2006/main">
+              <a:graphicData uri="http://schemas.openxmlformats.org/drawingml/2006/picture">
+                <pic:pic xmlns:pic="http://schemas.openxmlformats.org/drawingml/2006/picture">
+                  <pic:nvPicPr>
+                    <pic:cNvPr id="0" name="Screenshot 2026-02-11 133828.png"/>
+                    <pic:cNvPicPr/>
+                  </pic:nvPicPr>
+                  <pic:blipFill>
+                    <a:blip r:embed="rId31" cstate="print"/>
+                    <a:srcRect/>
+                    <a:stretch>
+                      <a:fillRect/>
+                    </a:stretch>
+                  </pic:blipFill>
+                  <pic:spPr>
+                    <a:xfrm>
+                      <a:off x="0" y="0"/>
+                      <a:ext cx="3067050" cy="2959100"/>
+                    </a:xfrm>
+                    <a:prstGeom prst="rect">
+                      <a:avLst/>
+                    </a:prstGeom>
+                  </pic:spPr>
+                </pic:pic>
+              </a:graphicData>
+            </a:graphic>
+          </wp:anchor>
+        </w:drawing>
+      </w:r>
       <w:r>
         <w:t>Рисунок 3</w:t>
       </w:r>
@@ -4710,6 +4893,77 @@
           <w:tab w:val="left" w:pos="1241"/>
         </w:tabs>
         <w:spacing w:line="452" w:lineRule="exact"/>
+        <w:rPr>
+          <w:lang w:val="en-US"/>
+        </w:rPr>
+      </w:pPr>
+    </w:p>
+    <w:p>
+      <w:pPr>
+        <w:tabs>
+          <w:tab w:val="left" w:pos="1241"/>
+        </w:tabs>
+        <w:spacing w:line="452" w:lineRule="exact"/>
+      </w:pPr>
+    </w:p>
+    <w:p>
+      <w:pPr>
+        <w:pStyle w:val="a7"/>
+        <w:tabs>
+          <w:tab w:val="left" w:pos="1241"/>
+        </w:tabs>
+        <w:spacing w:line="452" w:lineRule="exact"/>
+        <w:ind w:left="360" w:firstLine="0"/>
+      </w:pPr>
+    </w:p>
+    <w:p>
+      <w:pPr>
+        <w:pStyle w:val="a7"/>
+        <w:tabs>
+          <w:tab w:val="left" w:pos="1241"/>
+        </w:tabs>
+        <w:spacing w:line="452" w:lineRule="exact"/>
+        <w:ind w:left="360" w:firstLine="0"/>
+      </w:pPr>
+    </w:p>
+    <w:p>
+      <w:pPr>
+        <w:pStyle w:val="a7"/>
+        <w:tabs>
+          <w:tab w:val="left" w:pos="1241"/>
+        </w:tabs>
+        <w:spacing w:line="452" w:lineRule="exact"/>
+        <w:ind w:left="360" w:firstLine="0"/>
+      </w:pPr>
+    </w:p>
+    <w:p>
+      <w:pPr>
+        <w:pStyle w:val="a7"/>
+        <w:tabs>
+          <w:tab w:val="left" w:pos="1241"/>
+        </w:tabs>
+        <w:spacing w:line="452" w:lineRule="exact"/>
+        <w:ind w:left="360" w:firstLine="0"/>
+      </w:pPr>
+    </w:p>
+    <w:p>
+      <w:pPr>
+        <w:pStyle w:val="a7"/>
+        <w:tabs>
+          <w:tab w:val="left" w:pos="1241"/>
+        </w:tabs>
+        <w:spacing w:line="452" w:lineRule="exact"/>
+        <w:ind w:left="360" w:firstLine="0"/>
+      </w:pPr>
+    </w:p>
+    <w:p>
+      <w:pPr>
+        <w:pStyle w:val="a7"/>
+        <w:tabs>
+          <w:tab w:val="left" w:pos="1241"/>
+        </w:tabs>
+        <w:spacing w:line="452" w:lineRule="exact"/>
+        <w:ind w:left="360" w:firstLine="0"/>
       </w:pPr>
     </w:p>
     <w:p>
@@ -4728,6 +4982,7 @@
         <w:rPr>
           <w:color w:val="231F20"/>
         </w:rPr>
+        <w:lastRenderedPageBreak/>
         <w:t>Создать</w:t>
       </w:r>
       <w:r>
@@ -4909,7 +5164,7 @@
                     </pic:cNvPicPr>
                   </pic:nvPicPr>
                   <pic:blipFill>
-                    <a:blip r:embed="rId30" cstate="print"/>
+                    <a:blip r:embed="rId32" cstate="print"/>
                     <a:srcRect/>
                     <a:stretch>
                       <a:fillRect/>
@@ -5036,54 +5291,6 @@
     </w:p>
     <w:p>
       <w:pPr>
-        <w:tabs>
-          <w:tab w:val="left" w:pos="1241"/>
-        </w:tabs>
-        <w:spacing w:line="452" w:lineRule="exact"/>
-      </w:pPr>
-    </w:p>
-    <w:p>
-      <w:pPr>
-        <w:tabs>
-          <w:tab w:val="left" w:pos="1241"/>
-        </w:tabs>
-        <w:spacing w:line="452" w:lineRule="exact"/>
-      </w:pPr>
-    </w:p>
-    <w:p>
-      <w:pPr>
-        <w:tabs>
-          <w:tab w:val="left" w:pos="1241"/>
-        </w:tabs>
-        <w:spacing w:line="452" w:lineRule="exact"/>
-      </w:pPr>
-    </w:p>
-    <w:p>
-      <w:pPr>
-        <w:tabs>
-          <w:tab w:val="left" w:pos="1241"/>
-        </w:tabs>
-        <w:spacing w:line="452" w:lineRule="exact"/>
-      </w:pPr>
-    </w:p>
-    <w:p>
-      <w:pPr>
-        <w:tabs>
-          <w:tab w:val="left" w:pos="1241"/>
-        </w:tabs>
-        <w:spacing w:line="452" w:lineRule="exact"/>
-      </w:pPr>
-    </w:p>
-    <w:p>
-      <w:pPr>
-        <w:tabs>
-          <w:tab w:val="left" w:pos="1241"/>
-        </w:tabs>
-        <w:spacing w:line="452" w:lineRule="exact"/>
-      </w:pPr>
-    </w:p>
-    <w:p>
-      <w:pPr>
         <w:pStyle w:val="a7"/>
         <w:numPr>
           <w:ilvl w:val="0"/>
@@ -5228,6 +5435,8 @@
       </w:r>
       <w:r>
         <w:tab/>
+      </w:r>
+      <w:r>
         <w:t xml:space="preserve"> </w:t>
       </w:r>
       <w:r>
@@ -5237,6 +5446,9 @@
     <w:p>
       <w:pPr>
         <w:jc w:val="center"/>
+        <w:rPr>
+          <w:lang w:val="en-US"/>
+        </w:rPr>
       </w:pPr>
       <w:r>
         <w:rPr>
@@ -5244,7 +5456,7 @@
         </w:rPr>
         <w:drawing>
           <wp:inline distT="0" distB="0" distL="0" distR="0">
-            <wp:extent cx="2955194" cy="4125433"/>
+            <wp:extent cx="2629166" cy="3670300"/>
             <wp:effectExtent l="19050" t="0" r="0" b="0"/>
             <wp:docPr id="26" name="Рисунок 16"/>
             <wp:cNvGraphicFramePr>
@@ -5260,7 +5472,7 @@
                     </pic:cNvPicPr>
                   </pic:nvPicPr>
                   <pic:blipFill>
-                    <a:blip r:embed="rId31" cstate="print"/>
+                    <a:blip r:embed="rId33" cstate="print"/>
                     <a:srcRect l="7377" t="5432" r="9519" b="4444"/>
                     <a:stretch>
                       <a:fillRect/>
@@ -5269,7 +5481,7 @@
                   <pic:spPr bwMode="auto">
                     <a:xfrm>
                       <a:off x="0" y="0"/>
-                      <a:ext cx="2959422" cy="4131335"/>
+                      <a:ext cx="2635107" cy="3678593"/>
                     </a:xfrm>
                     <a:prstGeom prst="rect">
                       <a:avLst/>
@@ -5291,11 +5503,6 @@
     </w:p>
     <w:p>
       <w:pPr>
-        <w:jc w:val="center"/>
-      </w:pPr>
-    </w:p>
-    <w:p>
-      <w:pPr>
         <w:pStyle w:val="a7"/>
         <w:numPr>
           <w:ilvl w:val="0"/>
@@ -5311,6 +5518,7 @@
         <w:rPr>
           <w:color w:val="231F20"/>
         </w:rPr>
+        <w:lastRenderedPageBreak/>
         <w:t>Используя параметры обводки оформить векторные объекты следую- щим образом:</w:t>
       </w:r>
     </w:p>
@@ -5324,6 +5532,7 @@
         <w:ind w:left="360" w:right="147" w:firstLine="0"/>
         <w:rPr>
           <w:color w:val="231F20"/>
+          <w:lang w:val="en-US"/>
         </w:rPr>
       </w:pPr>
       <w:r>
@@ -5343,13 +5552,127 @@
         <w:ind w:left="360" w:right="147" w:firstLine="0"/>
         <w:rPr>
           <w:color w:val="231F20"/>
-        </w:rPr>
-      </w:pPr>
-      <w:r>
-        <w:rPr>
-          <w:color w:val="231F20"/>
-        </w:rPr>
-        <w:t>Рисунок 7  Рисунок 8</w:t>
+          <w:lang w:val="en-US"/>
+        </w:rPr>
+      </w:pPr>
+      <w:r>
+        <w:rPr>
+          <w:noProof/>
+          <w:color w:val="231F20"/>
+          <w:lang w:eastAsia="ru-RU"/>
+        </w:rPr>
+        <w:drawing>
+          <wp:inline distT="0" distB="0" distL="0" distR="0">
+            <wp:extent cx="4986557" cy="1084520"/>
+            <wp:effectExtent l="19050" t="0" r="4543" b="0"/>
+            <wp:docPr id="450" name="Рисунок 10"/>
+            <wp:cNvGraphicFramePr>
+              <a:graphicFrameLocks xmlns:a="http://schemas.openxmlformats.org/drawingml/2006/main" noChangeAspect="1"/>
+            </wp:cNvGraphicFramePr>
+            <a:graphic xmlns:a="http://schemas.openxmlformats.org/drawingml/2006/main">
+              <a:graphicData uri="http://schemas.openxmlformats.org/drawingml/2006/picture">
+                <pic:pic xmlns:pic="http://schemas.openxmlformats.org/drawingml/2006/picture">
+                  <pic:nvPicPr>
+                    <pic:cNvPr id="0" name="Picture 10"/>
+                    <pic:cNvPicPr>
+                      <a:picLocks noChangeAspect="1" noChangeArrowheads="1"/>
+                    </pic:cNvPicPr>
+                  </pic:nvPicPr>
+                  <pic:blipFill>
+                    <a:blip r:embed="rId34" cstate="print"/>
+                    <a:srcRect/>
+                    <a:stretch>
+                      <a:fillRect/>
+                    </a:stretch>
+                  </pic:blipFill>
+                  <pic:spPr bwMode="auto">
+                    <a:xfrm>
+                      <a:off x="0" y="0"/>
+                      <a:ext cx="4982011" cy="1083531"/>
+                    </a:xfrm>
+                    <a:prstGeom prst="rect">
+                      <a:avLst/>
+                    </a:prstGeom>
+                    <a:noFill/>
+                    <a:ln w="9525">
+                      <a:noFill/>
+                      <a:miter lim="800000"/>
+                      <a:headEnd/>
+                      <a:tailEnd/>
+                    </a:ln>
+                  </pic:spPr>
+                </pic:pic>
+              </a:graphicData>
+            </a:graphic>
+          </wp:inline>
+        </w:drawing>
+      </w:r>
+    </w:p>
+    <w:p>
+      <w:pPr>
+        <w:pStyle w:val="a7"/>
+        <w:tabs>
+          <w:tab w:val="left" w:pos="1247"/>
+        </w:tabs>
+        <w:spacing w:before="1" w:line="312" w:lineRule="auto"/>
+        <w:ind w:left="360" w:right="147" w:firstLine="0"/>
+        <w:rPr>
+          <w:color w:val="231F20"/>
+        </w:rPr>
+      </w:pPr>
+      <w:r>
+        <w:rPr>
+          <w:color w:val="231F20"/>
+        </w:rPr>
+        <w:t xml:space="preserve">Рисунок 7 </w:t>
+      </w:r>
+      <w:r>
+        <w:rPr>
+          <w:color w:val="231F20"/>
+          <w:lang w:val="en-US"/>
+        </w:rPr>
+        <w:tab/>
+      </w:r>
+      <w:r>
+        <w:rPr>
+          <w:color w:val="231F20"/>
+          <w:lang w:val="en-US"/>
+        </w:rPr>
+        <w:tab/>
+      </w:r>
+      <w:r>
+        <w:rPr>
+          <w:color w:val="231F20"/>
+          <w:lang w:val="en-US"/>
+        </w:rPr>
+        <w:tab/>
+      </w:r>
+      <w:r>
+        <w:rPr>
+          <w:color w:val="231F20"/>
+          <w:lang w:val="en-US"/>
+        </w:rPr>
+        <w:tab/>
+      </w:r>
+      <w:r>
+        <w:rPr>
+          <w:color w:val="231F20"/>
+          <w:lang w:val="en-US"/>
+        </w:rPr>
+        <w:tab/>
+      </w:r>
+      <w:r>
+        <w:rPr>
+          <w:color w:val="231F20"/>
+          <w:lang w:val="en-US"/>
+        </w:rPr>
+        <w:tab/>
+      </w:r>
+      <w:r>
+        <w:rPr>
+          <w:color w:val="231F20"/>
+        </w:rPr>
+        <w:t xml:space="preserve"> Рисунок 8</w:t>
       </w:r>
     </w:p>
     <w:p>
@@ -5360,67 +5683,112 @@
         </w:tabs>
         <w:spacing w:line="278" w:lineRule="auto"/>
         <w:ind w:left="360" w:right="139" w:firstLine="0"/>
-      </w:pPr>
-    </w:p>
-    <w:p>
-      <w:pPr>
-        <w:pStyle w:val="a7"/>
-        <w:tabs>
-          <w:tab w:val="left" w:pos="1254"/>
-        </w:tabs>
-        <w:spacing w:line="278" w:lineRule="auto"/>
-        <w:ind w:left="360" w:right="139" w:firstLine="0"/>
-      </w:pPr>
-    </w:p>
-    <w:p>
-      <w:pPr>
-        <w:pStyle w:val="a7"/>
-        <w:tabs>
-          <w:tab w:val="left" w:pos="1254"/>
-        </w:tabs>
-        <w:spacing w:line="278" w:lineRule="auto"/>
-        <w:ind w:left="360" w:right="139" w:firstLine="0"/>
-      </w:pPr>
-    </w:p>
-    <w:p>
-      <w:pPr>
-        <w:pStyle w:val="a7"/>
-        <w:tabs>
-          <w:tab w:val="left" w:pos="1254"/>
-        </w:tabs>
-        <w:spacing w:line="278" w:lineRule="auto"/>
-        <w:ind w:left="360" w:right="139" w:firstLine="0"/>
-      </w:pPr>
-    </w:p>
-    <w:p>
-      <w:pPr>
-        <w:tabs>
-          <w:tab w:val="left" w:pos="1254"/>
-        </w:tabs>
-        <w:spacing w:line="278" w:lineRule="auto"/>
-        <w:ind w:right="139"/>
-      </w:pPr>
-    </w:p>
-    <w:p>
-      <w:pPr>
-        <w:tabs>
-          <w:tab w:val="left" w:pos="1254"/>
-        </w:tabs>
-        <w:spacing w:line="278" w:lineRule="auto"/>
-        <w:ind w:right="139"/>
-      </w:pPr>
-    </w:p>
-    <w:p>
-      <w:pPr>
-        <w:tabs>
-          <w:tab w:val="left" w:pos="1254"/>
-        </w:tabs>
-        <w:spacing w:line="278" w:lineRule="auto"/>
-        <w:ind w:right="139"/>
-        <w:rPr>
-          <w:color w:val="231F20"/>
-        </w:rPr>
-      </w:pPr>
+        <w:rPr>
+          <w:color w:val="231F20"/>
+        </w:rPr>
+      </w:pPr>
+      <w:r>
+        <w:rPr>
+          <w:noProof/>
+          <w:lang w:eastAsia="ru-RU"/>
+        </w:rPr>
+        <w:drawing>
+          <wp:inline distT="0" distB="0" distL="0" distR="0">
+            <wp:extent cx="2343759" cy="1520456"/>
+            <wp:effectExtent l="19050" t="0" r="0" b="0"/>
+            <wp:docPr id="451" name="Рисунок 13"/>
+            <wp:cNvGraphicFramePr>
+              <a:graphicFrameLocks xmlns:a="http://schemas.openxmlformats.org/drawingml/2006/main" noChangeAspect="1"/>
+            </wp:cNvGraphicFramePr>
+            <a:graphic xmlns:a="http://schemas.openxmlformats.org/drawingml/2006/main">
+              <a:graphicData uri="http://schemas.openxmlformats.org/drawingml/2006/picture">
+                <pic:pic xmlns:pic="http://schemas.openxmlformats.org/drawingml/2006/picture">
+                  <pic:nvPicPr>
+                    <pic:cNvPr id="0" name="Picture 13"/>
+                    <pic:cNvPicPr>
+                      <a:picLocks noChangeAspect="1" noChangeArrowheads="1"/>
+                    </pic:cNvPicPr>
+                  </pic:nvPicPr>
+                  <pic:blipFill>
+                    <a:blip r:embed="rId35" cstate="print"/>
+                    <a:srcRect/>
+                    <a:stretch>
+                      <a:fillRect/>
+                    </a:stretch>
+                  </pic:blipFill>
+                  <pic:spPr bwMode="auto">
+                    <a:xfrm>
+                      <a:off x="0" y="0"/>
+                      <a:ext cx="2348460" cy="1523506"/>
+                    </a:xfrm>
+                    <a:prstGeom prst="rect">
+                      <a:avLst/>
+                    </a:prstGeom>
+                    <a:noFill/>
+                    <a:ln w="9525">
+                      <a:noFill/>
+                      <a:miter lim="800000"/>
+                      <a:headEnd/>
+                      <a:tailEnd/>
+                    </a:ln>
+                  </pic:spPr>
+                </pic:pic>
+              </a:graphicData>
+            </a:graphic>
+          </wp:inline>
+        </w:drawing>
+      </w:r>
+      <w:r>
+        <w:rPr>
+          <w:noProof/>
+          <w:lang w:eastAsia="ru-RU"/>
+        </w:rPr>
+        <w:drawing>
+          <wp:inline distT="0" distB="0" distL="0" distR="0">
+            <wp:extent cx="2443874" cy="1520456"/>
+            <wp:effectExtent l="19050" t="0" r="0" b="0"/>
+            <wp:docPr id="452" name="Рисунок 16"/>
+            <wp:cNvGraphicFramePr>
+              <a:graphicFrameLocks xmlns:a="http://schemas.openxmlformats.org/drawingml/2006/main" noChangeAspect="1"/>
+            </wp:cNvGraphicFramePr>
+            <a:graphic xmlns:a="http://schemas.openxmlformats.org/drawingml/2006/main">
+              <a:graphicData uri="http://schemas.openxmlformats.org/drawingml/2006/picture">
+                <pic:pic xmlns:pic="http://schemas.openxmlformats.org/drawingml/2006/picture">
+                  <pic:nvPicPr>
+                    <pic:cNvPr id="0" name="Picture 16"/>
+                    <pic:cNvPicPr>
+                      <a:picLocks noChangeAspect="1" noChangeArrowheads="1"/>
+                    </pic:cNvPicPr>
+                  </pic:nvPicPr>
+                  <pic:blipFill>
+                    <a:blip r:embed="rId36" cstate="print"/>
+                    <a:srcRect/>
+                    <a:stretch>
+                      <a:fillRect/>
+                    </a:stretch>
+                  </pic:blipFill>
+                  <pic:spPr bwMode="auto">
+                    <a:xfrm>
+                      <a:off x="0" y="0"/>
+                      <a:ext cx="2447561" cy="1522750"/>
+                    </a:xfrm>
+                    <a:prstGeom prst="rect">
+                      <a:avLst/>
+                    </a:prstGeom>
+                    <a:noFill/>
+                    <a:ln w="9525">
+                      <a:noFill/>
+                      <a:miter lim="800000"/>
+                      <a:headEnd/>
+                      <a:tailEnd/>
+                    </a:ln>
+                  </pic:spPr>
+                </pic:pic>
+              </a:graphicData>
+            </a:graphic>
+          </wp:inline>
+        </w:drawing>
+      </w:r>
     </w:p>
     <w:p>
       <w:pPr>
@@ -5442,7 +5810,6 @@
         <w:rPr>
           <w:color w:val="231F20"/>
         </w:rPr>
-        <w:lastRenderedPageBreak/>
         <w:t xml:space="preserve">Используя инструмент «Профиль обводки» </w:t>
       </w:r>
       <w:r>
@@ -5509,18 +5876,6 @@
         </w:tabs>
         <w:spacing w:line="278" w:lineRule="auto"/>
         <w:ind w:right="139"/>
-        <w:rPr>
-          <w:color w:val="231F20"/>
-        </w:rPr>
-      </w:pPr>
-    </w:p>
-    <w:p>
-      <w:pPr>
-        <w:tabs>
-          <w:tab w:val="left" w:pos="1254"/>
-        </w:tabs>
-        <w:spacing w:line="278" w:lineRule="auto"/>
-        <w:ind w:right="139"/>
       </w:pPr>
       <w:r>
         <w:rPr>
@@ -5560,7 +5915,7 @@
                     </pic:cNvPicPr>
                   </pic:nvPicPr>
                   <pic:blipFill>
-                    <a:blip r:embed="rId32" cstate="print"/>
+                    <a:blip r:embed="rId37" cstate="print"/>
                     <a:srcRect/>
                     <a:stretch>
                       <a:fillRect/>
@@ -5588,6 +5943,15 @@
           </wp:inline>
         </w:drawing>
       </w:r>
+      <w:r>
+        <w:tab/>
+      </w:r>
+      <w:r>
+        <w:tab/>
+      </w:r>
+      <w:r>
+        <w:tab/>
+      </w:r>
     </w:p>
     <w:p>
       <w:pPr>
@@ -5598,6 +5962,9 @@
         <w:ind w:right="139"/>
       </w:pPr>
       <w:r>
+        <w:t xml:space="preserve">  </w:t>
+      </w:r>
+      <w:r>
         <w:tab/>
       </w:r>
       <w:r>
@@ -5608,7 +5975,12 @@
       </w:r>
       <w:r>
         <w:tab/>
-        <w:t xml:space="preserve">            Рисунок 10</w:t>
+      </w:r>
+      <w:r>
+        <w:tab/>
+      </w:r>
+      <w:r>
+        <w:t>Рисунок 10</w:t>
       </w:r>
     </w:p>
     <w:p>
@@ -5625,9 +5997,17 @@
           <w:noProof/>
         </w:rPr>
         <w:drawing>
-          <wp:inline distT="0" distB="0" distL="0" distR="0">
-            <wp:extent cx="1665605" cy="3259455"/>
+          <wp:anchor distT="0" distB="0" distL="114300" distR="114300" simplePos="0" relativeHeight="251674624" behindDoc="0" locked="0" layoutInCell="1" allowOverlap="1">
+            <wp:simplePos x="0" y="0"/>
+            <wp:positionH relativeFrom="column">
+              <wp:posOffset>2614930</wp:posOffset>
+            </wp:positionH>
+            <wp:positionV relativeFrom="paragraph">
+              <wp:posOffset>-3810</wp:posOffset>
+            </wp:positionV>
+            <wp:extent cx="1301750" cy="2552700"/>
             <wp:effectExtent l="19050" t="0" r="0" b="0"/>
+            <wp:wrapNone/>
             <wp:docPr id="390" name="Рисунок 28"/>
             <wp:cNvGraphicFramePr>
               <a:graphicFrameLocks xmlns:a="http://schemas.openxmlformats.org/drawingml/2006/main" noChangeAspect="1"/>
@@ -5642,7 +6022,7 @@
                     </pic:cNvPicPr>
                   </pic:nvPicPr>
                   <pic:blipFill>
-                    <a:blip r:embed="rId33" cstate="print"/>
+                    <a:blip r:embed="rId38" cstate="print"/>
                     <a:srcRect/>
                     <a:stretch>
                       <a:fillRect/>
@@ -5651,7 +6031,7 @@
                   <pic:spPr bwMode="auto">
                     <a:xfrm>
                       <a:off x="0" y="0"/>
-                      <a:ext cx="1665605" cy="3259455"/>
+                      <a:ext cx="1301750" cy="2552700"/>
                     </a:xfrm>
                     <a:prstGeom prst="rect">
                       <a:avLst/>
@@ -5667,7 +6047,7 @@
                 </pic:pic>
               </a:graphicData>
             </a:graphic>
-          </wp:inline>
+          </wp:anchor>
         </w:drawing>
       </w:r>
     </w:p>
@@ -5865,7 +6245,7 @@
                     </pic:cNvPicPr>
                   </pic:nvPicPr>
                   <pic:blipFill>
-                    <a:blip r:embed="rId34" cstate="print"/>
+                    <a:blip r:embed="rId39" cstate="print"/>
                     <a:srcRect l="1523" t="1556"/>
                     <a:stretch>
                       <a:fillRect/>
@@ -6100,7 +6480,7 @@
                     </pic:cNvPicPr>
                   </pic:nvPicPr>
                   <pic:blipFill>
-                    <a:blip r:embed="rId35" cstate="print"/>
+                    <a:blip r:embed="rId40" cstate="print"/>
                     <a:srcRect l="4505" t="1812" r="2944" b="2115"/>
                     <a:stretch>
                       <a:fillRect/>
@@ -6154,7 +6534,7 @@
                     </pic:cNvPicPr>
                   </pic:nvPicPr>
                   <pic:blipFill>
-                    <a:blip r:embed="rId36" cstate="print"/>
+                    <a:blip r:embed="rId41" cstate="print"/>
                     <a:srcRect/>
                     <a:stretch>
                       <a:fillRect/>
@@ -6208,7 +6588,7 @@
                     </pic:cNvPicPr>
                   </pic:nvPicPr>
                   <pic:blipFill>
-                    <a:blip r:embed="rId37" cstate="print"/>
+                    <a:blip r:embed="rId42" cstate="print"/>
                     <a:srcRect/>
                     <a:stretch>
                       <a:fillRect/>
@@ -6239,21 +6619,12 @@
     </w:p>
     <w:p>
       <w:pPr>
-        <w:pStyle w:val="a7"/>
-        <w:tabs>
-          <w:tab w:val="left" w:pos="1247"/>
-        </w:tabs>
-        <w:spacing w:before="1" w:line="312" w:lineRule="auto"/>
-        <w:ind w:left="360" w:right="147" w:firstLine="0"/>
-      </w:pPr>
-    </w:p>
-    <w:p>
-      <w:pPr>
         <w:pStyle w:val="1"/>
       </w:pPr>
       <w:bookmarkStart w:id="9" w:name="_TOC_250013"/>
       <w:bookmarkStart w:id="10" w:name="_Toc221397205"/>
       <w:r>
+        <w:lastRenderedPageBreak/>
         <w:t xml:space="preserve">Практическое занятие </w:t>
       </w:r>
       <w:r>
@@ -6429,7 +6800,7 @@
                     </pic:cNvPicPr>
                   </pic:nvPicPr>
                   <pic:blipFill>
-                    <a:blip r:embed="rId38" cstate="print"/>
+                    <a:blip r:embed="rId43" cstate="print"/>
                     <a:srcRect/>
                     <a:stretch>
                       <a:fillRect/>
@@ -6489,6 +6860,7 @@
         <w:rPr>
           <w:noProof/>
         </w:rPr>
+        <w:lastRenderedPageBreak/>
         <w:drawing>
           <wp:inline distT="0" distB="0" distL="0" distR="0">
             <wp:extent cx="6645910" cy="7978208"/>
@@ -6507,7 +6879,7 @@
                     </pic:cNvPicPr>
                   </pic:nvPicPr>
                   <pic:blipFill>
-                    <a:blip r:embed="rId39" cstate="print"/>
+                    <a:blip r:embed="rId44" cstate="print"/>
                     <a:srcRect/>
                     <a:stretch>
                       <a:fillRect/>
@@ -6764,27 +7136,63 @@
         </w:tabs>
         <w:spacing w:line="312" w:lineRule="auto"/>
         <w:ind w:right="139"/>
-      </w:pPr>
-      <w:r>
-        <w:t>Рисунок 1  Рисунок 2 Рисунок 3 Рисунок 4</w:t>
-      </w:r>
-      <w:r>
-        <w:t xml:space="preserve"> </w:t>
-      </w:r>
-      <w:r>
-        <w:t>Рисунок 5</w:t>
-      </w:r>
-      <w:r>
-        <w:t xml:space="preserve"> </w:t>
-      </w:r>
-      <w:r>
-        <w:t>Рисунок 6</w:t>
-      </w:r>
-      <w:r>
-        <w:t xml:space="preserve"> </w:t>
-      </w:r>
-      <w:r>
-        <w:t>Рисунок 7</w:t>
+        <w:rPr>
+          <w:lang w:val="en-US"/>
+        </w:rPr>
+      </w:pPr>
+      <w:r>
+        <w:t xml:space="preserve">Рисунок 1 </w:t>
+      </w:r>
+      <w:r>
+        <w:rPr>
+          <w:lang w:val="en-US"/>
+        </w:rPr>
+        <w:tab/>
+      </w:r>
+      <w:r>
+        <w:rPr>
+          <w:lang w:val="en-US"/>
+        </w:rPr>
+        <w:tab/>
+      </w:r>
+      <w:r>
+        <w:rPr>
+          <w:lang w:val="en-US"/>
+        </w:rPr>
+        <w:tab/>
+      </w:r>
+      <w:r>
+        <w:t xml:space="preserve"> Рисунок 2 </w:t>
+      </w:r>
+      <w:r>
+        <w:rPr>
+          <w:lang w:val="en-US"/>
+        </w:rPr>
+        <w:tab/>
+      </w:r>
+      <w:r>
+        <w:rPr>
+          <w:lang w:val="en-US"/>
+        </w:rPr>
+        <w:tab/>
+      </w:r>
+      <w:r>
+        <w:t xml:space="preserve">Рисунок 3 </w:t>
+      </w:r>
+      <w:r>
+        <w:rPr>
+          <w:lang w:val="en-US"/>
+        </w:rPr>
+        <w:tab/>
+      </w:r>
+      <w:r>
+        <w:rPr>
+          <w:lang w:val="en-US"/>
+        </w:rPr>
+        <w:tab/>
+      </w:r>
+      <w:r>
+        <w:t>Рисунок 4</w:t>
       </w:r>
       <w:r>
         <w:t xml:space="preserve"> </w:t>
@@ -6797,9 +7205,505 @@
         </w:tabs>
         <w:spacing w:line="312" w:lineRule="auto"/>
         <w:ind w:right="139"/>
-      </w:pPr>
-      <w:r>
-        <w:t xml:space="preserve">Рисунок 8 </w:t>
+        <w:rPr>
+          <w:lang w:val="en-US"/>
+        </w:rPr>
+      </w:pPr>
+      <w:r>
+        <w:rPr>
+          <w:noProof/>
+        </w:rPr>
+        <w:drawing>
+          <wp:inline distT="0" distB="0" distL="0" distR="0">
+            <wp:extent cx="1639719" cy="1536700"/>
+            <wp:effectExtent l="19050" t="0" r="0" b="0"/>
+            <wp:docPr id="455" name="Рисунок 22"/>
+            <wp:cNvGraphicFramePr>
+              <a:graphicFrameLocks xmlns:a="http://schemas.openxmlformats.org/drawingml/2006/main" noChangeAspect="1"/>
+            </wp:cNvGraphicFramePr>
+            <a:graphic xmlns:a="http://schemas.openxmlformats.org/drawingml/2006/main">
+              <a:graphicData uri="http://schemas.openxmlformats.org/drawingml/2006/picture">
+                <pic:pic xmlns:pic="http://schemas.openxmlformats.org/drawingml/2006/picture">
+                  <pic:nvPicPr>
+                    <pic:cNvPr id="0" name="Picture 22"/>
+                    <pic:cNvPicPr>
+                      <a:picLocks noChangeAspect="1" noChangeArrowheads="1"/>
+                    </pic:cNvPicPr>
+                  </pic:nvPicPr>
+                  <pic:blipFill>
+                    <a:blip r:embed="rId45" cstate="print"/>
+                    <a:srcRect/>
+                    <a:stretch>
+                      <a:fillRect/>
+                    </a:stretch>
+                  </pic:blipFill>
+                  <pic:spPr bwMode="auto">
+                    <a:xfrm>
+                      <a:off x="0" y="0"/>
+                      <a:ext cx="1641726" cy="1538581"/>
+                    </a:xfrm>
+                    <a:prstGeom prst="rect">
+                      <a:avLst/>
+                    </a:prstGeom>
+                    <a:noFill/>
+                    <a:ln w="9525">
+                      <a:noFill/>
+                      <a:miter lim="800000"/>
+                      <a:headEnd/>
+                      <a:tailEnd/>
+                    </a:ln>
+                  </pic:spPr>
+                </pic:pic>
+              </a:graphicData>
+            </a:graphic>
+          </wp:inline>
+        </w:drawing>
+      </w:r>
+      <w:r>
+        <w:rPr>
+          <w:noProof/>
+        </w:rPr>
+        <w:drawing>
+          <wp:inline distT="0" distB="0" distL="0" distR="0">
+            <wp:extent cx="1380812" cy="1549400"/>
+            <wp:effectExtent l="19050" t="0" r="0" b="0"/>
+            <wp:docPr id="457" name="Рисунок 25"/>
+            <wp:cNvGraphicFramePr>
+              <a:graphicFrameLocks xmlns:a="http://schemas.openxmlformats.org/drawingml/2006/main" noChangeAspect="1"/>
+            </wp:cNvGraphicFramePr>
+            <a:graphic xmlns:a="http://schemas.openxmlformats.org/drawingml/2006/main">
+              <a:graphicData uri="http://schemas.openxmlformats.org/drawingml/2006/picture">
+                <pic:pic xmlns:pic="http://schemas.openxmlformats.org/drawingml/2006/picture">
+                  <pic:nvPicPr>
+                    <pic:cNvPr id="0" name="Picture 25"/>
+                    <pic:cNvPicPr>
+                      <a:picLocks noChangeAspect="1" noChangeArrowheads="1"/>
+                    </pic:cNvPicPr>
+                  </pic:nvPicPr>
+                  <pic:blipFill>
+                    <a:blip r:embed="rId46" cstate="print"/>
+                    <a:srcRect/>
+                    <a:stretch>
+                      <a:fillRect/>
+                    </a:stretch>
+                  </pic:blipFill>
+                  <pic:spPr bwMode="auto">
+                    <a:xfrm>
+                      <a:off x="0" y="0"/>
+                      <a:ext cx="1380812" cy="1549400"/>
+                    </a:xfrm>
+                    <a:prstGeom prst="rect">
+                      <a:avLst/>
+                    </a:prstGeom>
+                    <a:noFill/>
+                    <a:ln w="9525">
+                      <a:noFill/>
+                      <a:miter lim="800000"/>
+                      <a:headEnd/>
+                      <a:tailEnd/>
+                    </a:ln>
+                  </pic:spPr>
+                </pic:pic>
+              </a:graphicData>
+            </a:graphic>
+          </wp:inline>
+        </w:drawing>
+      </w:r>
+      <w:r>
+        <w:rPr>
+          <w:noProof/>
+        </w:rPr>
+        <w:drawing>
+          <wp:inline distT="0" distB="0" distL="0" distR="0">
+            <wp:extent cx="1377950" cy="1542974"/>
+            <wp:effectExtent l="19050" t="0" r="0" b="0"/>
+            <wp:docPr id="458" name="Рисунок 28"/>
+            <wp:cNvGraphicFramePr>
+              <a:graphicFrameLocks xmlns:a="http://schemas.openxmlformats.org/drawingml/2006/main" noChangeAspect="1"/>
+            </wp:cNvGraphicFramePr>
+            <a:graphic xmlns:a="http://schemas.openxmlformats.org/drawingml/2006/main">
+              <a:graphicData uri="http://schemas.openxmlformats.org/drawingml/2006/picture">
+                <pic:pic xmlns:pic="http://schemas.openxmlformats.org/drawingml/2006/picture">
+                  <pic:nvPicPr>
+                    <pic:cNvPr id="0" name="Picture 28"/>
+                    <pic:cNvPicPr>
+                      <a:picLocks noChangeAspect="1" noChangeArrowheads="1"/>
+                    </pic:cNvPicPr>
+                  </pic:nvPicPr>
+                  <pic:blipFill>
+                    <a:blip r:embed="rId47" cstate="print"/>
+                    <a:srcRect/>
+                    <a:stretch>
+                      <a:fillRect/>
+                    </a:stretch>
+                  </pic:blipFill>
+                  <pic:spPr bwMode="auto">
+                    <a:xfrm>
+                      <a:off x="0" y="0"/>
+                      <a:ext cx="1382670" cy="1548259"/>
+                    </a:xfrm>
+                    <a:prstGeom prst="rect">
+                      <a:avLst/>
+                    </a:prstGeom>
+                    <a:noFill/>
+                    <a:ln w="9525">
+                      <a:noFill/>
+                      <a:miter lim="800000"/>
+                      <a:headEnd/>
+                      <a:tailEnd/>
+                    </a:ln>
+                  </pic:spPr>
+                </pic:pic>
+              </a:graphicData>
+            </a:graphic>
+          </wp:inline>
+        </w:drawing>
+      </w:r>
+      <w:r>
+        <w:rPr>
+          <w:noProof/>
+        </w:rPr>
+        <w:drawing>
+          <wp:inline distT="0" distB="0" distL="0" distR="0">
+            <wp:extent cx="1457960" cy="1562100"/>
+            <wp:effectExtent l="19050" t="0" r="8890" b="0"/>
+            <wp:docPr id="459" name="Рисунок 31"/>
+            <wp:cNvGraphicFramePr>
+              <a:graphicFrameLocks xmlns:a="http://schemas.openxmlformats.org/drawingml/2006/main" noChangeAspect="1"/>
+            </wp:cNvGraphicFramePr>
+            <a:graphic xmlns:a="http://schemas.openxmlformats.org/drawingml/2006/main">
+              <a:graphicData uri="http://schemas.openxmlformats.org/drawingml/2006/picture">
+                <pic:pic xmlns:pic="http://schemas.openxmlformats.org/drawingml/2006/picture">
+                  <pic:nvPicPr>
+                    <pic:cNvPr id="0" name="Picture 31"/>
+                    <pic:cNvPicPr>
+                      <a:picLocks noChangeAspect="1" noChangeArrowheads="1"/>
+                    </pic:cNvPicPr>
+                  </pic:nvPicPr>
+                  <pic:blipFill>
+                    <a:blip r:embed="rId48" cstate="print"/>
+                    <a:srcRect/>
+                    <a:stretch>
+                      <a:fillRect/>
+                    </a:stretch>
+                  </pic:blipFill>
+                  <pic:spPr bwMode="auto">
+                    <a:xfrm>
+                      <a:off x="0" y="0"/>
+                      <a:ext cx="1457960" cy="1562100"/>
+                    </a:xfrm>
+                    <a:prstGeom prst="rect">
+                      <a:avLst/>
+                    </a:prstGeom>
+                    <a:noFill/>
+                    <a:ln w="9525">
+                      <a:noFill/>
+                      <a:miter lim="800000"/>
+                      <a:headEnd/>
+                      <a:tailEnd/>
+                    </a:ln>
+                  </pic:spPr>
+                </pic:pic>
+              </a:graphicData>
+            </a:graphic>
+          </wp:inline>
+        </w:drawing>
+      </w:r>
+    </w:p>
+    <w:p>
+      <w:pPr>
+        <w:tabs>
+          <w:tab w:val="left" w:pos="1240"/>
+        </w:tabs>
+        <w:spacing w:line="312" w:lineRule="auto"/>
+        <w:ind w:right="139"/>
+        <w:rPr>
+          <w:lang w:val="en-US"/>
+        </w:rPr>
+      </w:pPr>
+      <w:r>
+        <w:t>Рисунок 5</w:t>
+      </w:r>
+      <w:r>
+        <w:t xml:space="preserve"> </w:t>
+      </w:r>
+      <w:r>
+        <w:rPr>
+          <w:lang w:val="en-US"/>
+        </w:rPr>
+        <w:tab/>
+      </w:r>
+      <w:r>
+        <w:rPr>
+          <w:lang w:val="en-US"/>
+        </w:rPr>
+        <w:tab/>
+      </w:r>
+      <w:r>
+        <w:rPr>
+          <w:lang w:val="en-US"/>
+        </w:rPr>
+        <w:tab/>
+      </w:r>
+      <w:r>
+        <w:t>Рисунок 6</w:t>
+      </w:r>
+      <w:r>
+        <w:t xml:space="preserve"> </w:t>
+      </w:r>
+      <w:r>
+        <w:rPr>
+          <w:lang w:val="en-US"/>
+        </w:rPr>
+        <w:tab/>
+      </w:r>
+      <w:r>
+        <w:rPr>
+          <w:lang w:val="en-US"/>
+        </w:rPr>
+        <w:tab/>
+      </w:r>
+      <w:r>
+        <w:t>Рисунок 7</w:t>
+      </w:r>
+      <w:r>
+        <w:t xml:space="preserve"> </w:t>
+      </w:r>
+      <w:r>
+        <w:rPr>
+          <w:lang w:val="en-US"/>
+        </w:rPr>
+        <w:tab/>
+      </w:r>
+      <w:r>
+        <w:rPr>
+          <w:lang w:val="en-US"/>
+        </w:rPr>
+        <w:tab/>
+      </w:r>
+      <w:r>
+        <w:t xml:space="preserve">Рисунок </w:t>
+      </w:r>
+      <w:r>
+        <w:rPr>
+          <w:lang w:val="en-US"/>
+        </w:rPr>
+        <w:t>8</w:t>
+      </w:r>
+    </w:p>
+    <w:p>
+      <w:pPr>
+        <w:tabs>
+          <w:tab w:val="left" w:pos="1240"/>
+        </w:tabs>
+        <w:spacing w:line="312" w:lineRule="auto"/>
+        <w:ind w:right="139"/>
+        <w:rPr>
+          <w:lang w:val="en-US"/>
+        </w:rPr>
+      </w:pPr>
+      <w:r>
+        <w:rPr>
+          <w:noProof/>
+        </w:rPr>
+        <w:drawing>
+          <wp:inline distT="0" distB="0" distL="0" distR="0">
+            <wp:extent cx="1758950" cy="1668282"/>
+            <wp:effectExtent l="19050" t="0" r="0" b="0"/>
+            <wp:docPr id="460" name="Рисунок 34"/>
+            <wp:cNvGraphicFramePr>
+              <a:graphicFrameLocks xmlns:a="http://schemas.openxmlformats.org/drawingml/2006/main" noChangeAspect="1"/>
+            </wp:cNvGraphicFramePr>
+            <a:graphic xmlns:a="http://schemas.openxmlformats.org/drawingml/2006/main">
+              <a:graphicData uri="http://schemas.openxmlformats.org/drawingml/2006/picture">
+                <pic:pic xmlns:pic="http://schemas.openxmlformats.org/drawingml/2006/picture">
+                  <pic:nvPicPr>
+                    <pic:cNvPr id="0" name="Picture 34"/>
+                    <pic:cNvPicPr>
+                      <a:picLocks noChangeAspect="1" noChangeArrowheads="1"/>
+                    </pic:cNvPicPr>
+                  </pic:nvPicPr>
+                  <pic:blipFill>
+                    <a:blip r:embed="rId49" cstate="print"/>
+                    <a:srcRect/>
+                    <a:stretch>
+                      <a:fillRect/>
+                    </a:stretch>
+                  </pic:blipFill>
+                  <pic:spPr bwMode="auto">
+                    <a:xfrm>
+                      <a:off x="0" y="0"/>
+                      <a:ext cx="1759296" cy="1668611"/>
+                    </a:xfrm>
+                    <a:prstGeom prst="rect">
+                      <a:avLst/>
+                    </a:prstGeom>
+                    <a:noFill/>
+                    <a:ln w="9525">
+                      <a:noFill/>
+                      <a:miter lim="800000"/>
+                      <a:headEnd/>
+                      <a:tailEnd/>
+                    </a:ln>
+                  </pic:spPr>
+                </pic:pic>
+              </a:graphicData>
+            </a:graphic>
+          </wp:inline>
+        </w:drawing>
+      </w:r>
+      <w:r>
+        <w:rPr>
+          <w:noProof/>
+        </w:rPr>
+        <w:drawing>
+          <wp:inline distT="0" distB="0" distL="0" distR="0">
+            <wp:extent cx="1259668" cy="1447800"/>
+            <wp:effectExtent l="19050" t="0" r="0" b="0"/>
+            <wp:docPr id="37" name="Рисунок 37"/>
+            <wp:cNvGraphicFramePr>
+              <a:graphicFrameLocks xmlns:a="http://schemas.openxmlformats.org/drawingml/2006/main" noChangeAspect="1"/>
+            </wp:cNvGraphicFramePr>
+            <a:graphic xmlns:a="http://schemas.openxmlformats.org/drawingml/2006/main">
+              <a:graphicData uri="http://schemas.openxmlformats.org/drawingml/2006/picture">
+                <pic:pic xmlns:pic="http://schemas.openxmlformats.org/drawingml/2006/picture">
+                  <pic:nvPicPr>
+                    <pic:cNvPr id="0" name="Picture 37"/>
+                    <pic:cNvPicPr>
+                      <a:picLocks noChangeAspect="1" noChangeArrowheads="1"/>
+                    </pic:cNvPicPr>
+                  </pic:nvPicPr>
+                  <pic:blipFill>
+                    <a:blip r:embed="rId50" cstate="print"/>
+                    <a:srcRect/>
+                    <a:stretch>
+                      <a:fillRect/>
+                    </a:stretch>
+                  </pic:blipFill>
+                  <pic:spPr bwMode="auto">
+                    <a:xfrm>
+                      <a:off x="0" y="0"/>
+                      <a:ext cx="1259668" cy="1447800"/>
+                    </a:xfrm>
+                    <a:prstGeom prst="rect">
+                      <a:avLst/>
+                    </a:prstGeom>
+                    <a:noFill/>
+                    <a:ln w="9525">
+                      <a:noFill/>
+                      <a:miter lim="800000"/>
+                      <a:headEnd/>
+                      <a:tailEnd/>
+                    </a:ln>
+                  </pic:spPr>
+                </pic:pic>
+              </a:graphicData>
+            </a:graphic>
+          </wp:inline>
+        </w:drawing>
+      </w:r>
+      <w:r>
+        <w:rPr>
+          <w:noProof/>
+        </w:rPr>
+        <w:drawing>
+          <wp:inline distT="0" distB="0" distL="0" distR="0">
+            <wp:extent cx="1190549" cy="1600200"/>
+            <wp:effectExtent l="19050" t="0" r="0" b="0"/>
+            <wp:docPr id="461" name="Рисунок 40"/>
+            <wp:cNvGraphicFramePr>
+              <a:graphicFrameLocks xmlns:a="http://schemas.openxmlformats.org/drawingml/2006/main" noChangeAspect="1"/>
+            </wp:cNvGraphicFramePr>
+            <a:graphic xmlns:a="http://schemas.openxmlformats.org/drawingml/2006/main">
+              <a:graphicData uri="http://schemas.openxmlformats.org/drawingml/2006/picture">
+                <pic:pic xmlns:pic="http://schemas.openxmlformats.org/drawingml/2006/picture">
+                  <pic:nvPicPr>
+                    <pic:cNvPr id="0" name="Picture 40"/>
+                    <pic:cNvPicPr>
+                      <a:picLocks noChangeAspect="1" noChangeArrowheads="1"/>
+                    </pic:cNvPicPr>
+                  </pic:nvPicPr>
+                  <pic:blipFill>
+                    <a:blip r:embed="rId51" cstate="print"/>
+                    <a:srcRect/>
+                    <a:stretch>
+                      <a:fillRect/>
+                    </a:stretch>
+                  </pic:blipFill>
+                  <pic:spPr bwMode="auto">
+                    <a:xfrm>
+                      <a:off x="0" y="0"/>
+                      <a:ext cx="1190954" cy="1600744"/>
+                    </a:xfrm>
+                    <a:prstGeom prst="rect">
+                      <a:avLst/>
+                    </a:prstGeom>
+                    <a:noFill/>
+                    <a:ln w="9525">
+                      <a:noFill/>
+                      <a:miter lim="800000"/>
+                      <a:headEnd/>
+                      <a:tailEnd/>
+                    </a:ln>
+                  </pic:spPr>
+                </pic:pic>
+              </a:graphicData>
+            </a:graphic>
+          </wp:inline>
+        </w:drawing>
+      </w:r>
+      <w:r>
+        <w:t xml:space="preserve"> </w:t>
+      </w:r>
+      <w:r>
+        <w:rPr>
+          <w:noProof/>
+        </w:rPr>
+        <w:drawing>
+          <wp:inline distT="0" distB="0" distL="0" distR="0">
+            <wp:extent cx="1809750" cy="1835727"/>
+            <wp:effectExtent l="19050" t="0" r="0" b="0"/>
+            <wp:docPr id="456" name="Рисунок 19"/>
+            <wp:cNvGraphicFramePr>
+              <a:graphicFrameLocks xmlns:a="http://schemas.openxmlformats.org/drawingml/2006/main" noChangeAspect="1"/>
+            </wp:cNvGraphicFramePr>
+            <a:graphic xmlns:a="http://schemas.openxmlformats.org/drawingml/2006/main">
+              <a:graphicData uri="http://schemas.openxmlformats.org/drawingml/2006/picture">
+                <pic:pic xmlns:pic="http://schemas.openxmlformats.org/drawingml/2006/picture">
+                  <pic:nvPicPr>
+                    <pic:cNvPr id="0" name="Picture 19"/>
+                    <pic:cNvPicPr>
+                      <a:picLocks noChangeAspect="1" noChangeArrowheads="1"/>
+                    </pic:cNvPicPr>
+                  </pic:nvPicPr>
+                  <pic:blipFill>
+                    <a:blip r:embed="rId52" cstate="print"/>
+                    <a:srcRect/>
+                    <a:stretch>
+                      <a:fillRect/>
+                    </a:stretch>
+                  </pic:blipFill>
+                  <pic:spPr bwMode="auto">
+                    <a:xfrm>
+                      <a:off x="0" y="0"/>
+                      <a:ext cx="1809750" cy="1835727"/>
+                    </a:xfrm>
+                    <a:prstGeom prst="rect">
+                      <a:avLst/>
+                    </a:prstGeom>
+                    <a:noFill/>
+                    <a:ln w="9525">
+                      <a:noFill/>
+                      <a:miter lim="800000"/>
+                      <a:headEnd/>
+                      <a:tailEnd/>
+                    </a:ln>
+                  </pic:spPr>
+                </pic:pic>
+              </a:graphicData>
+            </a:graphic>
+          </wp:inline>
+        </w:drawing>
       </w:r>
     </w:p>
     <w:p>
@@ -6831,7 +7735,162 @@
         <w:ind w:right="139"/>
       </w:pPr>
       <w:r>
-        <w:t>Рисунок 1 Рисунок 2 Рисунок 3</w:t>
+        <w:t>Рисунок 1</w:t>
+      </w:r>
+    </w:p>
+    <w:p>
+      <w:pPr>
+        <w:tabs>
+          <w:tab w:val="left" w:pos="1240"/>
+        </w:tabs>
+        <w:spacing w:line="312" w:lineRule="auto"/>
+        <w:ind w:right="139"/>
+      </w:pPr>
+      <w:r>
+        <w:rPr>
+          <w:noProof/>
+        </w:rPr>
+        <w:drawing>
+          <wp:inline distT="0" distB="0" distL="0" distR="0">
+            <wp:extent cx="3892550" cy="1983196"/>
+            <wp:effectExtent l="19050" t="0" r="0" b="0"/>
+            <wp:docPr id="464" name="Рисунок 25"/>
+            <wp:cNvGraphicFramePr>
+              <a:graphicFrameLocks xmlns:a="http://schemas.openxmlformats.org/drawingml/2006/main" noChangeAspect="1"/>
+            </wp:cNvGraphicFramePr>
+            <a:graphic xmlns:a="http://schemas.openxmlformats.org/drawingml/2006/main">
+              <a:graphicData uri="http://schemas.openxmlformats.org/drawingml/2006/picture">
+                <pic:pic xmlns:pic="http://schemas.openxmlformats.org/drawingml/2006/picture">
+                  <pic:nvPicPr>
+                    <pic:cNvPr id="0" name="Picture 25"/>
+                    <pic:cNvPicPr>
+                      <a:picLocks noChangeAspect="1" noChangeArrowheads="1"/>
+                    </pic:cNvPicPr>
+                  </pic:nvPicPr>
+                  <pic:blipFill>
+                    <a:blip r:embed="rId53" cstate="print"/>
+                    <a:srcRect/>
+                    <a:stretch>
+                      <a:fillRect/>
+                    </a:stretch>
+                  </pic:blipFill>
+                  <pic:spPr bwMode="auto">
+                    <a:xfrm>
+                      <a:off x="0" y="0"/>
+                      <a:ext cx="3904846" cy="1989461"/>
+                    </a:xfrm>
+                    <a:prstGeom prst="rect">
+                      <a:avLst/>
+                    </a:prstGeom>
+                    <a:noFill/>
+                    <a:ln w="9525">
+                      <a:noFill/>
+                      <a:miter lim="800000"/>
+                      <a:headEnd/>
+                      <a:tailEnd/>
+                    </a:ln>
+                  </pic:spPr>
+                </pic:pic>
+              </a:graphicData>
+            </a:graphic>
+          </wp:inline>
+        </w:drawing>
+      </w:r>
+    </w:p>
+    <w:p>
+      <w:pPr>
+        <w:tabs>
+          <w:tab w:val="left" w:pos="1240"/>
+        </w:tabs>
+        <w:spacing w:line="312" w:lineRule="auto"/>
+        <w:ind w:right="139"/>
+      </w:pPr>
+      <w:r>
+        <w:t xml:space="preserve"> </w:t>
+      </w:r>
+    </w:p>
+    <w:p>
+      <w:pPr>
+        <w:tabs>
+          <w:tab w:val="left" w:pos="1240"/>
+        </w:tabs>
+        <w:spacing w:line="312" w:lineRule="auto"/>
+        <w:ind w:right="139"/>
+      </w:pPr>
+      <w:r>
+        <w:lastRenderedPageBreak/>
+        <w:t xml:space="preserve">Рисунок 2 </w:t>
+      </w:r>
+    </w:p>
+    <w:p>
+      <w:pPr>
+        <w:tabs>
+          <w:tab w:val="left" w:pos="1240"/>
+        </w:tabs>
+        <w:spacing w:line="312" w:lineRule="auto"/>
+        <w:ind w:right="139"/>
+      </w:pPr>
+      <w:r>
+        <w:rPr>
+          <w:noProof/>
+        </w:rPr>
+        <w:drawing>
+          <wp:inline distT="0" distB="0" distL="0" distR="0">
+            <wp:extent cx="5086350" cy="2801909"/>
+            <wp:effectExtent l="19050" t="0" r="0" b="0"/>
+            <wp:docPr id="465" name="Рисунок 28"/>
+            <wp:cNvGraphicFramePr>
+              <a:graphicFrameLocks xmlns:a="http://schemas.openxmlformats.org/drawingml/2006/main" noChangeAspect="1"/>
+            </wp:cNvGraphicFramePr>
+            <a:graphic xmlns:a="http://schemas.openxmlformats.org/drawingml/2006/main">
+              <a:graphicData uri="http://schemas.openxmlformats.org/drawingml/2006/picture">
+                <pic:pic xmlns:pic="http://schemas.openxmlformats.org/drawingml/2006/picture">
+                  <pic:nvPicPr>
+                    <pic:cNvPr id="0" name="Picture 28"/>
+                    <pic:cNvPicPr>
+                      <a:picLocks noChangeAspect="1" noChangeArrowheads="1"/>
+                    </pic:cNvPicPr>
+                  </pic:nvPicPr>
+                  <pic:blipFill>
+                    <a:blip r:embed="rId54" cstate="print"/>
+                    <a:srcRect/>
+                    <a:stretch>
+                      <a:fillRect/>
+                    </a:stretch>
+                  </pic:blipFill>
+                  <pic:spPr bwMode="auto">
+                    <a:xfrm>
+                      <a:off x="0" y="0"/>
+                      <a:ext cx="5079398" cy="2798079"/>
+                    </a:xfrm>
+                    <a:prstGeom prst="rect">
+                      <a:avLst/>
+                    </a:prstGeom>
+                    <a:noFill/>
+                    <a:ln w="9525">
+                      <a:noFill/>
+                      <a:miter lim="800000"/>
+                      <a:headEnd/>
+                      <a:tailEnd/>
+                    </a:ln>
+                  </pic:spPr>
+                </pic:pic>
+              </a:graphicData>
+            </a:graphic>
+          </wp:inline>
+        </w:drawing>
+      </w:r>
+    </w:p>
+    <w:p>
+      <w:pPr>
+        <w:tabs>
+          <w:tab w:val="left" w:pos="1240"/>
+        </w:tabs>
+        <w:spacing w:line="312" w:lineRule="auto"/>
+        <w:ind w:right="139"/>
+      </w:pPr>
+      <w:r>
+        <w:t>Рисунок 3</w:t>
       </w:r>
     </w:p>
     <w:p>
@@ -7139,7 +8198,157 @@
         <w:rPr>
           <w:color w:val="231F20"/>
         </w:rPr>
-        <w:t>Рисунок 1 Рисунок 2</w:t>
+        <w:t xml:space="preserve">Рисунок 1 </w:t>
+      </w:r>
+      <w:r>
+        <w:rPr>
+          <w:color w:val="231F20"/>
+        </w:rPr>
+        <w:tab/>
+      </w:r>
+      <w:r>
+        <w:rPr>
+          <w:color w:val="231F20"/>
+        </w:rPr>
+        <w:tab/>
+      </w:r>
+      <w:r>
+        <w:rPr>
+          <w:color w:val="231F20"/>
+        </w:rPr>
+        <w:tab/>
+      </w:r>
+      <w:r>
+        <w:rPr>
+          <w:color w:val="231F20"/>
+        </w:rPr>
+        <w:tab/>
+      </w:r>
+      <w:r>
+        <w:rPr>
+          <w:color w:val="231F20"/>
+        </w:rPr>
+        <w:tab/>
+      </w:r>
+      <w:r>
+        <w:rPr>
+          <w:color w:val="231F20"/>
+        </w:rPr>
+        <w:t>Рисунок 2</w:t>
+      </w:r>
+    </w:p>
+    <w:p>
+      <w:pPr>
+        <w:pStyle w:val="a8"/>
+        <w:spacing w:before="98" w:line="312" w:lineRule="auto"/>
+        <w:ind w:left="148"/>
+        <w:rPr>
+          <w:color w:val="231F20"/>
+        </w:rPr>
+      </w:pPr>
+      <w:r>
+        <w:rPr>
+          <w:noProof/>
+          <w:color w:val="231F20"/>
+          <w:lang w:eastAsia="ru-RU"/>
+        </w:rPr>
+        <w:drawing>
+          <wp:inline distT="0" distB="0" distL="0" distR="0">
+            <wp:extent cx="3027420" cy="967563"/>
+            <wp:effectExtent l="19050" t="0" r="1530" b="0"/>
+            <wp:docPr id="31" name="Рисунок 13"/>
+            <wp:cNvGraphicFramePr>
+              <a:graphicFrameLocks xmlns:a="http://schemas.openxmlformats.org/drawingml/2006/main" noChangeAspect="1"/>
+            </wp:cNvGraphicFramePr>
+            <a:graphic xmlns:a="http://schemas.openxmlformats.org/drawingml/2006/main">
+              <a:graphicData uri="http://schemas.openxmlformats.org/drawingml/2006/picture">
+                <pic:pic xmlns:pic="http://schemas.openxmlformats.org/drawingml/2006/picture">
+                  <pic:nvPicPr>
+                    <pic:cNvPr id="0" name="Picture 13"/>
+                    <pic:cNvPicPr>
+                      <a:picLocks noChangeAspect="1" noChangeArrowheads="1"/>
+                    </pic:cNvPicPr>
+                  </pic:nvPicPr>
+                  <pic:blipFill>
+                    <a:blip r:embed="rId55" cstate="print"/>
+                    <a:srcRect/>
+                    <a:stretch>
+                      <a:fillRect/>
+                    </a:stretch>
+                  </pic:blipFill>
+                  <pic:spPr bwMode="auto">
+                    <a:xfrm>
+                      <a:off x="0" y="0"/>
+                      <a:ext cx="3034784" cy="969916"/>
+                    </a:xfrm>
+                    <a:prstGeom prst="rect">
+                      <a:avLst/>
+                    </a:prstGeom>
+                    <a:noFill/>
+                    <a:ln w="9525">
+                      <a:noFill/>
+                      <a:miter lim="800000"/>
+                      <a:headEnd/>
+                      <a:tailEnd/>
+                    </a:ln>
+                  </pic:spPr>
+                </pic:pic>
+              </a:graphicData>
+            </a:graphic>
+          </wp:inline>
+        </w:drawing>
+      </w:r>
+      <w:r>
+        <w:rPr>
+          <w:noProof/>
+          <w:color w:val="231F20"/>
+          <w:lang w:eastAsia="ru-RU"/>
+        </w:rPr>
+        <w:drawing>
+          <wp:inline distT="0" distB="0" distL="0" distR="0">
+            <wp:extent cx="2893695" cy="1565547"/>
+            <wp:effectExtent l="19050" t="0" r="1905" b="0"/>
+            <wp:docPr id="454" name="Рисунок 19"/>
+            <wp:cNvGraphicFramePr>
+              <a:graphicFrameLocks xmlns:a="http://schemas.openxmlformats.org/drawingml/2006/main" noChangeAspect="1"/>
+            </wp:cNvGraphicFramePr>
+            <a:graphic xmlns:a="http://schemas.openxmlformats.org/drawingml/2006/main">
+              <a:graphicData uri="http://schemas.openxmlformats.org/drawingml/2006/picture">
+                <pic:pic xmlns:pic="http://schemas.openxmlformats.org/drawingml/2006/picture">
+                  <pic:nvPicPr>
+                    <pic:cNvPr id="0" name="Picture 19"/>
+                    <pic:cNvPicPr>
+                      <a:picLocks noChangeAspect="1" noChangeArrowheads="1"/>
+                    </pic:cNvPicPr>
+                  </pic:nvPicPr>
+                  <pic:blipFill>
+                    <a:blip r:embed="rId56" cstate="print"/>
+                    <a:srcRect/>
+                    <a:stretch>
+                      <a:fillRect/>
+                    </a:stretch>
+                  </pic:blipFill>
+                  <pic:spPr bwMode="auto">
+                    <a:xfrm>
+                      <a:off x="0" y="0"/>
+                      <a:ext cx="2893695" cy="1565547"/>
+                    </a:xfrm>
+                    <a:prstGeom prst="rect">
+                      <a:avLst/>
+                    </a:prstGeom>
+                    <a:noFill/>
+                    <a:ln w="9525">
+                      <a:noFill/>
+                      <a:miter lim="800000"/>
+                      <a:headEnd/>
+                      <a:tailEnd/>
+                    </a:ln>
+                  </pic:spPr>
+                </pic:pic>
+              </a:graphicData>
+            </a:graphic>
+          </wp:inline>
+        </w:drawing>
       </w:r>
     </w:p>
     <w:p>
@@ -7230,7 +8439,7 @@
                     </pic:cNvPicPr>
                   </pic:nvPicPr>
                   <pic:blipFill>
-                    <a:blip r:embed="rId40" cstate="print"/>
+                    <a:blip r:embed="rId57" cstate="print"/>
                     <a:srcRect/>
                     <a:stretch>
                       <a:fillRect/>
@@ -7281,7 +8490,7 @@
                     </pic:cNvPicPr>
                   </pic:nvPicPr>
                   <pic:blipFill>
-                    <a:blip r:embed="rId41" cstate="print"/>
+                    <a:blip r:embed="rId58" cstate="print"/>
                     <a:srcRect/>
                     <a:stretch>
                       <a:fillRect/>
@@ -7309,8 +8518,66 @@
           </wp:inline>
         </w:drawing>
       </w:r>
-      <w:r>
-        <w:t>Рисунок 5   Рисунок 7</w:t>
+    </w:p>
+    <w:p>
+      <w:pPr>
+        <w:pStyle w:val="a8"/>
+        <w:spacing w:before="98" w:line="312" w:lineRule="auto"/>
+        <w:ind w:left="148"/>
+      </w:pPr>
+    </w:p>
+    <w:p>
+      <w:pPr>
+        <w:pStyle w:val="a8"/>
+        <w:spacing w:before="98" w:line="312" w:lineRule="auto"/>
+        <w:ind w:left="148"/>
+      </w:pPr>
+    </w:p>
+    <w:p>
+      <w:pPr>
+        <w:pStyle w:val="a8"/>
+        <w:spacing w:before="98" w:line="312" w:lineRule="auto"/>
+        <w:ind w:left="148"/>
+      </w:pPr>
+    </w:p>
+    <w:p>
+      <w:pPr>
+        <w:pStyle w:val="a8"/>
+        <w:spacing w:before="98" w:line="312" w:lineRule="auto"/>
+        <w:ind w:left="148"/>
+      </w:pPr>
+    </w:p>
+    <w:p>
+      <w:pPr>
+        <w:pStyle w:val="a8"/>
+        <w:spacing w:before="98" w:line="312" w:lineRule="auto"/>
+        <w:ind w:left="148"/>
+      </w:pPr>
+    </w:p>
+    <w:p>
+      <w:pPr>
+        <w:pStyle w:val="a8"/>
+        <w:spacing w:before="98" w:line="312" w:lineRule="auto"/>
+        <w:ind w:left="148"/>
+      </w:pPr>
+      <w:r>
+        <w:lastRenderedPageBreak/>
+        <w:t xml:space="preserve">Рисунок 5   </w:t>
+      </w:r>
+      <w:r>
+        <w:tab/>
+      </w:r>
+      <w:r>
+        <w:tab/>
+      </w:r>
+      <w:r>
+        <w:tab/>
+      </w:r>
+      <w:r>
+        <w:tab/>
+      </w:r>
+      <w:r>
+        <w:t>Рисунок 7</w:t>
       </w:r>
     </w:p>
     <w:p>
@@ -7319,6 +8586,9 @@
           <w:tab w:val="left" w:pos="1248"/>
         </w:tabs>
         <w:ind w:left="868"/>
+        <w:rPr>
+          <w:noProof/>
+        </w:rPr>
       </w:pPr>
       <w:r>
         <w:rPr>
@@ -7328,12 +8598,12 @@
           <wp:anchor distT="0" distB="0" distL="114300" distR="114300" simplePos="0" relativeHeight="251668480" behindDoc="0" locked="0" layoutInCell="1" allowOverlap="1">
             <wp:simplePos x="0" y="0"/>
             <wp:positionH relativeFrom="column">
-              <wp:posOffset>23495</wp:posOffset>
+              <wp:posOffset>24130</wp:posOffset>
             </wp:positionH>
             <wp:positionV relativeFrom="paragraph">
-              <wp:posOffset>11430</wp:posOffset>
+              <wp:posOffset>76835</wp:posOffset>
             </wp:positionV>
-            <wp:extent cx="2117090" cy="3096260"/>
+            <wp:extent cx="2114550" cy="3098800"/>
             <wp:effectExtent l="19050" t="0" r="0" b="0"/>
             <wp:wrapSquare wrapText="bothSides"/>
             <wp:docPr id="58" name="Рисунок 58"/>
@@ -7350,7 +8620,7 @@
                     </pic:cNvPicPr>
                   </pic:nvPicPr>
                   <pic:blipFill>
-                    <a:blip r:embed="rId42" cstate="print"/>
+                    <a:blip r:embed="rId59" cstate="print"/>
                     <a:srcRect/>
                     <a:stretch>
                       <a:fillRect/>
@@ -7359,7 +8629,7 @@
                   <pic:spPr bwMode="auto">
                     <a:xfrm>
                       <a:off x="0" y="0"/>
-                      <a:ext cx="2117090" cy="3096260"/>
+                      <a:ext cx="2114550" cy="3098800"/>
                     </a:xfrm>
                     <a:prstGeom prst="rect">
                       <a:avLst/>
@@ -7379,17 +8649,72 @@
         </w:drawing>
       </w:r>
       <w:r>
-        <w:br w:type="textWrapping" w:clear="all"/>
+        <w:rPr>
+          <w:noProof/>
+        </w:rPr>
+        <w:drawing>
+          <wp:inline distT="0" distB="0" distL="0" distR="0">
+            <wp:extent cx="3168650" cy="3285144"/>
+            <wp:effectExtent l="19050" t="0" r="0" b="0"/>
+            <wp:docPr id="463" name="Рисунок 22"/>
+            <wp:cNvGraphicFramePr>
+              <a:graphicFrameLocks xmlns:a="http://schemas.openxmlformats.org/drawingml/2006/main" noChangeAspect="1"/>
+            </wp:cNvGraphicFramePr>
+            <a:graphic xmlns:a="http://schemas.openxmlformats.org/drawingml/2006/main">
+              <a:graphicData uri="http://schemas.openxmlformats.org/drawingml/2006/picture">
+                <pic:pic xmlns:pic="http://schemas.openxmlformats.org/drawingml/2006/picture">
+                  <pic:nvPicPr>
+                    <pic:cNvPr id="0" name="Picture 22"/>
+                    <pic:cNvPicPr>
+                      <a:picLocks noChangeAspect="1" noChangeArrowheads="1"/>
+                    </pic:cNvPicPr>
+                  </pic:nvPicPr>
+                  <pic:blipFill>
+                    <a:blip r:embed="rId60" cstate="print"/>
+                    <a:srcRect/>
+                    <a:stretch>
+                      <a:fillRect/>
+                    </a:stretch>
+                  </pic:blipFill>
+                  <pic:spPr bwMode="auto">
+                    <a:xfrm>
+                      <a:off x="0" y="0"/>
+                      <a:ext cx="3168650" cy="3285144"/>
+                    </a:xfrm>
+                    <a:prstGeom prst="rect">
+                      <a:avLst/>
+                    </a:prstGeom>
+                    <a:noFill/>
+                    <a:ln w="9525">
+                      <a:noFill/>
+                      <a:miter lim="800000"/>
+                      <a:headEnd/>
+                      <a:tailEnd/>
+                    </a:ln>
+                  </pic:spPr>
+                </pic:pic>
+              </a:graphicData>
+            </a:graphic>
+          </wp:inline>
+        </w:drawing>
       </w:r>
     </w:p>
     <w:p>
       <w:pPr>
         <w:tabs>
-          <w:tab w:val="left" w:pos="3393"/>
+          <w:tab w:val="left" w:pos="1248"/>
         </w:tabs>
+        <w:ind w:left="868"/>
         <w:rPr>
           <w:noProof/>
         </w:rPr>
+      </w:pPr>
+    </w:p>
+    <w:p>
+      <w:pPr>
+        <w:tabs>
+          <w:tab w:val="left" w:pos="1248"/>
+        </w:tabs>
       </w:pPr>
       <w:r>
         <w:rPr>
@@ -7426,7 +8751,7 @@
                     </pic:cNvPicPr>
                   </pic:nvPicPr>
                   <pic:blipFill>
-                    <a:blip r:embed="rId43" cstate="print"/>
+                    <a:blip r:embed="rId61" cstate="print"/>
                     <a:srcRect/>
                     <a:stretch>
                       <a:fillRect/>
@@ -7462,11 +8787,6 @@
     <w:p/>
     <w:p/>
     <w:p/>
-    <w:p/>
-    <w:p/>
-    <w:p/>
-    <w:p/>
-    <w:p/>
     <w:p>
       <w:pPr>
         <w:spacing w:after="200"/>
@@ -7481,13 +8801,6 @@
         </w:rPr>
       </w:pPr>
       <w:bookmarkStart w:id="18" w:name="_TOC_250007"/>
-      <w:r>
-        <w:rPr>
-          <w:color w:val="231F20"/>
-          <w:spacing w:val="-8"/>
-        </w:rPr>
-        <w:br w:type="page"/>
-      </w:r>
     </w:p>
     <w:p>
       <w:pPr>
@@ -7709,82 +9022,11 @@
     </w:p>
     <w:p>
       <w:pPr>
-        <w:pStyle w:val="a7"/>
-        <w:numPr>
-          <w:ilvl w:val="0"/>
-          <w:numId w:val="20"/>
-        </w:numPr>
         <w:tabs>
-          <w:tab w:val="left" w:pos="1247"/>
+          <w:tab w:val="left" w:pos="1240"/>
         </w:tabs>
-        <w:spacing w:before="104"/>
-      </w:pPr>
-      <w:r>
-        <w:rPr>
-          <w:color w:val="231F20"/>
-        </w:rPr>
-        <w:t xml:space="preserve">Используя эффект перетекания создать </w:t>
-      </w:r>
-      <w:r>
-        <w:rPr>
-          <w:color w:val="231F20"/>
-          <w:spacing w:val="-2"/>
-        </w:rPr>
-        <w:t>изображения:</w:t>
-      </w:r>
-    </w:p>
-    <w:p>
-      <w:pPr>
-        <w:tabs>
-          <w:tab w:val="left" w:pos="1247"/>
-        </w:tabs>
-        <w:spacing w:before="104"/>
-      </w:pPr>
-      <w:r>
-        <w:t>Рисунок 2</w:t>
-      </w:r>
-    </w:p>
-    <w:p>
-      <w:pPr>
-        <w:tabs>
-          <w:tab w:val="left" w:pos="1247"/>
-        </w:tabs>
-        <w:spacing w:before="104"/>
-      </w:pPr>
-      <w:r>
-        <w:t>рисунок 3</w:t>
-      </w:r>
-      <w:r>
-        <w:t xml:space="preserve"> </w:t>
-      </w:r>
-      <w:r>
-        <w:tab/>
-      </w:r>
-      <w:r>
-        <w:tab/>
-      </w:r>
-      <w:r>
-        <w:tab/>
-      </w:r>
-      <w:r>
-        <w:tab/>
-      </w:r>
-      <w:r>
-        <w:tab/>
-      </w:r>
-      <w:r>
-        <w:t>Рисунок 4</w:t>
-      </w:r>
-      <w:r>
-        <w:t xml:space="preserve"> </w:t>
-      </w:r>
-    </w:p>
-    <w:p>
-      <w:pPr>
-        <w:tabs>
-          <w:tab w:val="left" w:pos="1247"/>
-        </w:tabs>
-        <w:spacing w:before="104"/>
+        <w:spacing w:line="312" w:lineRule="auto"/>
+        <w:ind w:right="139"/>
       </w:pPr>
       <w:r>
         <w:rPr>
@@ -7792,9 +9034,9 @@
         </w:rPr>
         <w:drawing>
           <wp:inline distT="0" distB="0" distL="0" distR="0">
-            <wp:extent cx="2786694" cy="2725093"/>
+            <wp:extent cx="4159545" cy="3250743"/>
             <wp:effectExtent l="19050" t="0" r="0" b="0"/>
-            <wp:docPr id="70" name="Рисунок 70"/>
+            <wp:docPr id="25" name="Рисунок 10"/>
             <wp:cNvGraphicFramePr>
               <a:graphicFrameLocks xmlns:a="http://schemas.openxmlformats.org/drawingml/2006/main" noChangeAspect="1"/>
             </wp:cNvGraphicFramePr>
@@ -7802,13 +9044,13 @@
               <a:graphicData uri="http://schemas.openxmlformats.org/drawingml/2006/picture">
                 <pic:pic xmlns:pic="http://schemas.openxmlformats.org/drawingml/2006/picture">
                   <pic:nvPicPr>
-                    <pic:cNvPr id="0" name="Picture 70"/>
+                    <pic:cNvPr id="0" name="Picture 10"/>
                     <pic:cNvPicPr>
                       <a:picLocks noChangeAspect="1" noChangeArrowheads="1"/>
                     </pic:cNvPicPr>
                   </pic:nvPicPr>
                   <pic:blipFill>
-                    <a:blip r:embed="rId44" cstate="print"/>
+                    <a:blip r:embed="rId62" cstate="print"/>
                     <a:srcRect/>
                     <a:stretch>
                       <a:fillRect/>
@@ -7817,7 +9059,7 @@
                   <pic:spPr bwMode="auto">
                     <a:xfrm>
                       <a:off x="0" y="0"/>
-                      <a:ext cx="2787524" cy="2725093"/>
+                      <a:ext cx="4159522" cy="3250725"/>
                     </a:xfrm>
                     <a:prstGeom prst="rect">
                       <a:avLst/>
@@ -7836,18 +9078,93 @@
           </wp:inline>
         </w:drawing>
       </w:r>
-      <w:r>
-        <w:t xml:space="preserve"> </w:t>
-      </w:r>
+    </w:p>
+    <w:p>
+      <w:pPr>
+        <w:pStyle w:val="a7"/>
+        <w:numPr>
+          <w:ilvl w:val="0"/>
+          <w:numId w:val="20"/>
+        </w:numPr>
+        <w:tabs>
+          <w:tab w:val="left" w:pos="1247"/>
+        </w:tabs>
+        <w:spacing w:before="104"/>
+      </w:pPr>
+      <w:r>
+        <w:rPr>
+          <w:color w:val="231F20"/>
+        </w:rPr>
+        <w:t xml:space="preserve">Используя эффект перетекания создать </w:t>
+      </w:r>
+      <w:r>
+        <w:rPr>
+          <w:color w:val="231F20"/>
+          <w:spacing w:val="-2"/>
+        </w:rPr>
+        <w:t>изображения:</w:t>
+      </w:r>
+    </w:p>
+    <w:p>
+      <w:pPr>
+        <w:tabs>
+          <w:tab w:val="left" w:pos="1247"/>
+        </w:tabs>
+        <w:spacing w:before="104"/>
+      </w:pPr>
+      <w:r>
+        <w:t>Рисунок 2</w:t>
+      </w:r>
+      <w:r>
+        <w:tab/>
+      </w:r>
+      <w:r>
+        <w:tab/>
+      </w:r>
+      <w:r>
+        <w:tab/>
+      </w:r>
+      <w:r>
+        <w:tab/>
+      </w:r>
+      <w:r>
+        <w:tab/>
+      </w:r>
+      <w:r>
+        <w:tab/>
+      </w:r>
+      <w:r>
+        <w:tab/>
+      </w:r>
+      <w:r>
+        <w:tab/>
+      </w:r>
+      <w:r>
+        <w:tab/>
+      </w:r>
+      <w:r>
+        <w:tab/>
+      </w:r>
+    </w:p>
+    <w:p>
+      <w:pPr>
+        <w:tabs>
+          <w:tab w:val="left" w:pos="1247"/>
+        </w:tabs>
+        <w:spacing w:before="104"/>
+        <w:rPr>
+          <w:lang w:val="en-US"/>
+        </w:rPr>
+      </w:pPr>
       <w:r>
         <w:rPr>
           <w:noProof/>
         </w:rPr>
         <w:drawing>
           <wp:inline distT="0" distB="0" distL="0" distR="0">
-            <wp:extent cx="2814684" cy="2789283"/>
-            <wp:effectExtent l="19050" t="0" r="4716" b="0"/>
-            <wp:docPr id="79" name="Рисунок 79"/>
+            <wp:extent cx="6303010" cy="2568116"/>
+            <wp:effectExtent l="19050" t="0" r="2540" b="0"/>
+            <wp:docPr id="453" name="Рисунок 16"/>
             <wp:cNvGraphicFramePr>
               <a:graphicFrameLocks xmlns:a="http://schemas.openxmlformats.org/drawingml/2006/main" noChangeAspect="1"/>
             </wp:cNvGraphicFramePr>
@@ -7855,13 +9172,13 @@
               <a:graphicData uri="http://schemas.openxmlformats.org/drawingml/2006/picture">
                 <pic:pic xmlns:pic="http://schemas.openxmlformats.org/drawingml/2006/picture">
                   <pic:nvPicPr>
-                    <pic:cNvPr id="0" name="Picture 79"/>
+                    <pic:cNvPr id="0" name="Picture 16"/>
                     <pic:cNvPicPr>
                       <a:picLocks noChangeAspect="1" noChangeArrowheads="1"/>
                     </pic:cNvPicPr>
                   </pic:nvPicPr>
                   <pic:blipFill>
-                    <a:blip r:embed="rId45" cstate="print"/>
+                    <a:blip r:embed="rId63" cstate="print"/>
                     <a:srcRect/>
                     <a:stretch>
                       <a:fillRect/>
@@ -7870,7 +9187,7 @@
                   <pic:spPr bwMode="auto">
                     <a:xfrm>
                       <a:off x="0" y="0"/>
-                      <a:ext cx="2819730" cy="2794283"/>
+                      <a:ext cx="6303010" cy="2568116"/>
                     </a:xfrm>
                     <a:prstGeom prst="rect">
                       <a:avLst/>
@@ -7897,79 +9214,54 @@
         </w:tabs>
         <w:spacing w:before="104"/>
       </w:pPr>
-      <w:r>
-        <w:t>Рисунок 5</w:t>
-      </w:r>
-    </w:p>
-    <w:p>
-      <w:pPr>
-        <w:pStyle w:val="a7"/>
-        <w:numPr>
-          <w:ilvl w:val="0"/>
-          <w:numId w:val="20"/>
-        </w:numPr>
+    </w:p>
+    <w:p>
+      <w:pPr>
         <w:tabs>
           <w:tab w:val="left" w:pos="1247"/>
         </w:tabs>
-      </w:pPr>
-      <w:r>
-        <w:rPr>
-          <w:color w:val="231F20"/>
-        </w:rPr>
-        <w:t>Используя</w:t>
-      </w:r>
-      <w:r>
-        <w:rPr>
-          <w:color w:val="231F20"/>
-          <w:spacing w:val="-13"/>
-        </w:rPr>
-        <w:t xml:space="preserve"> </w:t>
-      </w:r>
-      <w:r>
-        <w:rPr>
-          <w:color w:val="231F20"/>
-        </w:rPr>
-        <w:t>искажающие</w:t>
-      </w:r>
-      <w:r>
-        <w:rPr>
-          <w:color w:val="231F20"/>
-          <w:spacing w:val="-13"/>
-        </w:rPr>
-        <w:t xml:space="preserve"> </w:t>
-      </w:r>
-      <w:r>
-        <w:rPr>
-          <w:color w:val="231F20"/>
-        </w:rPr>
-        <w:t>оболочки</w:t>
-      </w:r>
-      <w:r>
-        <w:rPr>
-          <w:color w:val="231F20"/>
-          <w:spacing w:val="-12"/>
-        </w:rPr>
-        <w:t xml:space="preserve"> </w:t>
-      </w:r>
-      <w:r>
-        <w:rPr>
-          <w:color w:val="231F20"/>
-        </w:rPr>
-        <w:t>создать</w:t>
-      </w:r>
-      <w:r>
-        <w:rPr>
-          <w:color w:val="231F20"/>
-          <w:spacing w:val="-13"/>
-        </w:rPr>
-        <w:t xml:space="preserve"> </w:t>
-      </w:r>
-      <w:r>
-        <w:rPr>
-          <w:color w:val="231F20"/>
-          <w:spacing w:val="-2"/>
-        </w:rPr>
-        <w:t>изображение:</w:t>
+        <w:spacing w:before="104"/>
+      </w:pPr>
+      <w:r>
+        <w:lastRenderedPageBreak/>
+        <w:t>рисунок 3</w:t>
+      </w:r>
+      <w:r>
+        <w:t xml:space="preserve"> </w:t>
+      </w:r>
+      <w:r>
+        <w:tab/>
+      </w:r>
+      <w:r>
+        <w:tab/>
+      </w:r>
+      <w:r>
+        <w:tab/>
+      </w:r>
+      <w:r>
+        <w:tab/>
+      </w:r>
+      <w:r>
+        <w:tab/>
+      </w:r>
+      <w:r>
+        <w:t>Рисунок 4</w:t>
+      </w:r>
+      <w:r>
+        <w:t xml:space="preserve"> </w:t>
+      </w:r>
+      <w:r>
+        <w:tab/>
+      </w:r>
+      <w:r>
+        <w:tab/>
+      </w:r>
+      <w:r>
+        <w:tab/>
+      </w:r>
+      <w:r>
+        <w:tab/>
+        <w:t>Рисунок 5</w:t>
       </w:r>
     </w:p>
     <w:p>
@@ -7977,40 +9269,33 @@
         <w:tabs>
           <w:tab w:val="left" w:pos="1247"/>
         </w:tabs>
-      </w:pPr>
-    </w:p>
-    <w:p>
-      <w:pPr>
-        <w:tabs>
-          <w:tab w:val="left" w:pos="1247"/>
-        </w:tabs>
-        <w:rPr>
-          <w:sz w:val="20"/>
-        </w:rPr>
-      </w:pPr>
-      <w:r>
-        <w:t>Рисунок 6</w:t>
-      </w:r>
-    </w:p>
-    <w:p>
-      <w:pPr>
-        <w:pStyle w:val="a8"/>
-        <w:spacing w:before="194"/>
-        <w:rPr>
-          <w:sz w:val="20"/>
-        </w:rPr>
+        <w:spacing w:before="104"/>
       </w:pPr>
       <w:r>
         <w:rPr>
           <w:noProof/>
-          <w:sz w:val="20"/>
-          <w:lang w:eastAsia="ru-RU"/>
         </w:rPr>
         <w:drawing>
-          <wp:inline distT="0" distB="0" distL="0" distR="0">
-            <wp:extent cx="3600450" cy="1705629"/>
-            <wp:effectExtent l="19050" t="0" r="0" b="0"/>
-            <wp:docPr id="82" name="Рисунок 82"/>
+          <wp:anchor distT="0" distB="0" distL="114300" distR="114300" simplePos="0" relativeHeight="251673600" behindDoc="0" locked="0" layoutInCell="1" allowOverlap="1">
+            <wp:simplePos x="0" y="0"/>
+            <wp:positionH relativeFrom="column">
+              <wp:posOffset>5167630</wp:posOffset>
+            </wp:positionH>
+            <wp:positionV relativeFrom="paragraph">
+              <wp:posOffset>234315</wp:posOffset>
+            </wp:positionV>
+            <wp:extent cx="1403350" cy="6571615"/>
+            <wp:effectExtent l="19050" t="0" r="6350" b="0"/>
+            <wp:wrapThrough wrapText="bothSides">
+              <wp:wrapPolygon edited="0">
+                <wp:start x="-293" y="0"/>
+                <wp:lineTo x="-293" y="21539"/>
+                <wp:lineTo x="21698" y="21539"/>
+                <wp:lineTo x="21698" y="0"/>
+                <wp:lineTo x="-293" y="0"/>
+              </wp:wrapPolygon>
+            </wp:wrapThrough>
+            <wp:docPr id="24" name="Рисунок 7"/>
             <wp:cNvGraphicFramePr>
               <a:graphicFrameLocks xmlns:a="http://schemas.openxmlformats.org/drawingml/2006/main" noChangeAspect="1"/>
             </wp:cNvGraphicFramePr>
@@ -8018,13 +9303,13 @@
               <a:graphicData uri="http://schemas.openxmlformats.org/drawingml/2006/picture">
                 <pic:pic xmlns:pic="http://schemas.openxmlformats.org/drawingml/2006/picture">
                   <pic:nvPicPr>
-                    <pic:cNvPr id="0" name="Picture 82"/>
+                    <pic:cNvPr id="0" name="Picture 7"/>
                     <pic:cNvPicPr>
                       <a:picLocks noChangeAspect="1" noChangeArrowheads="1"/>
                     </pic:cNvPicPr>
                   </pic:nvPicPr>
                   <pic:blipFill>
-                    <a:blip r:embed="rId46" cstate="print"/>
+                    <a:blip r:embed="rId64" cstate="print"/>
                     <a:srcRect/>
                     <a:stretch>
                       <a:fillRect/>
@@ -8033,7 +9318,57 @@
                   <pic:spPr bwMode="auto">
                     <a:xfrm>
                       <a:off x="0" y="0"/>
-                      <a:ext cx="3612284" cy="1711235"/>
+                      <a:ext cx="1403350" cy="6571615"/>
+                    </a:xfrm>
+                    <a:prstGeom prst="rect">
+                      <a:avLst/>
+                    </a:prstGeom>
+                    <a:noFill/>
+                    <a:ln w="9525">
+                      <a:noFill/>
+                      <a:miter lim="800000"/>
+                      <a:headEnd/>
+                      <a:tailEnd/>
+                    </a:ln>
+                  </pic:spPr>
+                </pic:pic>
+              </a:graphicData>
+            </a:graphic>
+          </wp:anchor>
+        </w:drawing>
+      </w:r>
+      <w:r>
+        <w:rPr>
+          <w:noProof/>
+        </w:rPr>
+        <w:drawing>
+          <wp:inline distT="0" distB="0" distL="0" distR="0">
+            <wp:extent cx="2405173" cy="2351305"/>
+            <wp:effectExtent l="19050" t="0" r="0" b="0"/>
+            <wp:docPr id="70" name="Рисунок 70"/>
+            <wp:cNvGraphicFramePr>
+              <a:graphicFrameLocks xmlns:a="http://schemas.openxmlformats.org/drawingml/2006/main" noChangeAspect="1"/>
+            </wp:cNvGraphicFramePr>
+            <a:graphic xmlns:a="http://schemas.openxmlformats.org/drawingml/2006/main">
+              <a:graphicData uri="http://schemas.openxmlformats.org/drawingml/2006/picture">
+                <pic:pic xmlns:pic="http://schemas.openxmlformats.org/drawingml/2006/picture">
+                  <pic:nvPicPr>
+                    <pic:cNvPr id="0" name="Picture 70"/>
+                    <pic:cNvPicPr>
+                      <a:picLocks noChangeAspect="1" noChangeArrowheads="1"/>
+                    </pic:cNvPicPr>
+                  </pic:nvPicPr>
+                  <pic:blipFill>
+                    <a:blip r:embed="rId65" cstate="print"/>
+                    <a:srcRect/>
+                    <a:stretch>
+                      <a:fillRect/>
+                    </a:stretch>
+                  </pic:blipFill>
+                  <pic:spPr bwMode="auto">
+                    <a:xfrm>
+                      <a:off x="0" y="0"/>
+                      <a:ext cx="2407963" cy="2354033"/>
                     </a:xfrm>
                     <a:prstGeom prst="rect">
                       <a:avLst/>
@@ -8052,18 +9387,298 @@
           </wp:inline>
         </w:drawing>
       </w:r>
+      <w:r>
+        <w:t xml:space="preserve"> </w:t>
+      </w:r>
+      <w:r>
+        <w:rPr>
+          <w:noProof/>
+        </w:rPr>
+        <w:drawing>
+          <wp:inline distT="0" distB="0" distL="0" distR="0">
+            <wp:extent cx="2532763" cy="2509906"/>
+            <wp:effectExtent l="19050" t="0" r="887" b="0"/>
+            <wp:docPr id="79" name="Рисунок 79"/>
+            <wp:cNvGraphicFramePr>
+              <a:graphicFrameLocks xmlns:a="http://schemas.openxmlformats.org/drawingml/2006/main" noChangeAspect="1"/>
+            </wp:cNvGraphicFramePr>
+            <a:graphic xmlns:a="http://schemas.openxmlformats.org/drawingml/2006/main">
+              <a:graphicData uri="http://schemas.openxmlformats.org/drawingml/2006/picture">
+                <pic:pic xmlns:pic="http://schemas.openxmlformats.org/drawingml/2006/picture">
+                  <pic:nvPicPr>
+                    <pic:cNvPr id="0" name="Picture 79"/>
+                    <pic:cNvPicPr>
+                      <a:picLocks noChangeAspect="1" noChangeArrowheads="1"/>
+                    </pic:cNvPicPr>
+                  </pic:nvPicPr>
+                  <pic:blipFill>
+                    <a:blip r:embed="rId66" cstate="print"/>
+                    <a:srcRect/>
+                    <a:stretch>
+                      <a:fillRect/>
+                    </a:stretch>
+                  </pic:blipFill>
+                  <pic:spPr bwMode="auto">
+                    <a:xfrm>
+                      <a:off x="0" y="0"/>
+                      <a:ext cx="2540539" cy="2517612"/>
+                    </a:xfrm>
+                    <a:prstGeom prst="rect">
+                      <a:avLst/>
+                    </a:prstGeom>
+                    <a:noFill/>
+                    <a:ln w="9525">
+                      <a:noFill/>
+                      <a:miter lim="800000"/>
+                      <a:headEnd/>
+                      <a:tailEnd/>
+                    </a:ln>
+                  </pic:spPr>
+                </pic:pic>
+              </a:graphicData>
+            </a:graphic>
+          </wp:inline>
+        </w:drawing>
+      </w:r>
+    </w:p>
+    <w:p>
+      <w:pPr>
+        <w:tabs>
+          <w:tab w:val="left" w:pos="1247"/>
+        </w:tabs>
+        <w:spacing w:before="104"/>
+        <w:rPr>
+          <w:lang w:val="en-US"/>
+        </w:rPr>
+      </w:pPr>
+    </w:p>
+    <w:p>
+      <w:pPr>
+        <w:tabs>
+          <w:tab w:val="left" w:pos="1247"/>
+        </w:tabs>
+      </w:pPr>
+    </w:p>
+    <w:p>
+      <w:pPr>
+        <w:pStyle w:val="a7"/>
+        <w:numPr>
+          <w:ilvl w:val="0"/>
+          <w:numId w:val="20"/>
+        </w:numPr>
+        <w:tabs>
+          <w:tab w:val="left" w:pos="1247"/>
+        </w:tabs>
+      </w:pPr>
+      <w:r>
+        <w:rPr>
+          <w:color w:val="231F20"/>
+        </w:rPr>
+        <w:t>Используя</w:t>
+      </w:r>
+      <w:r>
+        <w:rPr>
+          <w:color w:val="231F20"/>
+          <w:spacing w:val="-13"/>
+        </w:rPr>
+        <w:t xml:space="preserve"> </w:t>
+      </w:r>
+      <w:r>
+        <w:rPr>
+          <w:color w:val="231F20"/>
+        </w:rPr>
+        <w:t>искажающие</w:t>
+      </w:r>
+      <w:r>
+        <w:rPr>
+          <w:color w:val="231F20"/>
+          <w:spacing w:val="-13"/>
+        </w:rPr>
+        <w:t xml:space="preserve"> </w:t>
+      </w:r>
+      <w:r>
+        <w:rPr>
+          <w:color w:val="231F20"/>
+        </w:rPr>
+        <w:t>оболочки</w:t>
+      </w:r>
+      <w:r>
+        <w:rPr>
+          <w:color w:val="231F20"/>
+          <w:spacing w:val="-12"/>
+        </w:rPr>
+        <w:t xml:space="preserve"> </w:t>
+      </w:r>
+      <w:r>
+        <w:rPr>
+          <w:color w:val="231F20"/>
+        </w:rPr>
+        <w:t>создать</w:t>
+      </w:r>
+      <w:r>
+        <w:rPr>
+          <w:color w:val="231F20"/>
+          <w:spacing w:val="-13"/>
+        </w:rPr>
+        <w:t xml:space="preserve"> </w:t>
+      </w:r>
+      <w:r>
+        <w:rPr>
+          <w:color w:val="231F20"/>
+          <w:spacing w:val="-2"/>
+        </w:rPr>
+        <w:t>изображение:</w:t>
+      </w:r>
+    </w:p>
+    <w:p>
+      <w:pPr>
+        <w:tabs>
+          <w:tab w:val="left" w:pos="1247"/>
+        </w:tabs>
+      </w:pPr>
+    </w:p>
+    <w:p>
+      <w:pPr>
+        <w:tabs>
+          <w:tab w:val="left" w:pos="1247"/>
+        </w:tabs>
+        <w:rPr>
+          <w:sz w:val="20"/>
+        </w:rPr>
+      </w:pPr>
+      <w:r>
+        <w:t>Рисунок 6</w:t>
+      </w:r>
     </w:p>
     <w:p>
       <w:pPr>
         <w:pStyle w:val="a8"/>
+        <w:spacing w:before="194"/>
+        <w:jc w:val="center"/>
         <w:rPr>
           <w:sz w:val="20"/>
         </w:rPr>
-        <w:sectPr>
-          <w:pgSz w:w="11910" w:h="16840"/>
-          <w:pgMar w:top="940" w:right="992" w:bottom="1000" w:left="992" w:header="0" w:footer="804" w:gutter="0"/>
-          <w:cols w:space="720"/>
-        </w:sectPr>
+      </w:pPr>
+      <w:r>
+        <w:rPr>
+          <w:noProof/>
+          <w:sz w:val="20"/>
+          <w:lang w:eastAsia="ru-RU"/>
+        </w:rPr>
+        <w:drawing>
+          <wp:inline distT="0" distB="0" distL="0" distR="0">
+            <wp:extent cx="5817491" cy="2755900"/>
+            <wp:effectExtent l="19050" t="0" r="0" b="0"/>
+            <wp:docPr id="82" name="Рисунок 82"/>
+            <wp:cNvGraphicFramePr>
+              <a:graphicFrameLocks xmlns:a="http://schemas.openxmlformats.org/drawingml/2006/main" noChangeAspect="1"/>
+            </wp:cNvGraphicFramePr>
+            <a:graphic xmlns:a="http://schemas.openxmlformats.org/drawingml/2006/main">
+              <a:graphicData uri="http://schemas.openxmlformats.org/drawingml/2006/picture">
+                <pic:pic xmlns:pic="http://schemas.openxmlformats.org/drawingml/2006/picture">
+                  <pic:nvPicPr>
+                    <pic:cNvPr id="0" name="Picture 82"/>
+                    <pic:cNvPicPr>
+                      <a:picLocks noChangeAspect="1" noChangeArrowheads="1"/>
+                    </pic:cNvPicPr>
+                  </pic:nvPicPr>
+                  <pic:blipFill>
+                    <a:blip r:embed="rId67" cstate="print"/>
+                    <a:srcRect/>
+                    <a:stretch>
+                      <a:fillRect/>
+                    </a:stretch>
+                  </pic:blipFill>
+                  <pic:spPr bwMode="auto">
+                    <a:xfrm>
+                      <a:off x="0" y="0"/>
+                      <a:ext cx="5857030" cy="2774631"/>
+                    </a:xfrm>
+                    <a:prstGeom prst="rect">
+                      <a:avLst/>
+                    </a:prstGeom>
+                    <a:noFill/>
+                    <a:ln w="9525">
+                      <a:noFill/>
+                      <a:miter lim="800000"/>
+                      <a:headEnd/>
+                      <a:tailEnd/>
+                    </a:ln>
+                  </pic:spPr>
+                </pic:pic>
+              </a:graphicData>
+            </a:graphic>
+          </wp:inline>
+        </w:drawing>
+      </w:r>
+    </w:p>
+    <w:p>
+      <w:pPr>
+        <w:pStyle w:val="a7"/>
+        <w:tabs>
+          <w:tab w:val="left" w:pos="1247"/>
+        </w:tabs>
+        <w:spacing w:before="103" w:line="312" w:lineRule="auto"/>
+        <w:ind w:left="360" w:right="146" w:firstLine="0"/>
+      </w:pPr>
+    </w:p>
+    <w:p>
+      <w:pPr>
+        <w:pStyle w:val="a7"/>
+        <w:tabs>
+          <w:tab w:val="left" w:pos="1247"/>
+        </w:tabs>
+        <w:spacing w:before="103" w:line="312" w:lineRule="auto"/>
+        <w:ind w:left="360" w:right="146" w:firstLine="0"/>
+      </w:pPr>
+    </w:p>
+    <w:p>
+      <w:pPr>
+        <w:pStyle w:val="a7"/>
+        <w:tabs>
+          <w:tab w:val="left" w:pos="1247"/>
+        </w:tabs>
+        <w:spacing w:before="103" w:line="312" w:lineRule="auto"/>
+        <w:ind w:left="360" w:right="146" w:firstLine="0"/>
+      </w:pPr>
+    </w:p>
+    <w:p>
+      <w:pPr>
+        <w:pStyle w:val="a7"/>
+        <w:tabs>
+          <w:tab w:val="left" w:pos="1247"/>
+        </w:tabs>
+        <w:spacing w:before="103" w:line="312" w:lineRule="auto"/>
+        <w:ind w:left="360" w:right="146" w:firstLine="0"/>
+      </w:pPr>
+    </w:p>
+    <w:p>
+      <w:pPr>
+        <w:pStyle w:val="a7"/>
+        <w:tabs>
+          <w:tab w:val="left" w:pos="1247"/>
+        </w:tabs>
+        <w:spacing w:before="103" w:line="312" w:lineRule="auto"/>
+        <w:ind w:left="360" w:right="146" w:firstLine="0"/>
+      </w:pPr>
+    </w:p>
+    <w:p>
+      <w:pPr>
+        <w:pStyle w:val="a7"/>
+        <w:tabs>
+          <w:tab w:val="left" w:pos="1247"/>
+        </w:tabs>
+        <w:spacing w:before="103" w:line="312" w:lineRule="auto"/>
+        <w:ind w:left="360" w:right="146" w:firstLine="0"/>
+      </w:pPr>
+    </w:p>
+    <w:p>
+      <w:pPr>
+        <w:tabs>
+          <w:tab w:val="left" w:pos="1247"/>
+        </w:tabs>
+        <w:spacing w:before="103" w:line="312" w:lineRule="auto"/>
+        <w:ind w:right="146"/>
       </w:pPr>
     </w:p>
     <w:p>
@@ -8089,6 +9704,7 @@
     </w:p>
     <w:p>
       <w:pPr>
+        <w:ind w:left="2124" w:firstLine="708"/>
         <w:rPr>
           <w:noProof/>
         </w:rPr>
@@ -8102,9 +9718,61 @@
     </w:p>
     <w:p>
       <w:pPr>
-        <w:pStyle w:val="a8"/>
-        <w:spacing w:before="100"/>
-      </w:pPr>
+        <w:jc w:val="center"/>
+        <w:rPr>
+          <w:noProof/>
+        </w:rPr>
+      </w:pPr>
+      <w:r>
+        <w:rPr>
+          <w:noProof/>
+        </w:rPr>
+        <w:drawing>
+          <wp:inline distT="0" distB="0" distL="0" distR="0">
+            <wp:extent cx="2654413" cy="4114800"/>
+            <wp:effectExtent l="19050" t="0" r="0" b="0"/>
+            <wp:docPr id="466" name="Рисунок 31"/>
+            <wp:cNvGraphicFramePr>
+              <a:graphicFrameLocks xmlns:a="http://schemas.openxmlformats.org/drawingml/2006/main" noChangeAspect="1"/>
+            </wp:cNvGraphicFramePr>
+            <a:graphic xmlns:a="http://schemas.openxmlformats.org/drawingml/2006/main">
+              <a:graphicData uri="http://schemas.openxmlformats.org/drawingml/2006/picture">
+                <pic:pic xmlns:pic="http://schemas.openxmlformats.org/drawingml/2006/picture">
+                  <pic:nvPicPr>
+                    <pic:cNvPr id="0" name="Picture 31"/>
+                    <pic:cNvPicPr>
+                      <a:picLocks noChangeAspect="1" noChangeArrowheads="1"/>
+                    </pic:cNvPicPr>
+                  </pic:nvPicPr>
+                  <pic:blipFill>
+                    <a:blip r:embed="rId68" cstate="print"/>
+                    <a:srcRect/>
+                    <a:stretch>
+                      <a:fillRect/>
+                    </a:stretch>
+                  </pic:blipFill>
+                  <pic:spPr bwMode="auto">
+                    <a:xfrm>
+                      <a:off x="0" y="0"/>
+                      <a:ext cx="2654413" cy="4114800"/>
+                    </a:xfrm>
+                    <a:prstGeom prst="rect">
+                      <a:avLst/>
+                    </a:prstGeom>
+                    <a:noFill/>
+                    <a:ln w="9525">
+                      <a:noFill/>
+                      <a:miter lim="800000"/>
+                      <a:headEnd/>
+                      <a:tailEnd/>
+                    </a:ln>
+                  </pic:spPr>
+                </pic:pic>
+              </a:graphicData>
+            </a:graphic>
+          </wp:inline>
+        </w:drawing>
+      </w:r>
     </w:p>
     <w:p>
       <w:pPr>
@@ -8123,7 +9791,19 @@
         <w:rPr>
           <w:color w:val="231F20"/>
         </w:rPr>
-        <w:t>Используя палитру «Оформление» создайте объект с несколькими за- ливками, обводками и эффектами:</w:t>
+        <w:t>Используя палитру «Оформление» со</w:t>
+      </w:r>
+      <w:r>
+        <w:rPr>
+          <w:color w:val="231F20"/>
+        </w:rPr>
+        <w:t>здайте объект с несколькими за</w:t>
+      </w:r>
+      <w:r>
+        <w:rPr>
+          <w:color w:val="231F20"/>
+        </w:rPr>
+        <w:t>ливками, обводками и эффектами:</w:t>
       </w:r>
     </w:p>
     <w:p>
@@ -8133,9 +9813,74 @@
         </w:tabs>
         <w:spacing w:line="312" w:lineRule="auto"/>
         <w:ind w:right="140"/>
+        <w:rPr>
+          <w:lang w:val="en-US"/>
+        </w:rPr>
       </w:pPr>
       <w:r>
         <w:t>Рисунок 8</w:t>
+      </w:r>
+    </w:p>
+    <w:p>
+      <w:pPr>
+        <w:tabs>
+          <w:tab w:val="left" w:pos="1241"/>
+        </w:tabs>
+        <w:spacing w:line="312" w:lineRule="auto"/>
+        <w:ind w:right="140"/>
+        <w:rPr>
+          <w:lang w:val="en-US"/>
+        </w:rPr>
+      </w:pPr>
+      <w:r>
+        <w:rPr>
+          <w:noProof/>
+        </w:rPr>
+        <w:drawing>
+          <wp:inline distT="0" distB="0" distL="0" distR="0">
+            <wp:extent cx="4692650" cy="2884659"/>
+            <wp:effectExtent l="19050" t="0" r="0" b="0"/>
+            <wp:docPr id="3" name="Рисунок 1"/>
+            <wp:cNvGraphicFramePr>
+              <a:graphicFrameLocks xmlns:a="http://schemas.openxmlformats.org/drawingml/2006/main" noChangeAspect="1"/>
+            </wp:cNvGraphicFramePr>
+            <a:graphic xmlns:a="http://schemas.openxmlformats.org/drawingml/2006/main">
+              <a:graphicData uri="http://schemas.openxmlformats.org/drawingml/2006/picture">
+                <pic:pic xmlns:pic="http://schemas.openxmlformats.org/drawingml/2006/picture">
+                  <pic:nvPicPr>
+                    <pic:cNvPr id="0" name="Picture 1"/>
+                    <pic:cNvPicPr>
+                      <a:picLocks noChangeAspect="1" noChangeArrowheads="1"/>
+                    </pic:cNvPicPr>
+                  </pic:nvPicPr>
+                  <pic:blipFill>
+                    <a:blip r:embed="rId69" cstate="print"/>
+                    <a:srcRect/>
+                    <a:stretch>
+                      <a:fillRect/>
+                    </a:stretch>
+                  </pic:blipFill>
+                  <pic:spPr bwMode="auto">
+                    <a:xfrm>
+                      <a:off x="0" y="0"/>
+                      <a:ext cx="4692650" cy="2884659"/>
+                    </a:xfrm>
+                    <a:prstGeom prst="rect">
+                      <a:avLst/>
+                    </a:prstGeom>
+                    <a:noFill/>
+                    <a:ln w="9525">
+                      <a:noFill/>
+                      <a:miter lim="800000"/>
+                      <a:headEnd/>
+                      <a:tailEnd/>
+                    </a:ln>
+                  </pic:spPr>
+                </pic:pic>
+              </a:graphicData>
+            </a:graphic>
+          </wp:inline>
+        </w:drawing>
       </w:r>
     </w:p>
     <w:p>
@@ -9205,7 +10950,7 @@
                     <pic:cNvPicPr/>
                   </pic:nvPicPr>
                   <pic:blipFill>
-                    <a:blip r:embed="rId47" cstate="print"/>
+                    <a:blip r:embed="rId70" cstate="print"/>
                     <a:stretch>
                       <a:fillRect/>
                     </a:stretch>
@@ -9271,7 +11016,7 @@
                     </pic:cNvPicPr>
                   </pic:nvPicPr>
                   <pic:blipFill>
-                    <a:blip r:embed="rId48" cstate="print"/>
+                    <a:blip r:embed="rId71" cstate="print"/>
                     <a:srcRect/>
                     <a:stretch>
                       <a:fillRect/>
@@ -9329,7 +11074,7 @@
                     </pic:cNvPicPr>
                   </pic:nvPicPr>
                   <pic:blipFill>
-                    <a:blip r:embed="rId49" cstate="print"/>
+                    <a:blip r:embed="rId72" cstate="print"/>
                     <a:srcRect l="5138"/>
                     <a:stretch>
                       <a:fillRect/>
@@ -9386,7 +11131,7 @@
                     </pic:cNvPicPr>
                   </pic:nvPicPr>
                   <pic:blipFill>
-                    <a:blip r:embed="rId50" cstate="print"/>
+                    <a:blip r:embed="rId73" cstate="print"/>
                     <a:srcRect l="5742"/>
                     <a:stretch>
                       <a:fillRect/>
@@ -9444,7 +11189,7 @@
                     </pic:cNvPicPr>
                   </pic:nvPicPr>
                   <pic:blipFill>
-                    <a:blip r:embed="rId51" cstate="print"/>
+                    <a:blip r:embed="rId74" cstate="print"/>
                     <a:srcRect/>
                     <a:stretch>
                       <a:fillRect/>
@@ -10489,6 +12234,92 @@
     </w:lvl>
   </w:abstractNum>
   <w:abstractNum w:abstractNumId="6">
+    <w:nsid w:val="15713A52"/>
+    <w:multiLevelType w:val="hybridMultilevel"/>
+    <w:tmpl w:val="A6B6375A"/>
+    <w:lvl w:ilvl="0" w:tplc="0419000F">
+      <w:start w:val="1"/>
+      <w:numFmt w:val="decimal"/>
+      <w:lvlText w:val="%1."/>
+      <w:lvlJc w:val="left"/>
+      <w:pPr>
+        <w:ind w:left="720" w:hanging="360"/>
+      </w:pPr>
+    </w:lvl>
+    <w:lvl w:ilvl="1" w:tplc="04190019" w:tentative="1">
+      <w:start w:val="1"/>
+      <w:numFmt w:val="lowerLetter"/>
+      <w:lvlText w:val="%2."/>
+      <w:lvlJc w:val="left"/>
+      <w:pPr>
+        <w:ind w:left="1440" w:hanging="360"/>
+      </w:pPr>
+    </w:lvl>
+    <w:lvl w:ilvl="2" w:tplc="0419001B" w:tentative="1">
+      <w:start w:val="1"/>
+      <w:numFmt w:val="lowerRoman"/>
+      <w:lvlText w:val="%3."/>
+      <w:lvlJc w:val="right"/>
+      <w:pPr>
+        <w:ind w:left="2160" w:hanging="180"/>
+      </w:pPr>
+    </w:lvl>
+    <w:lvl w:ilvl="3" w:tplc="0419000F" w:tentative="1">
+      <w:start w:val="1"/>
+      <w:numFmt w:val="decimal"/>
+      <w:lvlText w:val="%4."/>
+      <w:lvlJc w:val="left"/>
+      <w:pPr>
+        <w:ind w:left="2880" w:hanging="360"/>
+      </w:pPr>
+    </w:lvl>
+    <w:lvl w:ilvl="4" w:tplc="04190019" w:tentative="1">
+      <w:start w:val="1"/>
+      <w:numFmt w:val="lowerLetter"/>
+      <w:lvlText w:val="%5."/>
+      <w:lvlJc w:val="left"/>
+      <w:pPr>
+        <w:ind w:left="3600" w:hanging="360"/>
+      </w:pPr>
+    </w:lvl>
+    <w:lvl w:ilvl="5" w:tplc="0419001B" w:tentative="1">
+      <w:start w:val="1"/>
+      <w:numFmt w:val="lowerRoman"/>
+      <w:lvlText w:val="%6."/>
+      <w:lvlJc w:val="right"/>
+      <w:pPr>
+        <w:ind w:left="4320" w:hanging="180"/>
+      </w:pPr>
+    </w:lvl>
+    <w:lvl w:ilvl="6" w:tplc="0419000F" w:tentative="1">
+      <w:start w:val="1"/>
+      <w:numFmt w:val="decimal"/>
+      <w:lvlText w:val="%7."/>
+      <w:lvlJc w:val="left"/>
+      <w:pPr>
+        <w:ind w:left="5040" w:hanging="360"/>
+      </w:pPr>
+    </w:lvl>
+    <w:lvl w:ilvl="7" w:tplc="04190019" w:tentative="1">
+      <w:start w:val="1"/>
+      <w:numFmt w:val="lowerLetter"/>
+      <w:lvlText w:val="%8."/>
+      <w:lvlJc w:val="left"/>
+      <w:pPr>
+        <w:ind w:left="5760" w:hanging="360"/>
+      </w:pPr>
+    </w:lvl>
+    <w:lvl w:ilvl="8" w:tplc="0419001B" w:tentative="1">
+      <w:start w:val="1"/>
+      <w:numFmt w:val="lowerRoman"/>
+      <w:lvlText w:val="%9."/>
+      <w:lvlJc w:val="right"/>
+      <w:pPr>
+        <w:ind w:left="6480" w:hanging="180"/>
+      </w:pPr>
+    </w:lvl>
+  </w:abstractNum>
+  <w:abstractNum w:abstractNumId="7">
     <w:nsid w:val="16893737"/>
     <w:multiLevelType w:val="hybridMultilevel"/>
     <w:tmpl w:val="7056F182"/>
@@ -10587,7 +12418,7 @@
       </w:pPr>
     </w:lvl>
   </w:abstractNum>
-  <w:abstractNum w:abstractNumId="7">
+  <w:abstractNum w:abstractNumId="8">
     <w:nsid w:val="19657F97"/>
     <w:multiLevelType w:val="hybridMultilevel"/>
     <w:tmpl w:val="187EF024"/>
@@ -10677,7 +12508,7 @@
       </w:pPr>
     </w:lvl>
   </w:abstractNum>
-  <w:abstractNum w:abstractNumId="8">
+  <w:abstractNum w:abstractNumId="9">
     <w:nsid w:val="1B067BA5"/>
     <w:multiLevelType w:val="hybridMultilevel"/>
     <w:tmpl w:val="55BC7568"/>
@@ -10763,7 +12594,7 @@
       </w:pPr>
     </w:lvl>
   </w:abstractNum>
-  <w:abstractNum w:abstractNumId="9">
+  <w:abstractNum w:abstractNumId="10">
     <w:nsid w:val="1BF06BEE"/>
     <w:multiLevelType w:val="hybridMultilevel"/>
     <w:tmpl w:val="CE3E9EE0"/>
@@ -10774,7 +12605,6 @@
       <w:lvlJc w:val="left"/>
       <w:pPr>
         <w:ind w:left="148" w:hanging="380"/>
-        <w:jc w:val="left"/>
       </w:pPr>
       <w:rPr>
         <w:rFonts w:ascii="Times New Roman" w:eastAsia="Times New Roman" w:hAnsi="Times New Roman" w:cs="Times New Roman" w:hint="default"/>
@@ -10896,7 +12726,7 @@
       </w:rPr>
     </w:lvl>
   </w:abstractNum>
-  <w:abstractNum w:abstractNumId="10">
+  <w:abstractNum w:abstractNumId="11">
     <w:nsid w:val="1E957FCF"/>
     <w:multiLevelType w:val="hybridMultilevel"/>
     <w:tmpl w:val="F3E09D94"/>
@@ -10986,7 +12816,7 @@
       </w:pPr>
     </w:lvl>
   </w:abstractNum>
-  <w:abstractNum w:abstractNumId="11">
+  <w:abstractNum w:abstractNumId="12">
     <w:nsid w:val="22671336"/>
     <w:multiLevelType w:val="hybridMultilevel"/>
     <w:tmpl w:val="3C946D9E"/>
@@ -11118,7 +12948,7 @@
       </w:rPr>
     </w:lvl>
   </w:abstractNum>
-  <w:abstractNum w:abstractNumId="12">
+  <w:abstractNum w:abstractNumId="13">
     <w:nsid w:val="251978D6"/>
     <w:multiLevelType w:val="hybridMultilevel"/>
     <w:tmpl w:val="029200C8"/>
@@ -11129,7 +12959,6 @@
       <w:lvlJc w:val="left"/>
       <w:pPr>
         <w:ind w:left="141" w:hanging="380"/>
-        <w:jc w:val="left"/>
       </w:pPr>
       <w:rPr>
         <w:rFonts w:ascii="Times New Roman" w:eastAsia="Times New Roman" w:hAnsi="Times New Roman" w:cs="Times New Roman" w:hint="default"/>
@@ -11242,7 +13071,7 @@
       </w:rPr>
     </w:lvl>
   </w:abstractNum>
-  <w:abstractNum w:abstractNumId="13">
+  <w:abstractNum w:abstractNumId="14">
     <w:nsid w:val="28307725"/>
     <w:multiLevelType w:val="hybridMultilevel"/>
     <w:tmpl w:val="4F96C6E4"/>
@@ -11384,7 +13213,7 @@
       </w:rPr>
     </w:lvl>
   </w:abstractNum>
-  <w:abstractNum w:abstractNumId="14">
+  <w:abstractNum w:abstractNumId="15">
     <w:nsid w:val="286E4ED6"/>
     <w:multiLevelType w:val="hybridMultilevel"/>
     <w:tmpl w:val="266435EE"/>
@@ -11483,7 +13312,7 @@
       </w:pPr>
     </w:lvl>
   </w:abstractNum>
-  <w:abstractNum w:abstractNumId="15">
+  <w:abstractNum w:abstractNumId="16">
     <w:nsid w:val="2B174E81"/>
     <w:multiLevelType w:val="hybridMultilevel"/>
     <w:tmpl w:val="D018B3C0"/>
@@ -11569,7 +13398,7 @@
       </w:pPr>
     </w:lvl>
   </w:abstractNum>
-  <w:abstractNum w:abstractNumId="16">
+  <w:abstractNum w:abstractNumId="17">
     <w:nsid w:val="30CF2902"/>
     <w:multiLevelType w:val="hybridMultilevel"/>
     <w:tmpl w:val="823EF08A"/>
@@ -11701,7 +13530,7 @@
       </w:rPr>
     </w:lvl>
   </w:abstractNum>
-  <w:abstractNum w:abstractNumId="17">
+  <w:abstractNum w:abstractNumId="18">
     <w:nsid w:val="36E81B21"/>
     <w:multiLevelType w:val="hybridMultilevel"/>
     <w:tmpl w:val="B9CE9B4E"/>
@@ -11800,7 +13629,7 @@
       </w:pPr>
     </w:lvl>
   </w:abstractNum>
-  <w:abstractNum w:abstractNumId="18">
+  <w:abstractNum w:abstractNumId="19">
     <w:nsid w:val="37B5690E"/>
     <w:multiLevelType w:val="hybridMultilevel"/>
     <w:tmpl w:val="063A3BF6"/>
@@ -11890,7 +13719,7 @@
       </w:pPr>
     </w:lvl>
   </w:abstractNum>
-  <w:abstractNum w:abstractNumId="19">
+  <w:abstractNum w:abstractNumId="20">
     <w:nsid w:val="391B7494"/>
     <w:multiLevelType w:val="hybridMultilevel"/>
     <w:tmpl w:val="9A5EA516"/>
@@ -11989,7 +13818,7 @@
       </w:pPr>
     </w:lvl>
   </w:abstractNum>
-  <w:abstractNum w:abstractNumId="20">
+  <w:abstractNum w:abstractNumId="21">
     <w:nsid w:val="39E37635"/>
     <w:multiLevelType w:val="hybridMultilevel"/>
     <w:tmpl w:val="22FEE4A4"/>
@@ -12121,7 +13950,7 @@
       </w:rPr>
     </w:lvl>
   </w:abstractNum>
-  <w:abstractNum w:abstractNumId="21">
+  <w:abstractNum w:abstractNumId="22">
     <w:nsid w:val="437400B3"/>
     <w:multiLevelType w:val="hybridMultilevel"/>
     <w:tmpl w:val="E4D8D97E"/>
@@ -12207,7 +14036,7 @@
       </w:pPr>
     </w:lvl>
   </w:abstractNum>
-  <w:abstractNum w:abstractNumId="22">
+  <w:abstractNum w:abstractNumId="23">
     <w:nsid w:val="527103A6"/>
     <w:multiLevelType w:val="hybridMultilevel"/>
     <w:tmpl w:val="89DA0C00"/>
@@ -12306,7 +14135,7 @@
       </w:pPr>
     </w:lvl>
   </w:abstractNum>
-  <w:abstractNum w:abstractNumId="23">
+  <w:abstractNum w:abstractNumId="24">
     <w:nsid w:val="53DC72C6"/>
     <w:multiLevelType w:val="hybridMultilevel"/>
     <w:tmpl w:val="ACEA17CA"/>
@@ -12392,7 +14221,93 @@
       </w:pPr>
     </w:lvl>
   </w:abstractNum>
-  <w:abstractNum w:abstractNumId="24">
+  <w:abstractNum w:abstractNumId="25">
+    <w:nsid w:val="5A15301E"/>
+    <w:multiLevelType w:val="hybridMultilevel"/>
+    <w:tmpl w:val="67C6B82C"/>
+    <w:lvl w:ilvl="0" w:tplc="0419000F">
+      <w:start w:val="1"/>
+      <w:numFmt w:val="decimal"/>
+      <w:lvlText w:val="%1."/>
+      <w:lvlJc w:val="left"/>
+      <w:pPr>
+        <w:ind w:left="720" w:hanging="360"/>
+      </w:pPr>
+    </w:lvl>
+    <w:lvl w:ilvl="1" w:tplc="04190019" w:tentative="1">
+      <w:start w:val="1"/>
+      <w:numFmt w:val="lowerLetter"/>
+      <w:lvlText w:val="%2."/>
+      <w:lvlJc w:val="left"/>
+      <w:pPr>
+        <w:ind w:left="1440" w:hanging="360"/>
+      </w:pPr>
+    </w:lvl>
+    <w:lvl w:ilvl="2" w:tplc="0419001B" w:tentative="1">
+      <w:start w:val="1"/>
+      <w:numFmt w:val="lowerRoman"/>
+      <w:lvlText w:val="%3."/>
+      <w:lvlJc w:val="right"/>
+      <w:pPr>
+        <w:ind w:left="2160" w:hanging="180"/>
+      </w:pPr>
+    </w:lvl>
+    <w:lvl w:ilvl="3" w:tplc="0419000F" w:tentative="1">
+      <w:start w:val="1"/>
+      <w:numFmt w:val="decimal"/>
+      <w:lvlText w:val="%4."/>
+      <w:lvlJc w:val="left"/>
+      <w:pPr>
+        <w:ind w:left="2880" w:hanging="360"/>
+      </w:pPr>
+    </w:lvl>
+    <w:lvl w:ilvl="4" w:tplc="04190019" w:tentative="1">
+      <w:start w:val="1"/>
+      <w:numFmt w:val="lowerLetter"/>
+      <w:lvlText w:val="%5."/>
+      <w:lvlJc w:val="left"/>
+      <w:pPr>
+        <w:ind w:left="3600" w:hanging="360"/>
+      </w:pPr>
+    </w:lvl>
+    <w:lvl w:ilvl="5" w:tplc="0419001B" w:tentative="1">
+      <w:start w:val="1"/>
+      <w:numFmt w:val="lowerRoman"/>
+      <w:lvlText w:val="%6."/>
+      <w:lvlJc w:val="right"/>
+      <w:pPr>
+        <w:ind w:left="4320" w:hanging="180"/>
+      </w:pPr>
+    </w:lvl>
+    <w:lvl w:ilvl="6" w:tplc="0419000F" w:tentative="1">
+      <w:start w:val="1"/>
+      <w:numFmt w:val="decimal"/>
+      <w:lvlText w:val="%7."/>
+      <w:lvlJc w:val="left"/>
+      <w:pPr>
+        <w:ind w:left="5040" w:hanging="360"/>
+      </w:pPr>
+    </w:lvl>
+    <w:lvl w:ilvl="7" w:tplc="04190019" w:tentative="1">
+      <w:start w:val="1"/>
+      <w:numFmt w:val="lowerLetter"/>
+      <w:lvlText w:val="%8."/>
+      <w:lvlJc w:val="left"/>
+      <w:pPr>
+        <w:ind w:left="5760" w:hanging="360"/>
+      </w:pPr>
+    </w:lvl>
+    <w:lvl w:ilvl="8" w:tplc="0419001B" w:tentative="1">
+      <w:start w:val="1"/>
+      <w:numFmt w:val="lowerRoman"/>
+      <w:lvlText w:val="%9."/>
+      <w:lvlJc w:val="right"/>
+      <w:pPr>
+        <w:ind w:left="6480" w:hanging="180"/>
+      </w:pPr>
+    </w:lvl>
+  </w:abstractNum>
+  <w:abstractNum w:abstractNumId="26">
     <w:nsid w:val="66AC12B7"/>
     <w:multiLevelType w:val="hybridMultilevel"/>
     <w:tmpl w:val="639E250E"/>
@@ -12491,7 +14406,7 @@
       </w:pPr>
     </w:lvl>
   </w:abstractNum>
-  <w:abstractNum w:abstractNumId="25">
+  <w:abstractNum w:abstractNumId="27">
     <w:nsid w:val="67591D51"/>
     <w:multiLevelType w:val="hybridMultilevel"/>
     <w:tmpl w:val="CEA4E63A"/>
@@ -12590,7 +14505,7 @@
       </w:pPr>
     </w:lvl>
   </w:abstractNum>
-  <w:abstractNum w:abstractNumId="26">
+  <w:abstractNum w:abstractNumId="28">
     <w:nsid w:val="73461C7D"/>
     <w:multiLevelType w:val="hybridMultilevel"/>
     <w:tmpl w:val="C32E68AC"/>
@@ -12689,7 +14604,7 @@
       </w:pPr>
     </w:lvl>
   </w:abstractNum>
-  <w:abstractNum w:abstractNumId="27">
+  <w:abstractNum w:abstractNumId="29">
     <w:nsid w:val="78257992"/>
     <w:multiLevelType w:val="hybridMultilevel"/>
     <w:tmpl w:val="B22A71D2"/>
@@ -12788,7 +14703,7 @@
       </w:pPr>
     </w:lvl>
   </w:abstractNum>
-  <w:abstractNum w:abstractNumId="28">
+  <w:abstractNum w:abstractNumId="30">
     <w:nsid w:val="7B250DE7"/>
     <w:multiLevelType w:val="hybridMultilevel"/>
     <w:tmpl w:val="1C02E89E"/>
@@ -12799,7 +14714,6 @@
       <w:lvlJc w:val="left"/>
       <w:pPr>
         <w:ind w:left="1248" w:hanging="380"/>
-        <w:jc w:val="left"/>
       </w:pPr>
       <w:rPr>
         <w:rFonts w:ascii="Times New Roman" w:eastAsia="Times New Roman" w:hAnsi="Times New Roman" w:cs="Times New Roman" w:hint="default"/>
@@ -12921,7 +14835,7 @@
       </w:rPr>
     </w:lvl>
   </w:abstractNum>
-  <w:abstractNum w:abstractNumId="29">
+  <w:abstractNum w:abstractNumId="31">
     <w:nsid w:val="7F0A7B78"/>
     <w:multiLevelType w:val="hybridMultilevel"/>
     <w:tmpl w:val="99ACC924"/>
@@ -13021,13 +14935,13 @@
     </w:lvl>
   </w:abstractNum>
   <w:num w:numId="1">
-    <w:abstractNumId w:val="11"/>
+    <w:abstractNumId w:val="12"/>
   </w:num>
   <w:num w:numId="2">
-    <w:abstractNumId w:val="16"/>
+    <w:abstractNumId w:val="17"/>
   </w:num>
   <w:num w:numId="3">
-    <w:abstractNumId w:val="24"/>
+    <w:abstractNumId w:val="26"/>
   </w:num>
   <w:num w:numId="4">
     <w:abstractNumId w:val="4"/>
@@ -13036,79 +14950,85 @@
     <w:abstractNumId w:val="1"/>
   </w:num>
   <w:num w:numId="6">
+    <w:abstractNumId w:val="20"/>
+  </w:num>
+  <w:num w:numId="7">
+    <w:abstractNumId w:val="14"/>
+  </w:num>
+  <w:num w:numId="8">
     <w:abstractNumId w:val="19"/>
   </w:num>
-  <w:num w:numId="7">
-    <w:abstractNumId w:val="13"/>
-  </w:num>
-  <w:num w:numId="8">
-    <w:abstractNumId w:val="18"/>
-  </w:num>
   <w:num w:numId="9">
-    <w:abstractNumId w:val="10"/>
+    <w:abstractNumId w:val="11"/>
   </w:num>
   <w:num w:numId="10">
+    <w:abstractNumId w:val="8"/>
+  </w:num>
+  <w:num w:numId="11">
     <w:abstractNumId w:val="7"/>
   </w:num>
-  <w:num w:numId="11">
-    <w:abstractNumId w:val="6"/>
-  </w:num>
   <w:num w:numId="12">
-    <w:abstractNumId w:val="27"/>
+    <w:abstractNumId w:val="29"/>
   </w:num>
   <w:num w:numId="13">
-    <w:abstractNumId w:val="20"/>
+    <w:abstractNumId w:val="21"/>
   </w:num>
   <w:num w:numId="14">
-    <w:abstractNumId w:val="29"/>
+    <w:abstractNumId w:val="31"/>
   </w:num>
   <w:num w:numId="15">
     <w:abstractNumId w:val="3"/>
   </w:num>
   <w:num w:numId="16">
-    <w:abstractNumId w:val="17"/>
+    <w:abstractNumId w:val="18"/>
   </w:num>
   <w:num w:numId="17">
     <w:abstractNumId w:val="2"/>
   </w:num>
   <w:num w:numId="18">
-    <w:abstractNumId w:val="22"/>
+    <w:abstractNumId w:val="23"/>
   </w:num>
   <w:num w:numId="19">
     <w:abstractNumId w:val="0"/>
   </w:num>
   <w:num w:numId="20">
-    <w:abstractNumId w:val="26"/>
+    <w:abstractNumId w:val="28"/>
   </w:num>
   <w:num w:numId="21">
-    <w:abstractNumId w:val="15"/>
+    <w:abstractNumId w:val="16"/>
   </w:num>
   <w:num w:numId="22">
-    <w:abstractNumId w:val="23"/>
+    <w:abstractNumId w:val="24"/>
   </w:num>
   <w:num w:numId="23">
-    <w:abstractNumId w:val="28"/>
+    <w:abstractNumId w:val="30"/>
   </w:num>
   <w:num w:numId="24">
-    <w:abstractNumId w:val="9"/>
+    <w:abstractNumId w:val="10"/>
   </w:num>
   <w:num w:numId="25">
-    <w:abstractNumId w:val="12"/>
+    <w:abstractNumId w:val="13"/>
   </w:num>
   <w:num w:numId="26">
-    <w:abstractNumId w:val="25"/>
+    <w:abstractNumId w:val="27"/>
   </w:num>
   <w:num w:numId="27">
     <w:abstractNumId w:val="5"/>
   </w:num>
   <w:num w:numId="28">
-    <w:abstractNumId w:val="14"/>
+    <w:abstractNumId w:val="15"/>
   </w:num>
   <w:num w:numId="29">
-    <w:abstractNumId w:val="21"/>
+    <w:abstractNumId w:val="22"/>
   </w:num>
   <w:num w:numId="30">
-    <w:abstractNumId w:val="8"/>
+    <w:abstractNumId w:val="9"/>
+  </w:num>
+  <w:num w:numId="31">
+    <w:abstractNumId w:val="6"/>
+  </w:num>
+  <w:num w:numId="32">
+    <w:abstractNumId w:val="25"/>
   </w:num>
 </w:numbering>
 </file>
@@ -13358,6 +15278,7 @@
   <w:style w:type="character" w:default="1" w:styleId="a0">
     <w:name w:val="Default Paragraph Font"/>
     <w:uiPriority w:val="1"/>
+    <w:semiHidden/>
     <w:unhideWhenUsed/>
   </w:style>
   <w:style w:type="table" w:default="1" w:styleId="a1">
@@ -13992,7 +15913,7 @@
 </file>
 
 <file path=customXml/itemProps1.xml><?xml version="1.0" encoding="utf-8"?>
-<ds:datastoreItem xmlns:ds="http://schemas.openxmlformats.org/officeDocument/2006/customXml" ds:itemID="{7F38A198-AF60-4442-A397-AED24488BFBB}">
+<ds:datastoreItem xmlns:ds="http://schemas.openxmlformats.org/officeDocument/2006/customXml" ds:itemID="{CFFC8DD0-5398-4835-AC2C-7DF399A775E8}">
   <ds:schemaRefs>
     <ds:schemaRef ds:uri="http://schemas.openxmlformats.org/officeDocument/2006/bibliography"/>
   </ds:schemaRefs>

--- a/ЭВМ/иллюстратор.docx
+++ b/ЭВМ/иллюстратор.docx
@@ -1,10 +1,11 @@
 
 <file path=word/document.xml><?xml version="1.0" encoding="utf-8"?>
-<w:document xmlns:ve="http://schemas.openxmlformats.org/markup-compatibility/2006" xmlns:o="urn:schemas-microsoft-com:office:office" xmlns:r="http://schemas.openxmlformats.org/officeDocument/2006/relationships" xmlns:m="http://schemas.openxmlformats.org/officeDocument/2006/math" xmlns:v="urn:schemas-microsoft-com:vml" xmlns:wp="http://schemas.openxmlformats.org/drawingml/2006/wordprocessingDrawing" xmlns:w10="urn:schemas-microsoft-com:office:word" xmlns:w="http://schemas.openxmlformats.org/wordprocessingml/2006/main" xmlns:wne="http://schemas.microsoft.com/office/word/2006/wordml">
+<w:document xmlns:wpc="http://schemas.microsoft.com/office/word/2010/wordprocessingCanvas" xmlns:mc="http://schemas.openxmlformats.org/markup-compatibility/2006" xmlns:o="urn:schemas-microsoft-com:office:office" xmlns:r="http://schemas.openxmlformats.org/officeDocument/2006/relationships" xmlns:m="http://schemas.openxmlformats.org/officeDocument/2006/math" xmlns:v="urn:schemas-microsoft-com:vml" xmlns:wp14="http://schemas.microsoft.com/office/word/2010/wordprocessingDrawing" xmlns:wp="http://schemas.openxmlformats.org/drawingml/2006/wordprocessingDrawing" xmlns:w10="urn:schemas-microsoft-com:office:word" xmlns:w="http://schemas.openxmlformats.org/wordprocessingml/2006/main" xmlns:w14="http://schemas.microsoft.com/office/word/2010/wordml" xmlns:wpg="http://schemas.microsoft.com/office/word/2010/wordprocessingGroup" xmlns:wpi="http://schemas.microsoft.com/office/word/2010/wordprocessingInk" xmlns:wne="http://schemas.microsoft.com/office/word/2006/wordml" xmlns:wps="http://schemas.microsoft.com/office/word/2010/wordprocessingShape" mc:Ignorable="w14 wp14">
   <w:body>
     <w:p>
       <w:pPr>
         <w:widowControl w:val="0"/>
+        <w:ind w:firstLine="709"/>
       </w:pPr>
     </w:p>
     <w:tbl>
@@ -12,7 +13,7 @@
         <w:tblW w:w="9380" w:type="dxa"/>
         <w:jc w:val="center"/>
         <w:tblLayout w:type="fixed"/>
-        <w:tblLook w:val="0400"/>
+        <w:tblLook w:val="0400" w:firstRow="0" w:lastRow="0" w:firstColumn="0" w:lastColumn="0" w:noHBand="0" w:noVBand="1"/>
       </w:tblPr>
       <w:tblGrid>
         <w:gridCol w:w="953"/>
@@ -32,6 +33,7 @@
           <w:p>
             <w:pPr>
               <w:spacing w:after="160"/>
+              <w:ind w:firstLine="709"/>
               <w:jc w:val="center"/>
               <w:rPr>
                 <w:rFonts w:eastAsia="Times New Roman" w:cs="Times New Roman"/>
@@ -54,6 +56,7 @@
           <w:p>
             <w:pPr>
               <w:spacing w:after="160"/>
+              <w:ind w:firstLine="709"/>
               <w:jc w:val="center"/>
               <w:rPr>
                 <w:rFonts w:eastAsia="Times New Roman" w:cs="Times New Roman"/>
@@ -71,6 +74,7 @@
           <w:p>
             <w:pPr>
               <w:spacing w:after="160"/>
+              <w:ind w:firstLine="709"/>
               <w:jc w:val="center"/>
               <w:rPr>
                 <w:rFonts w:eastAsia="Times New Roman" w:cs="Times New Roman"/>
@@ -86,7 +90,7 @@
                 <w:szCs w:val="24"/>
               </w:rPr>
               <w:drawing>
-                <wp:inline distT="0" distB="0" distL="0" distR="0">
+                <wp:inline distT="0" distB="0" distL="0" distR="0" wp14:anchorId="16877C24" wp14:editId="66B21D0F">
                   <wp:extent cx="1187450" cy="1206500"/>
                   <wp:effectExtent l="0" t="0" r="0" b="0"/>
                   <wp:docPr id="1" name="Рисунок 1" descr="Изображение выглядит как Графика, Шрифт, графический дизайн, снимок экрана&#10;&#10;Автоматически созданное описание"/>
@@ -103,10 +107,10 @@
                           </pic:cNvPicPr>
                         </pic:nvPicPr>
                         <pic:blipFill>
-                          <a:blip r:embed="rId8" cstate="print">
+                          <a:blip r:embed="rId9" cstate="print">
                             <a:extLst>
                               <a:ext uri="{28A0092B-C50C-407E-A947-70E740481C1C}">
-                                <a14:useLocalDpi xmlns:a14="http://schemas.microsoft.com/office/drawing/2010/main" xmlns:wps="http://schemas.microsoft.com/office/word/2010/wordprocessingShape" xmlns:wpi="http://schemas.microsoft.com/office/word/2010/wordprocessingInk" xmlns:wpg="http://schemas.microsoft.com/office/word/2010/wordprocessingGroup" xmlns:w14="http://schemas.microsoft.com/office/word/2010/wordml" xmlns:w="http://schemas.openxmlformats.org/wordprocessingml/2006/main" xmlns:w10="urn:schemas-microsoft-com:office:word" xmlns:wp14="http://schemas.microsoft.com/office/word/2010/wordprocessingDrawing" xmlns:v="urn:schemas-microsoft-com:vml" xmlns:o="urn:schemas-microsoft-com:office:office" xmlns:mc="http://schemas.openxmlformats.org/markup-compatibility/2006" xmlns:wpc="http://schemas.microsoft.com/office/word/2010/wordprocessingCanvas" xmlns="" val="0"/>
+                                <a14:useLocalDpi xmlns:a14="http://schemas.microsoft.com/office/drawing/2010/main" val="0"/>
                               </a:ext>
                             </a:extLst>
                           </a:blip>
@@ -143,6 +147,7 @@
           <w:p>
             <w:pPr>
               <w:spacing w:after="160"/>
+              <w:ind w:firstLine="709"/>
               <w:jc w:val="center"/>
               <w:rPr>
                 <w:rFonts w:eastAsia="Times New Roman" w:cs="Times New Roman"/>
@@ -167,6 +172,7 @@
           <w:p>
             <w:pPr>
               <w:spacing w:after="160"/>
+              <w:ind w:firstLine="709"/>
               <w:jc w:val="center"/>
               <w:rPr>
                 <w:rFonts w:eastAsia="Times New Roman" w:cs="Times New Roman"/>
@@ -199,6 +205,7 @@
           <w:p>
             <w:pPr>
               <w:spacing w:after="160"/>
+              <w:ind w:firstLine="709"/>
               <w:jc w:val="center"/>
               <w:rPr>
                 <w:rFonts w:eastAsia="Times New Roman" w:cs="Times New Roman"/>
@@ -217,6 +224,7 @@
           <w:p>
             <w:pPr>
               <w:spacing w:after="160"/>
+              <w:ind w:firstLine="709"/>
               <w:jc w:val="center"/>
               <w:rPr>
                 <w:rFonts w:eastAsia="Times New Roman" w:cs="Times New Roman"/>
@@ -247,6 +255,7 @@
           <w:p>
             <w:pPr>
               <w:spacing w:after="160"/>
+              <w:ind w:firstLine="709"/>
               <w:jc w:val="center"/>
               <w:rPr>
                 <w:rFonts w:eastAsia="Times New Roman" w:cs="Times New Roman"/>
@@ -265,7 +274,7 @@
           <w:p>
             <w:pPr>
               <w:spacing w:line="240" w:lineRule="auto"/>
-              <w:ind w:left="850" w:right="1701"/>
+              <w:ind w:left="850" w:right="1701" w:firstLine="709"/>
               <w:jc w:val="center"/>
               <w:rPr>
                 <w:rFonts w:eastAsia="Times New Roman" w:cs="Times New Roman"/>
@@ -313,6 +322,7 @@
           <w:p>
             <w:pPr>
               <w:spacing w:after="160"/>
+              <w:ind w:firstLine="709"/>
               <w:jc w:val="center"/>
               <w:rPr>
                 <w:rFonts w:eastAsia="Times New Roman" w:cs="Times New Roman"/>
@@ -330,6 +340,7 @@
           <w:p>
             <w:pPr>
               <w:spacing w:after="160"/>
+              <w:ind w:firstLine="709"/>
               <w:rPr>
                 <w:rFonts w:eastAsia="Times New Roman" w:cs="Times New Roman"/>
                 <w:sz w:val="24"/>
@@ -343,6 +354,7 @@
     <w:p>
       <w:pPr>
         <w:spacing w:after="160"/>
+        <w:ind w:firstLine="709"/>
         <w:rPr>
           <w:rFonts w:eastAsia="Times New Roman" w:cs="Times New Roman"/>
           <w:sz w:val="24"/>
@@ -355,7 +367,7 @@
         <w:tblW w:w="5580" w:type="dxa"/>
         <w:tblInd w:w="1856" w:type="dxa"/>
         <w:tblLayout w:type="fixed"/>
-        <w:tblLook w:val="0400"/>
+        <w:tblLook w:val="0400" w:firstRow="0" w:lastRow="0" w:firstColumn="0" w:lastColumn="0" w:noHBand="0" w:noVBand="1"/>
       </w:tblPr>
       <w:tblGrid>
         <w:gridCol w:w="1965"/>
@@ -379,6 +391,7 @@
           <w:p>
             <w:pPr>
               <w:spacing w:after="160"/>
+              <w:ind w:firstLine="709"/>
               <w:rPr>
                 <w:rFonts w:eastAsia="Times New Roman" w:cs="Times New Roman"/>
                 <w:sz w:val="24"/>
@@ -389,6 +402,7 @@
           <w:p>
             <w:pPr>
               <w:spacing w:after="160"/>
+              <w:ind w:firstLine="709"/>
               <w:jc w:val="both"/>
               <w:rPr>
                 <w:rFonts w:eastAsia="Times New Roman" w:cs="Times New Roman"/>
@@ -411,6 +425,7 @@
           <w:p>
             <w:pPr>
               <w:spacing w:after="160"/>
+              <w:ind w:firstLine="709"/>
               <w:jc w:val="center"/>
               <w:rPr>
                 <w:rFonts w:eastAsia="Times New Roman" w:cs="Times New Roman"/>
@@ -439,6 +454,7 @@
           <w:p>
             <w:pPr>
               <w:spacing w:after="160"/>
+              <w:ind w:firstLine="709"/>
               <w:rPr>
                 <w:rFonts w:eastAsia="Times New Roman" w:cs="Times New Roman"/>
                 <w:sz w:val="24"/>
@@ -466,6 +482,7 @@
           <w:p>
             <w:pPr>
               <w:spacing w:after="160"/>
+              <w:ind w:firstLine="709"/>
               <w:rPr>
                 <w:rFonts w:eastAsia="Times New Roman" w:cs="Times New Roman"/>
                 <w:sz w:val="24"/>
@@ -492,6 +509,7 @@
           <w:p>
             <w:pPr>
               <w:spacing w:after="160"/>
+              <w:ind w:firstLine="709"/>
               <w:rPr>
                 <w:rFonts w:eastAsia="Times New Roman" w:cs="Times New Roman"/>
                 <w:sz w:val="24"/>
@@ -510,6 +528,7 @@
           <w:p>
             <w:pPr>
               <w:spacing w:after="160"/>
+              <w:ind w:firstLine="709"/>
               <w:jc w:val="center"/>
               <w:rPr>
                 <w:rFonts w:eastAsia="Times New Roman" w:cs="Times New Roman"/>
@@ -533,6 +552,7 @@
           <w:p>
             <w:pPr>
               <w:spacing w:after="160"/>
+              <w:ind w:firstLine="709"/>
               <w:jc w:val="center"/>
               <w:rPr>
                 <w:rFonts w:eastAsia="Times New Roman" w:cs="Times New Roman"/>
@@ -578,6 +598,7 @@
           <w:p>
             <w:pPr>
               <w:spacing w:after="160"/>
+              <w:ind w:firstLine="709"/>
               <w:jc w:val="center"/>
               <w:rPr>
                 <w:rFonts w:eastAsia="Times New Roman" w:cs="Times New Roman"/>
@@ -611,6 +632,7 @@
           <w:p>
             <w:pPr>
               <w:spacing w:after="160"/>
+              <w:ind w:firstLine="709"/>
               <w:jc w:val="center"/>
               <w:rPr>
                 <w:rFonts w:eastAsia="Times New Roman" w:cs="Times New Roman"/>
@@ -618,13 +640,23 @@
                 <w:szCs w:val="24"/>
               </w:rPr>
             </w:pPr>
+            <w:proofErr w:type="spellStart"/>
             <w:r>
               <w:rPr>
                 <w:rFonts w:eastAsia="Times New Roman" w:cs="Times New Roman"/>
                 <w:sz w:val="24"/>
                 <w:szCs w:val="24"/>
               </w:rPr>
-              <w:t>Шикша М.В.</w:t>
+              <w:t>Шикша</w:t>
+            </w:r>
+            <w:proofErr w:type="spellEnd"/>
+            <w:r>
+              <w:rPr>
+                <w:rFonts w:eastAsia="Times New Roman" w:cs="Times New Roman"/>
+                <w:sz w:val="24"/>
+                <w:szCs w:val="24"/>
+              </w:rPr>
+              <w:t xml:space="preserve"> М.В.</w:t>
             </w:r>
           </w:p>
         </w:tc>
@@ -646,6 +678,7 @@
           <w:p>
             <w:pPr>
               <w:spacing w:after="160"/>
+              <w:ind w:firstLine="709"/>
               <w:rPr>
                 <w:rFonts w:eastAsia="Times New Roman" w:cs="Times New Roman"/>
                 <w:sz w:val="24"/>
@@ -667,6 +700,7 @@
           <w:p>
             <w:pPr>
               <w:spacing w:after="160"/>
+              <w:ind w:firstLine="709"/>
               <w:jc w:val="center"/>
               <w:rPr>
                 <w:rFonts w:eastAsia="Times New Roman" w:cs="Times New Roman"/>
@@ -694,6 +728,7 @@
           <w:p>
             <w:pPr>
               <w:spacing w:after="160"/>
+              <w:ind w:firstLine="709"/>
               <w:jc w:val="center"/>
               <w:rPr>
                 <w:rFonts w:eastAsia="Times New Roman" w:cs="Times New Roman"/>
@@ -716,6 +751,7 @@
           <w:p>
             <w:pPr>
               <w:spacing w:after="160"/>
+              <w:ind w:firstLine="709"/>
               <w:jc w:val="center"/>
               <w:rPr>
                 <w:rFonts w:eastAsia="Times New Roman" w:cs="Times New Roman"/>
@@ -730,6 +766,7 @@
     <w:p>
       <w:pPr>
         <w:spacing w:after="160"/>
+        <w:ind w:firstLine="709"/>
         <w:rPr>
           <w:rFonts w:eastAsia="Times New Roman" w:cs="Times New Roman"/>
         </w:rPr>
@@ -740,7 +777,7 @@
         <w:tblW w:w="9030" w:type="dxa"/>
         <w:jc w:val="center"/>
         <w:tblLayout w:type="fixed"/>
-        <w:tblLook w:val="0400"/>
+        <w:tblLook w:val="0400" w:firstRow="0" w:lastRow="0" w:firstColumn="0" w:lastColumn="0" w:noHBand="0" w:noVBand="1"/>
       </w:tblPr>
       <w:tblGrid>
         <w:gridCol w:w="923"/>
@@ -760,6 +797,7 @@
           <w:p>
             <w:pPr>
               <w:spacing w:after="160"/>
+              <w:ind w:firstLine="709"/>
               <w:rPr>
                 <w:rFonts w:eastAsia="Times New Roman" w:cs="Times New Roman"/>
                 <w:sz w:val="24"/>
@@ -781,6 +819,7 @@
           <w:p>
             <w:pPr>
               <w:spacing w:after="160"/>
+              <w:ind w:firstLine="709"/>
               <w:jc w:val="center"/>
               <w:rPr>
                 <w:rFonts w:eastAsia="Times New Roman" w:cs="Times New Roman"/>
@@ -796,6 +835,7 @@
           <w:p>
             <w:pPr>
               <w:spacing w:after="160"/>
+              <w:ind w:firstLine="709"/>
               <w:jc w:val="center"/>
               <w:rPr>
                 <w:rFonts w:eastAsia="Times New Roman" w:cs="Times New Roman"/>
@@ -811,6 +851,7 @@
           <w:p>
             <w:pPr>
               <w:spacing w:after="160"/>
+              <w:ind w:firstLine="709"/>
               <w:jc w:val="center"/>
               <w:rPr>
                 <w:rFonts w:eastAsia="Times New Roman" w:cs="Times New Roman"/>
@@ -831,6 +872,7 @@
           <w:p>
             <w:pPr>
               <w:spacing w:after="160"/>
+              <w:ind w:firstLine="709"/>
               <w:jc w:val="center"/>
               <w:rPr>
                 <w:rFonts w:eastAsia="Times New Roman" w:cs="Times New Roman"/>
@@ -866,6 +908,7 @@
         <w:p>
           <w:pPr>
             <w:pStyle w:val="a5"/>
+            <w:ind w:firstLine="709"/>
           </w:pPr>
           <w:r>
             <w:t>Оглавление</w:t>
@@ -892,7 +935,7 @@
           <w:r>
             <w:fldChar w:fldCharType="separate"/>
           </w:r>
-          <w:hyperlink w:anchor="_Toc221397202" w:history="1">
+          <w:hyperlink w:anchor="_Toc221794138" w:history="1">
             <w:r>
               <w:rPr>
                 <w:rStyle w:val="a6"/>
@@ -919,7 +962,7 @@
                 <w:noProof/>
                 <w:webHidden/>
               </w:rPr>
-              <w:instrText xml:space="preserve"> PAGEREF _Toc221397202 \h </w:instrText>
+              <w:instrText xml:space="preserve"> PAGEREF _Toc221794138 \h </w:instrText>
             </w:r>
             <w:r>
               <w:rPr>
@@ -962,7 +1005,7 @@
               <w:sz w:val="22"/>
             </w:rPr>
           </w:pPr>
-          <w:hyperlink w:anchor="_Toc221397203" w:history="1">
+          <w:hyperlink w:anchor="_Toc221794139" w:history="1">
             <w:r>
               <w:rPr>
                 <w:rStyle w:val="a6"/>
@@ -989,7 +1032,7 @@
                 <w:noProof/>
                 <w:webHidden/>
               </w:rPr>
-              <w:instrText xml:space="preserve"> PAGEREF _Toc221397203 \h </w:instrText>
+              <w:instrText xml:space="preserve"> PAGEREF _Toc221794139 \h </w:instrText>
             </w:r>
             <w:r>
               <w:rPr>
@@ -1009,7 +1052,7 @@
                 <w:noProof/>
                 <w:webHidden/>
               </w:rPr>
-              <w:t>7</w:t>
+              <w:t>6</w:t>
             </w:r>
             <w:r>
               <w:rPr>
@@ -1032,7 +1075,7 @@
               <w:sz w:val="22"/>
             </w:rPr>
           </w:pPr>
-          <w:hyperlink w:anchor="_Toc221397204" w:history="1">
+          <w:hyperlink w:anchor="_Toc221794140" w:history="1">
             <w:r>
               <w:rPr>
                 <w:rStyle w:val="a6"/>
@@ -1059,7 +1102,7 @@
                 <w:noProof/>
                 <w:webHidden/>
               </w:rPr>
-              <w:instrText xml:space="preserve"> PAGEREF _Toc221397204 \h </w:instrText>
+              <w:instrText xml:space="preserve"> PAGEREF _Toc221794140 \h </w:instrText>
             </w:r>
             <w:r>
               <w:rPr>
@@ -1102,7 +1145,7 @@
               <w:sz w:val="22"/>
             </w:rPr>
           </w:pPr>
-          <w:hyperlink w:anchor="_Toc221397205" w:history="1">
+          <w:hyperlink w:anchor="_Toc221794141" w:history="1">
             <w:r>
               <w:rPr>
                 <w:rStyle w:val="a6"/>
@@ -1129,7 +1172,7 @@
                 <w:noProof/>
                 <w:webHidden/>
               </w:rPr>
-              <w:instrText xml:space="preserve"> PAGEREF _Toc221397205 \h </w:instrText>
+              <w:instrText xml:space="preserve"> PAGEREF _Toc221794141 \h </w:instrText>
             </w:r>
             <w:r>
               <w:rPr>
@@ -1149,7 +1192,7 @@
                 <w:noProof/>
                 <w:webHidden/>
               </w:rPr>
-              <w:t>14</w:t>
+              <w:t>15</w:t>
             </w:r>
             <w:r>
               <w:rPr>
@@ -1172,7 +1215,7 @@
               <w:sz w:val="22"/>
             </w:rPr>
           </w:pPr>
-          <w:hyperlink w:anchor="_Toc221397206" w:history="1">
+          <w:hyperlink w:anchor="_Toc221794142" w:history="1">
             <w:r>
               <w:rPr>
                 <w:rStyle w:val="a6"/>
@@ -1208,77 +1251,7 @@
                 <w:noProof/>
                 <w:webHidden/>
               </w:rPr>
-              <w:instrText xml:space="preserve"> PAGEREF _Toc221397206 \h </w:instrText>
-            </w:r>
-            <w:r>
-              <w:rPr>
-                <w:noProof/>
-                <w:webHidden/>
-              </w:rPr>
-            </w:r>
-            <w:r>
-              <w:rPr>
-                <w:noProof/>
-                <w:webHidden/>
-              </w:rPr>
-              <w:fldChar w:fldCharType="separate"/>
-            </w:r>
-            <w:r>
-              <w:rPr>
-                <w:noProof/>
-                <w:webHidden/>
-              </w:rPr>
-              <w:t>16</w:t>
-            </w:r>
-            <w:r>
-              <w:rPr>
-                <w:noProof/>
-                <w:webHidden/>
-              </w:rPr>
-              <w:fldChar w:fldCharType="end"/>
-            </w:r>
-          </w:hyperlink>
-        </w:p>
-        <w:p>
-          <w:pPr>
-            <w:pStyle w:val="11"/>
-            <w:tabs>
-              <w:tab w:val="right" w:leader="dot" w:pos="9916"/>
-            </w:tabs>
-            <w:rPr>
-              <w:rFonts w:asciiTheme="minorHAnsi" w:eastAsiaTheme="minorEastAsia" w:hAnsiTheme="minorHAnsi" w:cstheme="minorBidi"/>
-              <w:noProof/>
-              <w:sz w:val="22"/>
-            </w:rPr>
-          </w:pPr>
-          <w:hyperlink w:anchor="_Toc221397207" w:history="1">
-            <w:r>
-              <w:rPr>
-                <w:rStyle w:val="a6"/>
-                <w:noProof/>
-              </w:rPr>
-              <w:t>Практическое занятие № 6</w:t>
-            </w:r>
-            <w:r>
-              <w:rPr>
-                <w:noProof/>
-                <w:webHidden/>
-              </w:rPr>
-              <w:tab/>
-            </w:r>
-            <w:r>
-              <w:rPr>
-                <w:noProof/>
-                <w:webHidden/>
-              </w:rPr>
-              <w:fldChar w:fldCharType="begin"/>
-            </w:r>
-            <w:r>
-              <w:rPr>
-                <w:noProof/>
-                <w:webHidden/>
-              </w:rPr>
-              <w:instrText xml:space="preserve"> PAGEREF _Toc221397207 \h </w:instrText>
+              <w:instrText xml:space="preserve"> PAGEREF _Toc221794142 \h </w:instrText>
             </w:r>
             <w:r>
               <w:rPr>
@@ -1321,7 +1294,77 @@
               <w:sz w:val="22"/>
             </w:rPr>
           </w:pPr>
-          <w:hyperlink w:anchor="_Toc221397208" w:history="1">
+          <w:hyperlink w:anchor="_Toc221794143" w:history="1">
+            <w:r>
+              <w:rPr>
+                <w:rStyle w:val="a6"/>
+                <w:noProof/>
+              </w:rPr>
+              <w:t>Практическое занятие № 6</w:t>
+            </w:r>
+            <w:r>
+              <w:rPr>
+                <w:noProof/>
+                <w:webHidden/>
+              </w:rPr>
+              <w:tab/>
+            </w:r>
+            <w:r>
+              <w:rPr>
+                <w:noProof/>
+                <w:webHidden/>
+              </w:rPr>
+              <w:fldChar w:fldCharType="begin"/>
+            </w:r>
+            <w:r>
+              <w:rPr>
+                <w:noProof/>
+                <w:webHidden/>
+              </w:rPr>
+              <w:instrText xml:space="preserve"> PAGEREF _Toc221794143 \h </w:instrText>
+            </w:r>
+            <w:r>
+              <w:rPr>
+                <w:noProof/>
+                <w:webHidden/>
+              </w:rPr>
+            </w:r>
+            <w:r>
+              <w:rPr>
+                <w:noProof/>
+                <w:webHidden/>
+              </w:rPr>
+              <w:fldChar w:fldCharType="separate"/>
+            </w:r>
+            <w:r>
+              <w:rPr>
+                <w:noProof/>
+                <w:webHidden/>
+              </w:rPr>
+              <w:t>20</w:t>
+            </w:r>
+            <w:r>
+              <w:rPr>
+                <w:noProof/>
+                <w:webHidden/>
+              </w:rPr>
+              <w:fldChar w:fldCharType="end"/>
+            </w:r>
+          </w:hyperlink>
+        </w:p>
+        <w:p>
+          <w:pPr>
+            <w:pStyle w:val="11"/>
+            <w:tabs>
+              <w:tab w:val="right" w:leader="dot" w:pos="9916"/>
+            </w:tabs>
+            <w:rPr>
+              <w:rFonts w:asciiTheme="minorHAnsi" w:eastAsiaTheme="minorEastAsia" w:hAnsiTheme="minorHAnsi" w:cstheme="minorBidi"/>
+              <w:noProof/>
+              <w:sz w:val="22"/>
+            </w:rPr>
+          </w:pPr>
+          <w:hyperlink w:anchor="_Toc221794144" w:history="1">
             <w:r>
               <w:rPr>
                 <w:rStyle w:val="a6"/>
@@ -1357,7 +1400,7 @@
                 <w:noProof/>
                 <w:webHidden/>
               </w:rPr>
-              <w:instrText xml:space="preserve"> PAGEREF _Toc221397208 \h </w:instrText>
+              <w:instrText xml:space="preserve"> PAGEREF _Toc221794144 \h </w:instrText>
             </w:r>
             <w:r>
               <w:rPr>
@@ -1377,7 +1420,7 @@
                 <w:noProof/>
                 <w:webHidden/>
               </w:rPr>
-              <w:t>19</w:t>
+              <w:t>22</w:t>
             </w:r>
             <w:r>
               <w:rPr>
@@ -1400,7 +1443,7 @@
               <w:sz w:val="22"/>
             </w:rPr>
           </w:pPr>
-          <w:hyperlink w:anchor="_Toc221397209" w:history="1">
+          <w:hyperlink w:anchor="_Toc221794145" w:history="1">
             <w:r>
               <w:rPr>
                 <w:rStyle w:val="a6"/>
@@ -1436,7 +1479,7 @@
                 <w:noProof/>
                 <w:webHidden/>
               </w:rPr>
-              <w:instrText xml:space="preserve"> PAGEREF _Toc221397209 \h </w:instrText>
+              <w:instrText xml:space="preserve"> PAGEREF _Toc221794145 \h </w:instrText>
             </w:r>
             <w:r>
               <w:rPr>
@@ -1456,7 +1499,7 @@
                 <w:noProof/>
                 <w:webHidden/>
               </w:rPr>
-              <w:t>21</w:t>
+              <w:t>27</w:t>
             </w:r>
             <w:r>
               <w:rPr>
@@ -1479,7 +1522,7 @@
               <w:sz w:val="22"/>
             </w:rPr>
           </w:pPr>
-          <w:hyperlink w:anchor="_Toc221397210" w:history="1">
+          <w:hyperlink w:anchor="_Toc221794146" w:history="1">
             <w:r>
               <w:rPr>
                 <w:rStyle w:val="a6"/>
@@ -1531,7 +1574,7 @@
                 <w:noProof/>
                 <w:webHidden/>
               </w:rPr>
-              <w:instrText xml:space="preserve"> PAGEREF _Toc221397210 \h </w:instrText>
+              <w:instrText xml:space="preserve"> PAGEREF _Toc221794146 \h </w:instrText>
             </w:r>
             <w:r>
               <w:rPr>
@@ -1551,7 +1594,7 @@
                 <w:noProof/>
                 <w:webHidden/>
               </w:rPr>
-              <w:t>22</w:t>
+              <w:t>28</w:t>
             </w:r>
             <w:r>
               <w:rPr>
@@ -1574,7 +1617,7 @@
               <w:sz w:val="22"/>
             </w:rPr>
           </w:pPr>
-          <w:hyperlink w:anchor="_Toc221397211" w:history="1">
+          <w:hyperlink w:anchor="_Toc221794147" w:history="1">
             <w:r>
               <w:rPr>
                 <w:rStyle w:val="a6"/>
@@ -1634,7 +1677,7 @@
                 <w:noProof/>
                 <w:webHidden/>
               </w:rPr>
-              <w:instrText xml:space="preserve"> PAGEREF _Toc221397211 \h </w:instrText>
+              <w:instrText xml:space="preserve"> PAGEREF _Toc221794147 \h </w:instrText>
             </w:r>
             <w:r>
               <w:rPr>
@@ -1654,7 +1697,7 @@
                 <w:noProof/>
                 <w:webHidden/>
               </w:rPr>
-              <w:t>23</w:t>
+              <w:t>29</w:t>
             </w:r>
             <w:r>
               <w:rPr>
@@ -1666,6 +1709,9 @@
           </w:hyperlink>
         </w:p>
         <w:p>
+          <w:pPr>
+            <w:ind w:firstLine="709"/>
+          </w:pPr>
           <w:r>
             <w:rPr>
               <w:b/>
@@ -1676,10 +1722,15 @@
         </w:p>
       </w:sdtContent>
     </w:sdt>
-    <w:p/>
+    <w:p>
+      <w:pPr>
+        <w:ind w:firstLine="709"/>
+      </w:pPr>
+    </w:p>
     <w:p>
       <w:pPr>
         <w:spacing w:after="200"/>
+        <w:ind w:firstLine="709"/>
         <w:rPr>
           <w:rFonts w:asciiTheme="majorHAnsi" w:eastAsiaTheme="majorEastAsia" w:hAnsiTheme="majorHAnsi" w:cstheme="majorBidi"/>
           <w:b/>
@@ -1695,17 +1746,23 @@
     <w:p>
       <w:pPr>
         <w:pStyle w:val="1"/>
-      </w:pPr>
-      <w:bookmarkStart w:id="2" w:name="_Toc221397202"/>
+        <w:ind w:firstLine="709"/>
+      </w:pPr>
+      <w:bookmarkStart w:id="2" w:name="_Toc221794138"/>
       <w:r>
         <w:lastRenderedPageBreak/>
         <w:t>Практическое занятие №1</w:t>
       </w:r>
       <w:bookmarkEnd w:id="2"/>
     </w:p>
-    <w:p/>
-    <w:p>
-      <w:pPr>
+    <w:p>
+      <w:pPr>
+        <w:ind w:firstLine="709"/>
+      </w:pPr>
+    </w:p>
+    <w:p>
+      <w:pPr>
+        <w:ind w:firstLine="709"/>
         <w:jc w:val="center"/>
         <w:rPr>
           <w:b/>
@@ -1724,6 +1781,7 @@
     </w:p>
     <w:p>
       <w:pPr>
+        <w:ind w:firstLine="709"/>
         <w:rPr>
           <w:b/>
           <w:i/>
@@ -1733,6 +1791,7 @@
     </w:p>
     <w:p>
       <w:pPr>
+        <w:ind w:firstLine="709"/>
         <w:rPr>
           <w:b/>
         </w:rPr>
@@ -1745,6 +1804,9 @@
       </w:r>
     </w:p>
     <w:p>
+      <w:pPr>
+        <w:ind w:firstLine="709"/>
+      </w:pPr>
       <w:r>
         <w:t>•</w:t>
       </w:r>
@@ -1754,6 +1816,9 @@
       </w:r>
     </w:p>
     <w:p>
+      <w:pPr>
+        <w:ind w:firstLine="709"/>
+      </w:pPr>
       <w:r>
         <w:t>•</w:t>
       </w:r>
@@ -1762,7 +1827,11 @@
         <w:t>освоить базовые операции с векторными объектами.</w:t>
       </w:r>
     </w:p>
-    <w:p/>
+    <w:p>
+      <w:pPr>
+        <w:ind w:firstLine="709"/>
+      </w:pPr>
+    </w:p>
     <w:p>
       <w:pPr>
         <w:pStyle w:val="a7"/>
@@ -1770,13 +1839,21 @@
           <w:ilvl w:val="0"/>
           <w:numId w:val="4"/>
         </w:numPr>
+        <w:ind w:firstLine="709"/>
       </w:pPr>
       <w:r>
         <w:t>Используя стандартные примитивы прямоугольник, многоугольник и эллипс и операции копирования, группировки и выравнивания нарисовать изображения:</w:t>
       </w:r>
     </w:p>
-    <w:p/>
-    <w:p>
+    <w:p>
+      <w:pPr>
+        <w:ind w:firstLine="709"/>
+      </w:pPr>
+    </w:p>
+    <w:p>
+      <w:pPr>
+        <w:ind w:firstLine="709"/>
+      </w:pPr>
       <w:r>
         <w:t xml:space="preserve">Рисунок 1 </w:t>
       </w:r>
@@ -1806,14 +1883,17 @@
       </w:r>
     </w:p>
     <w:p>
+      <w:pPr>
+        <w:ind w:firstLine="709"/>
+      </w:pPr>
       <w:r>
         <w:rPr>
           <w:noProof/>
         </w:rPr>
         <w:drawing>
-          <wp:inline distT="0" distB="0" distL="0" distR="0">
-            <wp:extent cx="3840569" cy="2767254"/>
-            <wp:effectExtent l="19050" t="0" r="7531" b="0"/>
+          <wp:inline distT="0" distB="0" distL="0" distR="0" wp14:anchorId="5A11BA30" wp14:editId="7520B94C">
+            <wp:extent cx="3505200" cy="2525610"/>
+            <wp:effectExtent l="0" t="0" r="0" b="0"/>
             <wp:docPr id="2" name="Рисунок 2"/>
             <wp:cNvGraphicFramePr>
               <a:graphicFrameLocks xmlns:a="http://schemas.openxmlformats.org/drawingml/2006/main" noChangeAspect="1"/>
@@ -1826,7 +1906,7 @@
                     <pic:cNvPicPr/>
                   </pic:nvPicPr>
                   <pic:blipFill>
-                    <a:blip r:embed="rId9" cstate="print"/>
+                    <a:blip r:embed="rId10" cstate="print"/>
                     <a:srcRect l="5714" r="5882"/>
                     <a:stretch>
                       <a:fillRect/>
@@ -1835,7 +1915,7 @@
                   <pic:spPr>
                     <a:xfrm>
                       <a:off x="0" y="0"/>
-                      <a:ext cx="3846470" cy="2771506"/>
+                      <a:ext cx="3526996" cy="2541315"/>
                     </a:xfrm>
                     <a:prstGeom prst="rect">
                       <a:avLst/>
@@ -1852,9 +1932,9 @@
           <w:noProof/>
         </w:rPr>
         <w:drawing>
-          <wp:inline distT="0" distB="0" distL="0" distR="0">
-            <wp:extent cx="1916076" cy="2799374"/>
-            <wp:effectExtent l="19050" t="0" r="7974" b="0"/>
+          <wp:inline distT="0" distB="0" distL="0" distR="0" wp14:anchorId="03718E1A" wp14:editId="366527BB">
+            <wp:extent cx="1651000" cy="2412100"/>
+            <wp:effectExtent l="0" t="0" r="0" b="0"/>
             <wp:docPr id="19" name="Рисунок 3"/>
             <wp:cNvGraphicFramePr>
               <a:graphicFrameLocks xmlns:a="http://schemas.openxmlformats.org/drawingml/2006/main" noChangeAspect="1"/>
@@ -1867,7 +1947,7 @@
                     <pic:cNvPicPr/>
                   </pic:nvPicPr>
                   <pic:blipFill>
-                    <a:blip r:embed="rId10" cstate="print"/>
+                    <a:blip r:embed="rId11" cstate="print"/>
                     <a:srcRect l="4670" r="17857"/>
                     <a:stretch>
                       <a:fillRect/>
@@ -1876,7 +1956,7 @@
                   <pic:spPr>
                     <a:xfrm>
                       <a:off x="0" y="0"/>
-                      <a:ext cx="1921892" cy="2807871"/>
+                      <a:ext cx="1665640" cy="2433489"/>
                     </a:xfrm>
                     <a:prstGeom prst="rect">
                       <a:avLst/>
@@ -1896,9 +1976,18 @@
           <w:ilvl w:val="0"/>
           <w:numId w:val="4"/>
         </w:numPr>
-      </w:pPr>
-      <w:r>
-        <w:t xml:space="preserve">Используя стандартные примитивы спираль и эллипс и операции копирования, группировки, зеркалирования и выравнивания нарисовать </w:t>
+        <w:ind w:firstLine="709"/>
+      </w:pPr>
+      <w:r>
+        <w:t xml:space="preserve">Используя стандартные примитивы спираль и эллипс и операции копирования, группировки, </w:t>
+      </w:r>
+      <w:proofErr w:type="spellStart"/>
+      <w:r>
+        <w:t>зеркалирования</w:t>
+      </w:r>
+      <w:proofErr w:type="spellEnd"/>
+      <w:r>
+        <w:t xml:space="preserve"> и выравнивания нарисовать </w:t>
       </w:r>
       <w:r>
         <w:t>изобра</w:t>
@@ -1913,10 +2002,14 @@
         <w:t>:</w:t>
       </w:r>
     </w:p>
-    <w:p/>
-    <w:p>
-      <w:pPr>
-        <w:ind w:left="708" w:firstLine="708"/>
+    <w:p>
+      <w:pPr>
+        <w:ind w:firstLine="709"/>
+      </w:pPr>
+    </w:p>
+    <w:p>
+      <w:pPr>
+        <w:ind w:left="708" w:firstLine="709"/>
       </w:pPr>
       <w:r>
         <w:t>Рисунок 3</w:t>
@@ -1924,6 +2017,7 @@
     </w:p>
     <w:p>
       <w:pPr>
+        <w:ind w:firstLine="709"/>
         <w:jc w:val="center"/>
       </w:pPr>
       <w:r>
@@ -1931,9 +2025,9 @@
           <w:noProof/>
         </w:rPr>
         <w:drawing>
-          <wp:inline distT="0" distB="0" distL="0" distR="0">
-            <wp:extent cx="3879850" cy="1989476"/>
-            <wp:effectExtent l="19050" t="0" r="6350" b="0"/>
+          <wp:inline distT="0" distB="0" distL="0" distR="0" wp14:anchorId="5D55ECBB" wp14:editId="44679E05">
+            <wp:extent cx="3276600" cy="1680147"/>
+            <wp:effectExtent l="0" t="0" r="0" b="0"/>
             <wp:docPr id="4" name="Рисунок 4"/>
             <wp:cNvGraphicFramePr>
               <a:graphicFrameLocks xmlns:a="http://schemas.openxmlformats.org/drawingml/2006/main" noChangeAspect="1"/>
@@ -1946,7 +2040,7 @@
                     <pic:cNvPicPr/>
                   </pic:nvPicPr>
                   <pic:blipFill>
-                    <a:blip r:embed="rId11" cstate="print"/>
+                    <a:blip r:embed="rId12" cstate="print"/>
                     <a:srcRect l="2854"/>
                     <a:stretch>
                       <a:fillRect/>
@@ -1955,7 +2049,7 @@
                   <pic:spPr>
                     <a:xfrm>
                       <a:off x="0" y="0"/>
-                      <a:ext cx="3887864" cy="1993585"/>
+                      <a:ext cx="3288751" cy="1686377"/>
                     </a:xfrm>
                     <a:prstGeom prst="rect">
                       <a:avLst/>
@@ -1970,19 +2064,13 @@
     </w:p>
     <w:p>
       <w:pPr>
-        <w:rPr>
-          <w:noProof/>
-        </w:rPr>
-      </w:pPr>
-    </w:p>
-    <w:p>
-      <w:pPr>
         <w:pStyle w:val="a8"/>
         <w:numPr>
           <w:ilvl w:val="0"/>
           <w:numId w:val="4"/>
         </w:numPr>
         <w:spacing w:before="85" w:line="312" w:lineRule="auto"/>
+        <w:ind w:firstLine="709"/>
       </w:pPr>
       <w:r>
         <w:rPr>
@@ -2108,7 +2196,7 @@
       <w:pPr>
         <w:pStyle w:val="a8"/>
         <w:spacing w:before="85" w:line="312" w:lineRule="auto"/>
-        <w:ind w:left="1416" w:firstLine="708"/>
+        <w:ind w:left="1416" w:firstLine="709"/>
       </w:pPr>
       <w:r>
         <w:rPr>
@@ -2120,6 +2208,7 @@
     </w:p>
     <w:p>
       <w:pPr>
+        <w:ind w:firstLine="709"/>
         <w:jc w:val="center"/>
       </w:pPr>
       <w:r>
@@ -2127,7 +2216,7 @@
           <w:noProof/>
         </w:rPr>
         <w:drawing>
-          <wp:inline distT="0" distB="0" distL="0" distR="0">
+          <wp:inline distT="0" distB="0" distL="0" distR="0" wp14:anchorId="72B572BE" wp14:editId="35FFCDF3">
             <wp:extent cx="3081898" cy="4254500"/>
             <wp:effectExtent l="19050" t="0" r="4202" b="0"/>
             <wp:docPr id="5" name="Рисунок 5"/>
@@ -2142,7 +2231,7 @@
                     <pic:cNvPicPr/>
                   </pic:nvPicPr>
                   <pic:blipFill>
-                    <a:blip r:embed="rId12" cstate="print"/>
+                    <a:blip r:embed="rId13" cstate="print"/>
                     <a:srcRect l="8414"/>
                     <a:stretch>
                       <a:fillRect/>
@@ -2175,6 +2264,7 @@
           <w:tab w:val="left" w:pos="1255"/>
         </w:tabs>
         <w:spacing w:before="16"/>
+        <w:ind w:firstLine="709"/>
       </w:pPr>
       <w:r>
         <w:rPr>
@@ -2254,12 +2344,14 @@
         </w:rPr>
         <w:t xml:space="preserve"> </w:t>
       </w:r>
+      <w:proofErr w:type="spellStart"/>
       <w:r>
         <w:rPr>
           <w:color w:val="231F20"/>
         </w:rPr>
         <w:t>Wingdings</w:t>
       </w:r>
+      <w:proofErr w:type="spellEnd"/>
       <w:r>
         <w:rPr>
           <w:color w:val="231F20"/>
@@ -2280,6 +2372,7 @@
         </w:rPr>
         <w:t xml:space="preserve"> </w:t>
       </w:r>
+      <w:proofErr w:type="gramStart"/>
       <w:r>
         <w:rPr>
           <w:color w:val="231F20"/>
@@ -2287,11 +2380,20 @@
         </w:rPr>
         <w:t>опера-</w:t>
       </w:r>
-      <w:r>
-        <w:rPr>
-          <w:color w:val="231F20"/>
-        </w:rPr>
-        <w:t>цию поворота с</w:t>
+      <w:proofErr w:type="spellStart"/>
+      <w:r>
+        <w:rPr>
+          <w:color w:val="231F20"/>
+        </w:rPr>
+        <w:t>цию</w:t>
+      </w:r>
+      <w:proofErr w:type="spellEnd"/>
+      <w:proofErr w:type="gramEnd"/>
+      <w:r>
+        <w:rPr>
+          <w:color w:val="231F20"/>
+        </w:rPr>
+        <w:t xml:space="preserve"> поворота с</w:t>
       </w:r>
       <w:r>
         <w:rPr>
@@ -2327,9 +2429,13 @@
           <w:tab w:val="left" w:pos="1255"/>
         </w:tabs>
         <w:spacing w:before="16"/>
-      </w:pPr>
-    </w:p>
-    <w:p>
+        <w:ind w:firstLine="709"/>
+      </w:pPr>
+    </w:p>
+    <w:p>
+      <w:pPr>
+        <w:ind w:firstLine="709"/>
+      </w:pPr>
       <w:r>
         <w:t xml:space="preserve"> </w:t>
       </w:r>
@@ -2349,6 +2455,7 @@
     </w:p>
     <w:p>
       <w:pPr>
+        <w:ind w:firstLine="709"/>
         <w:jc w:val="center"/>
       </w:pPr>
       <w:r>
@@ -2356,7 +2463,7 @@
           <w:noProof/>
         </w:rPr>
         <w:drawing>
-          <wp:inline distT="0" distB="0" distL="0" distR="0">
+          <wp:inline distT="0" distB="0" distL="0" distR="0" wp14:anchorId="318CB57A" wp14:editId="7E1AC6C2">
             <wp:extent cx="2724150" cy="2636272"/>
             <wp:effectExtent l="19050" t="0" r="0" b="0"/>
             <wp:docPr id="22" name="Рисунок 21" descr="Screenshot 2026-02-06 230346.png"/>
@@ -2371,7 +2478,7 @@
                     <pic:cNvPicPr/>
                   </pic:nvPicPr>
                   <pic:blipFill>
-                    <a:blip r:embed="rId13" cstate="print"/>
+                    <a:blip r:embed="rId14" cstate="print"/>
                     <a:stretch>
                       <a:fillRect/>
                     </a:stretch>
@@ -2402,6 +2509,7 @@
         <w:tabs>
           <w:tab w:val="left" w:pos="1255"/>
         </w:tabs>
+        <w:ind w:firstLine="709"/>
       </w:pPr>
       <w:r>
         <w:rPr>
@@ -2488,11 +2596,12 @@
         <w:tabs>
           <w:tab w:val="left" w:pos="1255"/>
         </w:tabs>
-      </w:pPr>
-    </w:p>
-    <w:p>
-      <w:pPr>
-        <w:ind w:firstLine="360"/>
+        <w:ind w:firstLine="709"/>
+      </w:pPr>
+    </w:p>
+    <w:p>
+      <w:pPr>
+        <w:ind w:firstLine="709"/>
       </w:pPr>
       <w:r>
         <w:t>Рисунок 6</w:t>
@@ -2500,6 +2609,7 @@
     </w:p>
     <w:p>
       <w:pPr>
+        <w:ind w:firstLine="709"/>
         <w:jc w:val="center"/>
       </w:pPr>
       <w:r>
@@ -2507,235 +2617,10 @@
           <w:noProof/>
         </w:rPr>
         <w:drawing>
-          <wp:inline distT="0" distB="0" distL="0" distR="0">
+          <wp:inline distT="0" distB="0" distL="0" distR="0" wp14:anchorId="6447FE94" wp14:editId="38FE6894">
             <wp:extent cx="6169099" cy="1440878"/>
             <wp:effectExtent l="19050" t="0" r="3101" b="0"/>
             <wp:docPr id="6" name="Рисунок 6"/>
-            <wp:cNvGraphicFramePr>
-              <a:graphicFrameLocks xmlns:a="http://schemas.openxmlformats.org/drawingml/2006/main" noChangeAspect="1"/>
-            </wp:cNvGraphicFramePr>
-            <a:graphic xmlns:a="http://schemas.openxmlformats.org/drawingml/2006/main">
-              <a:graphicData uri="http://schemas.openxmlformats.org/drawingml/2006/picture">
-                <pic:pic xmlns:pic="http://schemas.openxmlformats.org/drawingml/2006/picture">
-                  <pic:nvPicPr>
-                    <pic:cNvPr id="0" name=""/>
-                    <pic:cNvPicPr/>
-                  </pic:nvPicPr>
-                  <pic:blipFill>
-                    <a:blip r:embed="rId14" cstate="print"/>
-                    <a:stretch>
-                      <a:fillRect/>
-                    </a:stretch>
-                  </pic:blipFill>
-                  <pic:spPr>
-                    <a:xfrm>
-                      <a:off x="0" y="0"/>
-                      <a:ext cx="6202133" cy="1448593"/>
-                    </a:xfrm>
-                    <a:prstGeom prst="rect">
-                      <a:avLst/>
-                    </a:prstGeom>
-                  </pic:spPr>
-                </pic:pic>
-              </a:graphicData>
-            </a:graphic>
-          </wp:inline>
-        </w:drawing>
-      </w:r>
-    </w:p>
-    <w:p>
-      <w:pPr>
-        <w:pStyle w:val="a7"/>
-        <w:numPr>
-          <w:ilvl w:val="0"/>
-          <w:numId w:val="4"/>
-        </w:numPr>
-        <w:tabs>
-          <w:tab w:val="left" w:pos="1255"/>
-        </w:tabs>
-        <w:spacing w:before="164"/>
-        <w:ind w:left="156"/>
-      </w:pPr>
-      <w:r>
-        <w:rPr>
-          <w:color w:val="231F20"/>
-        </w:rPr>
-        <w:t>Используя</w:t>
-      </w:r>
-      <w:r>
-        <w:rPr>
-          <w:color w:val="231F20"/>
-          <w:spacing w:val="28"/>
-        </w:rPr>
-        <w:t xml:space="preserve"> </w:t>
-      </w:r>
-      <w:r>
-        <w:rPr>
-          <w:color w:val="231F20"/>
-        </w:rPr>
-        <w:t>стандартный</w:t>
-      </w:r>
-      <w:r>
-        <w:rPr>
-          <w:color w:val="231F20"/>
-          <w:spacing w:val="28"/>
-        </w:rPr>
-        <w:t xml:space="preserve"> </w:t>
-      </w:r>
-      <w:r>
-        <w:rPr>
-          <w:color w:val="231F20"/>
-        </w:rPr>
-        <w:t>примитив</w:t>
-      </w:r>
-      <w:r>
-        <w:rPr>
-          <w:color w:val="231F20"/>
-          <w:spacing w:val="28"/>
-        </w:rPr>
-        <w:t xml:space="preserve"> </w:t>
-      </w:r>
-      <w:r>
-        <w:rPr>
-          <w:color w:val="231F20"/>
-        </w:rPr>
-        <w:t>эллипс</w:t>
-      </w:r>
-      <w:r>
-        <w:rPr>
-          <w:color w:val="231F20"/>
-          <w:spacing w:val="29"/>
-        </w:rPr>
-        <w:t xml:space="preserve"> </w:t>
-      </w:r>
-      <w:r>
-        <w:rPr>
-          <w:color w:val="231F20"/>
-        </w:rPr>
-        <w:t>и</w:t>
-      </w:r>
-      <w:r>
-        <w:rPr>
-          <w:color w:val="231F20"/>
-          <w:spacing w:val="28"/>
-        </w:rPr>
-        <w:t xml:space="preserve"> </w:t>
-      </w:r>
-      <w:r>
-        <w:rPr>
-          <w:color w:val="231F20"/>
-        </w:rPr>
-        <w:t>операции</w:t>
-      </w:r>
-      <w:r>
-        <w:rPr>
-          <w:color w:val="231F20"/>
-          <w:spacing w:val="28"/>
-        </w:rPr>
-        <w:t xml:space="preserve"> </w:t>
-      </w:r>
-      <w:r>
-        <w:rPr>
-          <w:color w:val="231F20"/>
-          <w:spacing w:val="-2"/>
-        </w:rPr>
-        <w:t>масштабирова</w:t>
-      </w:r>
-      <w:r>
-        <w:rPr>
-          <w:color w:val="231F20"/>
-        </w:rPr>
-        <w:t>ния,</w:t>
-      </w:r>
-      <w:r>
-        <w:rPr>
-          <w:color w:val="231F20"/>
-          <w:spacing w:val="8"/>
-        </w:rPr>
-        <w:t xml:space="preserve"> </w:t>
-      </w:r>
-      <w:r>
-        <w:rPr>
-          <w:color w:val="231F20"/>
-        </w:rPr>
-        <w:t>копирования</w:t>
-      </w:r>
-      <w:r>
-        <w:rPr>
-          <w:color w:val="231F20"/>
-          <w:spacing w:val="9"/>
-        </w:rPr>
-        <w:t xml:space="preserve"> </w:t>
-      </w:r>
-      <w:r>
-        <w:rPr>
-          <w:color w:val="231F20"/>
-        </w:rPr>
-        <w:t>и</w:t>
-      </w:r>
-      <w:r>
-        <w:rPr>
-          <w:color w:val="231F20"/>
-          <w:spacing w:val="9"/>
-        </w:rPr>
-        <w:t xml:space="preserve"> </w:t>
-      </w:r>
-      <w:r>
-        <w:rPr>
-          <w:color w:val="231F20"/>
-        </w:rPr>
-        <w:t>вращения</w:t>
-      </w:r>
-      <w:r>
-        <w:rPr>
-          <w:color w:val="231F20"/>
-          <w:spacing w:val="9"/>
-        </w:rPr>
-        <w:t xml:space="preserve"> </w:t>
-      </w:r>
-      <w:r>
-        <w:rPr>
-          <w:color w:val="231F20"/>
-        </w:rPr>
-        <w:t>нарисовать</w:t>
-      </w:r>
-      <w:r>
-        <w:rPr>
-          <w:color w:val="231F20"/>
-          <w:spacing w:val="8"/>
-        </w:rPr>
-        <w:t xml:space="preserve"> </w:t>
-      </w:r>
-      <w:r>
-        <w:rPr>
-          <w:color w:val="231F20"/>
-          <w:spacing w:val="-2"/>
-        </w:rPr>
-        <w:t>изображение:</w:t>
-      </w:r>
-    </w:p>
-    <w:p/>
-    <w:p>
-      <w:pPr>
-        <w:ind w:firstLine="708"/>
-      </w:pPr>
-      <w:r>
-        <w:t>Рисунок 7</w:t>
-      </w:r>
-    </w:p>
-    <w:p>
-      <w:pPr>
-        <w:jc w:val="center"/>
-      </w:pPr>
-      <w:r>
-        <w:rPr>
-          <w:noProof/>
-        </w:rPr>
-        <w:drawing>
-          <wp:inline distT="0" distB="0" distL="0" distR="0">
-            <wp:extent cx="6027089" cy="2141744"/>
-            <wp:effectExtent l="19050" t="0" r="0" b="0"/>
-            <wp:docPr id="7" name="Рисунок 7"/>
             <wp:cNvGraphicFramePr>
               <a:graphicFrameLocks xmlns:a="http://schemas.openxmlformats.org/drawingml/2006/main" noChangeAspect="1"/>
             </wp:cNvGraphicFramePr>
@@ -2755,6 +2640,236 @@
                   <pic:spPr>
                     <a:xfrm>
                       <a:off x="0" y="0"/>
+                      <a:ext cx="6202133" cy="1448593"/>
+                    </a:xfrm>
+                    <a:prstGeom prst="rect">
+                      <a:avLst/>
+                    </a:prstGeom>
+                  </pic:spPr>
+                </pic:pic>
+              </a:graphicData>
+            </a:graphic>
+          </wp:inline>
+        </w:drawing>
+      </w:r>
+    </w:p>
+    <w:p>
+      <w:pPr>
+        <w:pStyle w:val="a7"/>
+        <w:numPr>
+          <w:ilvl w:val="0"/>
+          <w:numId w:val="4"/>
+        </w:numPr>
+        <w:tabs>
+          <w:tab w:val="left" w:pos="1255"/>
+        </w:tabs>
+        <w:spacing w:before="164"/>
+        <w:ind w:left="156" w:firstLine="709"/>
+      </w:pPr>
+      <w:r>
+        <w:rPr>
+          <w:color w:val="231F20"/>
+        </w:rPr>
+        <w:t>Используя</w:t>
+      </w:r>
+      <w:r>
+        <w:rPr>
+          <w:color w:val="231F20"/>
+          <w:spacing w:val="28"/>
+        </w:rPr>
+        <w:t xml:space="preserve"> </w:t>
+      </w:r>
+      <w:r>
+        <w:rPr>
+          <w:color w:val="231F20"/>
+        </w:rPr>
+        <w:t>стандартный</w:t>
+      </w:r>
+      <w:r>
+        <w:rPr>
+          <w:color w:val="231F20"/>
+          <w:spacing w:val="28"/>
+        </w:rPr>
+        <w:t xml:space="preserve"> </w:t>
+      </w:r>
+      <w:r>
+        <w:rPr>
+          <w:color w:val="231F20"/>
+        </w:rPr>
+        <w:t>примитив</w:t>
+      </w:r>
+      <w:r>
+        <w:rPr>
+          <w:color w:val="231F20"/>
+          <w:spacing w:val="28"/>
+        </w:rPr>
+        <w:t xml:space="preserve"> </w:t>
+      </w:r>
+      <w:r>
+        <w:rPr>
+          <w:color w:val="231F20"/>
+        </w:rPr>
+        <w:t>эллипс</w:t>
+      </w:r>
+      <w:r>
+        <w:rPr>
+          <w:color w:val="231F20"/>
+          <w:spacing w:val="29"/>
+        </w:rPr>
+        <w:t xml:space="preserve"> </w:t>
+      </w:r>
+      <w:r>
+        <w:rPr>
+          <w:color w:val="231F20"/>
+        </w:rPr>
+        <w:t>и</w:t>
+      </w:r>
+      <w:r>
+        <w:rPr>
+          <w:color w:val="231F20"/>
+          <w:spacing w:val="28"/>
+        </w:rPr>
+        <w:t xml:space="preserve"> </w:t>
+      </w:r>
+      <w:r>
+        <w:rPr>
+          <w:color w:val="231F20"/>
+        </w:rPr>
+        <w:t>операции</w:t>
+      </w:r>
+      <w:r>
+        <w:rPr>
+          <w:color w:val="231F20"/>
+          <w:spacing w:val="28"/>
+        </w:rPr>
+        <w:t xml:space="preserve"> </w:t>
+      </w:r>
+      <w:r>
+        <w:rPr>
+          <w:color w:val="231F20"/>
+          <w:spacing w:val="-2"/>
+        </w:rPr>
+        <w:t>масштабирова</w:t>
+      </w:r>
+      <w:r>
+        <w:rPr>
+          <w:color w:val="231F20"/>
+        </w:rPr>
+        <w:t>ния,</w:t>
+      </w:r>
+      <w:r>
+        <w:rPr>
+          <w:color w:val="231F20"/>
+          <w:spacing w:val="8"/>
+        </w:rPr>
+        <w:t xml:space="preserve"> </w:t>
+      </w:r>
+      <w:r>
+        <w:rPr>
+          <w:color w:val="231F20"/>
+        </w:rPr>
+        <w:t>копирования</w:t>
+      </w:r>
+      <w:r>
+        <w:rPr>
+          <w:color w:val="231F20"/>
+          <w:spacing w:val="9"/>
+        </w:rPr>
+        <w:t xml:space="preserve"> </w:t>
+      </w:r>
+      <w:r>
+        <w:rPr>
+          <w:color w:val="231F20"/>
+        </w:rPr>
+        <w:t>и</w:t>
+      </w:r>
+      <w:r>
+        <w:rPr>
+          <w:color w:val="231F20"/>
+          <w:spacing w:val="9"/>
+        </w:rPr>
+        <w:t xml:space="preserve"> </w:t>
+      </w:r>
+      <w:r>
+        <w:rPr>
+          <w:color w:val="231F20"/>
+        </w:rPr>
+        <w:t>вращения</w:t>
+      </w:r>
+      <w:r>
+        <w:rPr>
+          <w:color w:val="231F20"/>
+          <w:spacing w:val="9"/>
+        </w:rPr>
+        <w:t xml:space="preserve"> </w:t>
+      </w:r>
+      <w:r>
+        <w:rPr>
+          <w:color w:val="231F20"/>
+        </w:rPr>
+        <w:t>нарисовать</w:t>
+      </w:r>
+      <w:r>
+        <w:rPr>
+          <w:color w:val="231F20"/>
+          <w:spacing w:val="8"/>
+        </w:rPr>
+        <w:t xml:space="preserve"> </w:t>
+      </w:r>
+      <w:r>
+        <w:rPr>
+          <w:color w:val="231F20"/>
+          <w:spacing w:val="-2"/>
+        </w:rPr>
+        <w:t>изображение:</w:t>
+      </w:r>
+    </w:p>
+    <w:p>
+      <w:pPr>
+        <w:ind w:firstLine="709"/>
+      </w:pPr>
+    </w:p>
+    <w:p>
+      <w:pPr>
+        <w:ind w:firstLine="709"/>
+      </w:pPr>
+      <w:r>
+        <w:t>Рисунок 7</w:t>
+      </w:r>
+    </w:p>
+    <w:p>
+      <w:pPr>
+        <w:ind w:firstLine="709"/>
+        <w:jc w:val="center"/>
+      </w:pPr>
+      <w:r>
+        <w:rPr>
+          <w:noProof/>
+        </w:rPr>
+        <w:drawing>
+          <wp:inline distT="0" distB="0" distL="0" distR="0" wp14:anchorId="12FED66D" wp14:editId="5574D336">
+            <wp:extent cx="6027089" cy="2141744"/>
+            <wp:effectExtent l="19050" t="0" r="0" b="0"/>
+            <wp:docPr id="7" name="Рисунок 7"/>
+            <wp:cNvGraphicFramePr>
+              <a:graphicFrameLocks xmlns:a="http://schemas.openxmlformats.org/drawingml/2006/main" noChangeAspect="1"/>
+            </wp:cNvGraphicFramePr>
+            <a:graphic xmlns:a="http://schemas.openxmlformats.org/drawingml/2006/main">
+              <a:graphicData uri="http://schemas.openxmlformats.org/drawingml/2006/picture">
+                <pic:pic xmlns:pic="http://schemas.openxmlformats.org/drawingml/2006/picture">
+                  <pic:nvPicPr>
+                    <pic:cNvPr id="0" name=""/>
+                    <pic:cNvPicPr/>
+                  </pic:nvPicPr>
+                  <pic:blipFill>
+                    <a:blip r:embed="rId16" cstate="print"/>
+                    <a:stretch>
+                      <a:fillRect/>
+                    </a:stretch>
+                  </pic:blipFill>
+                  <pic:spPr>
+                    <a:xfrm>
+                      <a:off x="0" y="0"/>
                       <a:ext cx="6030366" cy="2142908"/>
                     </a:xfrm>
                     <a:prstGeom prst="rect">
@@ -2779,6 +2894,7 @@
           <w:tab w:val="left" w:pos="1255"/>
         </w:tabs>
         <w:spacing w:before="222"/>
+        <w:ind w:firstLine="709"/>
       </w:pPr>
       <w:r>
         <w:rPr>
@@ -2950,6 +3066,7 @@
           <w:tab w:val="left" w:pos="1255"/>
         </w:tabs>
         <w:spacing w:before="222"/>
+        <w:ind w:firstLine="709"/>
       </w:pPr>
       <w:r>
         <w:t>Рисунок 8</w:t>
@@ -2965,25 +3082,21 @@
         <w:t xml:space="preserve">     </w:t>
       </w:r>
       <w:r>
-        <w:tab/>
-      </w:r>
-      <w:r>
-        <w:tab/>
-      </w:r>
-      <w:r>
-        <w:tab/>
-        <w:t xml:space="preserve">       Рисунок 9</w:t>
-      </w:r>
-    </w:p>
-    <w:p>
+        <w:t>Рисунок 9</w:t>
+      </w:r>
+    </w:p>
+    <w:p>
+      <w:pPr>
+        <w:ind w:firstLine="709"/>
+      </w:pPr>
       <w:r>
         <w:rPr>
           <w:noProof/>
         </w:rPr>
         <w:drawing>
-          <wp:inline distT="0" distB="0" distL="0" distR="0">
-            <wp:extent cx="2515440" cy="2425700"/>
-            <wp:effectExtent l="19050" t="0" r="0" b="0"/>
+          <wp:inline distT="0" distB="0" distL="0" distR="0" wp14:anchorId="7DD7A09F" wp14:editId="5439E414">
+            <wp:extent cx="1968500" cy="1898272"/>
+            <wp:effectExtent l="0" t="0" r="0" b="0"/>
             <wp:docPr id="8" name="Рисунок 8"/>
             <wp:cNvGraphicFramePr>
               <a:graphicFrameLocks xmlns:a="http://schemas.openxmlformats.org/drawingml/2006/main" noChangeAspect="1"/>
@@ -2996,7 +3109,7 @@
                     <pic:cNvPicPr/>
                   </pic:nvPicPr>
                   <pic:blipFill>
-                    <a:blip r:embed="rId16" cstate="print"/>
+                    <a:blip r:embed="rId17" cstate="print"/>
                     <a:srcRect l="11975" t="10417" r="16031" b="7612"/>
                     <a:stretch>
                       <a:fillRect/>
@@ -3005,7 +3118,7 @@
                   <pic:spPr>
                     <a:xfrm>
                       <a:off x="0" y="0"/>
-                      <a:ext cx="2527907" cy="2437722"/>
+                      <a:ext cx="1978917" cy="1908317"/>
                     </a:xfrm>
                     <a:prstGeom prst="rect">
                       <a:avLst/>
@@ -3022,9 +3135,9 @@
           <w:noProof/>
         </w:rPr>
         <w:drawing>
-          <wp:inline distT="0" distB="0" distL="0" distR="0">
-            <wp:extent cx="3218914" cy="2451100"/>
-            <wp:effectExtent l="19050" t="0" r="536" b="0"/>
+          <wp:inline distT="0" distB="0" distL="0" distR="0" wp14:anchorId="4BEFB7E5" wp14:editId="466EA3DC">
+            <wp:extent cx="2514600" cy="1914788"/>
+            <wp:effectExtent l="0" t="0" r="0" b="0"/>
             <wp:docPr id="9" name="Рисунок 9"/>
             <wp:cNvGraphicFramePr>
               <a:graphicFrameLocks xmlns:a="http://schemas.openxmlformats.org/drawingml/2006/main" noChangeAspect="1"/>
@@ -3037,7 +3150,7 @@
                     <pic:cNvPicPr/>
                   </pic:nvPicPr>
                   <pic:blipFill>
-                    <a:blip r:embed="rId17" cstate="print"/>
+                    <a:blip r:embed="rId18" cstate="print"/>
                     <a:srcRect l="3269" t="12621" r="9911" b="6672"/>
                     <a:stretch>
                       <a:fillRect/>
@@ -3046,7 +3159,7 @@
                   <pic:spPr>
                     <a:xfrm>
                       <a:off x="0" y="0"/>
-                      <a:ext cx="3230266" cy="2459744"/>
+                      <a:ext cx="2528034" cy="1925018"/>
                     </a:xfrm>
                     <a:prstGeom prst="rect">
                       <a:avLst/>
@@ -3062,8 +3175,9 @@
     <w:p>
       <w:pPr>
         <w:pStyle w:val="1"/>
-      </w:pPr>
-      <w:bookmarkStart w:id="3" w:name="_Toc221397203"/>
+        <w:ind w:firstLine="709"/>
+      </w:pPr>
+      <w:bookmarkStart w:id="3" w:name="_Toc221794139"/>
       <w:r>
         <w:lastRenderedPageBreak/>
         <w:t>Практическое занятие №2</w:t>
@@ -3072,6 +3186,7 @@
     </w:p>
     <w:p>
       <w:pPr>
+        <w:ind w:firstLine="709"/>
         <w:jc w:val="center"/>
         <w:rPr>
           <w:b/>
@@ -3107,9 +3222,14 @@
         <w:t>формирования</w:t>
       </w:r>
     </w:p>
-    <w:p/>
-    <w:p>
-      <w:pPr>
+    <w:p>
+      <w:pPr>
+        <w:ind w:firstLine="709"/>
+      </w:pPr>
+    </w:p>
+    <w:p>
+      <w:pPr>
+        <w:ind w:firstLine="709"/>
         <w:rPr>
           <w:b/>
         </w:rPr>
@@ -3122,15 +3242,27 @@
       </w:r>
     </w:p>
     <w:p>
+      <w:pPr>
+        <w:ind w:firstLine="709"/>
+      </w:pPr>
       <w:r>
         <w:t>•</w:t>
       </w:r>
       <w:r>
         <w:tab/>
-        <w:t>научиться использовать логические операции для получения нестан- дартных форм;</w:t>
-      </w:r>
-    </w:p>
-    <w:p>
+        <w:t>научиться использовать логические</w:t>
+      </w:r>
+      <w:r>
+        <w:t xml:space="preserve"> операции для получения нестан</w:t>
+      </w:r>
+      <w:r>
+        <w:t>дартных форм;</w:t>
+      </w:r>
+    </w:p>
+    <w:p>
+      <w:pPr>
+        <w:ind w:firstLine="709"/>
+      </w:pPr>
       <w:r>
         <w:t>•</w:t>
       </w:r>
@@ -3139,7 +3271,11 @@
         <w:t>освоить работу с инструментом «Создание фигур».</w:t>
       </w:r>
     </w:p>
-    <w:p/>
+    <w:p>
+      <w:pPr>
+        <w:ind w:firstLine="709"/>
+      </w:pPr>
+    </w:p>
     <w:p>
       <w:pPr>
         <w:pStyle w:val="a7"/>
@@ -3147,6 +3283,7 @@
           <w:ilvl w:val="0"/>
           <w:numId w:val="6"/>
         </w:numPr>
+        <w:ind w:firstLine="709"/>
       </w:pPr>
       <w:r>
         <w:t>Используя</w:t>
@@ -3184,9 +3321,11 @@
         </w:rPr>
         <w:t xml:space="preserve"> </w:t>
       </w:r>
+      <w:proofErr w:type="spellStart"/>
       <w:r>
         <w:t>операци</w:t>
       </w:r>
+      <w:proofErr w:type="spellEnd"/>
       <w:r>
         <w:rPr>
           <w:spacing w:val="80"/>
@@ -3212,7 +3351,7 @@
           <w:tab w:val="left" w:pos="1247"/>
         </w:tabs>
         <w:spacing w:line="312" w:lineRule="auto"/>
-        <w:ind w:left="148" w:right="133"/>
+        <w:ind w:left="148" w:right="133" w:firstLine="709"/>
       </w:pPr>
       <w:r>
         <w:rPr>
@@ -3235,8 +3374,15 @@
         <w:t>изображения:</w:t>
       </w:r>
     </w:p>
-    <w:p/>
-    <w:p>
+    <w:p>
+      <w:pPr>
+        <w:ind w:firstLine="709"/>
+      </w:pPr>
+    </w:p>
+    <w:p>
+      <w:pPr>
+        <w:ind w:firstLine="709"/>
+      </w:pPr>
       <w:r>
         <w:t>Рисунок 1</w:t>
       </w:r>
@@ -3267,12 +3413,15 @@
       </w:r>
     </w:p>
     <w:p>
+      <w:pPr>
+        <w:ind w:firstLine="709"/>
+      </w:pPr>
       <w:r>
         <w:rPr>
           <w:noProof/>
         </w:rPr>
         <w:drawing>
-          <wp:anchor distT="0" distB="0" distL="114300" distR="114300" simplePos="0" relativeHeight="251658240" behindDoc="0" locked="0" layoutInCell="1" allowOverlap="1">
+          <wp:anchor distT="0" distB="0" distL="114300" distR="114300" simplePos="0" relativeHeight="251658240" behindDoc="0" locked="0" layoutInCell="1" allowOverlap="1" wp14:anchorId="1D90F655" wp14:editId="5D46D253">
             <wp:simplePos x="0" y="0"/>
             <wp:positionH relativeFrom="column">
               <wp:posOffset>-13970</wp:posOffset>
@@ -3303,7 +3452,7 @@
                     <pic:cNvPicPr/>
                   </pic:nvPicPr>
                   <pic:blipFill>
-                    <a:blip r:embed="rId18" cstate="print"/>
+                    <a:blip r:embed="rId19" cstate="print"/>
                     <a:srcRect t="7477" b="9346"/>
                     <a:stretch>
                       <a:fillRect/>
@@ -3332,7 +3481,7 @@
           <w:noProof/>
         </w:rPr>
         <w:drawing>
-          <wp:inline distT="0" distB="0" distL="0" distR="0">
+          <wp:inline distT="0" distB="0" distL="0" distR="0" wp14:anchorId="00FFA3E1" wp14:editId="6A3EAD87">
             <wp:extent cx="2149991" cy="2024579"/>
             <wp:effectExtent l="19050" t="0" r="2659" b="0"/>
             <wp:docPr id="20" name="Рисунок 1"/>
@@ -3349,7 +3498,7 @@
                     </pic:cNvPicPr>
                   </pic:nvPicPr>
                   <pic:blipFill>
-                    <a:blip r:embed="rId19" cstate="print"/>
+                    <a:blip r:embed="rId20" cstate="print"/>
                     <a:srcRect/>
                     <a:stretch>
                       <a:fillRect/>
@@ -3378,8 +3527,15 @@
         </w:drawing>
       </w:r>
     </w:p>
-    <w:p/>
-    <w:p>
+    <w:p>
+      <w:pPr>
+        <w:ind w:firstLine="709"/>
+      </w:pPr>
+    </w:p>
+    <w:p>
+      <w:pPr>
+        <w:ind w:firstLine="709"/>
+      </w:pPr>
       <w:r>
         <w:t xml:space="preserve">Рисунок 3 </w:t>
       </w:r>
@@ -3411,12 +3567,15 @@
       </w:r>
     </w:p>
     <w:p>
+      <w:pPr>
+        <w:ind w:firstLine="709"/>
+      </w:pPr>
       <w:r>
         <w:rPr>
           <w:noProof/>
         </w:rPr>
         <w:drawing>
-          <wp:anchor distT="0" distB="0" distL="114300" distR="114300" simplePos="0" relativeHeight="251661312" behindDoc="0" locked="0" layoutInCell="1" allowOverlap="1">
+          <wp:anchor distT="0" distB="0" distL="114300" distR="114300" simplePos="0" relativeHeight="251661312" behindDoc="0" locked="0" layoutInCell="1" allowOverlap="1" wp14:anchorId="0193F621" wp14:editId="24560603">
             <wp:simplePos x="0" y="0"/>
             <wp:positionH relativeFrom="column">
               <wp:posOffset>4253230</wp:posOffset>
@@ -3447,7 +3606,7 @@
                     <pic:cNvPicPr/>
                   </pic:nvPicPr>
                   <pic:blipFill>
-                    <a:blip r:embed="rId20" cstate="print"/>
+                    <a:blip r:embed="rId21" cstate="print"/>
                     <a:srcRect t="4902"/>
                     <a:stretch>
                       <a:fillRect/>
@@ -3473,7 +3632,7 @@
           <w:noProof/>
         </w:rPr>
         <w:drawing>
-          <wp:anchor distT="0" distB="0" distL="114300" distR="114300" simplePos="0" relativeHeight="251662336" behindDoc="0" locked="0" layoutInCell="1" allowOverlap="1">
+          <wp:anchor distT="0" distB="0" distL="114300" distR="114300" simplePos="0" relativeHeight="251662336" behindDoc="0" locked="0" layoutInCell="1" allowOverlap="1" wp14:anchorId="13317982" wp14:editId="6C0F3C17">
             <wp:simplePos x="0" y="0"/>
             <wp:positionH relativeFrom="column">
               <wp:posOffset>2081530</wp:posOffset>
@@ -3504,7 +3663,7 @@
                     <pic:cNvPicPr/>
                   </pic:nvPicPr>
                   <pic:blipFill>
-                    <a:blip r:embed="rId21" cstate="print"/>
+                    <a:blip r:embed="rId22" cstate="print"/>
                     <a:srcRect l="7132" t="3315" r="9924" b="7182"/>
                     <a:stretch>
                       <a:fillRect/>
@@ -3530,7 +3689,7 @@
           <w:noProof/>
         </w:rPr>
         <w:drawing>
-          <wp:anchor distT="0" distB="0" distL="114300" distR="114300" simplePos="0" relativeHeight="251663360" behindDoc="0" locked="0" layoutInCell="1" allowOverlap="1">
+          <wp:anchor distT="0" distB="0" distL="114300" distR="114300" simplePos="0" relativeHeight="251663360" behindDoc="0" locked="0" layoutInCell="1" allowOverlap="1" wp14:anchorId="1F8127F8" wp14:editId="38E71CA7">
             <wp:simplePos x="0" y="0"/>
             <wp:positionH relativeFrom="column">
               <wp:posOffset>-140970</wp:posOffset>
@@ -3561,7 +3720,7 @@
                     <pic:cNvPicPr/>
                   </pic:nvPicPr>
                   <pic:blipFill>
-                    <a:blip r:embed="rId22" cstate="print"/>
+                    <a:blip r:embed="rId23" cstate="print"/>
                     <a:srcRect l="5728" t="2793"/>
                     <a:stretch>
                       <a:fillRect/>
@@ -3583,14 +3742,18 @@
         </w:drawing>
       </w:r>
     </w:p>
-    <w:p/>
+    <w:p>
+      <w:pPr>
+        <w:ind w:firstLine="709"/>
+      </w:pPr>
+    </w:p>
     <w:p>
       <w:pPr>
         <w:tabs>
           <w:tab w:val="left" w:pos="1240"/>
         </w:tabs>
         <w:spacing w:line="254" w:lineRule="auto"/>
-        <w:ind w:right="140"/>
+        <w:ind w:right="140" w:firstLine="709"/>
         <w:jc w:val="both"/>
       </w:pPr>
     </w:p>
@@ -3601,7 +3764,7 @@
           <w:tab w:val="left" w:pos="1240"/>
         </w:tabs>
         <w:spacing w:line="254" w:lineRule="auto"/>
-        <w:ind w:left="360" w:right="140" w:firstLine="0"/>
+        <w:ind w:left="360" w:right="140" w:firstLine="709"/>
         <w:jc w:val="both"/>
       </w:pPr>
     </w:p>
@@ -3616,7 +3779,7 @@
           <w:tab w:val="left" w:pos="1240"/>
         </w:tabs>
         <w:spacing w:line="254" w:lineRule="auto"/>
-        <w:ind w:right="140"/>
+        <w:ind w:right="140" w:firstLine="709"/>
         <w:jc w:val="both"/>
       </w:pPr>
       <w:r>
@@ -3718,7 +3881,7 @@
           <w:lang w:eastAsia="ru-RU"/>
         </w:rPr>
         <w:drawing>
-          <wp:inline distT="0" distB="0" distL="0" distR="0">
+          <wp:inline distT="0" distB="0" distL="0" distR="0" wp14:anchorId="1542F80E" wp14:editId="4532EC34">
             <wp:extent cx="292165" cy="279463"/>
             <wp:effectExtent l="0" t="0" r="0" b="0"/>
             <wp:docPr id="21" name="Image 413"/>
@@ -3733,7 +3896,7 @@
                     <pic:cNvPicPr/>
                   </pic:nvPicPr>
                   <pic:blipFill>
-                    <a:blip r:embed="rId23" cstate="print"/>
+                    <a:blip r:embed="rId24" cstate="print"/>
                     <a:stretch>
                       <a:fillRect/>
                     </a:stretch>
@@ -3773,11 +3936,14 @@
           <w:tab w:val="left" w:pos="1240"/>
         </w:tabs>
         <w:spacing w:line="254" w:lineRule="auto"/>
-        <w:ind w:right="140"/>
+        <w:ind w:right="140" w:firstLine="709"/>
         <w:jc w:val="both"/>
       </w:pPr>
     </w:p>
     <w:p>
+      <w:pPr>
+        <w:ind w:firstLine="709"/>
+      </w:pPr>
       <w:r>
         <w:t>Рисунок 6</w:t>
       </w:r>
@@ -3809,28 +3975,31 @@
       </w:r>
     </w:p>
     <w:p>
+      <w:pPr>
+        <w:ind w:firstLine="709"/>
+      </w:pPr>
       <w:r>
         <w:rPr>
           <w:noProof/>
         </w:rPr>
         <w:drawing>
-          <wp:anchor distT="0" distB="0" distL="114300" distR="114300" simplePos="0" relativeHeight="251659264" behindDoc="0" locked="0" layoutInCell="1" allowOverlap="1">
+          <wp:anchor distT="0" distB="0" distL="114300" distR="114300" simplePos="0" relativeHeight="251659264" behindDoc="0" locked="0" layoutInCell="1" allowOverlap="1" wp14:anchorId="4D9C6CCB" wp14:editId="050682CA">
             <wp:simplePos x="0" y="0"/>
             <wp:positionH relativeFrom="column">
-              <wp:posOffset>4548505</wp:posOffset>
+              <wp:posOffset>4551680</wp:posOffset>
             </wp:positionH>
             <wp:positionV relativeFrom="paragraph">
-              <wp:posOffset>224155</wp:posOffset>
+              <wp:posOffset>89535</wp:posOffset>
             </wp:positionV>
-            <wp:extent cx="2056765" cy="2141855"/>
-            <wp:effectExtent l="19050" t="0" r="635" b="0"/>
+            <wp:extent cx="1689100" cy="1758950"/>
+            <wp:effectExtent l="0" t="0" r="0" b="0"/>
             <wp:wrapThrough wrapText="bothSides">
               <wp:wrapPolygon edited="0">
-                <wp:start x="-200" y="0"/>
-                <wp:lineTo x="-200" y="21325"/>
-                <wp:lineTo x="21607" y="21325"/>
-                <wp:lineTo x="21607" y="0"/>
-                <wp:lineTo x="-200" y="0"/>
+                <wp:start x="0" y="0"/>
+                <wp:lineTo x="0" y="21288"/>
+                <wp:lineTo x="21438" y="21288"/>
+                <wp:lineTo x="21438" y="0"/>
+                <wp:lineTo x="0" y="0"/>
               </wp:wrapPolygon>
             </wp:wrapThrough>
             <wp:docPr id="17" name="Рисунок 17"/>
@@ -3845,7 +4014,7 @@
                     <pic:cNvPicPr/>
                   </pic:nvPicPr>
                   <pic:blipFill>
-                    <a:blip r:embed="rId24" cstate="print"/>
+                    <a:blip r:embed="rId25" cstate="print"/>
                     <a:srcRect l="7670" t="4969" r="6702" b="-181"/>
                     <a:stretch>
                       <a:fillRect/>
@@ -3854,7 +4023,7 @@
                   <pic:spPr>
                     <a:xfrm>
                       <a:off x="0" y="0"/>
-                      <a:ext cx="2056765" cy="2141855"/>
+                      <a:ext cx="1689100" cy="1758950"/>
                     </a:xfrm>
                     <a:prstGeom prst="rect">
                       <a:avLst/>
@@ -3863,6 +4032,12 @@
                 </pic:pic>
               </a:graphicData>
             </a:graphic>
+            <wp14:sizeRelH relativeFrom="margin">
+              <wp14:pctWidth>0</wp14:pctWidth>
+            </wp14:sizeRelH>
+            <wp14:sizeRelV relativeFrom="margin">
+              <wp14:pctHeight>0</wp14:pctHeight>
+            </wp14:sizeRelV>
           </wp:anchor>
         </w:drawing>
       </w:r>
@@ -3871,50 +4046,10 @@
           <w:noProof/>
         </w:rPr>
         <w:drawing>
-          <wp:inline distT="0" distB="0" distL="0" distR="0">
-            <wp:extent cx="2190307" cy="2544335"/>
-            <wp:effectExtent l="19050" t="0" r="443" b="0"/>
+          <wp:inline distT="0" distB="0" distL="0" distR="0" wp14:anchorId="65D42718" wp14:editId="16ECA7E7">
+            <wp:extent cx="1816100" cy="2109644"/>
+            <wp:effectExtent l="0" t="0" r="0" b="0"/>
             <wp:docPr id="15" name="Рисунок 15"/>
-            <wp:cNvGraphicFramePr>
-              <a:graphicFrameLocks xmlns:a="http://schemas.openxmlformats.org/drawingml/2006/main" noChangeAspect="1"/>
-            </wp:cNvGraphicFramePr>
-            <a:graphic xmlns:a="http://schemas.openxmlformats.org/drawingml/2006/main">
-              <a:graphicData uri="http://schemas.openxmlformats.org/drawingml/2006/picture">
-                <pic:pic xmlns:pic="http://schemas.openxmlformats.org/drawingml/2006/picture">
-                  <pic:nvPicPr>
-                    <pic:cNvPr id="0" name=""/>
-                    <pic:cNvPicPr/>
-                  </pic:nvPicPr>
-                  <pic:blipFill>
-                    <a:blip r:embed="rId25" cstate="print"/>
-                    <a:stretch>
-                      <a:fillRect/>
-                    </a:stretch>
-                  </pic:blipFill>
-                  <pic:spPr>
-                    <a:xfrm>
-                      <a:off x="0" y="0"/>
-                      <a:ext cx="2197605" cy="2552813"/>
-                    </a:xfrm>
-                    <a:prstGeom prst="rect">
-                      <a:avLst/>
-                    </a:prstGeom>
-                  </pic:spPr>
-                </pic:pic>
-              </a:graphicData>
-            </a:graphic>
-          </wp:inline>
-        </w:drawing>
-      </w:r>
-      <w:r>
-        <w:rPr>
-          <w:noProof/>
-        </w:rPr>
-        <w:drawing>
-          <wp:inline distT="0" distB="0" distL="0" distR="0">
-            <wp:extent cx="2088855" cy="2580350"/>
-            <wp:effectExtent l="19050" t="0" r="6645" b="0"/>
-            <wp:docPr id="16" name="Рисунок 16"/>
             <wp:cNvGraphicFramePr>
               <a:graphicFrameLocks xmlns:a="http://schemas.openxmlformats.org/drawingml/2006/main" noChangeAspect="1"/>
             </wp:cNvGraphicFramePr>
@@ -3934,7 +4069,7 @@
                   <pic:spPr>
                     <a:xfrm>
                       <a:off x="0" y="0"/>
-                      <a:ext cx="2096442" cy="2589722"/>
+                      <a:ext cx="1827079" cy="2122397"/>
                     </a:xfrm>
                     <a:prstGeom prst="rect">
                       <a:avLst/>
@@ -3946,6 +4081,46 @@
           </wp:inline>
         </w:drawing>
       </w:r>
+      <w:r>
+        <w:rPr>
+          <w:noProof/>
+        </w:rPr>
+        <w:drawing>
+          <wp:inline distT="0" distB="0" distL="0" distR="0" wp14:anchorId="0FF1F6C7" wp14:editId="5094EA10">
+            <wp:extent cx="1727200" cy="2133600"/>
+            <wp:effectExtent l="0" t="0" r="0" b="0"/>
+            <wp:docPr id="16" name="Рисунок 16"/>
+            <wp:cNvGraphicFramePr>
+              <a:graphicFrameLocks xmlns:a="http://schemas.openxmlformats.org/drawingml/2006/main" noChangeAspect="1"/>
+            </wp:cNvGraphicFramePr>
+            <a:graphic xmlns:a="http://schemas.openxmlformats.org/drawingml/2006/main">
+              <a:graphicData uri="http://schemas.openxmlformats.org/drawingml/2006/picture">
+                <pic:pic xmlns:pic="http://schemas.openxmlformats.org/drawingml/2006/picture">
+                  <pic:nvPicPr>
+                    <pic:cNvPr id="0" name=""/>
+                    <pic:cNvPicPr/>
+                  </pic:nvPicPr>
+                  <pic:blipFill>
+                    <a:blip r:embed="rId27" cstate="print"/>
+                    <a:stretch>
+                      <a:fillRect/>
+                    </a:stretch>
+                  </pic:blipFill>
+                  <pic:spPr>
+                    <a:xfrm>
+                      <a:off x="0" y="0"/>
+                      <a:ext cx="1749179" cy="2160750"/>
+                    </a:xfrm>
+                    <a:prstGeom prst="rect">
+                      <a:avLst/>
+                    </a:prstGeom>
+                  </pic:spPr>
+                </pic:pic>
+              </a:graphicData>
+            </a:graphic>
+          </wp:inline>
+        </w:drawing>
+      </w:r>
     </w:p>
     <w:p>
       <w:pPr>
@@ -3958,14 +4133,28 @@
           <w:tab w:val="left" w:pos="1247"/>
         </w:tabs>
         <w:spacing w:before="0" w:line="312" w:lineRule="auto"/>
-        <w:ind w:right="133"/>
+        <w:ind w:right="133" w:firstLine="709"/>
         <w:jc w:val="both"/>
       </w:pPr>
       <w:r>
         <w:rPr>
           <w:color w:val="231F20"/>
         </w:rPr>
-        <w:t>Используя стандартные примитивы, базовые операци с объектами, операции</w:t>
+        <w:t xml:space="preserve">Используя стандартные примитивы, базовые </w:t>
+      </w:r>
+      <w:proofErr w:type="spellStart"/>
+      <w:r>
+        <w:rPr>
+          <w:color w:val="231F20"/>
+        </w:rPr>
+        <w:t>операци</w:t>
+      </w:r>
+      <w:proofErr w:type="spellEnd"/>
+      <w:r>
+        <w:rPr>
+          <w:color w:val="231F20"/>
+        </w:rPr>
+        <w:t xml:space="preserve"> с объектами, операции</w:t>
       </w:r>
       <w:r>
         <w:rPr>
@@ -4065,11 +4254,14 @@
           <w:tab w:val="left" w:pos="1247"/>
         </w:tabs>
         <w:spacing w:line="312" w:lineRule="auto"/>
-        <w:ind w:right="133"/>
+        <w:ind w:right="133" w:firstLine="709"/>
         <w:jc w:val="both"/>
       </w:pPr>
     </w:p>
     <w:p>
+      <w:pPr>
+        <w:ind w:firstLine="709"/>
+      </w:pPr>
       <w:r>
         <w:t xml:space="preserve">  Рисунок 9 </w:t>
       </w:r>
@@ -4094,14 +4286,17 @@
       </w:r>
     </w:p>
     <w:p>
+      <w:pPr>
+        <w:ind w:firstLine="709"/>
+      </w:pPr>
       <w:r>
         <w:rPr>
           <w:noProof/>
         </w:rPr>
         <w:drawing>
-          <wp:inline distT="0" distB="0" distL="0" distR="0">
-            <wp:extent cx="3319573" cy="2822667"/>
-            <wp:effectExtent l="19050" t="0" r="0" b="0"/>
+          <wp:inline distT="0" distB="0" distL="0" distR="0" wp14:anchorId="7BE4435F" wp14:editId="7EF9925D">
+            <wp:extent cx="2897530" cy="2463800"/>
+            <wp:effectExtent l="0" t="0" r="0" b="0"/>
             <wp:docPr id="14" name="Рисунок 14"/>
             <wp:cNvGraphicFramePr>
               <a:graphicFrameLocks xmlns:a="http://schemas.openxmlformats.org/drawingml/2006/main" noChangeAspect="1"/>
@@ -4114,7 +4309,7 @@
                     <pic:cNvPicPr/>
                   </pic:nvPicPr>
                   <pic:blipFill>
-                    <a:blip r:embed="rId27" cstate="print"/>
+                    <a:blip r:embed="rId28" cstate="print"/>
                     <a:srcRect l="5948" t="8439" r="6686" b="7173"/>
                     <a:stretch>
                       <a:fillRect/>
@@ -4123,7 +4318,7 @@
                   <pic:spPr>
                     <a:xfrm>
                       <a:off x="0" y="0"/>
-                      <a:ext cx="3321164" cy="2824020"/>
+                      <a:ext cx="2903180" cy="2468605"/>
                     </a:xfrm>
                     <a:prstGeom prst="rect">
                       <a:avLst/>
@@ -4140,9 +4335,9 @@
           <w:noProof/>
         </w:rPr>
         <w:drawing>
-          <wp:inline distT="0" distB="0" distL="0" distR="0">
-            <wp:extent cx="2936801" cy="2829227"/>
-            <wp:effectExtent l="19050" t="0" r="0" b="0"/>
+          <wp:inline distT="0" distB="0" distL="0" distR="0" wp14:anchorId="4770E78E" wp14:editId="51701078">
+            <wp:extent cx="2676126" cy="2578100"/>
+            <wp:effectExtent l="0" t="0" r="0" b="0"/>
             <wp:docPr id="12" name="Рисунок 12"/>
             <wp:cNvGraphicFramePr>
               <a:graphicFrameLocks xmlns:a="http://schemas.openxmlformats.org/drawingml/2006/main" noChangeAspect="1"/>
@@ -4155,7 +4350,7 @@
                     <pic:cNvPicPr/>
                   </pic:nvPicPr>
                   <pic:blipFill>
-                    <a:blip r:embed="rId28" cstate="print"/>
+                    <a:blip r:embed="rId29" cstate="print"/>
                     <a:stretch>
                       <a:fillRect/>
                     </a:stretch>
@@ -4163,7 +4358,7 @@
                   <pic:spPr>
                     <a:xfrm>
                       <a:off x="0" y="0"/>
-                      <a:ext cx="2937670" cy="2830064"/>
+                      <a:ext cx="2679747" cy="2581589"/>
                     </a:xfrm>
                     <a:prstGeom prst="rect">
                       <a:avLst/>
@@ -4179,9 +4374,8 @@
     <w:p>
       <w:pPr>
         <w:spacing w:after="200"/>
-      </w:pPr>
-      <w:bookmarkStart w:id="5" w:name="_GoBack"/>
-      <w:bookmarkEnd w:id="5"/>
+        <w:ind w:firstLine="709"/>
+      </w:pPr>
       <w:r>
         <w:br w:type="page"/>
       </w:r>
@@ -4189,9 +4383,10 @@
     <w:p>
       <w:pPr>
         <w:pStyle w:val="1"/>
-      </w:pPr>
-      <w:bookmarkStart w:id="6" w:name="_TOC_250015"/>
-      <w:bookmarkStart w:id="7" w:name="_Toc221397204"/>
+        <w:ind w:firstLine="709"/>
+      </w:pPr>
+      <w:bookmarkStart w:id="5" w:name="_TOC_250015"/>
+      <w:bookmarkStart w:id="6" w:name="_Toc221794140"/>
       <w:r>
         <w:lastRenderedPageBreak/>
         <w:t xml:space="preserve">Практическое занятие </w:t>
@@ -4199,14 +4394,15 @@
       <w:r>
         <w:t>№</w:t>
       </w:r>
+      <w:bookmarkEnd w:id="5"/>
+      <w:r>
+        <w:t xml:space="preserve"> 3</w:t>
+      </w:r>
       <w:bookmarkEnd w:id="6"/>
-      <w:r>
-        <w:t xml:space="preserve"> 3</w:t>
-      </w:r>
-      <w:bookmarkEnd w:id="7"/>
-    </w:p>
-    <w:p>
-      <w:pPr>
+    </w:p>
+    <w:p>
+      <w:pPr>
+        <w:ind w:firstLine="709"/>
         <w:jc w:val="center"/>
         <w:rPr>
           <w:b/>
@@ -4214,7 +4410,7 @@
           <w:sz w:val="40"/>
         </w:rPr>
       </w:pPr>
-      <w:bookmarkStart w:id="8" w:name="_TOC_250014"/>
+      <w:bookmarkStart w:id="7" w:name="_TOC_250014"/>
       <w:r>
         <w:rPr>
           <w:b/>
@@ -4249,7 +4445,7 @@
         </w:rPr>
         <w:t xml:space="preserve"> </w:t>
       </w:r>
-      <w:bookmarkEnd w:id="8"/>
+      <w:bookmarkEnd w:id="7"/>
       <w:r>
         <w:rPr>
           <w:b/>
@@ -4262,6 +4458,7 @@
     </w:p>
     <w:p>
       <w:pPr>
+        <w:ind w:firstLine="709"/>
         <w:rPr>
           <w:b/>
         </w:rPr>
@@ -4297,7 +4494,7 @@
         <w:tabs>
           <w:tab w:val="left" w:pos="1241"/>
         </w:tabs>
-        <w:ind w:left="1241"/>
+        <w:ind w:left="1241" w:firstLine="709"/>
       </w:pPr>
       <w:r>
         <w:rPr>
@@ -4357,7 +4554,7 @@
           <w:tab w:val="left" w:pos="1241"/>
         </w:tabs>
         <w:spacing w:line="314" w:lineRule="exact"/>
-        <w:ind w:left="1241"/>
+        <w:ind w:left="1241" w:firstLine="709"/>
       </w:pPr>
       <w:r>
         <w:rPr>
@@ -4443,7 +4640,7 @@
           <w:tab w:val="left" w:pos="1241"/>
         </w:tabs>
         <w:spacing w:before="0" w:line="452" w:lineRule="exact"/>
-        <w:ind w:left="1241"/>
+        <w:ind w:left="1241" w:firstLine="709"/>
       </w:pPr>
       <w:r>
         <w:rPr>
@@ -4532,7 +4729,7 @@
           <w:lang w:eastAsia="ru-RU"/>
         </w:rPr>
         <w:drawing>
-          <wp:inline distT="0" distB="0" distL="0" distR="0">
+          <wp:inline distT="0" distB="0" distL="0" distR="0" wp14:anchorId="5334BC49" wp14:editId="29281D8E">
             <wp:extent cx="317571" cy="292165"/>
             <wp:effectExtent l="0" t="0" r="0" b="0"/>
             <wp:docPr id="417" name="Image 417"/>
@@ -4547,7 +4744,7 @@
                     <pic:cNvPicPr/>
                   </pic:nvPicPr>
                   <pic:blipFill>
-                    <a:blip r:embed="rId29" cstate="print"/>
+                    <a:blip r:embed="rId30" cstate="print"/>
                     <a:stretch>
                       <a:fillRect/>
                     </a:stretch>
@@ -4581,6 +4778,7 @@
           <w:tab w:val="left" w:pos="1241"/>
         </w:tabs>
         <w:spacing w:line="452" w:lineRule="exact"/>
+        <w:ind w:firstLine="709"/>
       </w:pPr>
     </w:p>
     <w:p>
@@ -4594,7 +4792,7 @@
           <w:tab w:val="left" w:pos="1240"/>
         </w:tabs>
         <w:spacing w:line="312" w:lineRule="auto"/>
-        <w:ind w:right="139"/>
+        <w:ind w:right="139" w:firstLine="709"/>
       </w:pPr>
       <w:r>
         <w:rPr>
@@ -4700,11 +4898,33 @@
         </w:rPr>
         <w:t xml:space="preserve"> </w:t>
       </w:r>
-      <w:r>
-        <w:rPr>
-          <w:color w:val="231F20"/>
-        </w:rPr>
-        <w:t>выпол- нить следующее оформление векторных объектов:</w:t>
+      <w:proofErr w:type="spellStart"/>
+      <w:r>
+        <w:rPr>
+          <w:color w:val="231F20"/>
+        </w:rPr>
+        <w:t>выпо</w:t>
+      </w:r>
+      <w:proofErr w:type="gramStart"/>
+      <w:r>
+        <w:rPr>
+          <w:color w:val="231F20"/>
+        </w:rPr>
+        <w:t>л</w:t>
+      </w:r>
+      <w:proofErr w:type="spellEnd"/>
+      <w:r>
+        <w:rPr>
+          <w:color w:val="231F20"/>
+        </w:rPr>
+        <w:t>-</w:t>
+      </w:r>
+      <w:proofErr w:type="gramEnd"/>
+      <w:r>
+        <w:rPr>
+          <w:color w:val="231F20"/>
+        </w:rPr>
+        <w:t xml:space="preserve"> нить следующее оформление векторных объектов:</w:t>
       </w:r>
     </w:p>
     <w:p>
@@ -4713,6 +4933,7 @@
           <w:tab w:val="left" w:pos="1241"/>
         </w:tabs>
         <w:spacing w:line="452" w:lineRule="exact"/>
+        <w:ind w:firstLine="709"/>
         <w:rPr>
           <w:lang w:val="en-US"/>
         </w:rPr>
@@ -4766,6 +4987,7 @@
           <w:tab w:val="left" w:pos="1241"/>
         </w:tabs>
         <w:spacing w:line="452" w:lineRule="exact"/>
+        <w:ind w:firstLine="709"/>
         <w:rPr>
           <w:lang w:val="en-US"/>
         </w:rPr>
@@ -4775,7 +4997,7 @@
           <w:noProof/>
         </w:rPr>
         <w:drawing>
-          <wp:anchor distT="0" distB="0" distL="114300" distR="114300" simplePos="0" relativeHeight="251672576" behindDoc="0" locked="0" layoutInCell="1" allowOverlap="1">
+          <wp:anchor distT="0" distB="0" distL="114300" distR="114300" simplePos="0" relativeHeight="251672576" behindDoc="0" locked="0" layoutInCell="1" allowOverlap="1" wp14:anchorId="03028CAF" wp14:editId="13DBBC9D">
             <wp:simplePos x="0" y="0"/>
             <wp:positionH relativeFrom="column">
               <wp:posOffset>2964180</wp:posOffset>
@@ -4806,7 +5028,7 @@
                     <pic:cNvPicPr/>
                   </pic:nvPicPr>
                   <pic:blipFill>
-                    <a:blip r:embed="rId30" cstate="print"/>
+                    <a:blip r:embed="rId31" cstate="print"/>
                     <a:stretch>
                       <a:fillRect/>
                     </a:stretch>
@@ -4831,7 +5053,7 @@
           <w:noProof/>
         </w:rPr>
         <w:drawing>
-          <wp:anchor distT="0" distB="0" distL="114300" distR="114300" simplePos="0" relativeHeight="251671552" behindDoc="0" locked="0" layoutInCell="1" allowOverlap="1">
+          <wp:anchor distT="0" distB="0" distL="114300" distR="114300" simplePos="0" relativeHeight="251671552" behindDoc="0" locked="0" layoutInCell="1" allowOverlap="1" wp14:anchorId="6FDF9EDD" wp14:editId="70DE6E3B">
             <wp:simplePos x="0" y="0"/>
             <wp:positionH relativeFrom="column">
               <wp:posOffset>-102870</wp:posOffset>
@@ -4862,7 +5084,7 @@
                     <pic:cNvPicPr/>
                   </pic:nvPicPr>
                   <pic:blipFill>
-                    <a:blip r:embed="rId31" cstate="print"/>
+                    <a:blip r:embed="rId32" cstate="print"/>
                     <a:srcRect/>
                     <a:stretch>
                       <a:fillRect/>
@@ -4893,6 +5115,7 @@
           <w:tab w:val="left" w:pos="1241"/>
         </w:tabs>
         <w:spacing w:line="452" w:lineRule="exact"/>
+        <w:ind w:firstLine="709"/>
         <w:rPr>
           <w:lang w:val="en-US"/>
         </w:rPr>
@@ -4904,6 +5127,7 @@
           <w:tab w:val="left" w:pos="1241"/>
         </w:tabs>
         <w:spacing w:line="452" w:lineRule="exact"/>
+        <w:ind w:firstLine="709"/>
       </w:pPr>
     </w:p>
     <w:p>
@@ -4913,7 +5137,7 @@
           <w:tab w:val="left" w:pos="1241"/>
         </w:tabs>
         <w:spacing w:line="452" w:lineRule="exact"/>
-        <w:ind w:left="360" w:firstLine="0"/>
+        <w:ind w:left="360" w:firstLine="709"/>
       </w:pPr>
     </w:p>
     <w:p>
@@ -4923,7 +5147,7 @@
           <w:tab w:val="left" w:pos="1241"/>
         </w:tabs>
         <w:spacing w:line="452" w:lineRule="exact"/>
-        <w:ind w:left="360" w:firstLine="0"/>
+        <w:ind w:left="360" w:firstLine="709"/>
       </w:pPr>
     </w:p>
     <w:p>
@@ -4933,7 +5157,7 @@
           <w:tab w:val="left" w:pos="1241"/>
         </w:tabs>
         <w:spacing w:line="452" w:lineRule="exact"/>
-        <w:ind w:left="360" w:firstLine="0"/>
+        <w:ind w:left="360" w:firstLine="709"/>
       </w:pPr>
     </w:p>
     <w:p>
@@ -4943,27 +5167,15 @@
           <w:tab w:val="left" w:pos="1241"/>
         </w:tabs>
         <w:spacing w:line="452" w:lineRule="exact"/>
-        <w:ind w:left="360" w:firstLine="0"/>
-      </w:pPr>
-    </w:p>
-    <w:p>
-      <w:pPr>
-        <w:pStyle w:val="a7"/>
+        <w:ind w:left="360" w:firstLine="709"/>
+      </w:pPr>
+    </w:p>
+    <w:p>
+      <w:pPr>
         <w:tabs>
           <w:tab w:val="left" w:pos="1241"/>
         </w:tabs>
         <w:spacing w:line="452" w:lineRule="exact"/>
-        <w:ind w:left="360" w:firstLine="0"/>
-      </w:pPr>
-    </w:p>
-    <w:p>
-      <w:pPr>
-        <w:pStyle w:val="a7"/>
-        <w:tabs>
-          <w:tab w:val="left" w:pos="1241"/>
-        </w:tabs>
-        <w:spacing w:line="452" w:lineRule="exact"/>
-        <w:ind w:left="360" w:firstLine="0"/>
       </w:pPr>
     </w:p>
     <w:p>
@@ -4977,6 +5189,7 @@
           <w:tab w:val="left" w:pos="1241"/>
         </w:tabs>
         <w:spacing w:line="452" w:lineRule="exact"/>
+        <w:ind w:firstLine="709"/>
       </w:pPr>
       <w:r>
         <w:rPr>
@@ -5084,6 +5297,7 @@
           <w:tab w:val="left" w:pos="1241"/>
         </w:tabs>
         <w:spacing w:line="452" w:lineRule="exact"/>
+        <w:ind w:firstLine="709"/>
         <w:rPr>
           <w:color w:val="231F20"/>
           <w:spacing w:val="-2"/>
@@ -5125,13 +5339,14 @@
           <w:tab w:val="left" w:pos="1241"/>
         </w:tabs>
         <w:spacing w:line="452" w:lineRule="exact"/>
+        <w:ind w:firstLine="709"/>
       </w:pPr>
       <w:r>
         <w:rPr>
           <w:noProof/>
         </w:rPr>
         <w:drawing>
-          <wp:anchor distT="0" distB="0" distL="114300" distR="114300" simplePos="0" relativeHeight="251660288" behindDoc="0" locked="0" layoutInCell="1" allowOverlap="1">
+          <wp:anchor distT="0" distB="0" distL="114300" distR="114300" simplePos="0" relativeHeight="251660288" behindDoc="0" locked="0" layoutInCell="1" allowOverlap="1" wp14:anchorId="2037C77E" wp14:editId="16ED0292">
             <wp:simplePos x="0" y="0"/>
             <wp:positionH relativeFrom="column">
               <wp:posOffset>1315720</wp:posOffset>
@@ -5164,7 +5379,7 @@
                     </pic:cNvPicPr>
                   </pic:nvPicPr>
                   <pic:blipFill>
-                    <a:blip r:embed="rId32" cstate="print"/>
+                    <a:blip r:embed="rId33" cstate="print"/>
                     <a:srcRect/>
                     <a:stretch>
                       <a:fillRect/>
@@ -5199,6 +5414,7 @@
           <w:tab w:val="left" w:pos="1241"/>
         </w:tabs>
         <w:spacing w:line="452" w:lineRule="exact"/>
+        <w:ind w:firstLine="709"/>
       </w:pPr>
     </w:p>
     <w:p>
@@ -5207,6 +5423,7 @@
           <w:tab w:val="left" w:pos="1241"/>
         </w:tabs>
         <w:spacing w:line="452" w:lineRule="exact"/>
+        <w:ind w:firstLine="709"/>
       </w:pPr>
     </w:p>
     <w:p>
@@ -5215,6 +5432,7 @@
           <w:tab w:val="left" w:pos="1241"/>
         </w:tabs>
         <w:spacing w:line="452" w:lineRule="exact"/>
+        <w:ind w:firstLine="709"/>
       </w:pPr>
     </w:p>
     <w:p>
@@ -5223,6 +5441,7 @@
           <w:tab w:val="left" w:pos="1241"/>
         </w:tabs>
         <w:spacing w:line="452" w:lineRule="exact"/>
+        <w:ind w:firstLine="709"/>
       </w:pPr>
     </w:p>
     <w:p>
@@ -5231,6 +5450,7 @@
           <w:tab w:val="left" w:pos="1241"/>
         </w:tabs>
         <w:spacing w:line="452" w:lineRule="exact"/>
+        <w:ind w:firstLine="709"/>
       </w:pPr>
     </w:p>
     <w:p>
@@ -5239,6 +5459,7 @@
           <w:tab w:val="left" w:pos="1241"/>
         </w:tabs>
         <w:spacing w:line="452" w:lineRule="exact"/>
+        <w:ind w:firstLine="709"/>
       </w:pPr>
     </w:p>
     <w:p>
@@ -5247,6 +5468,7 @@
           <w:tab w:val="left" w:pos="1241"/>
         </w:tabs>
         <w:spacing w:line="452" w:lineRule="exact"/>
+        <w:ind w:firstLine="709"/>
       </w:pPr>
     </w:p>
     <w:p>
@@ -5255,6 +5477,7 @@
           <w:tab w:val="left" w:pos="1241"/>
         </w:tabs>
         <w:spacing w:line="452" w:lineRule="exact"/>
+        <w:ind w:firstLine="709"/>
       </w:pPr>
     </w:p>
     <w:p>
@@ -5263,6 +5486,7 @@
           <w:tab w:val="left" w:pos="1241"/>
         </w:tabs>
         <w:spacing w:line="452" w:lineRule="exact"/>
+        <w:ind w:firstLine="709"/>
       </w:pPr>
     </w:p>
     <w:p>
@@ -5271,6 +5495,7 @@
           <w:tab w:val="left" w:pos="1241"/>
         </w:tabs>
         <w:spacing w:line="452" w:lineRule="exact"/>
+        <w:ind w:firstLine="709"/>
       </w:pPr>
     </w:p>
     <w:p>
@@ -5279,6 +5504,7 @@
           <w:tab w:val="left" w:pos="1241"/>
         </w:tabs>
         <w:spacing w:line="452" w:lineRule="exact"/>
+        <w:ind w:firstLine="709"/>
       </w:pPr>
     </w:p>
     <w:p>
@@ -5287,6 +5513,7 @@
           <w:tab w:val="left" w:pos="1241"/>
         </w:tabs>
         <w:spacing w:line="452" w:lineRule="exact"/>
+        <w:ind w:firstLine="709"/>
       </w:pPr>
     </w:p>
     <w:p>
@@ -5300,7 +5527,7 @@
           <w:tab w:val="left" w:pos="1254"/>
         </w:tabs>
         <w:spacing w:before="102" w:line="312" w:lineRule="auto"/>
-        <w:ind w:right="140"/>
+        <w:ind w:right="140" w:firstLine="709"/>
       </w:pPr>
       <w:r>
         <w:rPr>
@@ -5397,7 +5624,21 @@
         <w:rPr>
           <w:color w:val="231F20"/>
         </w:rPr>
-        <w:t xml:space="preserve">листовки безшовную </w:t>
+        <w:t xml:space="preserve">листовки </w:t>
+      </w:r>
+      <w:proofErr w:type="spellStart"/>
+      <w:r>
+        <w:rPr>
+          <w:color w:val="231F20"/>
+        </w:rPr>
+        <w:t>безшовную</w:t>
+      </w:r>
+      <w:proofErr w:type="spellEnd"/>
+      <w:r>
+        <w:rPr>
+          <w:color w:val="231F20"/>
+        </w:rPr>
+        <w:t xml:space="preserve"> </w:t>
       </w:r>
       <w:r>
         <w:rPr>
@@ -5418,7 +5659,7 @@
           <w:tab w:val="left" w:pos="1241"/>
         </w:tabs>
         <w:spacing w:before="102" w:line="312" w:lineRule="auto"/>
-        <w:ind w:right="140"/>
+        <w:ind w:right="140" w:firstLine="709"/>
       </w:pPr>
       <w:r>
         <w:tab/>
@@ -5445,6 +5686,7 @@
     </w:p>
     <w:p>
       <w:pPr>
+        <w:ind w:firstLine="709"/>
         <w:jc w:val="center"/>
         <w:rPr>
           <w:lang w:val="en-US"/>
@@ -5455,7 +5697,7 @@
           <w:noProof/>
         </w:rPr>
         <w:drawing>
-          <wp:inline distT="0" distB="0" distL="0" distR="0">
+          <wp:inline distT="0" distB="0" distL="0" distR="0" wp14:anchorId="1D884DB1" wp14:editId="1119510D">
             <wp:extent cx="2629166" cy="3670300"/>
             <wp:effectExtent l="19050" t="0" r="0" b="0"/>
             <wp:docPr id="26" name="Рисунок 16"/>
@@ -5472,7 +5714,7 @@
                     </pic:cNvPicPr>
                   </pic:nvPicPr>
                   <pic:blipFill>
-                    <a:blip r:embed="rId33" cstate="print"/>
+                    <a:blip r:embed="rId34" cstate="print"/>
                     <a:srcRect l="7377" t="5432" r="9519" b="4444"/>
                     <a:stretch>
                       <a:fillRect/>
@@ -5500,6 +5742,8 @@
           </wp:inline>
         </w:drawing>
       </w:r>
+      <w:bookmarkStart w:id="8" w:name="_GoBack"/>
+      <w:bookmarkEnd w:id="8"/>
     </w:p>
     <w:p>
       <w:pPr>
@@ -5512,14 +5756,26 @@
           <w:tab w:val="left" w:pos="1247"/>
         </w:tabs>
         <w:spacing w:before="1" w:line="312" w:lineRule="auto"/>
-        <w:ind w:right="147"/>
+        <w:ind w:right="147" w:firstLine="709"/>
       </w:pPr>
       <w:r>
         <w:rPr>
           <w:color w:val="231F20"/>
         </w:rPr>
         <w:lastRenderedPageBreak/>
-        <w:t>Используя параметры обводки оформить векторные объекты следую- щим образом:</w:t>
+        <w:t>Используя параметры обводки офо</w:t>
+      </w:r>
+      <w:r>
+        <w:rPr>
+          <w:color w:val="231F20"/>
+        </w:rPr>
+        <w:t>рмить векторные объекты следую</w:t>
+      </w:r>
+      <w:r>
+        <w:rPr>
+          <w:color w:val="231F20"/>
+        </w:rPr>
+        <w:t>щим образом:</w:t>
       </w:r>
     </w:p>
     <w:p>
@@ -5529,7 +5785,7 @@
           <w:tab w:val="left" w:pos="1247"/>
         </w:tabs>
         <w:spacing w:before="1" w:line="312" w:lineRule="auto"/>
-        <w:ind w:left="360" w:right="147" w:firstLine="0"/>
+        <w:ind w:left="360" w:right="147" w:firstLine="709"/>
         <w:rPr>
           <w:color w:val="231F20"/>
           <w:lang w:val="en-US"/>
@@ -5549,7 +5805,7 @@
           <w:tab w:val="left" w:pos="1247"/>
         </w:tabs>
         <w:spacing w:before="1" w:line="312" w:lineRule="auto"/>
-        <w:ind w:left="360" w:right="147" w:firstLine="0"/>
+        <w:ind w:left="360" w:right="147" w:firstLine="709"/>
         <w:rPr>
           <w:color w:val="231F20"/>
           <w:lang w:val="en-US"/>
@@ -5562,7 +5818,7 @@
           <w:lang w:eastAsia="ru-RU"/>
         </w:rPr>
         <w:drawing>
-          <wp:inline distT="0" distB="0" distL="0" distR="0">
+          <wp:inline distT="0" distB="0" distL="0" distR="0" wp14:anchorId="134719B8" wp14:editId="29B271F3">
             <wp:extent cx="4986557" cy="1084520"/>
             <wp:effectExtent l="19050" t="0" r="4543" b="0"/>
             <wp:docPr id="450" name="Рисунок 10"/>
@@ -5579,7 +5835,7 @@
                     </pic:cNvPicPr>
                   </pic:nvPicPr>
                   <pic:blipFill>
-                    <a:blip r:embed="rId34" cstate="print"/>
+                    <a:blip r:embed="rId35" cstate="print"/>
                     <a:srcRect/>
                     <a:stretch>
                       <a:fillRect/>
@@ -5615,7 +5871,7 @@
           <w:tab w:val="left" w:pos="1247"/>
         </w:tabs>
         <w:spacing w:before="1" w:line="312" w:lineRule="auto"/>
-        <w:ind w:left="360" w:right="147" w:firstLine="0"/>
+        <w:ind w:left="360" w:right="147" w:firstLine="709"/>
         <w:rPr>
           <w:color w:val="231F20"/>
         </w:rPr>
@@ -5682,7 +5938,7 @@
           <w:tab w:val="left" w:pos="1254"/>
         </w:tabs>
         <w:spacing w:line="278" w:lineRule="auto"/>
-        <w:ind w:left="360" w:right="139" w:firstLine="0"/>
+        <w:ind w:left="360" w:right="139" w:firstLine="709"/>
         <w:rPr>
           <w:color w:val="231F20"/>
         </w:rPr>
@@ -5693,7 +5949,7 @@
           <w:lang w:eastAsia="ru-RU"/>
         </w:rPr>
         <w:drawing>
-          <wp:inline distT="0" distB="0" distL="0" distR="0">
+          <wp:inline distT="0" distB="0" distL="0" distR="0" wp14:anchorId="3DCA4368" wp14:editId="1388B53D">
             <wp:extent cx="2343759" cy="1520456"/>
             <wp:effectExtent l="19050" t="0" r="0" b="0"/>
             <wp:docPr id="451" name="Рисунок 13"/>
@@ -5710,7 +5966,7 @@
                     </pic:cNvPicPr>
                   </pic:nvPicPr>
                   <pic:blipFill>
-                    <a:blip r:embed="rId35" cstate="print"/>
+                    <a:blip r:embed="rId36" cstate="print"/>
                     <a:srcRect/>
                     <a:stretch>
                       <a:fillRect/>
@@ -5744,7 +6000,7 @@
           <w:lang w:eastAsia="ru-RU"/>
         </w:rPr>
         <w:drawing>
-          <wp:inline distT="0" distB="0" distL="0" distR="0">
+          <wp:inline distT="0" distB="0" distL="0" distR="0" wp14:anchorId="7E9DB16F" wp14:editId="02ACEC15">
             <wp:extent cx="2443874" cy="1520456"/>
             <wp:effectExtent l="19050" t="0" r="0" b="0"/>
             <wp:docPr id="452" name="Рисунок 16"/>
@@ -5761,7 +6017,7 @@
                     </pic:cNvPicPr>
                   </pic:nvPicPr>
                   <pic:blipFill>
-                    <a:blip r:embed="rId36" cstate="print"/>
+                    <a:blip r:embed="rId37" cstate="print"/>
                     <a:srcRect/>
                     <a:stretch>
                       <a:fillRect/>
@@ -5801,7 +6057,7 @@
           <w:tab w:val="left" w:pos="1254"/>
         </w:tabs>
         <w:spacing w:line="278" w:lineRule="auto"/>
-        <w:ind w:right="139"/>
+        <w:ind w:right="139" w:firstLine="709"/>
         <w:rPr>
           <w:color w:val="231F20"/>
         </w:rPr>
@@ -5820,7 +6076,7 @@
           <w:lang w:eastAsia="ru-RU"/>
         </w:rPr>
         <w:drawing>
-          <wp:inline distT="0" distB="0" distL="0" distR="0">
+          <wp:inline distT="0" distB="0" distL="0" distR="0" wp14:anchorId="3EE9A5BD" wp14:editId="248821C6">
             <wp:extent cx="240325" cy="226337"/>
             <wp:effectExtent l="19050" t="0" r="7325" b="0"/>
             <wp:docPr id="428" name="Image 428"/>
@@ -5835,7 +6091,7 @@
                     <pic:cNvPicPr/>
                   </pic:nvPicPr>
                   <pic:blipFill>
-                    <a:blip r:embed="rId29" cstate="print"/>
+                    <a:blip r:embed="rId30" cstate="print"/>
                     <a:stretch>
                       <a:fillRect/>
                     </a:stretch>
@@ -5875,7 +6131,7 @@
           <w:tab w:val="left" w:pos="1254"/>
         </w:tabs>
         <w:spacing w:line="278" w:lineRule="auto"/>
-        <w:ind w:right="139"/>
+        <w:ind w:right="139" w:firstLine="709"/>
       </w:pPr>
       <w:r>
         <w:rPr>
@@ -5890,7 +6146,7 @@
           <w:tab w:val="left" w:pos="1254"/>
         </w:tabs>
         <w:spacing w:line="278" w:lineRule="auto"/>
-        <w:ind w:right="139"/>
+        <w:ind w:right="139" w:firstLine="709"/>
         <w:jc w:val="center"/>
       </w:pPr>
       <w:r>
@@ -5898,7 +6154,7 @@
           <w:noProof/>
         </w:rPr>
         <w:drawing>
-          <wp:inline distT="0" distB="0" distL="0" distR="0">
+          <wp:inline distT="0" distB="0" distL="0" distR="0" wp14:anchorId="158478CE" wp14:editId="161B4271">
             <wp:extent cx="6303010" cy="1577300"/>
             <wp:effectExtent l="19050" t="0" r="2540" b="0"/>
             <wp:docPr id="389" name="Рисунок 25"/>
@@ -5915,7 +6171,7 @@
                     </pic:cNvPicPr>
                   </pic:nvPicPr>
                   <pic:blipFill>
-                    <a:blip r:embed="rId37" cstate="print"/>
+                    <a:blip r:embed="rId38" cstate="print"/>
                     <a:srcRect/>
                     <a:stretch>
                       <a:fillRect/>
@@ -5959,7 +6215,7 @@
           <w:tab w:val="left" w:pos="1254"/>
         </w:tabs>
         <w:spacing w:line="278" w:lineRule="auto"/>
-        <w:ind w:right="139"/>
+        <w:ind w:right="139" w:firstLine="709"/>
       </w:pPr>
       <w:r>
         <w:t xml:space="preserve">  </w:t>
@@ -5989,7 +6245,7 @@
           <w:tab w:val="left" w:pos="1254"/>
         </w:tabs>
         <w:spacing w:line="278" w:lineRule="auto"/>
-        <w:ind w:right="139"/>
+        <w:ind w:right="139" w:firstLine="709"/>
         <w:jc w:val="center"/>
       </w:pPr>
       <w:r>
@@ -5997,7 +6253,7 @@
           <w:noProof/>
         </w:rPr>
         <w:drawing>
-          <wp:anchor distT="0" distB="0" distL="114300" distR="114300" simplePos="0" relativeHeight="251674624" behindDoc="0" locked="0" layoutInCell="1" allowOverlap="1">
+          <wp:anchor distT="0" distB="0" distL="114300" distR="114300" simplePos="0" relativeHeight="251674624" behindDoc="0" locked="0" layoutInCell="1" allowOverlap="1" wp14:anchorId="2ED0A718" wp14:editId="15A7067C">
             <wp:simplePos x="0" y="0"/>
             <wp:positionH relativeFrom="column">
               <wp:posOffset>2614930</wp:posOffset>
@@ -6022,7 +6278,7 @@
                     </pic:cNvPicPr>
                   </pic:nvPicPr>
                   <pic:blipFill>
-                    <a:blip r:embed="rId38" cstate="print"/>
+                    <a:blip r:embed="rId39" cstate="print"/>
                     <a:srcRect/>
                     <a:stretch>
                       <a:fillRect/>
@@ -6055,6 +6311,7 @@
       <w:pPr>
         <w:pStyle w:val="a8"/>
         <w:spacing w:before="5"/>
+        <w:ind w:firstLine="709"/>
         <w:rPr>
           <w:sz w:val="20"/>
         </w:rPr>
@@ -6063,6 +6320,7 @@
     <w:p>
       <w:pPr>
         <w:pStyle w:val="a8"/>
+        <w:ind w:firstLine="709"/>
         <w:rPr>
           <w:sz w:val="20"/>
         </w:rPr>
@@ -6085,7 +6343,7 @@
           <w:tab w:val="left" w:pos="2743"/>
         </w:tabs>
         <w:spacing w:before="87" w:line="312" w:lineRule="auto"/>
-        <w:ind w:right="146"/>
+        <w:ind w:left="0" w:right="147" w:firstLine="709"/>
       </w:pPr>
       <w:r>
         <w:rPr>
@@ -6180,7 +6438,7 @@
           <w:tab w:val="left" w:pos="2743"/>
         </w:tabs>
         <w:spacing w:before="87" w:line="312" w:lineRule="auto"/>
-        <w:ind w:right="146"/>
+        <w:ind w:right="146" w:firstLine="709"/>
         <w:rPr>
           <w:color w:val="231F20"/>
         </w:rPr>
@@ -6219,7 +6477,7 @@
           <w:tab w:val="left" w:pos="2743"/>
         </w:tabs>
         <w:spacing w:before="87" w:line="312" w:lineRule="auto"/>
-        <w:ind w:left="360" w:right="146" w:firstLine="0"/>
+        <w:ind w:left="360" w:right="146" w:firstLine="709"/>
         <w:jc w:val="center"/>
       </w:pPr>
       <w:r>
@@ -6228,7 +6486,7 @@
           <w:lang w:eastAsia="ru-RU"/>
         </w:rPr>
         <w:drawing>
-          <wp:inline distT="0" distB="0" distL="0" distR="0">
+          <wp:inline distT="0" distB="0" distL="0" distR="0" wp14:anchorId="43B07074" wp14:editId="62D6EED3">
             <wp:extent cx="2883263" cy="4092166"/>
             <wp:effectExtent l="19050" t="0" r="0" b="0"/>
             <wp:docPr id="391" name="Рисунок 31"/>
@@ -6245,7 +6503,7 @@
                     </pic:cNvPicPr>
                   </pic:nvPicPr>
                   <pic:blipFill>
-                    <a:blip r:embed="rId39" cstate="print"/>
+                    <a:blip r:embed="rId40" cstate="print"/>
                     <a:srcRect l="1523" t="1556"/>
                     <a:stretch>
                       <a:fillRect/>
@@ -6278,6 +6536,7 @@
       <w:pPr>
         <w:pStyle w:val="a8"/>
         <w:spacing w:before="9"/>
+        <w:ind w:firstLine="709"/>
         <w:rPr>
           <w:sz w:val="19"/>
         </w:rPr>
@@ -6294,6 +6553,7 @@
           <w:tab w:val="left" w:pos="1255"/>
         </w:tabs>
         <w:spacing w:before="215"/>
+        <w:ind w:firstLine="709"/>
         <w:jc w:val="both"/>
       </w:pPr>
       <w:r>
@@ -6388,7 +6648,7 @@
       <w:pPr>
         <w:pStyle w:val="a8"/>
         <w:spacing w:before="98" w:line="312" w:lineRule="auto"/>
-        <w:ind w:left="155" w:right="140"/>
+        <w:ind w:left="155" w:right="140" w:firstLine="709"/>
         <w:jc w:val="both"/>
         <w:rPr>
           <w:color w:val="231F20"/>
@@ -6398,14 +6658,40 @@
         <w:rPr>
           <w:color w:val="231F20"/>
         </w:rPr>
-        <w:t>«Каталог цветов» и «Редактирование цвета» создать рисунок типа витража, по- добрать группу цветов для заливки, выполнить быструю заливку и создать не- сколько вариантов раскрашивания витража:</w:t>
+        <w:t>«Каталог цветов» и «Редактирование цвета» создать рисунок типа витража, п</w:t>
+      </w:r>
+      <w:proofErr w:type="gramStart"/>
+      <w:r>
+        <w:rPr>
+          <w:color w:val="231F20"/>
+        </w:rPr>
+        <w:t>о-</w:t>
+      </w:r>
+      <w:proofErr w:type="gramEnd"/>
+      <w:r>
+        <w:rPr>
+          <w:color w:val="231F20"/>
+        </w:rPr>
+        <w:t xml:space="preserve"> добрать группу цветов для заливки, выполни</w:t>
+      </w:r>
+      <w:r>
+        <w:rPr>
+          <w:color w:val="231F20"/>
+        </w:rPr>
+        <w:t>ть быструю заливку и создать не</w:t>
+      </w:r>
+      <w:r>
+        <w:rPr>
+          <w:color w:val="231F20"/>
+        </w:rPr>
+        <w:t>сколько вариантов раскрашивания витража:</w:t>
       </w:r>
     </w:p>
     <w:p>
       <w:pPr>
         <w:pStyle w:val="a8"/>
         <w:spacing w:before="98" w:line="312" w:lineRule="auto"/>
-        <w:ind w:left="155" w:right="140"/>
+        <w:ind w:left="155" w:right="140" w:firstLine="709"/>
         <w:jc w:val="both"/>
         <w:rPr>
           <w:color w:val="231F20"/>
@@ -6454,7 +6740,7 @@
       <w:pPr>
         <w:pStyle w:val="a8"/>
         <w:spacing w:before="98" w:line="312" w:lineRule="auto"/>
-        <w:ind w:left="155" w:right="140"/>
+        <w:ind w:left="155" w:right="140" w:firstLine="709"/>
         <w:jc w:val="both"/>
       </w:pPr>
       <w:r>
@@ -6463,7 +6749,7 @@
           <w:lang w:eastAsia="ru-RU"/>
         </w:rPr>
         <w:drawing>
-          <wp:inline distT="0" distB="0" distL="0" distR="0">
+          <wp:inline distT="0" distB="0" distL="0" distR="0" wp14:anchorId="6A9508F0" wp14:editId="7284DBCA">
             <wp:extent cx="1673948" cy="2400630"/>
             <wp:effectExtent l="19050" t="0" r="2452" b="0"/>
             <wp:docPr id="34" name="Рисунок 34"/>
@@ -6480,7 +6766,7 @@
                     </pic:cNvPicPr>
                   </pic:nvPicPr>
                   <pic:blipFill>
-                    <a:blip r:embed="rId40" cstate="print"/>
+                    <a:blip r:embed="rId41" cstate="print"/>
                     <a:srcRect l="4505" t="1812" r="2944" b="2115"/>
                     <a:stretch>
                       <a:fillRect/>
@@ -6517,7 +6803,7 @@
           <w:lang w:eastAsia="ru-RU"/>
         </w:rPr>
         <w:drawing>
-          <wp:inline distT="0" distB="0" distL="0" distR="0">
+          <wp:inline distT="0" distB="0" distL="0" distR="0" wp14:anchorId="6DF0D735" wp14:editId="4B7CEBA3">
             <wp:extent cx="1719216" cy="2395298"/>
             <wp:effectExtent l="19050" t="0" r="0" b="0"/>
             <wp:docPr id="40" name="Рисунок 40"/>
@@ -6534,7 +6820,7 @@
                     </pic:cNvPicPr>
                   </pic:nvPicPr>
                   <pic:blipFill>
-                    <a:blip r:embed="rId41" cstate="print"/>
+                    <a:blip r:embed="rId42" cstate="print"/>
                     <a:srcRect/>
                     <a:stretch>
                       <a:fillRect/>
@@ -6571,7 +6857,7 @@
           <w:lang w:eastAsia="ru-RU"/>
         </w:rPr>
         <w:drawing>
-          <wp:inline distT="0" distB="0" distL="0" distR="0">
+          <wp:inline distT="0" distB="0" distL="0" distR="0" wp14:anchorId="1268AEE6" wp14:editId="550A697F">
             <wp:extent cx="1684848" cy="2390115"/>
             <wp:effectExtent l="19050" t="0" r="0" b="0"/>
             <wp:docPr id="43" name="Рисунок 43"/>
@@ -6588,7 +6874,7 @@
                     </pic:cNvPicPr>
                   </pic:nvPicPr>
                   <pic:blipFill>
-                    <a:blip r:embed="rId42" cstate="print"/>
+                    <a:blip r:embed="rId43" cstate="print"/>
                     <a:srcRect/>
                     <a:stretch>
                       <a:fillRect/>
@@ -6620,9 +6906,10 @@
     <w:p>
       <w:pPr>
         <w:pStyle w:val="1"/>
+        <w:ind w:firstLine="709"/>
       </w:pPr>
       <w:bookmarkStart w:id="9" w:name="_TOC_250013"/>
-      <w:bookmarkStart w:id="10" w:name="_Toc221397205"/>
+      <w:bookmarkStart w:id="10" w:name="_Toc221794141"/>
       <w:r>
         <w:lastRenderedPageBreak/>
         <w:t xml:space="preserve">Практическое занятие </w:t>
@@ -6638,6 +6925,7 @@
     </w:p>
     <w:p>
       <w:pPr>
+        <w:ind w:firstLine="709"/>
         <w:jc w:val="center"/>
         <w:rPr>
           <w:b/>
@@ -6693,6 +6981,7 @@
     </w:p>
     <w:p>
       <w:pPr>
+        <w:ind w:firstLine="709"/>
         <w:rPr>
           <w:b/>
         </w:rPr>
@@ -6729,13 +7018,27 @@
           <w:tab w:val="left" w:pos="1255"/>
         </w:tabs>
         <w:spacing w:before="97" w:line="312" w:lineRule="auto"/>
-        <w:ind w:right="125" w:firstLine="720"/>
-      </w:pPr>
-      <w:r>
-        <w:rPr>
-          <w:color w:val="231F20"/>
-        </w:rPr>
-        <w:t>научиться создавать реалистичные векторные объекты, используя се- точную заливку.</w:t>
+        <w:ind w:right="125" w:firstLine="709"/>
+      </w:pPr>
+      <w:r>
+        <w:rPr>
+          <w:color w:val="231F20"/>
+        </w:rPr>
+        <w:t>научиться создавать реалистичные векторные объекты, используя с</w:t>
+      </w:r>
+      <w:proofErr w:type="gramStart"/>
+      <w:r>
+        <w:rPr>
+          <w:color w:val="231F20"/>
+        </w:rPr>
+        <w:t>е-</w:t>
+      </w:r>
+      <w:proofErr w:type="gramEnd"/>
+      <w:r>
+        <w:rPr>
+          <w:color w:val="231F20"/>
+        </w:rPr>
+        <w:t xml:space="preserve"> точную заливку.</w:t>
       </w:r>
     </w:p>
     <w:p>
@@ -6749,7 +7052,7 @@
           <w:tab w:val="left" w:pos="1254"/>
         </w:tabs>
         <w:spacing w:line="312" w:lineRule="auto"/>
-        <w:ind w:right="124"/>
+        <w:ind w:right="124" w:firstLine="709"/>
       </w:pPr>
       <w:r>
         <w:rPr>
@@ -6764,7 +7067,7 @@
           <w:tab w:val="left" w:pos="1254"/>
         </w:tabs>
         <w:spacing w:line="312" w:lineRule="auto"/>
-        <w:ind w:right="124"/>
+        <w:ind w:right="124" w:firstLine="709"/>
       </w:pPr>
       <w:r>
         <w:t>Рисунок 1</w:t>
@@ -6776,14 +7079,14 @@
           <w:tab w:val="left" w:pos="1254"/>
         </w:tabs>
         <w:spacing w:line="312" w:lineRule="auto"/>
-        <w:ind w:right="124"/>
+        <w:ind w:right="124" w:firstLine="709"/>
       </w:pPr>
       <w:r>
         <w:rPr>
           <w:noProof/>
         </w:rPr>
         <w:drawing>
-          <wp:inline distT="0" distB="0" distL="0" distR="0">
+          <wp:inline distT="0" distB="0" distL="0" distR="0" wp14:anchorId="0B7E12F8" wp14:editId="7EAA61CC">
             <wp:extent cx="6060454" cy="6229583"/>
             <wp:effectExtent l="19050" t="0" r="0" b="0"/>
             <wp:docPr id="46" name="Рисунок 46"/>
@@ -6800,7 +7103,7 @@
                     </pic:cNvPicPr>
                   </pic:nvPicPr>
                   <pic:blipFill>
-                    <a:blip r:embed="rId43" cstate="print"/>
+                    <a:blip r:embed="rId44" cstate="print"/>
                     <a:srcRect/>
                     <a:stretch>
                       <a:fillRect/>
@@ -6836,35 +7139,45 @@
           <w:tab w:val="left" w:pos="1255"/>
         </w:tabs>
         <w:spacing w:before="97" w:line="312" w:lineRule="auto"/>
-        <w:ind w:right="125" w:firstLine="0"/>
-      </w:pPr>
-    </w:p>
-    <w:p>
-      <w:pPr>
+        <w:ind w:right="125" w:firstLine="709"/>
+      </w:pPr>
+    </w:p>
+    <w:p>
+      <w:pPr>
+        <w:ind w:firstLine="709"/>
         <w:rPr>
           <w:noProof/>
         </w:rPr>
       </w:pPr>
-      <w:r>
+    </w:p>
+    <w:p>
+      <w:pPr>
+        <w:ind w:firstLine="709"/>
         <w:rPr>
           <w:noProof/>
         </w:rPr>
+      </w:pPr>
+      <w:r>
+        <w:rPr>
+          <w:noProof/>
+        </w:rPr>
+        <w:lastRenderedPageBreak/>
         <w:t>Рисунок 2</w:t>
       </w:r>
     </w:p>
     <w:p>
       <w:pPr>
+        <w:ind w:firstLine="709"/>
         <w:jc w:val="center"/>
       </w:pPr>
       <w:r>
         <w:rPr>
           <w:noProof/>
         </w:rPr>
-        <w:lastRenderedPageBreak/>
         <w:drawing>
-          <wp:inline distT="0" distB="0" distL="0" distR="0">
-            <wp:extent cx="6645910" cy="7978208"/>
-            <wp:effectExtent l="19050" t="0" r="2540" b="0"/>
+          <wp:inline distT="0" distB="0" distL="0" distR="0" wp14:anchorId="6976C7AB" wp14:editId="0CD6CF01">
+            <wp:extent cx="6214616" cy="7460452"/>
+            <wp:effectExtent l="0" t="0" r="0" b="0"/>
             <wp:docPr id="55" name="Рисунок 55"/>
             <wp:cNvGraphicFramePr>
               <a:graphicFrameLocks xmlns:a="http://schemas.openxmlformats.org/drawingml/2006/main" noChangeAspect="1"/>
@@ -6879,7 +7192,7 @@
                     </pic:cNvPicPr>
                   </pic:nvPicPr>
                   <pic:blipFill>
-                    <a:blip r:embed="rId44" cstate="print"/>
+                    <a:blip r:embed="rId45" cstate="print"/>
                     <a:srcRect/>
                     <a:stretch>
                       <a:fillRect/>
@@ -6888,7 +7201,7 @@
                   <pic:spPr bwMode="auto">
                     <a:xfrm>
                       <a:off x="0" y="0"/>
-                      <a:ext cx="6645910" cy="7978208"/>
+                      <a:ext cx="6222357" cy="7469745"/>
                     </a:xfrm>
                     <a:prstGeom prst="rect">
                       <a:avLst/>
@@ -6908,27 +7221,48 @@
         </w:drawing>
       </w:r>
     </w:p>
-    <w:p/>
-    <w:p/>
-    <w:p/>
+    <w:p>
+      <w:pPr>
+        <w:ind w:firstLine="709"/>
+      </w:pPr>
+    </w:p>
+    <w:p>
+      <w:pPr>
+        <w:ind w:firstLine="709"/>
+      </w:pPr>
+    </w:p>
+    <w:p>
+      <w:pPr>
+        <w:ind w:firstLine="709"/>
+      </w:pPr>
+    </w:p>
     <w:p>
       <w:pPr>
         <w:tabs>
           <w:tab w:val="left" w:pos="3393"/>
         </w:tabs>
+        <w:ind w:firstLine="709"/>
       </w:pPr>
       <w:r>
         <w:tab/>
       </w:r>
+    </w:p>
+    <w:p>
+      <w:pPr>
+        <w:tabs>
+          <w:tab w:val="left" w:pos="3393"/>
+        </w:tabs>
+        <w:ind w:firstLine="709"/>
+      </w:pPr>
     </w:p>
     <w:p>
       <w:pPr>
         <w:pStyle w:val="1"/>
         <w:spacing w:before="112"/>
-        <w:ind w:left="498"/>
+        <w:ind w:left="498" w:firstLine="709"/>
       </w:pPr>
       <w:bookmarkStart w:id="12" w:name="_TOC_250011"/>
-      <w:bookmarkStart w:id="13" w:name="_Toc221397206"/>
+      <w:bookmarkStart w:id="13" w:name="_Toc221794142"/>
       <w:r>
         <w:rPr>
           <w:color w:val="231F20"/>
@@ -6949,6 +7283,7 @@
     </w:p>
     <w:p>
       <w:pPr>
+        <w:ind w:firstLine="709"/>
         <w:jc w:val="center"/>
         <w:rPr>
           <w:b/>
@@ -6985,6 +7320,9 @@
       </w:r>
     </w:p>
     <w:p>
+      <w:pPr>
+        <w:ind w:firstLine="709"/>
+      </w:pPr>
       <w:r>
         <w:rPr>
           <w:b/>
@@ -7022,13 +7360,27 @@
           <w:tab w:val="left" w:pos="1241"/>
         </w:tabs>
         <w:spacing w:line="312" w:lineRule="auto"/>
-        <w:ind w:right="140" w:firstLine="720"/>
-      </w:pPr>
-      <w:r>
-        <w:rPr>
-          <w:color w:val="231F20"/>
-        </w:rPr>
-        <w:t>научиться создавать художественое оформление векторных объектов, используя различные типы декоративных кистей.</w:t>
+        <w:ind w:right="140" w:firstLine="709"/>
+      </w:pPr>
+      <w:r>
+        <w:rPr>
+          <w:color w:val="231F20"/>
+        </w:rPr>
+        <w:t xml:space="preserve">научиться создавать </w:t>
+      </w:r>
+      <w:proofErr w:type="spellStart"/>
+      <w:r>
+        <w:rPr>
+          <w:color w:val="231F20"/>
+        </w:rPr>
+        <w:t>художественое</w:t>
+      </w:r>
+      <w:proofErr w:type="spellEnd"/>
+      <w:r>
+        <w:rPr>
+          <w:color w:val="231F20"/>
+        </w:rPr>
+        <w:t xml:space="preserve"> оформление векторных объектов, используя различные типы декоративных кистей.</w:t>
       </w:r>
     </w:p>
     <w:p>
@@ -7042,7 +7394,7 @@
           <w:tab w:val="left" w:pos="1240"/>
         </w:tabs>
         <w:spacing w:line="312" w:lineRule="auto"/>
-        <w:ind w:right="139"/>
+        <w:ind w:right="139" w:firstLine="709"/>
       </w:pPr>
       <w:r>
         <w:rPr>
@@ -7122,11 +7474,33 @@
         </w:rPr>
         <w:t xml:space="preserve"> </w:t>
       </w:r>
-      <w:r>
-        <w:rPr>
-          <w:color w:val="231F20"/>
-        </w:rPr>
-        <w:t>выпол- нить следующие варианты обводок:</w:t>
+      <w:proofErr w:type="spellStart"/>
+      <w:r>
+        <w:rPr>
+          <w:color w:val="231F20"/>
+        </w:rPr>
+        <w:t>выпо</w:t>
+      </w:r>
+      <w:proofErr w:type="gramStart"/>
+      <w:r>
+        <w:rPr>
+          <w:color w:val="231F20"/>
+        </w:rPr>
+        <w:t>л</w:t>
+      </w:r>
+      <w:proofErr w:type="spellEnd"/>
+      <w:r>
+        <w:rPr>
+          <w:color w:val="231F20"/>
+        </w:rPr>
+        <w:t>-</w:t>
+      </w:r>
+      <w:proofErr w:type="gramEnd"/>
+      <w:r>
+        <w:rPr>
+          <w:color w:val="231F20"/>
+        </w:rPr>
+        <w:t xml:space="preserve"> нить следующие варианты обводок:</w:t>
       </w:r>
     </w:p>
     <w:p>
@@ -7135,7 +7509,7 @@
           <w:tab w:val="left" w:pos="1240"/>
         </w:tabs>
         <w:spacing w:line="312" w:lineRule="auto"/>
-        <w:ind w:right="139"/>
+        <w:ind w:right="139" w:firstLine="709"/>
         <w:rPr>
           <w:lang w:val="en-US"/>
         </w:rPr>
@@ -7204,7 +7578,7 @@
           <w:tab w:val="left" w:pos="1240"/>
         </w:tabs>
         <w:spacing w:line="312" w:lineRule="auto"/>
-        <w:ind w:right="139"/>
+        <w:ind w:right="139" w:firstLine="709"/>
         <w:rPr>
           <w:lang w:val="en-US"/>
         </w:rPr>
@@ -7214,9 +7588,9 @@
           <w:noProof/>
         </w:rPr>
         <w:drawing>
-          <wp:inline distT="0" distB="0" distL="0" distR="0">
-            <wp:extent cx="1639719" cy="1536700"/>
-            <wp:effectExtent l="19050" t="0" r="0" b="0"/>
+          <wp:inline distT="0" distB="0" distL="0" distR="0" wp14:anchorId="27D011B6" wp14:editId="74443D5E">
+            <wp:extent cx="1409345" cy="1320800"/>
+            <wp:effectExtent l="0" t="0" r="0" b="0"/>
             <wp:docPr id="455" name="Рисунок 22"/>
             <wp:cNvGraphicFramePr>
               <a:graphicFrameLocks xmlns:a="http://schemas.openxmlformats.org/drawingml/2006/main" noChangeAspect="1"/>
@@ -7231,7 +7605,7 @@
                     </pic:cNvPicPr>
                   </pic:nvPicPr>
                   <pic:blipFill>
-                    <a:blip r:embed="rId45" cstate="print"/>
+                    <a:blip r:embed="rId46" cstate="print"/>
                     <a:srcRect/>
                     <a:stretch>
                       <a:fillRect/>
@@ -7240,7 +7614,7 @@
                   <pic:spPr bwMode="auto">
                     <a:xfrm>
                       <a:off x="0" y="0"/>
-                      <a:ext cx="1641726" cy="1538581"/>
+                      <a:ext cx="1412292" cy="1323562"/>
                     </a:xfrm>
                     <a:prstGeom prst="rect">
                       <a:avLst/>
@@ -7264,7 +7638,7 @@
           <w:noProof/>
         </w:rPr>
         <w:drawing>
-          <wp:inline distT="0" distB="0" distL="0" distR="0">
+          <wp:inline distT="0" distB="0" distL="0" distR="0" wp14:anchorId="78F33F93" wp14:editId="26DAD0FB">
             <wp:extent cx="1380812" cy="1549400"/>
             <wp:effectExtent l="19050" t="0" r="0" b="0"/>
             <wp:docPr id="457" name="Рисунок 25"/>
@@ -7281,7 +7655,7 @@
                     </pic:cNvPicPr>
                   </pic:nvPicPr>
                   <pic:blipFill>
-                    <a:blip r:embed="rId46" cstate="print"/>
+                    <a:blip r:embed="rId47" cstate="print"/>
                     <a:srcRect/>
                     <a:stretch>
                       <a:fillRect/>
@@ -7314,7 +7688,7 @@
           <w:noProof/>
         </w:rPr>
         <w:drawing>
-          <wp:inline distT="0" distB="0" distL="0" distR="0">
+          <wp:inline distT="0" distB="0" distL="0" distR="0" wp14:anchorId="338FFA49" wp14:editId="358198D6">
             <wp:extent cx="1377950" cy="1542974"/>
             <wp:effectExtent l="19050" t="0" r="0" b="0"/>
             <wp:docPr id="458" name="Рисунок 28"/>
@@ -7331,7 +7705,7 @@
                     </pic:cNvPicPr>
                   </pic:nvPicPr>
                   <pic:blipFill>
-                    <a:blip r:embed="rId47" cstate="print"/>
+                    <a:blip r:embed="rId48" cstate="print"/>
                     <a:srcRect/>
                     <a:stretch>
                       <a:fillRect/>
@@ -7364,7 +7738,7 @@
           <w:noProof/>
         </w:rPr>
         <w:drawing>
-          <wp:inline distT="0" distB="0" distL="0" distR="0">
+          <wp:inline distT="0" distB="0" distL="0" distR="0" wp14:anchorId="47D12D2C" wp14:editId="3EBECC3F">
             <wp:extent cx="1457960" cy="1562100"/>
             <wp:effectExtent l="19050" t="0" r="8890" b="0"/>
             <wp:docPr id="459" name="Рисунок 31"/>
@@ -7381,7 +7755,7 @@
                     </pic:cNvPicPr>
                   </pic:nvPicPr>
                   <pic:blipFill>
-                    <a:blip r:embed="rId48" cstate="print"/>
+                    <a:blip r:embed="rId49" cstate="print"/>
                     <a:srcRect/>
                     <a:stretch>
                       <a:fillRect/>
@@ -7416,7 +7790,7 @@
           <w:tab w:val="left" w:pos="1240"/>
         </w:tabs>
         <w:spacing w:line="312" w:lineRule="auto"/>
-        <w:ind w:right="139"/>
+        <w:ind w:right="139" w:firstLine="709"/>
         <w:rPr>
           <w:lang w:val="en-US"/>
         </w:rPr>
@@ -7497,7 +7871,7 @@
           <w:tab w:val="left" w:pos="1240"/>
         </w:tabs>
         <w:spacing w:line="312" w:lineRule="auto"/>
-        <w:ind w:right="139"/>
+        <w:ind w:right="139" w:firstLine="709"/>
         <w:rPr>
           <w:lang w:val="en-US"/>
         </w:rPr>
@@ -7507,9 +7881,9 @@
           <w:noProof/>
         </w:rPr>
         <w:drawing>
-          <wp:inline distT="0" distB="0" distL="0" distR="0">
-            <wp:extent cx="1758950" cy="1668282"/>
-            <wp:effectExtent l="19050" t="0" r="0" b="0"/>
+          <wp:inline distT="0" distB="0" distL="0" distR="0" wp14:anchorId="38AE6FDE" wp14:editId="17066F78">
+            <wp:extent cx="1472924" cy="1397000"/>
+            <wp:effectExtent l="0" t="0" r="0" b="0"/>
             <wp:docPr id="460" name="Рисунок 34"/>
             <wp:cNvGraphicFramePr>
               <a:graphicFrameLocks xmlns:a="http://schemas.openxmlformats.org/drawingml/2006/main" noChangeAspect="1"/>
@@ -7524,7 +7898,7 @@
                     </pic:cNvPicPr>
                   </pic:nvPicPr>
                   <pic:blipFill>
-                    <a:blip r:embed="rId49" cstate="print"/>
+                    <a:blip r:embed="rId50" cstate="print"/>
                     <a:srcRect/>
                     <a:stretch>
                       <a:fillRect/>
@@ -7533,7 +7907,7 @@
                   <pic:spPr bwMode="auto">
                     <a:xfrm>
                       <a:off x="0" y="0"/>
-                      <a:ext cx="1759296" cy="1668611"/>
+                      <a:ext cx="1478551" cy="1402337"/>
                     </a:xfrm>
                     <a:prstGeom prst="rect">
                       <a:avLst/>
@@ -7557,7 +7931,7 @@
           <w:noProof/>
         </w:rPr>
         <w:drawing>
-          <wp:inline distT="0" distB="0" distL="0" distR="0">
+          <wp:inline distT="0" distB="0" distL="0" distR="0" wp14:anchorId="6CEEFD92" wp14:editId="2782C5F9">
             <wp:extent cx="1259668" cy="1447800"/>
             <wp:effectExtent l="19050" t="0" r="0" b="0"/>
             <wp:docPr id="37" name="Рисунок 37"/>
@@ -7574,7 +7948,7 @@
                     </pic:cNvPicPr>
                   </pic:nvPicPr>
                   <pic:blipFill>
-                    <a:blip r:embed="rId50" cstate="print"/>
+                    <a:blip r:embed="rId51" cstate="print"/>
                     <a:srcRect/>
                     <a:stretch>
                       <a:fillRect/>
@@ -7607,7 +7981,7 @@
           <w:noProof/>
         </w:rPr>
         <w:drawing>
-          <wp:inline distT="0" distB="0" distL="0" distR="0">
+          <wp:inline distT="0" distB="0" distL="0" distR="0" wp14:anchorId="5EF1A591" wp14:editId="776989C8">
             <wp:extent cx="1190549" cy="1600200"/>
             <wp:effectExtent l="19050" t="0" r="0" b="0"/>
             <wp:docPr id="461" name="Рисунок 40"/>
@@ -7624,7 +7998,7 @@
                     </pic:cNvPicPr>
                   </pic:nvPicPr>
                   <pic:blipFill>
-                    <a:blip r:embed="rId51" cstate="print"/>
+                    <a:blip r:embed="rId52" cstate="print"/>
                     <a:srcRect/>
                     <a:stretch>
                       <a:fillRect/>
@@ -7660,9 +8034,9 @@
           <w:noProof/>
         </w:rPr>
         <w:drawing>
-          <wp:inline distT="0" distB="0" distL="0" distR="0">
-            <wp:extent cx="1809750" cy="1835727"/>
-            <wp:effectExtent l="19050" t="0" r="0" b="0"/>
+          <wp:inline distT="0" distB="0" distL="0" distR="0" wp14:anchorId="26D7C341" wp14:editId="3E6A695C">
+            <wp:extent cx="1498600" cy="1520111"/>
+            <wp:effectExtent l="0" t="0" r="0" b="0"/>
             <wp:docPr id="456" name="Рисунок 19"/>
             <wp:cNvGraphicFramePr>
               <a:graphicFrameLocks xmlns:a="http://schemas.openxmlformats.org/drawingml/2006/main" noChangeAspect="1"/>
@@ -7677,7 +8051,7 @@
                     </pic:cNvPicPr>
                   </pic:nvPicPr>
                   <pic:blipFill>
-                    <a:blip r:embed="rId52" cstate="print"/>
+                    <a:blip r:embed="rId53" cstate="print"/>
                     <a:srcRect/>
                     <a:stretch>
                       <a:fillRect/>
@@ -7686,7 +8060,7 @@
                   <pic:spPr bwMode="auto">
                     <a:xfrm>
                       <a:off x="0" y="0"/>
-                      <a:ext cx="1809750" cy="1835727"/>
+                      <a:ext cx="1503877" cy="1525464"/>
                     </a:xfrm>
                     <a:prstGeom prst="rect">
                       <a:avLst/>
@@ -7717,7 +8091,7 @@
           <w:tab w:val="left" w:pos="1240"/>
         </w:tabs>
         <w:spacing w:line="312" w:lineRule="auto"/>
-        <w:ind w:right="139"/>
+        <w:ind w:right="139" w:firstLine="709"/>
       </w:pPr>
       <w:r>
         <w:rPr>
@@ -7732,7 +8106,7 @@
           <w:tab w:val="left" w:pos="1240"/>
         </w:tabs>
         <w:spacing w:line="312" w:lineRule="auto"/>
-        <w:ind w:right="139"/>
+        <w:ind w:right="139" w:firstLine="709"/>
       </w:pPr>
       <w:r>
         <w:t>Рисунок 1</w:t>
@@ -7744,16 +8118,16 @@
           <w:tab w:val="left" w:pos="1240"/>
         </w:tabs>
         <w:spacing w:line="312" w:lineRule="auto"/>
-        <w:ind w:right="139"/>
+        <w:ind w:right="139" w:firstLine="709"/>
       </w:pPr>
       <w:r>
         <w:rPr>
           <w:noProof/>
         </w:rPr>
         <w:drawing>
-          <wp:inline distT="0" distB="0" distL="0" distR="0">
-            <wp:extent cx="3892550" cy="1983196"/>
-            <wp:effectExtent l="19050" t="0" r="0" b="0"/>
+          <wp:inline distT="0" distB="0" distL="0" distR="0" wp14:anchorId="1358B29C" wp14:editId="4CC8C963">
+            <wp:extent cx="4419600" cy="2251721"/>
+            <wp:effectExtent l="0" t="0" r="0" b="0"/>
             <wp:docPr id="464" name="Рисунок 25"/>
             <wp:cNvGraphicFramePr>
               <a:graphicFrameLocks xmlns:a="http://schemas.openxmlformats.org/drawingml/2006/main" noChangeAspect="1"/>
@@ -7768,7 +8142,7 @@
                     </pic:cNvPicPr>
                   </pic:nvPicPr>
                   <pic:blipFill>
-                    <a:blip r:embed="rId53" cstate="print"/>
+                    <a:blip r:embed="rId54" cstate="print"/>
                     <a:srcRect/>
                     <a:stretch>
                       <a:fillRect/>
@@ -7777,7 +8151,7 @@
                   <pic:spPr bwMode="auto">
                     <a:xfrm>
                       <a:off x="0" y="0"/>
-                      <a:ext cx="3904846" cy="1989461"/>
+                      <a:ext cx="4448776" cy="2266586"/>
                     </a:xfrm>
                     <a:prstGeom prst="rect">
                       <a:avLst/>
@@ -7803,7 +8177,7 @@
           <w:tab w:val="left" w:pos="1240"/>
         </w:tabs>
         <w:spacing w:line="312" w:lineRule="auto"/>
-        <w:ind w:right="139"/>
+        <w:ind w:right="139" w:firstLine="709"/>
       </w:pPr>
       <w:r>
         <w:t xml:space="preserve"> </w:t>
@@ -7815,7 +8189,7 @@
           <w:tab w:val="left" w:pos="1240"/>
         </w:tabs>
         <w:spacing w:line="312" w:lineRule="auto"/>
-        <w:ind w:right="139"/>
+        <w:ind w:right="139" w:firstLine="709"/>
       </w:pPr>
       <w:r>
         <w:lastRenderedPageBreak/>
@@ -7828,16 +8202,16 @@
           <w:tab w:val="left" w:pos="1240"/>
         </w:tabs>
         <w:spacing w:line="312" w:lineRule="auto"/>
-        <w:ind w:right="139"/>
+        <w:ind w:right="139" w:firstLine="709"/>
       </w:pPr>
       <w:r>
         <w:rPr>
           <w:noProof/>
         </w:rPr>
         <w:drawing>
-          <wp:inline distT="0" distB="0" distL="0" distR="0">
-            <wp:extent cx="5086350" cy="2801909"/>
-            <wp:effectExtent l="19050" t="0" r="0" b="0"/>
+          <wp:inline distT="0" distB="0" distL="0" distR="0" wp14:anchorId="4DE2B614" wp14:editId="0D6FF250">
+            <wp:extent cx="6273209" cy="3455712"/>
+            <wp:effectExtent l="0" t="0" r="0" b="0"/>
             <wp:docPr id="465" name="Рисунок 28"/>
             <wp:cNvGraphicFramePr>
               <a:graphicFrameLocks xmlns:a="http://schemas.openxmlformats.org/drawingml/2006/main" noChangeAspect="1"/>
@@ -7852,7 +8226,7 @@
                     </pic:cNvPicPr>
                   </pic:nvPicPr>
                   <pic:blipFill>
-                    <a:blip r:embed="rId54" cstate="print"/>
+                    <a:blip r:embed="rId55" cstate="print"/>
                     <a:srcRect/>
                     <a:stretch>
                       <a:fillRect/>
@@ -7861,7 +8235,7 @@
                   <pic:spPr bwMode="auto">
                     <a:xfrm>
                       <a:off x="0" y="0"/>
-                      <a:ext cx="5079398" cy="2798079"/>
+                      <a:ext cx="6269551" cy="3453697"/>
                     </a:xfrm>
                     <a:prstGeom prst="rect">
                       <a:avLst/>
@@ -7887,16 +8261,63 @@
           <w:tab w:val="left" w:pos="1240"/>
         </w:tabs>
         <w:spacing w:line="312" w:lineRule="auto"/>
-        <w:ind w:right="139"/>
+        <w:ind w:right="139" w:firstLine="709"/>
       </w:pPr>
       <w:r>
         <w:t>Рисунок 3</w:t>
+      </w:r>
+    </w:p>
+    <w:p>
+      <w:pPr>
+        <w:tabs>
+          <w:tab w:val="left" w:pos="1240"/>
+        </w:tabs>
+        <w:spacing w:line="312" w:lineRule="auto"/>
+        <w:ind w:right="139" w:firstLine="709"/>
+      </w:pPr>
+      <w:r>
+        <w:drawing>
+          <wp:inline distT="0" distB="0" distL="0" distR="0" wp14:anchorId="1AAFA0C3" wp14:editId="5EB70712">
+            <wp:extent cx="6152515" cy="2852420"/>
+            <wp:effectExtent l="0" t="0" r="635" b="5080"/>
+            <wp:docPr id="468" name="Рисунок 468"/>
+            <wp:cNvGraphicFramePr>
+              <a:graphicFrameLocks xmlns:a="http://schemas.openxmlformats.org/drawingml/2006/main" noChangeAspect="1"/>
+            </wp:cNvGraphicFramePr>
+            <a:graphic xmlns:a="http://schemas.openxmlformats.org/drawingml/2006/main">
+              <a:graphicData uri="http://schemas.openxmlformats.org/drawingml/2006/picture">
+                <pic:pic xmlns:pic="http://schemas.openxmlformats.org/drawingml/2006/picture">
+                  <pic:nvPicPr>
+                    <pic:cNvPr id="0" name=""/>
+                    <pic:cNvPicPr/>
+                  </pic:nvPicPr>
+                  <pic:blipFill>
+                    <a:blip r:embed="rId56"/>
+                    <a:stretch>
+                      <a:fillRect/>
+                    </a:stretch>
+                  </pic:blipFill>
+                  <pic:spPr>
+                    <a:xfrm>
+                      <a:off x="0" y="0"/>
+                      <a:ext cx="6152515" cy="2852420"/>
+                    </a:xfrm>
+                    <a:prstGeom prst="rect">
+                      <a:avLst/>
+                    </a:prstGeom>
+                  </pic:spPr>
+                </pic:pic>
+              </a:graphicData>
+            </a:graphic>
+          </wp:inline>
+        </w:drawing>
       </w:r>
     </w:p>
     <w:p>
       <w:pPr>
         <w:pStyle w:val="a8"/>
         <w:spacing w:before="121"/>
+        <w:ind w:firstLine="709"/>
       </w:pPr>
       <w:r>
         <w:br w:type="page"/>
@@ -7905,9 +8326,10 @@
     <w:p>
       <w:pPr>
         <w:pStyle w:val="1"/>
+        <w:ind w:firstLine="709"/>
       </w:pPr>
       <w:bookmarkStart w:id="15" w:name="_TOC_250009"/>
-      <w:bookmarkStart w:id="16" w:name="_Toc221397207"/>
+      <w:bookmarkStart w:id="16" w:name="_Toc221794143"/>
       <w:r>
         <w:lastRenderedPageBreak/>
         <w:t>Практическое занятие №</w:t>
@@ -7920,6 +8342,7 @@
     </w:p>
     <w:p>
       <w:pPr>
+        <w:ind w:firstLine="709"/>
         <w:jc w:val="center"/>
         <w:rPr>
           <w:b/>
@@ -7958,6 +8381,7 @@
     </w:p>
     <w:p>
       <w:pPr>
+        <w:ind w:firstLine="709"/>
         <w:rPr>
           <w:b/>
         </w:rPr>
@@ -7987,14 +8411,19 @@
       <w:pPr>
         <w:pStyle w:val="a7"/>
         <w:numPr>
-          <w:ilvl w:val="1"/>
-          <w:numId w:val="15"/>
+          <w:ilvl w:val="0"/>
+          <w:numId w:val="35"/>
         </w:numPr>
         <w:tabs>
           <w:tab w:val="left" w:pos="1248"/>
         </w:tabs>
-        <w:ind w:left="1248"/>
-      </w:pPr>
+      </w:pPr>
+      <w:r>
+        <w:rPr>
+          <w:color w:val="231F20"/>
+        </w:rPr>
+        <w:t xml:space="preserve"> </w:t>
+      </w:r>
       <w:r>
         <w:rPr>
           <w:color w:val="231F20"/>
@@ -8073,7 +8502,7 @@
         <w:tabs>
           <w:tab w:val="left" w:pos="1248"/>
         </w:tabs>
-        <w:ind w:left="868"/>
+        <w:ind w:left="868" w:firstLine="709"/>
       </w:pPr>
     </w:p>
     <w:p>
@@ -8081,7 +8510,7 @@
         <w:pStyle w:val="a7"/>
         <w:numPr>
           <w:ilvl w:val="0"/>
-          <w:numId w:val="18"/>
+          <w:numId w:val="34"/>
         </w:numPr>
         <w:tabs>
           <w:tab w:val="left" w:pos="1247"/>
@@ -8182,7 +8611,71 @@
         <w:rPr>
           <w:color w:val="231F20"/>
         </w:rPr>
-        <w:t>«Перо» для создания векторных объектов произвольной формы нарисовать сле- дующие векторные изображения:</w:t>
+        <w:t>«Перо» для создания векторных объектов про</w:t>
+      </w:r>
+      <w:r>
+        <w:rPr>
+          <w:color w:val="231F20"/>
+        </w:rPr>
+        <w:t>извольной формы нарисовать сле</w:t>
+      </w:r>
+      <w:r>
+        <w:rPr>
+          <w:color w:val="231F20"/>
+        </w:rPr>
+        <w:t>дующие векторные изображения:</w:t>
+      </w:r>
+    </w:p>
+    <w:p>
+      <w:pPr>
+        <w:pStyle w:val="a8"/>
+        <w:spacing w:before="98" w:line="312" w:lineRule="auto"/>
+        <w:ind w:left="148" w:firstLine="709"/>
+        <w:rPr>
+          <w:color w:val="231F20"/>
+        </w:rPr>
+      </w:pPr>
+      <w:r>
+        <w:rPr>
+          <w:color w:val="231F20"/>
+        </w:rPr>
+        <w:t xml:space="preserve">Рисунок 1 </w:t>
+      </w:r>
+      <w:r>
+        <w:rPr>
+          <w:color w:val="231F20"/>
+        </w:rPr>
+        <w:tab/>
+      </w:r>
+      <w:r>
+        <w:rPr>
+          <w:color w:val="231F20"/>
+        </w:rPr>
+        <w:tab/>
+      </w:r>
+      <w:r>
+        <w:rPr>
+          <w:color w:val="231F20"/>
+        </w:rPr>
+        <w:tab/>
+      </w:r>
+      <w:r>
+        <w:rPr>
+          <w:color w:val="231F20"/>
+        </w:rPr>
+        <w:tab/>
+      </w:r>
+      <w:r>
+        <w:rPr>
+          <w:color w:val="231F20"/>
+        </w:rPr>
+        <w:tab/>
+      </w:r>
+      <w:r>
+        <w:rPr>
+          <w:color w:val="231F20"/>
+        </w:rPr>
+        <w:t>Рисунок 2</w:t>
       </w:r>
     </w:p>
     <w:p>
@@ -8196,66 +8689,14 @@
       </w:pPr>
       <w:r>
         <w:rPr>
-          <w:color w:val="231F20"/>
-        </w:rPr>
-        <w:t xml:space="preserve">Рисунок 1 </w:t>
-      </w:r>
-      <w:r>
-        <w:rPr>
-          <w:color w:val="231F20"/>
-        </w:rPr>
-        <w:tab/>
-      </w:r>
-      <w:r>
-        <w:rPr>
-          <w:color w:val="231F20"/>
-        </w:rPr>
-        <w:tab/>
-      </w:r>
-      <w:r>
-        <w:rPr>
-          <w:color w:val="231F20"/>
-        </w:rPr>
-        <w:tab/>
-      </w:r>
-      <w:r>
-        <w:rPr>
-          <w:color w:val="231F20"/>
-        </w:rPr>
-        <w:tab/>
-      </w:r>
-      <w:r>
-        <w:rPr>
-          <w:color w:val="231F20"/>
-        </w:rPr>
-        <w:tab/>
-      </w:r>
-      <w:r>
-        <w:rPr>
-          <w:color w:val="231F20"/>
-        </w:rPr>
-        <w:t>Рисунок 2</w:t>
-      </w:r>
-    </w:p>
-    <w:p>
-      <w:pPr>
-        <w:pStyle w:val="a8"/>
-        <w:spacing w:before="98" w:line="312" w:lineRule="auto"/>
-        <w:ind w:left="148"/>
-        <w:rPr>
-          <w:color w:val="231F20"/>
-        </w:rPr>
-      </w:pPr>
-      <w:r>
-        <w:rPr>
           <w:noProof/>
           <w:color w:val="231F20"/>
           <w:lang w:eastAsia="ru-RU"/>
         </w:rPr>
         <w:drawing>
-          <wp:inline distT="0" distB="0" distL="0" distR="0">
-            <wp:extent cx="3027420" cy="967563"/>
-            <wp:effectExtent l="19050" t="0" r="1530" b="0"/>
+          <wp:inline distT="0" distB="0" distL="0" distR="0" wp14:anchorId="2E971A27" wp14:editId="75D3111F">
+            <wp:extent cx="3352800" cy="1071554"/>
+            <wp:effectExtent l="0" t="0" r="0" b="0"/>
             <wp:docPr id="31" name="Рисунок 13"/>
             <wp:cNvGraphicFramePr>
               <a:graphicFrameLocks xmlns:a="http://schemas.openxmlformats.org/drawingml/2006/main" noChangeAspect="1"/>
@@ -8270,7 +8711,7 @@
                     </pic:cNvPicPr>
                   </pic:nvPicPr>
                   <pic:blipFill>
-                    <a:blip r:embed="rId55" cstate="print"/>
+                    <a:blip r:embed="rId57" cstate="print"/>
                     <a:srcRect/>
                     <a:stretch>
                       <a:fillRect/>
@@ -8279,7 +8720,7 @@
                   <pic:spPr bwMode="auto">
                     <a:xfrm>
                       <a:off x="0" y="0"/>
-                      <a:ext cx="3034784" cy="969916"/>
+                      <a:ext cx="3369182" cy="1076790"/>
                     </a:xfrm>
                     <a:prstGeom prst="rect">
                       <a:avLst/>
@@ -8305,9 +8746,9 @@
           <w:lang w:eastAsia="ru-RU"/>
         </w:rPr>
         <w:drawing>
-          <wp:inline distT="0" distB="0" distL="0" distR="0">
-            <wp:extent cx="2893695" cy="1565547"/>
-            <wp:effectExtent l="19050" t="0" r="1905" b="0"/>
+          <wp:inline distT="0" distB="0" distL="0" distR="0" wp14:anchorId="3D44D2FD" wp14:editId="145F1000">
+            <wp:extent cx="2298700" cy="1243643"/>
+            <wp:effectExtent l="0" t="0" r="0" b="0"/>
             <wp:docPr id="454" name="Рисунок 19"/>
             <wp:cNvGraphicFramePr>
               <a:graphicFrameLocks xmlns:a="http://schemas.openxmlformats.org/drawingml/2006/main" noChangeAspect="1"/>
@@ -8322,7 +8763,7 @@
                     </pic:cNvPicPr>
                   </pic:nvPicPr>
                   <pic:blipFill>
-                    <a:blip r:embed="rId56" cstate="print"/>
+                    <a:blip r:embed="rId58" cstate="print"/>
                     <a:srcRect/>
                     <a:stretch>
                       <a:fillRect/>
@@ -8331,7 +8772,7 @@
                   <pic:spPr bwMode="auto">
                     <a:xfrm>
                       <a:off x="0" y="0"/>
-                      <a:ext cx="2893695" cy="1565547"/>
+                      <a:ext cx="2303772" cy="1246387"/>
                     </a:xfrm>
                     <a:prstGeom prst="rect">
                       <a:avLst/>
@@ -8355,7 +8796,7 @@
       <w:pPr>
         <w:pStyle w:val="a8"/>
         <w:spacing w:before="98" w:line="312" w:lineRule="auto"/>
-        <w:ind w:left="148"/>
+        <w:ind w:left="148" w:firstLine="709"/>
         <w:rPr>
           <w:color w:val="231F20"/>
         </w:rPr>
@@ -8422,7 +8863,7 @@
           <w:lang w:eastAsia="ru-RU"/>
         </w:rPr>
         <w:drawing>
-          <wp:inline distT="0" distB="0" distL="0" distR="0">
+          <wp:inline distT="0" distB="0" distL="0" distR="0" wp14:anchorId="1DF58C8B" wp14:editId="701D8157">
             <wp:extent cx="2887113" cy="2638124"/>
             <wp:effectExtent l="19050" t="0" r="8487" b="0"/>
             <wp:docPr id="61" name="Рисунок 61"/>
@@ -8439,7 +8880,7 @@
                     </pic:cNvPicPr>
                   </pic:nvPicPr>
                   <pic:blipFill>
-                    <a:blip r:embed="rId57" cstate="print"/>
+                    <a:blip r:embed="rId59" cstate="print"/>
                     <a:srcRect/>
                     <a:stretch>
                       <a:fillRect/>
@@ -8473,9 +8914,9 @@
           <w:lang w:eastAsia="ru-RU"/>
         </w:rPr>
         <w:drawing>
-          <wp:inline distT="0" distB="0" distL="0" distR="0">
-            <wp:extent cx="3194122" cy="2932309"/>
-            <wp:effectExtent l="19050" t="0" r="6278" b="0"/>
+          <wp:inline distT="0" distB="0" distL="0" distR="0" wp14:anchorId="36F7E66F" wp14:editId="5F500584">
+            <wp:extent cx="2849788" cy="2616200"/>
+            <wp:effectExtent l="0" t="0" r="0" b="0"/>
             <wp:docPr id="392" name="Рисунок 64"/>
             <wp:cNvGraphicFramePr>
               <a:graphicFrameLocks xmlns:a="http://schemas.openxmlformats.org/drawingml/2006/main" noChangeAspect="1"/>
@@ -8490,7 +8931,7 @@
                     </pic:cNvPicPr>
                   </pic:nvPicPr>
                   <pic:blipFill>
-                    <a:blip r:embed="rId58" cstate="print"/>
+                    <a:blip r:embed="rId60" cstate="print"/>
                     <a:srcRect/>
                     <a:stretch>
                       <a:fillRect/>
@@ -8499,7 +8940,7 @@
                   <pic:spPr bwMode="auto">
                     <a:xfrm>
                       <a:off x="0" y="0"/>
-                      <a:ext cx="3195015" cy="2933129"/>
+                      <a:ext cx="2856328" cy="2622204"/>
                     </a:xfrm>
                     <a:prstGeom prst="rect">
                       <a:avLst/>
@@ -8523,42 +8964,49 @@
       <w:pPr>
         <w:pStyle w:val="a8"/>
         <w:spacing w:before="98" w:line="312" w:lineRule="auto"/>
-        <w:ind w:left="148"/>
+        <w:ind w:left="148" w:firstLine="709"/>
       </w:pPr>
     </w:p>
     <w:p>
       <w:pPr>
         <w:pStyle w:val="a8"/>
         <w:spacing w:before="98" w:line="312" w:lineRule="auto"/>
-        <w:ind w:left="148"/>
+        <w:ind w:left="148" w:firstLine="709"/>
       </w:pPr>
     </w:p>
     <w:p>
       <w:pPr>
         <w:pStyle w:val="a8"/>
         <w:spacing w:before="98" w:line="312" w:lineRule="auto"/>
-        <w:ind w:left="148"/>
+        <w:ind w:left="148" w:firstLine="709"/>
       </w:pPr>
     </w:p>
     <w:p>
       <w:pPr>
         <w:pStyle w:val="a8"/>
         <w:spacing w:before="98" w:line="312" w:lineRule="auto"/>
-        <w:ind w:left="148"/>
+        <w:ind w:left="148" w:firstLine="709"/>
       </w:pPr>
     </w:p>
     <w:p>
       <w:pPr>
         <w:pStyle w:val="a8"/>
         <w:spacing w:before="98" w:line="312" w:lineRule="auto"/>
-        <w:ind w:left="148"/>
+        <w:ind w:left="148" w:firstLine="709"/>
       </w:pPr>
     </w:p>
     <w:p>
       <w:pPr>
         <w:pStyle w:val="a8"/>
         <w:spacing w:before="98" w:line="312" w:lineRule="auto"/>
-        <w:ind w:left="148"/>
+        <w:ind w:left="148" w:firstLine="709"/>
+      </w:pPr>
+    </w:p>
+    <w:p>
+      <w:pPr>
+        <w:pStyle w:val="a8"/>
+        <w:spacing w:before="98" w:line="312" w:lineRule="auto"/>
+        <w:ind w:left="148" w:firstLine="709"/>
       </w:pPr>
       <w:r>
         <w:lastRenderedPageBreak/>
@@ -8585,7 +9033,7 @@
         <w:tabs>
           <w:tab w:val="left" w:pos="1248"/>
         </w:tabs>
-        <w:ind w:left="868"/>
+        <w:ind w:left="868" w:firstLine="709"/>
         <w:rPr>
           <w:noProof/>
         </w:rPr>
@@ -8595,7 +9043,7 @@
           <w:noProof/>
         </w:rPr>
         <w:drawing>
-          <wp:anchor distT="0" distB="0" distL="114300" distR="114300" simplePos="0" relativeHeight="251668480" behindDoc="0" locked="0" layoutInCell="1" allowOverlap="1">
+          <wp:anchor distT="0" distB="0" distL="114300" distR="114300" simplePos="0" relativeHeight="251668480" behindDoc="0" locked="0" layoutInCell="1" allowOverlap="1" wp14:anchorId="1BF086F3" wp14:editId="7575E4A0">
             <wp:simplePos x="0" y="0"/>
             <wp:positionH relativeFrom="column">
               <wp:posOffset>24130</wp:posOffset>
@@ -8620,7 +9068,7 @@
                     </pic:cNvPicPr>
                   </pic:nvPicPr>
                   <pic:blipFill>
-                    <a:blip r:embed="rId59" cstate="print"/>
+                    <a:blip r:embed="rId61" cstate="print"/>
                     <a:srcRect/>
                     <a:stretch>
                       <a:fillRect/>
@@ -8653,7 +9101,7 @@
           <w:noProof/>
         </w:rPr>
         <w:drawing>
-          <wp:inline distT="0" distB="0" distL="0" distR="0">
+          <wp:inline distT="0" distB="0" distL="0" distR="0" wp14:anchorId="46D0D1D9" wp14:editId="540F581C">
             <wp:extent cx="3168650" cy="3285144"/>
             <wp:effectExtent l="19050" t="0" r="0" b="0"/>
             <wp:docPr id="463" name="Рисунок 22"/>
@@ -8670,7 +9118,7 @@
                     </pic:cNvPicPr>
                   </pic:nvPicPr>
                   <pic:blipFill>
-                    <a:blip r:embed="rId60" cstate="print"/>
+                    <a:blip r:embed="rId62" cstate="print"/>
                     <a:srcRect/>
                     <a:stretch>
                       <a:fillRect/>
@@ -8704,7 +9152,7 @@
         <w:tabs>
           <w:tab w:val="left" w:pos="1248"/>
         </w:tabs>
-        <w:ind w:left="868"/>
+        <w:ind w:left="868" w:firstLine="709"/>
         <w:rPr>
           <w:noProof/>
         </w:rPr>
@@ -8715,6 +9163,7 @@
         <w:tabs>
           <w:tab w:val="left" w:pos="1248"/>
         </w:tabs>
+        <w:ind w:firstLine="709"/>
       </w:pPr>
       <w:r>
         <w:rPr>
@@ -8728,13 +9177,14 @@
         <w:tabs>
           <w:tab w:val="left" w:pos="3393"/>
         </w:tabs>
+        <w:ind w:firstLine="709"/>
       </w:pPr>
       <w:r>
         <w:rPr>
           <w:noProof/>
         </w:rPr>
         <w:drawing>
-          <wp:inline distT="0" distB="0" distL="0" distR="0">
+          <wp:inline distT="0" distB="0" distL="0" distR="0" wp14:anchorId="6BB401B0" wp14:editId="73B19CC5">
             <wp:extent cx="5729900" cy="2811909"/>
             <wp:effectExtent l="19050" t="0" r="4150" b="0"/>
             <wp:docPr id="393" name="Рисунок 67"/>
@@ -8751,7 +9201,7 @@
                     </pic:cNvPicPr>
                   </pic:nvPicPr>
                   <pic:blipFill>
-                    <a:blip r:embed="rId61" cstate="print"/>
+                    <a:blip r:embed="rId63" cstate="print"/>
                     <a:srcRect/>
                     <a:stretch>
                       <a:fillRect/>
@@ -8780,16 +9230,45 @@
         </w:drawing>
       </w:r>
     </w:p>
-    <w:p/>
-    <w:p/>
-    <w:p/>
-    <w:p/>
-    <w:p/>
-    <w:p/>
-    <w:p/>
+    <w:p>
+      <w:pPr>
+        <w:ind w:firstLine="709"/>
+      </w:pPr>
+    </w:p>
+    <w:p>
+      <w:pPr>
+        <w:ind w:firstLine="709"/>
+      </w:pPr>
+    </w:p>
+    <w:p>
+      <w:pPr>
+        <w:ind w:firstLine="709"/>
+      </w:pPr>
+    </w:p>
+    <w:p>
+      <w:pPr>
+        <w:ind w:firstLine="709"/>
+      </w:pPr>
+    </w:p>
+    <w:p>
+      <w:pPr>
+        <w:ind w:firstLine="709"/>
+      </w:pPr>
+    </w:p>
+    <w:p>
+      <w:pPr>
+        <w:ind w:firstLine="709"/>
+      </w:pPr>
+    </w:p>
+    <w:p>
+      <w:pPr>
+        <w:ind w:firstLine="709"/>
+      </w:pPr>
+    </w:p>
     <w:p>
       <w:pPr>
         <w:spacing w:after="200"/>
+        <w:ind w:firstLine="709"/>
         <w:rPr>
           <w:rFonts w:eastAsiaTheme="majorEastAsia" w:cstheme="majorBidi"/>
           <w:b/>
@@ -8806,9 +9285,9 @@
       <w:pPr>
         <w:pStyle w:val="1"/>
         <w:spacing w:before="104"/>
-        <w:ind w:left="498"/>
-      </w:pPr>
-      <w:bookmarkStart w:id="19" w:name="_Toc221397208"/>
+        <w:ind w:left="498" w:firstLine="709"/>
+      </w:pPr>
+      <w:bookmarkStart w:id="19" w:name="_Toc221794144"/>
       <w:r>
         <w:rPr>
           <w:color w:val="231F20"/>
@@ -8829,6 +9308,7 @@
     </w:p>
     <w:p>
       <w:pPr>
+        <w:ind w:firstLine="709"/>
         <w:jc w:val="center"/>
         <w:rPr>
           <w:b/>
@@ -8874,6 +9354,7 @@
     </w:p>
     <w:p>
       <w:pPr>
+        <w:ind w:firstLine="709"/>
         <w:rPr>
           <w:b/>
         </w:rPr>
@@ -8914,7 +9395,7 @@
           <w:tab w:val="left" w:pos="1241"/>
         </w:tabs>
         <w:spacing w:line="312" w:lineRule="auto"/>
-        <w:ind w:right="140" w:firstLine="720"/>
+        <w:ind w:right="140" w:firstLine="709"/>
       </w:pPr>
       <w:r>
         <w:rPr>
@@ -8999,13 +9480,55 @@
           <w:tab w:val="left" w:pos="1240"/>
         </w:tabs>
         <w:spacing w:line="312" w:lineRule="auto"/>
-        <w:ind w:right="139"/>
-      </w:pPr>
-      <w:r>
-        <w:rPr>
-          <w:color w:val="231F20"/>
-        </w:rPr>
-        <w:t>Используя параметры обводки и эффекты меню «Эффекты &gt; Стилиза- ция» нарисовать изображение:</w:t>
+        <w:ind w:right="139" w:firstLine="709"/>
+      </w:pPr>
+      <w:r>
+        <w:rPr>
+          <w:color w:val="231F20"/>
+        </w:rPr>
+        <w:t xml:space="preserve">Используя параметры обводки и эффекты меню «Эффекты &gt; </w:t>
+      </w:r>
+      <w:proofErr w:type="spellStart"/>
+      <w:r>
+        <w:rPr>
+          <w:color w:val="231F20"/>
+        </w:rPr>
+        <w:t>Стилиз</w:t>
+      </w:r>
+      <w:proofErr w:type="gramStart"/>
+      <w:r>
+        <w:rPr>
+          <w:color w:val="231F20"/>
+        </w:rPr>
+        <w:t>а</w:t>
+      </w:r>
+      <w:proofErr w:type="spellEnd"/>
+      <w:r>
+        <w:rPr>
+          <w:color w:val="231F20"/>
+        </w:rPr>
+        <w:t>-</w:t>
+      </w:r>
+      <w:proofErr w:type="gramEnd"/>
+      <w:r>
+        <w:rPr>
+          <w:color w:val="231F20"/>
+        </w:rPr>
+        <w:t xml:space="preserve"> </w:t>
+      </w:r>
+      <w:proofErr w:type="spellStart"/>
+      <w:r>
+        <w:rPr>
+          <w:color w:val="231F20"/>
+        </w:rPr>
+        <w:t>ция</w:t>
+      </w:r>
+      <w:proofErr w:type="spellEnd"/>
+      <w:r>
+        <w:rPr>
+          <w:color w:val="231F20"/>
+        </w:rPr>
+        <w:t>» нарисовать изображение:</w:t>
       </w:r>
     </w:p>
     <w:p>
@@ -9014,7 +9537,7 @@
           <w:tab w:val="left" w:pos="1240"/>
         </w:tabs>
         <w:spacing w:line="312" w:lineRule="auto"/>
-        <w:ind w:right="139"/>
+        <w:ind w:right="139" w:firstLine="709"/>
       </w:pPr>
       <w:r>
         <w:t>Рисунок 1</w:t>
@@ -9026,14 +9549,14 @@
           <w:tab w:val="left" w:pos="1240"/>
         </w:tabs>
         <w:spacing w:line="312" w:lineRule="auto"/>
-        <w:ind w:right="139"/>
+        <w:ind w:right="139" w:firstLine="709"/>
       </w:pPr>
       <w:r>
         <w:rPr>
           <w:noProof/>
         </w:rPr>
         <w:drawing>
-          <wp:inline distT="0" distB="0" distL="0" distR="0">
+          <wp:inline distT="0" distB="0" distL="0" distR="0" wp14:anchorId="7FD817B1" wp14:editId="2011D152">
             <wp:extent cx="4159545" cy="3250743"/>
             <wp:effectExtent l="19050" t="0" r="0" b="0"/>
             <wp:docPr id="25" name="Рисунок 10"/>
@@ -9050,7 +9573,7 @@
                     </pic:cNvPicPr>
                   </pic:nvPicPr>
                   <pic:blipFill>
-                    <a:blip r:embed="rId62" cstate="print"/>
+                    <a:blip r:embed="rId64" cstate="print"/>
                     <a:srcRect/>
                     <a:stretch>
                       <a:fillRect/>
@@ -9090,6 +9613,7 @@
           <w:tab w:val="left" w:pos="1247"/>
         </w:tabs>
         <w:spacing w:before="104"/>
+        <w:ind w:firstLine="709"/>
       </w:pPr>
       <w:r>
         <w:rPr>
@@ -9111,6 +9635,7 @@
           <w:tab w:val="left" w:pos="1247"/>
         </w:tabs>
         <w:spacing w:before="104"/>
+        <w:ind w:firstLine="709"/>
       </w:pPr>
       <w:r>
         <w:t>Рисунок 2</w:t>
@@ -9152,6 +9677,7 @@
           <w:tab w:val="left" w:pos="1247"/>
         </w:tabs>
         <w:spacing w:before="104"/>
+        <w:ind w:firstLine="709"/>
         <w:rPr>
           <w:lang w:val="en-US"/>
         </w:rPr>
@@ -9161,7 +9687,7 @@
           <w:noProof/>
         </w:rPr>
         <w:drawing>
-          <wp:inline distT="0" distB="0" distL="0" distR="0">
+          <wp:inline distT="0" distB="0" distL="0" distR="0" wp14:anchorId="6697FF8B" wp14:editId="70335FA5">
             <wp:extent cx="6303010" cy="2568116"/>
             <wp:effectExtent l="19050" t="0" r="2540" b="0"/>
             <wp:docPr id="453" name="Рисунок 16"/>
@@ -9178,7 +9704,7 @@
                     </pic:cNvPicPr>
                   </pic:nvPicPr>
                   <pic:blipFill>
-                    <a:blip r:embed="rId63" cstate="print"/>
+                    <a:blip r:embed="rId65" cstate="print"/>
                     <a:srcRect/>
                     <a:stretch>
                       <a:fillRect/>
@@ -9213,6 +9739,7 @@
           <w:tab w:val="left" w:pos="1247"/>
         </w:tabs>
         <w:spacing w:before="104"/>
+        <w:ind w:firstLine="709"/>
       </w:pPr>
     </w:p>
     <w:p>
@@ -9221,6 +9748,7 @@
           <w:tab w:val="left" w:pos="1247"/>
         </w:tabs>
         <w:spacing w:before="104"/>
+        <w:ind w:firstLine="709"/>
       </w:pPr>
       <w:r>
         <w:lastRenderedPageBreak/>
@@ -9239,18 +9767,18 @@
         <w:tab/>
       </w:r>
       <w:r>
+        <w:t>Рисунок 4</w:t>
+      </w:r>
+      <w:r>
+        <w:t xml:space="preserve"> </w:t>
+      </w:r>
+      <w:r>
         <w:tab/>
       </w:r>
       <w:r>
         <w:tab/>
       </w:r>
       <w:r>
-        <w:t>Рисунок 4</w:t>
-      </w:r>
-      <w:r>
-        <w:t xml:space="preserve"> </w:t>
-      </w:r>
-      <w:r>
         <w:tab/>
       </w:r>
       <w:r>
@@ -9260,7 +9788,6 @@
         <w:tab/>
       </w:r>
       <w:r>
-        <w:tab/>
         <w:t>Рисунок 5</w:t>
       </w:r>
     </w:p>
@@ -9276,7 +9803,7 @@
           <w:noProof/>
         </w:rPr>
         <w:drawing>
-          <wp:anchor distT="0" distB="0" distL="114300" distR="114300" simplePos="0" relativeHeight="251673600" behindDoc="0" locked="0" layoutInCell="1" allowOverlap="1">
+          <wp:anchor distT="0" distB="0" distL="114300" distR="114300" simplePos="0" relativeHeight="251673600" behindDoc="0" locked="0" layoutInCell="1" allowOverlap="1" wp14:anchorId="242DD9EF" wp14:editId="0E0E67B1">
             <wp:simplePos x="0" y="0"/>
             <wp:positionH relativeFrom="column">
               <wp:posOffset>5167630</wp:posOffset>
@@ -9309,7 +9836,7 @@
                     </pic:cNvPicPr>
                   </pic:nvPicPr>
                   <pic:blipFill>
-                    <a:blip r:embed="rId64" cstate="print"/>
+                    <a:blip r:embed="rId66" cstate="print"/>
                     <a:srcRect/>
                     <a:stretch>
                       <a:fillRect/>
@@ -9342,9 +9869,9 @@
           <w:noProof/>
         </w:rPr>
         <w:drawing>
-          <wp:inline distT="0" distB="0" distL="0" distR="0">
-            <wp:extent cx="2405173" cy="2351305"/>
-            <wp:effectExtent l="19050" t="0" r="0" b="0"/>
+          <wp:inline distT="0" distB="0" distL="0" distR="0" wp14:anchorId="59AC97D0" wp14:editId="4D48EE56">
+            <wp:extent cx="2039579" cy="1993900"/>
+            <wp:effectExtent l="0" t="0" r="0" b="0"/>
             <wp:docPr id="70" name="Рисунок 70"/>
             <wp:cNvGraphicFramePr>
               <a:graphicFrameLocks xmlns:a="http://schemas.openxmlformats.org/drawingml/2006/main" noChangeAspect="1"/>
@@ -9359,7 +9886,7 @@
                     </pic:cNvPicPr>
                   </pic:nvPicPr>
                   <pic:blipFill>
-                    <a:blip r:embed="rId65" cstate="print"/>
+                    <a:blip r:embed="rId67" cstate="print"/>
                     <a:srcRect/>
                     <a:stretch>
                       <a:fillRect/>
@@ -9368,7 +9895,7 @@
                   <pic:spPr bwMode="auto">
                     <a:xfrm>
                       <a:off x="0" y="0"/>
-                      <a:ext cx="2407963" cy="2354033"/>
+                      <a:ext cx="2046090" cy="2000266"/>
                     </a:xfrm>
                     <a:prstGeom prst="rect">
                       <a:avLst/>
@@ -9395,9 +9922,9 @@
           <w:noProof/>
         </w:rPr>
         <w:drawing>
-          <wp:inline distT="0" distB="0" distL="0" distR="0">
-            <wp:extent cx="2532763" cy="2509906"/>
-            <wp:effectExtent l="19050" t="0" r="887" b="0"/>
+          <wp:inline distT="0" distB="0" distL="0" distR="0" wp14:anchorId="01EC490A" wp14:editId="60BAB868">
+            <wp:extent cx="2037689" cy="2019300"/>
+            <wp:effectExtent l="0" t="0" r="0" b="0"/>
             <wp:docPr id="79" name="Рисунок 79"/>
             <wp:cNvGraphicFramePr>
               <a:graphicFrameLocks xmlns:a="http://schemas.openxmlformats.org/drawingml/2006/main" noChangeAspect="1"/>
@@ -9412,7 +9939,7 @@
                     </pic:cNvPicPr>
                   </pic:nvPicPr>
                   <pic:blipFill>
-                    <a:blip r:embed="rId66" cstate="print"/>
+                    <a:blip r:embed="rId68" cstate="print"/>
                     <a:srcRect/>
                     <a:stretch>
                       <a:fillRect/>
@@ -9421,7 +9948,7 @@
                   <pic:spPr bwMode="auto">
                     <a:xfrm>
                       <a:off x="0" y="0"/>
-                      <a:ext cx="2540539" cy="2517612"/>
+                      <a:ext cx="2048363" cy="2029878"/>
                     </a:xfrm>
                     <a:prstGeom prst="rect">
                       <a:avLst/>
@@ -9447,9 +9974,7 @@
           <w:tab w:val="left" w:pos="1247"/>
         </w:tabs>
         <w:spacing w:before="104"/>
-        <w:rPr>
-          <w:lang w:val="en-US"/>
-        </w:rPr>
+        <w:ind w:firstLine="709"/>
       </w:pPr>
     </w:p>
     <w:p>
@@ -9457,6 +9982,7 @@
         <w:tabs>
           <w:tab w:val="left" w:pos="1247"/>
         </w:tabs>
+        <w:ind w:firstLine="709"/>
       </w:pPr>
     </w:p>
     <w:p>
@@ -9469,6 +9995,7 @@
         <w:tabs>
           <w:tab w:val="left" w:pos="1247"/>
         </w:tabs>
+        <w:ind w:firstLine="709"/>
       </w:pPr>
       <w:r>
         <w:rPr>
@@ -9535,6 +10062,7 @@
         <w:tabs>
           <w:tab w:val="left" w:pos="1247"/>
         </w:tabs>
+        <w:ind w:firstLine="709"/>
       </w:pPr>
     </w:p>
     <w:p>
@@ -9542,6 +10070,7 @@
         <w:tabs>
           <w:tab w:val="left" w:pos="1247"/>
         </w:tabs>
+        <w:ind w:firstLine="709"/>
         <w:rPr>
           <w:sz w:val="20"/>
         </w:rPr>
@@ -9554,6 +10083,7 @@
       <w:pPr>
         <w:pStyle w:val="a8"/>
         <w:spacing w:before="194"/>
+        <w:ind w:firstLine="709"/>
         <w:jc w:val="center"/>
         <w:rPr>
           <w:sz w:val="20"/>
@@ -9566,7 +10096,7 @@
           <w:lang w:eastAsia="ru-RU"/>
         </w:rPr>
         <w:drawing>
-          <wp:inline distT="0" distB="0" distL="0" distR="0">
+          <wp:inline distT="0" distB="0" distL="0" distR="0" wp14:anchorId="2844D241" wp14:editId="7342D4C9">
             <wp:extent cx="5817491" cy="2755900"/>
             <wp:effectExtent l="19050" t="0" r="0" b="0"/>
             <wp:docPr id="82" name="Рисунок 82"/>
@@ -9583,7 +10113,7 @@
                     </pic:cNvPicPr>
                   </pic:nvPicPr>
                   <pic:blipFill>
-                    <a:blip r:embed="rId67" cstate="print"/>
+                    <a:blip r:embed="rId69" cstate="print"/>
                     <a:srcRect/>
                     <a:stretch>
                       <a:fillRect/>
@@ -9619,7 +10149,7 @@
           <w:tab w:val="left" w:pos="1247"/>
         </w:tabs>
         <w:spacing w:before="103" w:line="312" w:lineRule="auto"/>
-        <w:ind w:left="360" w:right="146" w:firstLine="0"/>
+        <w:ind w:left="360" w:right="146" w:firstLine="709"/>
       </w:pPr>
     </w:p>
     <w:p>
@@ -9629,7 +10159,7 @@
           <w:tab w:val="left" w:pos="1247"/>
         </w:tabs>
         <w:spacing w:before="103" w:line="312" w:lineRule="auto"/>
-        <w:ind w:left="360" w:right="146" w:firstLine="0"/>
+        <w:ind w:left="360" w:right="146" w:firstLine="709"/>
       </w:pPr>
     </w:p>
     <w:p>
@@ -9639,7 +10169,7 @@
           <w:tab w:val="left" w:pos="1247"/>
         </w:tabs>
         <w:spacing w:before="103" w:line="312" w:lineRule="auto"/>
-        <w:ind w:left="360" w:right="146" w:firstLine="0"/>
+        <w:ind w:left="360" w:right="146" w:firstLine="709"/>
       </w:pPr>
     </w:p>
     <w:p>
@@ -9649,7 +10179,7 @@
           <w:tab w:val="left" w:pos="1247"/>
         </w:tabs>
         <w:spacing w:before="103" w:line="312" w:lineRule="auto"/>
-        <w:ind w:left="360" w:right="146" w:firstLine="0"/>
+        <w:ind w:left="360" w:right="146" w:firstLine="709"/>
       </w:pPr>
     </w:p>
     <w:p>
@@ -9659,7 +10189,7 @@
           <w:tab w:val="left" w:pos="1247"/>
         </w:tabs>
         <w:spacing w:before="103" w:line="312" w:lineRule="auto"/>
-        <w:ind w:left="360" w:right="146" w:firstLine="0"/>
+        <w:ind w:left="360" w:right="146" w:firstLine="709"/>
       </w:pPr>
     </w:p>
     <w:p>
@@ -9669,16 +10199,26 @@
           <w:tab w:val="left" w:pos="1247"/>
         </w:tabs>
         <w:spacing w:before="103" w:line="312" w:lineRule="auto"/>
-        <w:ind w:left="360" w:right="146" w:firstLine="0"/>
-      </w:pPr>
-    </w:p>
-    <w:p>
-      <w:pPr>
+        <w:ind w:left="360" w:right="146" w:firstLine="709"/>
+      </w:pPr>
+    </w:p>
+    <w:p>
+      <w:pPr>
+        <w:pStyle w:val="a7"/>
         <w:tabs>
           <w:tab w:val="left" w:pos="1247"/>
         </w:tabs>
         <w:spacing w:before="103" w:line="312" w:lineRule="auto"/>
-        <w:ind w:right="146"/>
+        <w:ind w:left="360" w:right="146" w:firstLine="709"/>
+      </w:pPr>
+    </w:p>
+    <w:p>
+      <w:pPr>
+        <w:tabs>
+          <w:tab w:val="left" w:pos="1247"/>
+        </w:tabs>
+        <w:spacing w:before="103" w:line="312" w:lineRule="auto"/>
+        <w:ind w:right="146" w:firstLine="709"/>
       </w:pPr>
     </w:p>
     <w:p>
@@ -9692,19 +10232,31 @@
           <w:tab w:val="left" w:pos="1247"/>
         </w:tabs>
         <w:spacing w:before="103" w:line="312" w:lineRule="auto"/>
-        <w:ind w:right="146"/>
+        <w:ind w:right="146" w:firstLine="709"/>
       </w:pPr>
       <w:r>
         <w:rPr>
           <w:color w:val="231F20"/>
         </w:rPr>
         <w:lastRenderedPageBreak/>
-        <w:t>Используя узорные заливки, эффекты создания тени и объемного изо- бражения создать следующее изображение:</w:t>
-      </w:r>
-    </w:p>
-    <w:p>
-      <w:pPr>
-        <w:ind w:left="2124" w:firstLine="708"/>
+        <w:t xml:space="preserve">Используя узорные заливки, эффекты создания тени и объемного </w:t>
+      </w:r>
+      <w:r>
+        <w:rPr>
+          <w:color w:val="231F20"/>
+        </w:rPr>
+        <w:t>изо</w:t>
+      </w:r>
+      <w:r>
+        <w:rPr>
+          <w:color w:val="231F20"/>
+        </w:rPr>
+        <w:t>бражения создать следующее изображение:</w:t>
+      </w:r>
+    </w:p>
+    <w:p>
+      <w:pPr>
+        <w:ind w:left="2124" w:firstLine="709"/>
         <w:rPr>
           <w:noProof/>
         </w:rPr>
@@ -9718,6 +10270,7 @@
     </w:p>
     <w:p>
       <w:pPr>
+        <w:ind w:firstLine="709"/>
         <w:jc w:val="center"/>
         <w:rPr>
           <w:noProof/>
@@ -9728,7 +10281,7 @@
           <w:noProof/>
         </w:rPr>
         <w:drawing>
-          <wp:inline distT="0" distB="0" distL="0" distR="0">
+          <wp:inline distT="0" distB="0" distL="0" distR="0" wp14:anchorId="65EA26AB" wp14:editId="62DA4D81">
             <wp:extent cx="2654413" cy="4114800"/>
             <wp:effectExtent l="19050" t="0" r="0" b="0"/>
             <wp:docPr id="466" name="Рисунок 31"/>
@@ -9745,7 +10298,7 @@
                     </pic:cNvPicPr>
                   </pic:nvPicPr>
                   <pic:blipFill>
-                    <a:blip r:embed="rId68" cstate="print"/>
+                    <a:blip r:embed="rId70" cstate="print"/>
                     <a:srcRect/>
                     <a:stretch>
                       <a:fillRect/>
@@ -9785,7 +10338,7 @@
           <w:tab w:val="left" w:pos="1259"/>
         </w:tabs>
         <w:spacing w:line="312" w:lineRule="auto"/>
-        <w:ind w:right="134"/>
+        <w:ind w:right="134" w:firstLine="709"/>
       </w:pPr>
       <w:r>
         <w:rPr>
@@ -9812,7 +10365,7 @@
           <w:tab w:val="left" w:pos="1241"/>
         </w:tabs>
         <w:spacing w:line="312" w:lineRule="auto"/>
-        <w:ind w:right="140"/>
+        <w:ind w:right="140" w:firstLine="709"/>
         <w:rPr>
           <w:lang w:val="en-US"/>
         </w:rPr>
@@ -9827,7 +10380,7 @@
           <w:tab w:val="left" w:pos="1241"/>
         </w:tabs>
         <w:spacing w:line="312" w:lineRule="auto"/>
-        <w:ind w:right="140"/>
+        <w:ind w:right="140" w:firstLine="709"/>
         <w:rPr>
           <w:lang w:val="en-US"/>
         </w:rPr>
@@ -9837,7 +10390,7 @@
           <w:noProof/>
         </w:rPr>
         <w:drawing>
-          <wp:inline distT="0" distB="0" distL="0" distR="0">
+          <wp:inline distT="0" distB="0" distL="0" distR="0" wp14:anchorId="6BDC3077" wp14:editId="793C46EE">
             <wp:extent cx="4692650" cy="2884659"/>
             <wp:effectExtent l="19050" t="0" r="0" b="0"/>
             <wp:docPr id="3" name="Рисунок 1"/>
@@ -9854,7 +10407,7 @@
                     </pic:cNvPicPr>
                   </pic:nvPicPr>
                   <pic:blipFill>
-                    <a:blip r:embed="rId69" cstate="print"/>
+                    <a:blip r:embed="rId71" cstate="print"/>
                     <a:srcRect/>
                     <a:stretch>
                       <a:fillRect/>
@@ -9886,6 +10439,7 @@
     <w:p>
       <w:pPr>
         <w:spacing w:after="200"/>
+        <w:ind w:firstLine="709"/>
       </w:pPr>
       <w:r>
         <w:br w:type="page"/>
@@ -9895,10 +10449,10 @@
       <w:pPr>
         <w:pStyle w:val="1"/>
         <w:spacing w:before="98"/>
-        <w:ind w:left="512"/>
+        <w:ind w:left="512" w:firstLine="709"/>
       </w:pPr>
       <w:bookmarkStart w:id="21" w:name="_TOC_250005"/>
-      <w:bookmarkStart w:id="22" w:name="_Toc221397209"/>
+      <w:bookmarkStart w:id="22" w:name="_Toc221794145"/>
       <w:r>
         <w:rPr>
           <w:color w:val="231F20"/>
@@ -9919,6 +10473,7 @@
     </w:p>
     <w:p>
       <w:pPr>
+        <w:ind w:firstLine="709"/>
         <w:jc w:val="center"/>
         <w:rPr>
           <w:b/>
@@ -9957,6 +10512,7 @@
     </w:p>
     <w:p>
       <w:pPr>
+        <w:ind w:firstLine="709"/>
         <w:rPr>
           <w:b/>
         </w:rPr>
@@ -9993,7 +10549,7 @@
           <w:tab w:val="left" w:pos="1248"/>
         </w:tabs>
         <w:spacing w:line="312" w:lineRule="auto"/>
-        <w:ind w:right="132" w:firstLine="720"/>
+        <w:ind w:right="132" w:firstLine="709"/>
       </w:pPr>
       <w:r>
         <w:rPr>
@@ -10080,7 +10636,7 @@
           <w:tab w:val="left" w:pos="1248"/>
         </w:tabs>
         <w:spacing w:line="312" w:lineRule="auto"/>
-        <w:ind w:left="148" w:right="132"/>
+        <w:ind w:left="148" w:right="132" w:firstLine="709"/>
       </w:pPr>
     </w:p>
     <w:p>
@@ -10094,7 +10650,7 @@
           <w:tab w:val="left" w:pos="1247"/>
         </w:tabs>
         <w:spacing w:line="312" w:lineRule="auto"/>
-        <w:ind w:right="132"/>
+        <w:ind w:right="132" w:firstLine="709"/>
       </w:pPr>
       <w:r>
         <w:rPr>
@@ -10193,7 +10749,7 @@
           <w:tab w:val="left" w:pos="1247"/>
         </w:tabs>
         <w:spacing w:line="312" w:lineRule="auto"/>
-        <w:ind w:left="148" w:right="132"/>
+        <w:ind w:left="148" w:right="132" w:firstLine="709"/>
       </w:pPr>
       <w:r>
         <w:t>Рисунок 1</w:t>
@@ -10205,16 +10761,73 @@
           <w:tab w:val="left" w:pos="1247"/>
         </w:tabs>
         <w:spacing w:line="312" w:lineRule="auto"/>
-        <w:ind w:left="148" w:right="132"/>
-      </w:pPr>
+        <w:ind w:left="148" w:right="132" w:firstLine="709"/>
+      </w:pPr>
+      <w:r>
+        <w:tab/>
+      </w:r>
+      <w:r>
+        <w:tab/>
+      </w:r>
+      <w:r>
+        <w:tab/>
+      </w:r>
       <w:r>
         <w:t>Рисунок 2</w:t>
+      </w:r>
+    </w:p>
+    <w:p>
+      <w:pPr>
+        <w:tabs>
+          <w:tab w:val="left" w:pos="1247"/>
+        </w:tabs>
+        <w:spacing w:line="312" w:lineRule="auto"/>
+        <w:ind w:left="148" w:right="132" w:firstLine="709"/>
+        <w:jc w:val="center"/>
+      </w:pPr>
+      <w:r>
+        <w:drawing>
+          <wp:inline distT="0" distB="0" distL="0" distR="0" wp14:anchorId="140A6BA5" wp14:editId="4A243E9E">
+            <wp:extent cx="4001058" cy="4239217"/>
+            <wp:effectExtent l="0" t="0" r="0" b="9525"/>
+            <wp:docPr id="470" name="Рисунок 470"/>
+            <wp:cNvGraphicFramePr>
+              <a:graphicFrameLocks xmlns:a="http://schemas.openxmlformats.org/drawingml/2006/main" noChangeAspect="1"/>
+            </wp:cNvGraphicFramePr>
+            <a:graphic xmlns:a="http://schemas.openxmlformats.org/drawingml/2006/main">
+              <a:graphicData uri="http://schemas.openxmlformats.org/drawingml/2006/picture">
+                <pic:pic xmlns:pic="http://schemas.openxmlformats.org/drawingml/2006/picture">
+                  <pic:nvPicPr>
+                    <pic:cNvPr id="0" name=""/>
+                    <pic:cNvPicPr/>
+                  </pic:nvPicPr>
+                  <pic:blipFill>
+                    <a:blip r:embed="rId72"/>
+                    <a:stretch>
+                      <a:fillRect/>
+                    </a:stretch>
+                  </pic:blipFill>
+                  <pic:spPr>
+                    <a:xfrm>
+                      <a:off x="0" y="0"/>
+                      <a:ext cx="4001058" cy="4239217"/>
+                    </a:xfrm>
+                    <a:prstGeom prst="rect">
+                      <a:avLst/>
+                    </a:prstGeom>
+                  </pic:spPr>
+                </pic:pic>
+              </a:graphicData>
+            </a:graphic>
+          </wp:inline>
+        </w:drawing>
       </w:r>
     </w:p>
     <w:p>
       <w:pPr>
         <w:pStyle w:val="a8"/>
         <w:spacing w:before="304"/>
+        <w:ind w:firstLine="709"/>
       </w:pPr>
     </w:p>
     <w:p>
@@ -10228,7 +10841,7 @@
           <w:tab w:val="left" w:pos="1254"/>
         </w:tabs>
         <w:spacing w:line="312" w:lineRule="auto"/>
-        <w:ind w:right="115"/>
+        <w:ind w:right="115" w:firstLine="709"/>
       </w:pPr>
       <w:r>
         <w:rPr>
@@ -10334,28 +10947,69 @@
         </w:rPr>
         <w:t xml:space="preserve"> </w:t>
       </w:r>
-      <w:r>
-        <w:rPr>
-          <w:color w:val="231F20"/>
-        </w:rPr>
-        <w:t>редакти- рования символов создайте изображение:</w:t>
+      <w:proofErr w:type="spellStart"/>
+      <w:r>
+        <w:rPr>
+          <w:color w:val="231F20"/>
+        </w:rPr>
+        <w:t>редакт</w:t>
+      </w:r>
+      <w:proofErr w:type="gramStart"/>
+      <w:r>
+        <w:rPr>
+          <w:color w:val="231F20"/>
+        </w:rPr>
+        <w:t>и</w:t>
+      </w:r>
+      <w:proofErr w:type="spellEnd"/>
+      <w:r>
+        <w:rPr>
+          <w:color w:val="231F20"/>
+        </w:rPr>
+        <w:t>-</w:t>
+      </w:r>
+      <w:proofErr w:type="gramEnd"/>
+      <w:r>
+        <w:rPr>
+          <w:color w:val="231F20"/>
+        </w:rPr>
+        <w:t xml:space="preserve"> </w:t>
+      </w:r>
+      <w:proofErr w:type="spellStart"/>
+      <w:r>
+        <w:rPr>
+          <w:color w:val="231F20"/>
+        </w:rPr>
+        <w:t>рования</w:t>
+      </w:r>
+      <w:proofErr w:type="spellEnd"/>
+      <w:r>
+        <w:rPr>
+          <w:color w:val="231F20"/>
+        </w:rPr>
+        <w:t xml:space="preserve"> символов создайте изображение:</w:t>
       </w:r>
     </w:p>
     <w:p>
       <w:pPr>
         <w:pStyle w:val="a8"/>
+        <w:ind w:firstLine="709"/>
         <w:rPr>
           <w:sz w:val="20"/>
         </w:rPr>
       </w:pPr>
     </w:p>
     <w:p>
+      <w:pPr>
+        <w:ind w:firstLine="709"/>
+      </w:pPr>
       <w:r>
         <w:t>Рисунок 3</w:t>
       </w:r>
     </w:p>
     <w:p>
       <w:pPr>
+        <w:ind w:firstLine="709"/>
         <w:sectPr>
           <w:pgSz w:w="11910" w:h="16840"/>
           <w:pgMar w:top="1200" w:right="992" w:bottom="1000" w:left="992" w:header="0" w:footer="804" w:gutter="0"/>
@@ -10367,10 +11021,10 @@
       <w:pPr>
         <w:pStyle w:val="1"/>
         <w:spacing w:before="98"/>
-        <w:ind w:left="512"/>
+        <w:ind w:left="512" w:firstLine="709"/>
       </w:pPr>
       <w:bookmarkStart w:id="24" w:name="_TOC_250003"/>
-      <w:bookmarkStart w:id="25" w:name="_Toc221397210"/>
+      <w:bookmarkStart w:id="25" w:name="_Toc221794146"/>
       <w:r>
         <w:rPr>
           <w:color w:val="231F20"/>
@@ -10405,6 +11059,7 @@
     </w:p>
     <w:p>
       <w:pPr>
+        <w:ind w:firstLine="709"/>
         <w:jc w:val="center"/>
         <w:rPr>
           <w:b/>
@@ -10450,6 +11105,7 @@
     </w:p>
     <w:p>
       <w:pPr>
+        <w:ind w:firstLine="709"/>
         <w:rPr>
           <w:b/>
         </w:rPr>
@@ -10486,13 +11142,27 @@
           <w:tab w:val="left" w:pos="1248"/>
         </w:tabs>
         <w:spacing w:line="312" w:lineRule="auto"/>
-        <w:ind w:right="132" w:firstLine="720"/>
-      </w:pPr>
-      <w:r>
-        <w:rPr>
-          <w:color w:val="231F20"/>
-        </w:rPr>
-        <w:t xml:space="preserve">научиться использовать одно-, двух- </w:t>
+        <w:ind w:right="132" w:firstLine="709"/>
+      </w:pPr>
+      <w:r>
+        <w:rPr>
+          <w:color w:val="231F20"/>
+        </w:rPr>
+        <w:t>научиться использовать одно-, дву</w:t>
+      </w:r>
+      <w:proofErr w:type="gramStart"/>
+      <w:r>
+        <w:rPr>
+          <w:color w:val="231F20"/>
+        </w:rPr>
+        <w:t>х-</w:t>
+      </w:r>
+      <w:proofErr w:type="gramEnd"/>
+      <w:r>
+        <w:rPr>
+          <w:color w:val="231F20"/>
+        </w:rPr>
+        <w:t xml:space="preserve"> </w:t>
       </w:r>
       <w:r>
         <w:rPr>
@@ -10513,7 +11183,7 @@
           <w:tab w:val="left" w:pos="1248"/>
         </w:tabs>
         <w:spacing w:line="312" w:lineRule="auto"/>
-        <w:ind w:right="132"/>
+        <w:ind w:right="132" w:firstLine="709"/>
       </w:pPr>
     </w:p>
     <w:p>
@@ -10526,6 +11196,7 @@
         <w:tabs>
           <w:tab w:val="left" w:pos="1247"/>
         </w:tabs>
+        <w:ind w:firstLine="709"/>
       </w:pPr>
       <w:r>
         <w:rPr>
@@ -10601,6 +11272,9 @@
       </w:r>
     </w:p>
     <w:p>
+      <w:pPr>
+        <w:ind w:firstLine="709"/>
+      </w:pPr>
       <w:r>
         <w:t>Рисунок 1</w:t>
       </w:r>
@@ -10608,6 +11282,16 @@
     <w:p>
       <w:pPr>
         <w:pStyle w:val="a8"/>
+        <w:ind w:firstLine="709"/>
+        <w:rPr>
+          <w:sz w:val="20"/>
+        </w:rPr>
+      </w:pPr>
+    </w:p>
+    <w:p>
+      <w:pPr>
+        <w:pStyle w:val="a8"/>
+        <w:ind w:firstLine="709"/>
         <w:rPr>
           <w:sz w:val="20"/>
         </w:rPr>
@@ -10617,15 +11301,55 @@
           <w:cols w:space="720"/>
         </w:sectPr>
       </w:pPr>
+      <w:r>
+        <w:rPr>
+          <w:sz w:val="20"/>
+        </w:rPr>
+        <w:drawing>
+          <wp:inline distT="0" distB="0" distL="0" distR="0" wp14:anchorId="187A027D" wp14:editId="1BBE29CA">
+            <wp:extent cx="6152515" cy="4846320"/>
+            <wp:effectExtent l="0" t="0" r="635" b="0"/>
+            <wp:docPr id="23" name="Рисунок 23"/>
+            <wp:cNvGraphicFramePr>
+              <a:graphicFrameLocks xmlns:a="http://schemas.openxmlformats.org/drawingml/2006/main" noChangeAspect="1"/>
+            </wp:cNvGraphicFramePr>
+            <a:graphic xmlns:a="http://schemas.openxmlformats.org/drawingml/2006/main">
+              <a:graphicData uri="http://schemas.openxmlformats.org/drawingml/2006/picture">
+                <pic:pic xmlns:pic="http://schemas.openxmlformats.org/drawingml/2006/picture">
+                  <pic:nvPicPr>
+                    <pic:cNvPr id="0" name=""/>
+                    <pic:cNvPicPr/>
+                  </pic:nvPicPr>
+                  <pic:blipFill>
+                    <a:blip r:embed="rId73"/>
+                    <a:stretch>
+                      <a:fillRect/>
+                    </a:stretch>
+                  </pic:blipFill>
+                  <pic:spPr>
+                    <a:xfrm>
+                      <a:off x="0" y="0"/>
+                      <a:ext cx="6152515" cy="4846320"/>
+                    </a:xfrm>
+                    <a:prstGeom prst="rect">
+                      <a:avLst/>
+                    </a:prstGeom>
+                  </pic:spPr>
+                </pic:pic>
+              </a:graphicData>
+            </a:graphic>
+          </wp:inline>
+        </w:drawing>
+      </w:r>
     </w:p>
     <w:p>
       <w:pPr>
         <w:pStyle w:val="1"/>
         <w:spacing w:before="104"/>
-        <w:ind w:left="3" w:right="1"/>
+        <w:ind w:left="3" w:right="1" w:firstLine="709"/>
       </w:pPr>
       <w:bookmarkStart w:id="27" w:name="_TOC_250001"/>
-      <w:bookmarkStart w:id="28" w:name="_Toc221397211"/>
+      <w:bookmarkStart w:id="28" w:name="_Toc221794147"/>
       <w:r>
         <w:rPr>
           <w:color w:val="231F20"/>
@@ -10674,6 +11398,7 @@
     </w:p>
     <w:p>
       <w:pPr>
+        <w:ind w:firstLine="709"/>
         <w:jc w:val="center"/>
         <w:rPr>
           <w:b/>
@@ -10712,6 +11437,7 @@
     </w:p>
     <w:p>
       <w:pPr>
+        <w:ind w:firstLine="709"/>
         <w:rPr>
           <w:b/>
         </w:rPr>
@@ -10748,13 +11474,41 @@
           <w:tab w:val="left" w:pos="1241"/>
         </w:tabs>
         <w:spacing w:line="312" w:lineRule="auto"/>
-        <w:ind w:right="139" w:firstLine="720"/>
-      </w:pPr>
-      <w:r>
-        <w:rPr>
-          <w:color w:val="231F20"/>
-        </w:rPr>
-        <w:t>научиться создавать диаграммы различного типа для визуального ото- бражения численных данных.</w:t>
+        <w:ind w:right="139" w:firstLine="709"/>
+      </w:pPr>
+      <w:r>
+        <w:rPr>
+          <w:color w:val="231F20"/>
+        </w:rPr>
+        <w:t>научиться создавать диаграммы различного типа для визуального от</w:t>
+      </w:r>
+      <w:proofErr w:type="gramStart"/>
+      <w:r>
+        <w:rPr>
+          <w:color w:val="231F20"/>
+        </w:rPr>
+        <w:t>о-</w:t>
+      </w:r>
+      <w:proofErr w:type="gramEnd"/>
+      <w:r>
+        <w:rPr>
+          <w:color w:val="231F20"/>
+        </w:rPr>
+        <w:t xml:space="preserve"> </w:t>
+      </w:r>
+      <w:proofErr w:type="spellStart"/>
+      <w:r>
+        <w:rPr>
+          <w:color w:val="231F20"/>
+        </w:rPr>
+        <w:t>бражения</w:t>
+      </w:r>
+      <w:proofErr w:type="spellEnd"/>
+      <w:r>
+        <w:rPr>
+          <w:color w:val="231F20"/>
+        </w:rPr>
+        <w:t xml:space="preserve"> численных данных.</w:t>
       </w:r>
     </w:p>
     <w:p>
@@ -10768,7 +11522,7 @@
           <w:tab w:val="left" w:pos="1241"/>
         </w:tabs>
         <w:spacing w:line="312" w:lineRule="auto"/>
-        <w:ind w:right="139" w:firstLine="720"/>
+        <w:ind w:right="139" w:firstLine="709"/>
       </w:pPr>
     </w:p>
     <w:p>
@@ -10782,7 +11536,7 @@
           <w:tab w:val="left" w:pos="1240"/>
         </w:tabs>
         <w:spacing w:line="312" w:lineRule="auto"/>
-        <w:ind w:right="139"/>
+        <w:ind w:right="139" w:firstLine="709"/>
       </w:pPr>
       <w:r>
         <w:rPr>
@@ -10914,20 +11668,20 @@
           <w:tab w:val="left" w:pos="1240"/>
         </w:tabs>
         <w:spacing w:line="312" w:lineRule="auto"/>
-        <w:ind w:left="141" w:right="139"/>
+        <w:ind w:left="141" w:right="139" w:firstLine="709"/>
       </w:pPr>
     </w:p>
     <w:p>
       <w:pPr>
         <w:spacing w:line="312" w:lineRule="auto"/>
-        <w:ind w:left="231" w:firstLine="708"/>
+        <w:ind w:left="231" w:firstLine="709"/>
       </w:pPr>
       <w:r>
         <w:rPr>
           <w:noProof/>
         </w:rPr>
         <w:drawing>
-          <wp:anchor distT="0" distB="0" distL="0" distR="0" simplePos="0" relativeHeight="251670528" behindDoc="1" locked="0" layoutInCell="1" allowOverlap="1">
+          <wp:anchor distT="0" distB="0" distL="0" distR="0" simplePos="0" relativeHeight="251670528" behindDoc="1" locked="0" layoutInCell="1" allowOverlap="1" wp14:anchorId="6955DC95" wp14:editId="1DFC34CB">
             <wp:simplePos x="0" y="0"/>
             <wp:positionH relativeFrom="page">
               <wp:posOffset>1238250</wp:posOffset>
@@ -10950,7 +11704,7 @@
                     <pic:cNvPicPr/>
                   </pic:nvPicPr>
                   <pic:blipFill>
-                    <a:blip r:embed="rId70" cstate="print"/>
+                    <a:blip r:embed="rId74" cstate="print"/>
                     <a:stretch>
                       <a:fillRect/>
                     </a:stretch>
@@ -10974,32 +11728,75 @@
         <w:t>Рисунок 1(из методички)</w:t>
       </w:r>
     </w:p>
-    <w:p/>
-    <w:p/>
-    <w:p/>
-    <w:p/>
-    <w:p/>
-    <w:p/>
-    <w:p/>
-    <w:p/>
-    <w:p/>
-    <w:p>
-      <w:pPr>
+    <w:p>
+      <w:pPr>
+        <w:ind w:firstLine="709"/>
+      </w:pPr>
+    </w:p>
+    <w:p>
+      <w:pPr>
+        <w:ind w:firstLine="709"/>
+      </w:pPr>
+    </w:p>
+    <w:p>
+      <w:pPr>
+        <w:ind w:firstLine="709"/>
+      </w:pPr>
+    </w:p>
+    <w:p>
+      <w:pPr>
+        <w:ind w:firstLine="709"/>
+      </w:pPr>
+    </w:p>
+    <w:p>
+      <w:pPr>
+        <w:ind w:firstLine="709"/>
+      </w:pPr>
+    </w:p>
+    <w:p>
+      <w:pPr>
+        <w:ind w:firstLine="709"/>
+      </w:pPr>
+    </w:p>
+    <w:p>
+      <w:pPr>
+        <w:ind w:firstLine="709"/>
+      </w:pPr>
+    </w:p>
+    <w:p>
+      <w:pPr>
+        <w:ind w:firstLine="709"/>
+      </w:pPr>
+    </w:p>
+    <w:p>
+      <w:pPr>
+        <w:ind w:firstLine="709"/>
+      </w:pPr>
+    </w:p>
+    <w:p>
+      <w:pPr>
+        <w:ind w:firstLine="709"/>
         <w:jc w:val="right"/>
       </w:pPr>
     </w:p>
     <w:p>
+      <w:pPr>
+        <w:ind w:firstLine="709"/>
+      </w:pPr>
       <w:r>
         <w:t>Рисунок 2</w:t>
       </w:r>
     </w:p>
     <w:p>
+      <w:pPr>
+        <w:ind w:firstLine="709"/>
+      </w:pPr>
       <w:r>
         <w:rPr>
           <w:noProof/>
         </w:rPr>
         <w:drawing>
-          <wp:inline distT="0" distB="0" distL="0" distR="0">
+          <wp:inline distT="0" distB="0" distL="0" distR="0" wp14:anchorId="6F822277" wp14:editId="6E711D73">
             <wp:extent cx="5786327" cy="3639489"/>
             <wp:effectExtent l="19050" t="0" r="4873" b="0"/>
             <wp:docPr id="27" name="Рисунок 1"/>
@@ -11016,7 +11813,7 @@
                     </pic:cNvPicPr>
                   </pic:nvPicPr>
                   <pic:blipFill>
-                    <a:blip r:embed="rId71" cstate="print"/>
+                    <a:blip r:embed="rId75" cstate="print"/>
                     <a:srcRect/>
                     <a:stretch>
                       <a:fillRect/>
@@ -11045,19 +11842,29 @@
         </w:drawing>
       </w:r>
     </w:p>
-    <w:p/>
-    <w:p>
+    <w:p>
+      <w:pPr>
+        <w:ind w:firstLine="709"/>
+      </w:pPr>
+    </w:p>
+    <w:p>
+      <w:pPr>
+        <w:ind w:firstLine="709"/>
+      </w:pPr>
       <w:r>
         <w:t>Рисунок 3</w:t>
       </w:r>
     </w:p>
     <w:p>
+      <w:pPr>
+        <w:ind w:firstLine="709"/>
+      </w:pPr>
       <w:r>
         <w:rPr>
           <w:noProof/>
         </w:rPr>
         <w:drawing>
-          <wp:inline distT="0" distB="0" distL="0" distR="0">
+          <wp:inline distT="0" distB="0" distL="0" distR="0" wp14:anchorId="0483A61D" wp14:editId="49885836">
             <wp:extent cx="5979160" cy="4241800"/>
             <wp:effectExtent l="19050" t="0" r="2540" b="0"/>
             <wp:docPr id="28" name="Рисунок 4"/>
@@ -11074,7 +11881,7 @@
                     </pic:cNvPicPr>
                   </pic:nvPicPr>
                   <pic:blipFill>
-                    <a:blip r:embed="rId72" cstate="print"/>
+                    <a:blip r:embed="rId76" cstate="print"/>
                     <a:srcRect l="5138"/>
                     <a:stretch>
                       <a:fillRect/>
@@ -11104,17 +11911,23 @@
       </w:r>
     </w:p>
     <w:p>
+      <w:pPr>
+        <w:ind w:firstLine="709"/>
+      </w:pPr>
       <w:r>
         <w:t>Рисунок 4</w:t>
       </w:r>
     </w:p>
     <w:p>
+      <w:pPr>
+        <w:ind w:firstLine="709"/>
+      </w:pPr>
       <w:r>
         <w:rPr>
           <w:noProof/>
         </w:rPr>
         <w:drawing>
-          <wp:inline distT="0" distB="0" distL="0" distR="0">
+          <wp:inline distT="0" distB="0" distL="0" distR="0" wp14:anchorId="0EACF9DE" wp14:editId="1CFA82DB">
             <wp:extent cx="6061603" cy="4470400"/>
             <wp:effectExtent l="19050" t="0" r="0" b="0"/>
             <wp:docPr id="29" name="Рисунок 7"/>
@@ -11131,7 +11944,7 @@
                     </pic:cNvPicPr>
                   </pic:nvPicPr>
                   <pic:blipFill>
-                    <a:blip r:embed="rId73" cstate="print"/>
+                    <a:blip r:embed="rId77" cstate="print"/>
                     <a:srcRect l="5742"/>
                     <a:stretch>
                       <a:fillRect/>
@@ -11160,19 +11973,29 @@
         </w:drawing>
       </w:r>
     </w:p>
-    <w:p/>
-    <w:p>
+    <w:p>
+      <w:pPr>
+        <w:ind w:firstLine="709"/>
+      </w:pPr>
+    </w:p>
+    <w:p>
+      <w:pPr>
+        <w:ind w:firstLine="709"/>
+      </w:pPr>
       <w:r>
         <w:t>Рисунок 5</w:t>
       </w:r>
     </w:p>
     <w:p>
+      <w:pPr>
+        <w:ind w:firstLine="709"/>
+      </w:pPr>
       <w:r>
         <w:rPr>
           <w:noProof/>
         </w:rPr>
         <w:drawing>
-          <wp:inline distT="0" distB="0" distL="0" distR="0">
+          <wp:inline distT="0" distB="0" distL="0" distR="0" wp14:anchorId="517AD0CB" wp14:editId="6FA8CF4A">
             <wp:extent cx="6398191" cy="4699000"/>
             <wp:effectExtent l="19050" t="0" r="2609" b="0"/>
             <wp:docPr id="30" name="Рисунок 10"/>
@@ -11189,7 +12012,7 @@
                     </pic:cNvPicPr>
                   </pic:nvPicPr>
                   <pic:blipFill>
-                    <a:blip r:embed="rId74" cstate="print"/>
+                    <a:blip r:embed="rId78" cstate="print"/>
                     <a:srcRect/>
                     <a:stretch>
                       <a:fillRect/>
@@ -11229,7 +12052,7 @@
           <w:tab w:val="left" w:pos="1212"/>
         </w:tabs>
         <w:spacing w:line="312" w:lineRule="auto"/>
-        <w:ind w:right="169"/>
+        <w:ind w:right="169" w:firstLine="709"/>
       </w:pPr>
       <w:r>
         <w:rPr>
@@ -11358,12 +12181,16 @@
     <w:p>
       <w:pPr>
         <w:pStyle w:val="a8"/>
+        <w:ind w:firstLine="709"/>
         <w:rPr>
           <w:sz w:val="20"/>
         </w:rPr>
       </w:pPr>
     </w:p>
     <w:p>
+      <w:pPr>
+        <w:ind w:firstLine="709"/>
+      </w:pPr>
       <w:r>
         <w:t>Рисунок 6</w:t>
       </w:r>
@@ -11372,6 +12199,7 @@
       <w:pPr>
         <w:pStyle w:val="a8"/>
         <w:spacing w:before="55"/>
+        <w:ind w:firstLine="709"/>
       </w:pPr>
     </w:p>
     <w:p>
@@ -11385,7 +12213,7 @@
           <w:tab w:val="left" w:pos="1258"/>
         </w:tabs>
         <w:spacing w:line="312" w:lineRule="auto"/>
-        <w:ind w:right="122"/>
+        <w:ind w:right="122" w:firstLine="709"/>
       </w:pPr>
       <w:r>
         <w:rPr>
@@ -11405,6 +12233,7 @@
       <w:pPr>
         <w:pStyle w:val="a8"/>
         <w:spacing w:before="188"/>
+        <w:ind w:firstLine="709"/>
         <w:rPr>
           <w:sz w:val="20"/>
         </w:rPr>
@@ -11412,6 +12241,7 @@
     </w:p>
     <w:p>
       <w:pPr>
+        <w:ind w:firstLine="709"/>
         <w:sectPr>
           <w:pgSz w:w="11910" w:h="16840"/>
           <w:pgMar w:top="960" w:right="992" w:bottom="1000" w:left="992" w:header="0" w:footer="804" w:gutter="0"/>
@@ -11425,7 +12255,7 @@
     <w:p>
       <w:pPr>
         <w:pStyle w:val="a8"/>
-        <w:ind w:left="497" w:right="498"/>
+        <w:ind w:left="497" w:right="498" w:firstLine="709"/>
         <w:jc w:val="center"/>
       </w:pPr>
     </w:p>
@@ -11435,7 +12265,7 @@
           <w:tab w:val="left" w:pos="1248"/>
         </w:tabs>
         <w:spacing w:line="312" w:lineRule="auto"/>
-        <w:ind w:left="148" w:right="132"/>
+        <w:ind w:left="148" w:right="132" w:firstLine="709"/>
       </w:pPr>
     </w:p>
     <w:p>
@@ -11443,6 +12273,7 @@
         <w:tabs>
           <w:tab w:val="left" w:pos="2310"/>
         </w:tabs>
+        <w:ind w:firstLine="709"/>
       </w:pPr>
     </w:p>
     <w:sectPr>
@@ -11456,7 +12287,7 @@
 </file>
 
 <file path=word/endnotes.xml><?xml version="1.0" encoding="utf-8"?>
-<w:endnotes xmlns:ve="http://schemas.openxmlformats.org/markup-compatibility/2006" xmlns:o="urn:schemas-microsoft-com:office:office" xmlns:r="http://schemas.openxmlformats.org/officeDocument/2006/relationships" xmlns:m="http://schemas.openxmlformats.org/officeDocument/2006/math" xmlns:v="urn:schemas-microsoft-com:vml" xmlns:wp="http://schemas.openxmlformats.org/drawingml/2006/wordprocessingDrawing" xmlns:w10="urn:schemas-microsoft-com:office:word" xmlns:w="http://schemas.openxmlformats.org/wordprocessingml/2006/main" xmlns:wne="http://schemas.microsoft.com/office/word/2006/wordml">
+<w:endnotes xmlns:wpc="http://schemas.microsoft.com/office/word/2010/wordprocessingCanvas" xmlns:mc="http://schemas.openxmlformats.org/markup-compatibility/2006" xmlns:o="urn:schemas-microsoft-com:office:office" xmlns:r="http://schemas.openxmlformats.org/officeDocument/2006/relationships" xmlns:m="http://schemas.openxmlformats.org/officeDocument/2006/math" xmlns:v="urn:schemas-microsoft-com:vml" xmlns:wp14="http://schemas.microsoft.com/office/word/2010/wordprocessingDrawing" xmlns:wp="http://schemas.openxmlformats.org/drawingml/2006/wordprocessingDrawing" xmlns:w10="urn:schemas-microsoft-com:office:word" xmlns:w="http://schemas.openxmlformats.org/wordprocessingml/2006/main" xmlns:w14="http://schemas.microsoft.com/office/word/2010/wordml" xmlns:wpg="http://schemas.microsoft.com/office/word/2010/wordprocessingGroup" xmlns:wpi="http://schemas.microsoft.com/office/word/2010/wordprocessingInk" xmlns:wne="http://schemas.microsoft.com/office/word/2006/wordml" xmlns:wps="http://schemas.microsoft.com/office/word/2010/wordprocessingShape" mc:Ignorable="w14 wp14">
   <w:endnote w:type="separator" w:id="-1">
     <w:p>
       <w:pPr>
@@ -11481,7 +12312,7 @@
 </file>
 
 <file path=word/footnotes.xml><?xml version="1.0" encoding="utf-8"?>
-<w:footnotes xmlns:ve="http://schemas.openxmlformats.org/markup-compatibility/2006" xmlns:o="urn:schemas-microsoft-com:office:office" xmlns:r="http://schemas.openxmlformats.org/officeDocument/2006/relationships" xmlns:m="http://schemas.openxmlformats.org/officeDocument/2006/math" xmlns:v="urn:schemas-microsoft-com:vml" xmlns:wp="http://schemas.openxmlformats.org/drawingml/2006/wordprocessingDrawing" xmlns:w10="urn:schemas-microsoft-com:office:word" xmlns:w="http://schemas.openxmlformats.org/wordprocessingml/2006/main" xmlns:wne="http://schemas.microsoft.com/office/word/2006/wordml">
+<w:footnotes xmlns:wpc="http://schemas.microsoft.com/office/word/2010/wordprocessingCanvas" xmlns:mc="http://schemas.openxmlformats.org/markup-compatibility/2006" xmlns:o="urn:schemas-microsoft-com:office:office" xmlns:r="http://schemas.openxmlformats.org/officeDocument/2006/relationships" xmlns:m="http://schemas.openxmlformats.org/officeDocument/2006/math" xmlns:v="urn:schemas-microsoft-com:vml" xmlns:wp14="http://schemas.microsoft.com/office/word/2010/wordprocessingDrawing" xmlns:wp="http://schemas.openxmlformats.org/drawingml/2006/wordprocessingDrawing" xmlns:w10="urn:schemas-microsoft-com:office:word" xmlns:w="http://schemas.openxmlformats.org/wordprocessingml/2006/main" xmlns:w14="http://schemas.microsoft.com/office/word/2010/wordml" xmlns:wpg="http://schemas.microsoft.com/office/word/2010/wordprocessingGroup" xmlns:wpi="http://schemas.microsoft.com/office/word/2010/wordprocessingInk" xmlns:wne="http://schemas.microsoft.com/office/word/2006/wordml" xmlns:wps="http://schemas.microsoft.com/office/word/2010/wordprocessingShape" mc:Ignorable="w14 wp14">
   <w:footnote w:type="separator" w:id="-1">
     <w:p>
       <w:pPr>
@@ -11506,7 +12337,7 @@
 </file>
 
 <file path=word/numbering.xml><?xml version="1.0" encoding="utf-8"?>
-<w:numbering xmlns:ve="http://schemas.openxmlformats.org/markup-compatibility/2006" xmlns:o="urn:schemas-microsoft-com:office:office" xmlns:r="http://schemas.openxmlformats.org/officeDocument/2006/relationships" xmlns:m="http://schemas.openxmlformats.org/officeDocument/2006/math" xmlns:v="urn:schemas-microsoft-com:vml" xmlns:wp="http://schemas.openxmlformats.org/drawingml/2006/wordprocessingDrawing" xmlns:w10="urn:schemas-microsoft-com:office:word" xmlns:w="http://schemas.openxmlformats.org/wordprocessingml/2006/main" xmlns:wne="http://schemas.microsoft.com/office/word/2006/wordml">
+<w:numbering xmlns:wpc="http://schemas.microsoft.com/office/word/2010/wordprocessingCanvas" xmlns:mc="http://schemas.openxmlformats.org/markup-compatibility/2006" xmlns:o="urn:schemas-microsoft-com:office:office" xmlns:r="http://schemas.openxmlformats.org/officeDocument/2006/relationships" xmlns:m="http://schemas.openxmlformats.org/officeDocument/2006/math" xmlns:v="urn:schemas-microsoft-com:vml" xmlns:wp14="http://schemas.microsoft.com/office/word/2010/wordprocessingDrawing" xmlns:wp="http://schemas.openxmlformats.org/drawingml/2006/wordprocessingDrawing" xmlns:w10="urn:schemas-microsoft-com:office:word" xmlns:w="http://schemas.openxmlformats.org/wordprocessingml/2006/main" xmlns:w14="http://schemas.microsoft.com/office/word/2010/wordml" xmlns:wpg="http://schemas.microsoft.com/office/word/2010/wordprocessingGroup" xmlns:wpi="http://schemas.microsoft.com/office/word/2010/wordprocessingInk" xmlns:wne="http://schemas.microsoft.com/office/word/2006/wordml" xmlns:wps="http://schemas.microsoft.com/office/word/2010/wordprocessingShape" mc:Ignorable="w14 wp14">
   <w:abstractNum w:abstractNumId="0">
     <w:nsid w:val="02146E6A"/>
     <w:multiLevelType w:val="hybridMultilevel"/>
@@ -12036,6 +12867,92 @@
     </w:lvl>
   </w:abstractNum>
   <w:abstractNum w:abstractNumId="4">
+    <w:nsid w:val="097C7EF7"/>
+    <w:multiLevelType w:val="hybridMultilevel"/>
+    <w:tmpl w:val="3D08EA50"/>
+    <w:lvl w:ilvl="0" w:tplc="0419000F">
+      <w:start w:val="1"/>
+      <w:numFmt w:val="decimal"/>
+      <w:lvlText w:val="%1."/>
+      <w:lvlJc w:val="left"/>
+      <w:pPr>
+        <w:ind w:left="1789" w:hanging="360"/>
+      </w:pPr>
+    </w:lvl>
+    <w:lvl w:ilvl="1" w:tplc="04190019" w:tentative="1">
+      <w:start w:val="1"/>
+      <w:numFmt w:val="lowerLetter"/>
+      <w:lvlText w:val="%2."/>
+      <w:lvlJc w:val="left"/>
+      <w:pPr>
+        <w:ind w:left="2509" w:hanging="360"/>
+      </w:pPr>
+    </w:lvl>
+    <w:lvl w:ilvl="2" w:tplc="0419001B" w:tentative="1">
+      <w:start w:val="1"/>
+      <w:numFmt w:val="lowerRoman"/>
+      <w:lvlText w:val="%3."/>
+      <w:lvlJc w:val="right"/>
+      <w:pPr>
+        <w:ind w:left="3229" w:hanging="180"/>
+      </w:pPr>
+    </w:lvl>
+    <w:lvl w:ilvl="3" w:tplc="0419000F" w:tentative="1">
+      <w:start w:val="1"/>
+      <w:numFmt w:val="decimal"/>
+      <w:lvlText w:val="%4."/>
+      <w:lvlJc w:val="left"/>
+      <w:pPr>
+        <w:ind w:left="3949" w:hanging="360"/>
+      </w:pPr>
+    </w:lvl>
+    <w:lvl w:ilvl="4" w:tplc="04190019" w:tentative="1">
+      <w:start w:val="1"/>
+      <w:numFmt w:val="lowerLetter"/>
+      <w:lvlText w:val="%5."/>
+      <w:lvlJc w:val="left"/>
+      <w:pPr>
+        <w:ind w:left="4669" w:hanging="360"/>
+      </w:pPr>
+    </w:lvl>
+    <w:lvl w:ilvl="5" w:tplc="0419001B" w:tentative="1">
+      <w:start w:val="1"/>
+      <w:numFmt w:val="lowerRoman"/>
+      <w:lvlText w:val="%6."/>
+      <w:lvlJc w:val="right"/>
+      <w:pPr>
+        <w:ind w:left="5389" w:hanging="180"/>
+      </w:pPr>
+    </w:lvl>
+    <w:lvl w:ilvl="6" w:tplc="0419000F" w:tentative="1">
+      <w:start w:val="1"/>
+      <w:numFmt w:val="decimal"/>
+      <w:lvlText w:val="%7."/>
+      <w:lvlJc w:val="left"/>
+      <w:pPr>
+        <w:ind w:left="6109" w:hanging="360"/>
+      </w:pPr>
+    </w:lvl>
+    <w:lvl w:ilvl="7" w:tplc="04190019" w:tentative="1">
+      <w:start w:val="1"/>
+      <w:numFmt w:val="lowerLetter"/>
+      <w:lvlText w:val="%8."/>
+      <w:lvlJc w:val="left"/>
+      <w:pPr>
+        <w:ind w:left="6829" w:hanging="360"/>
+      </w:pPr>
+    </w:lvl>
+    <w:lvl w:ilvl="8" w:tplc="0419001B" w:tentative="1">
+      <w:start w:val="1"/>
+      <w:numFmt w:val="lowerRoman"/>
+      <w:lvlText w:val="%9."/>
+      <w:lvlJc w:val="right"/>
+      <w:pPr>
+        <w:ind w:left="7549" w:hanging="180"/>
+      </w:pPr>
+    </w:lvl>
+  </w:abstractNum>
+  <w:abstractNum w:abstractNumId="5">
     <w:nsid w:val="0B295409"/>
     <w:multiLevelType w:val="hybridMultilevel"/>
     <w:tmpl w:val="8ADA6156"/>
@@ -12134,7 +13051,7 @@
       </w:pPr>
     </w:lvl>
   </w:abstractNum>
-  <w:abstractNum w:abstractNumId="5">
+  <w:abstractNum w:abstractNumId="6">
     <w:nsid w:val="139A3D9E"/>
     <w:multiLevelType w:val="hybridMultilevel"/>
     <w:tmpl w:val="5A4A5600"/>
@@ -12233,7 +13150,7 @@
       </w:pPr>
     </w:lvl>
   </w:abstractNum>
-  <w:abstractNum w:abstractNumId="6">
+  <w:abstractNum w:abstractNumId="7">
     <w:nsid w:val="15713A52"/>
     <w:multiLevelType w:val="hybridMultilevel"/>
     <w:tmpl w:val="A6B6375A"/>
@@ -12319,7 +13236,7 @@
       </w:pPr>
     </w:lvl>
   </w:abstractNum>
-  <w:abstractNum w:abstractNumId="7">
+  <w:abstractNum w:abstractNumId="8">
     <w:nsid w:val="16893737"/>
     <w:multiLevelType w:val="hybridMultilevel"/>
     <w:tmpl w:val="7056F182"/>
@@ -12418,7 +13335,7 @@
       </w:pPr>
     </w:lvl>
   </w:abstractNum>
-  <w:abstractNum w:abstractNumId="8">
+  <w:abstractNum w:abstractNumId="9">
     <w:nsid w:val="19657F97"/>
     <w:multiLevelType w:val="hybridMultilevel"/>
     <w:tmpl w:val="187EF024"/>
@@ -12508,7 +13425,7 @@
       </w:pPr>
     </w:lvl>
   </w:abstractNum>
-  <w:abstractNum w:abstractNumId="9">
+  <w:abstractNum w:abstractNumId="10">
     <w:nsid w:val="1B067BA5"/>
     <w:multiLevelType w:val="hybridMultilevel"/>
     <w:tmpl w:val="55BC7568"/>
@@ -12594,7 +13511,7 @@
       </w:pPr>
     </w:lvl>
   </w:abstractNum>
-  <w:abstractNum w:abstractNumId="10">
+  <w:abstractNum w:abstractNumId="11">
     <w:nsid w:val="1BF06BEE"/>
     <w:multiLevelType w:val="hybridMultilevel"/>
     <w:tmpl w:val="CE3E9EE0"/>
@@ -12726,7 +13643,7 @@
       </w:rPr>
     </w:lvl>
   </w:abstractNum>
-  <w:abstractNum w:abstractNumId="11">
+  <w:abstractNum w:abstractNumId="12">
     <w:nsid w:val="1E957FCF"/>
     <w:multiLevelType w:val="hybridMultilevel"/>
     <w:tmpl w:val="F3E09D94"/>
@@ -12816,7 +13733,7 @@
       </w:pPr>
     </w:lvl>
   </w:abstractNum>
-  <w:abstractNum w:abstractNumId="12">
+  <w:abstractNum w:abstractNumId="13">
     <w:nsid w:val="22671336"/>
     <w:multiLevelType w:val="hybridMultilevel"/>
     <w:tmpl w:val="3C946D9E"/>
@@ -12948,7 +13865,7 @@
       </w:rPr>
     </w:lvl>
   </w:abstractNum>
-  <w:abstractNum w:abstractNumId="13">
+  <w:abstractNum w:abstractNumId="14">
     <w:nsid w:val="251978D6"/>
     <w:multiLevelType w:val="hybridMultilevel"/>
     <w:tmpl w:val="029200C8"/>
@@ -13071,7 +13988,7 @@
       </w:rPr>
     </w:lvl>
   </w:abstractNum>
-  <w:abstractNum w:abstractNumId="14">
+  <w:abstractNum w:abstractNumId="15">
     <w:nsid w:val="28307725"/>
     <w:multiLevelType w:val="hybridMultilevel"/>
     <w:tmpl w:val="4F96C6E4"/>
@@ -13213,7 +14130,7 @@
       </w:rPr>
     </w:lvl>
   </w:abstractNum>
-  <w:abstractNum w:abstractNumId="15">
+  <w:abstractNum w:abstractNumId="16">
     <w:nsid w:val="286E4ED6"/>
     <w:multiLevelType w:val="hybridMultilevel"/>
     <w:tmpl w:val="266435EE"/>
@@ -13312,7 +14229,7 @@
       </w:pPr>
     </w:lvl>
   </w:abstractNum>
-  <w:abstractNum w:abstractNumId="16">
+  <w:abstractNum w:abstractNumId="17">
     <w:nsid w:val="2B174E81"/>
     <w:multiLevelType w:val="hybridMultilevel"/>
     <w:tmpl w:val="D018B3C0"/>
@@ -13398,7 +14315,7 @@
       </w:pPr>
     </w:lvl>
   </w:abstractNum>
-  <w:abstractNum w:abstractNumId="17">
+  <w:abstractNum w:abstractNumId="18">
     <w:nsid w:val="30CF2902"/>
     <w:multiLevelType w:val="hybridMultilevel"/>
     <w:tmpl w:val="823EF08A"/>
@@ -13530,7 +14447,7 @@
       </w:rPr>
     </w:lvl>
   </w:abstractNum>
-  <w:abstractNum w:abstractNumId="18">
+  <w:abstractNum w:abstractNumId="19">
     <w:nsid w:val="36E81B21"/>
     <w:multiLevelType w:val="hybridMultilevel"/>
     <w:tmpl w:val="B9CE9B4E"/>
@@ -13629,7 +14546,7 @@
       </w:pPr>
     </w:lvl>
   </w:abstractNum>
-  <w:abstractNum w:abstractNumId="19">
+  <w:abstractNum w:abstractNumId="20">
     <w:nsid w:val="37B5690E"/>
     <w:multiLevelType w:val="hybridMultilevel"/>
     <w:tmpl w:val="063A3BF6"/>
@@ -13719,7 +14636,7 @@
       </w:pPr>
     </w:lvl>
   </w:abstractNum>
-  <w:abstractNum w:abstractNumId="20">
+  <w:abstractNum w:abstractNumId="21">
     <w:nsid w:val="391B7494"/>
     <w:multiLevelType w:val="hybridMultilevel"/>
     <w:tmpl w:val="9A5EA516"/>
@@ -13818,7 +14735,7 @@
       </w:pPr>
     </w:lvl>
   </w:abstractNum>
-  <w:abstractNum w:abstractNumId="21">
+  <w:abstractNum w:abstractNumId="22">
     <w:nsid w:val="39E37635"/>
     <w:multiLevelType w:val="hybridMultilevel"/>
     <w:tmpl w:val="22FEE4A4"/>
@@ -13950,7 +14867,7 @@
       </w:rPr>
     </w:lvl>
   </w:abstractNum>
-  <w:abstractNum w:abstractNumId="22">
+  <w:abstractNum w:abstractNumId="23">
     <w:nsid w:val="437400B3"/>
     <w:multiLevelType w:val="hybridMultilevel"/>
     <w:tmpl w:val="E4D8D97E"/>
@@ -14036,17 +14953,17 @@
       </w:pPr>
     </w:lvl>
   </w:abstractNum>
-  <w:abstractNum w:abstractNumId="23">
-    <w:nsid w:val="527103A6"/>
+  <w:abstractNum w:abstractNumId="24">
+    <w:nsid w:val="4AA56DEC"/>
     <w:multiLevelType w:val="hybridMultilevel"/>
-    <w:tmpl w:val="89DA0C00"/>
+    <w:tmpl w:val="5F743BDA"/>
     <w:lvl w:ilvl="0" w:tplc="686A0702">
       <w:start w:val="1"/>
       <w:numFmt w:val="decimal"/>
       <w:lvlText w:val="%1."/>
       <w:lvlJc w:val="left"/>
       <w:pPr>
-        <w:ind w:left="360" w:hanging="360"/>
+        <w:ind w:left="720" w:hanging="360"/>
       </w:pPr>
       <w:rPr>
         <w:rFonts w:ascii="Times New Roman" w:eastAsia="Times New Roman" w:hAnsi="Times New Roman" w:cs="Times New Roman" w:hint="default"/>
@@ -14062,262 +14979,114 @@
         <w:lang w:val="ru-RU" w:eastAsia="en-US" w:bidi="ar-SA"/>
       </w:rPr>
     </w:lvl>
-    <w:lvl w:ilvl="1" w:tplc="04190019" w:tentative="1">
-      <w:start w:val="1"/>
-      <w:numFmt w:val="lowerLetter"/>
-      <w:lvlText w:val="%2."/>
+    <w:lvl w:ilvl="1" w:tplc="04190003" w:tentative="1">
+      <w:start w:val="1"/>
+      <w:numFmt w:val="bullet"/>
+      <w:lvlText w:val="o"/>
       <w:lvlJc w:val="left"/>
       <w:pPr>
         <w:ind w:left="1440" w:hanging="360"/>
       </w:pPr>
-    </w:lvl>
-    <w:lvl w:ilvl="2" w:tplc="0419001B" w:tentative="1">
-      <w:start w:val="1"/>
-      <w:numFmt w:val="lowerRoman"/>
-      <w:lvlText w:val="%3."/>
-      <w:lvlJc w:val="right"/>
-      <w:pPr>
-        <w:ind w:left="2160" w:hanging="180"/>
-      </w:pPr>
-    </w:lvl>
-    <w:lvl w:ilvl="3" w:tplc="0419000F" w:tentative="1">
-      <w:start w:val="1"/>
-      <w:numFmt w:val="decimal"/>
-      <w:lvlText w:val="%4."/>
+      <w:rPr>
+        <w:rFonts w:ascii="Courier New" w:hAnsi="Courier New" w:cs="Courier New" w:hint="default"/>
+      </w:rPr>
+    </w:lvl>
+    <w:lvl w:ilvl="2" w:tplc="04190005" w:tentative="1">
+      <w:start w:val="1"/>
+      <w:numFmt w:val="bullet"/>
+      <w:lvlText w:val=""/>
+      <w:lvlJc w:val="left"/>
+      <w:pPr>
+        <w:ind w:left="2160" w:hanging="360"/>
+      </w:pPr>
+      <w:rPr>
+        <w:rFonts w:ascii="Wingdings" w:hAnsi="Wingdings" w:hint="default"/>
+      </w:rPr>
+    </w:lvl>
+    <w:lvl w:ilvl="3" w:tplc="04190001" w:tentative="1">
+      <w:start w:val="1"/>
+      <w:numFmt w:val="bullet"/>
+      <w:lvlText w:val=""/>
       <w:lvlJc w:val="left"/>
       <w:pPr>
         <w:ind w:left="2880" w:hanging="360"/>
       </w:pPr>
-    </w:lvl>
-    <w:lvl w:ilvl="4" w:tplc="04190019" w:tentative="1">
-      <w:start w:val="1"/>
-      <w:numFmt w:val="lowerLetter"/>
-      <w:lvlText w:val="%5."/>
+      <w:rPr>
+        <w:rFonts w:ascii="Symbol" w:hAnsi="Symbol" w:hint="default"/>
+      </w:rPr>
+    </w:lvl>
+    <w:lvl w:ilvl="4" w:tplc="04190003" w:tentative="1">
+      <w:start w:val="1"/>
+      <w:numFmt w:val="bullet"/>
+      <w:lvlText w:val="o"/>
       <w:lvlJc w:val="left"/>
       <w:pPr>
         <w:ind w:left="3600" w:hanging="360"/>
       </w:pPr>
-    </w:lvl>
-    <w:lvl w:ilvl="5" w:tplc="0419001B" w:tentative="1">
-      <w:start w:val="1"/>
-      <w:numFmt w:val="lowerRoman"/>
-      <w:lvlText w:val="%6."/>
-      <w:lvlJc w:val="right"/>
-      <w:pPr>
-        <w:ind w:left="4320" w:hanging="180"/>
-      </w:pPr>
-    </w:lvl>
-    <w:lvl w:ilvl="6" w:tplc="0419000F" w:tentative="1">
-      <w:start w:val="1"/>
-      <w:numFmt w:val="decimal"/>
-      <w:lvlText w:val="%7."/>
+      <w:rPr>
+        <w:rFonts w:ascii="Courier New" w:hAnsi="Courier New" w:cs="Courier New" w:hint="default"/>
+      </w:rPr>
+    </w:lvl>
+    <w:lvl w:ilvl="5" w:tplc="04190005" w:tentative="1">
+      <w:start w:val="1"/>
+      <w:numFmt w:val="bullet"/>
+      <w:lvlText w:val=""/>
+      <w:lvlJc w:val="left"/>
+      <w:pPr>
+        <w:ind w:left="4320" w:hanging="360"/>
+      </w:pPr>
+      <w:rPr>
+        <w:rFonts w:ascii="Wingdings" w:hAnsi="Wingdings" w:hint="default"/>
+      </w:rPr>
+    </w:lvl>
+    <w:lvl w:ilvl="6" w:tplc="04190001" w:tentative="1">
+      <w:start w:val="1"/>
+      <w:numFmt w:val="bullet"/>
+      <w:lvlText w:val=""/>
       <w:lvlJc w:val="left"/>
       <w:pPr>
         <w:ind w:left="5040" w:hanging="360"/>
       </w:pPr>
-    </w:lvl>
-    <w:lvl w:ilvl="7" w:tplc="04190019" w:tentative="1">
-      <w:start w:val="1"/>
-      <w:numFmt w:val="lowerLetter"/>
-      <w:lvlText w:val="%8."/>
+      <w:rPr>
+        <w:rFonts w:ascii="Symbol" w:hAnsi="Symbol" w:hint="default"/>
+      </w:rPr>
+    </w:lvl>
+    <w:lvl w:ilvl="7" w:tplc="04190003" w:tentative="1">
+      <w:start w:val="1"/>
+      <w:numFmt w:val="bullet"/>
+      <w:lvlText w:val="o"/>
       <w:lvlJc w:val="left"/>
       <w:pPr>
         <w:ind w:left="5760" w:hanging="360"/>
       </w:pPr>
-    </w:lvl>
-    <w:lvl w:ilvl="8" w:tplc="0419001B" w:tentative="1">
-      <w:start w:val="1"/>
-      <w:numFmt w:val="lowerRoman"/>
-      <w:lvlText w:val="%9."/>
-      <w:lvlJc w:val="right"/>
-      <w:pPr>
-        <w:ind w:left="6480" w:hanging="180"/>
-      </w:pPr>
+      <w:rPr>
+        <w:rFonts w:ascii="Courier New" w:hAnsi="Courier New" w:cs="Courier New" w:hint="default"/>
+      </w:rPr>
+    </w:lvl>
+    <w:lvl w:ilvl="8" w:tplc="04190005" w:tentative="1">
+      <w:start w:val="1"/>
+      <w:numFmt w:val="bullet"/>
+      <w:lvlText w:val=""/>
+      <w:lvlJc w:val="left"/>
+      <w:pPr>
+        <w:ind w:left="6480" w:hanging="360"/>
+      </w:pPr>
+      <w:rPr>
+        <w:rFonts w:ascii="Wingdings" w:hAnsi="Wingdings" w:hint="default"/>
+      </w:rPr>
     </w:lvl>
   </w:abstractNum>
-  <w:abstractNum w:abstractNumId="24">
-    <w:nsid w:val="53DC72C6"/>
+  <w:abstractNum w:abstractNumId="25">
+    <w:nsid w:val="527103A6"/>
     <w:multiLevelType w:val="hybridMultilevel"/>
-    <w:tmpl w:val="ACEA17CA"/>
-    <w:lvl w:ilvl="0" w:tplc="0419000F">
+    <w:tmpl w:val="89DA0C00"/>
+    <w:lvl w:ilvl="0" w:tplc="686A0702">
       <w:start w:val="1"/>
       <w:numFmt w:val="decimal"/>
       <w:lvlText w:val="%1."/>
       <w:lvlJc w:val="left"/>
       <w:pPr>
-        <w:ind w:left="720" w:hanging="360"/>
-      </w:pPr>
-    </w:lvl>
-    <w:lvl w:ilvl="1" w:tplc="04190019" w:tentative="1">
-      <w:start w:val="1"/>
-      <w:numFmt w:val="lowerLetter"/>
-      <w:lvlText w:val="%2."/>
-      <w:lvlJc w:val="left"/>
-      <w:pPr>
-        <w:ind w:left="1440" w:hanging="360"/>
-      </w:pPr>
-    </w:lvl>
-    <w:lvl w:ilvl="2" w:tplc="0419001B" w:tentative="1">
-      <w:start w:val="1"/>
-      <w:numFmt w:val="lowerRoman"/>
-      <w:lvlText w:val="%3."/>
-      <w:lvlJc w:val="right"/>
-      <w:pPr>
-        <w:ind w:left="2160" w:hanging="180"/>
-      </w:pPr>
-    </w:lvl>
-    <w:lvl w:ilvl="3" w:tplc="0419000F" w:tentative="1">
-      <w:start w:val="1"/>
-      <w:numFmt w:val="decimal"/>
-      <w:lvlText w:val="%4."/>
-      <w:lvlJc w:val="left"/>
-      <w:pPr>
-        <w:ind w:left="2880" w:hanging="360"/>
-      </w:pPr>
-    </w:lvl>
-    <w:lvl w:ilvl="4" w:tplc="04190019" w:tentative="1">
-      <w:start w:val="1"/>
-      <w:numFmt w:val="lowerLetter"/>
-      <w:lvlText w:val="%5."/>
-      <w:lvlJc w:val="left"/>
-      <w:pPr>
-        <w:ind w:left="3600" w:hanging="360"/>
-      </w:pPr>
-    </w:lvl>
-    <w:lvl w:ilvl="5" w:tplc="0419001B" w:tentative="1">
-      <w:start w:val="1"/>
-      <w:numFmt w:val="lowerRoman"/>
-      <w:lvlText w:val="%6."/>
-      <w:lvlJc w:val="right"/>
-      <w:pPr>
-        <w:ind w:left="4320" w:hanging="180"/>
-      </w:pPr>
-    </w:lvl>
-    <w:lvl w:ilvl="6" w:tplc="0419000F" w:tentative="1">
-      <w:start w:val="1"/>
-      <w:numFmt w:val="decimal"/>
-      <w:lvlText w:val="%7."/>
-      <w:lvlJc w:val="left"/>
-      <w:pPr>
-        <w:ind w:left="5040" w:hanging="360"/>
-      </w:pPr>
-    </w:lvl>
-    <w:lvl w:ilvl="7" w:tplc="04190019" w:tentative="1">
-      <w:start w:val="1"/>
-      <w:numFmt w:val="lowerLetter"/>
-      <w:lvlText w:val="%8."/>
-      <w:lvlJc w:val="left"/>
-      <w:pPr>
-        <w:ind w:left="5760" w:hanging="360"/>
-      </w:pPr>
-    </w:lvl>
-    <w:lvl w:ilvl="8" w:tplc="0419001B" w:tentative="1">
-      <w:start w:val="1"/>
-      <w:numFmt w:val="lowerRoman"/>
-      <w:lvlText w:val="%9."/>
-      <w:lvlJc w:val="right"/>
-      <w:pPr>
-        <w:ind w:left="6480" w:hanging="180"/>
-      </w:pPr>
-    </w:lvl>
-  </w:abstractNum>
-  <w:abstractNum w:abstractNumId="25">
-    <w:nsid w:val="5A15301E"/>
-    <w:multiLevelType w:val="hybridMultilevel"/>
-    <w:tmpl w:val="67C6B82C"/>
-    <w:lvl w:ilvl="0" w:tplc="0419000F">
-      <w:start w:val="1"/>
-      <w:numFmt w:val="decimal"/>
-      <w:lvlText w:val="%1."/>
-      <w:lvlJc w:val="left"/>
-      <w:pPr>
-        <w:ind w:left="720" w:hanging="360"/>
-      </w:pPr>
-    </w:lvl>
-    <w:lvl w:ilvl="1" w:tplc="04190019" w:tentative="1">
-      <w:start w:val="1"/>
-      <w:numFmt w:val="lowerLetter"/>
-      <w:lvlText w:val="%2."/>
-      <w:lvlJc w:val="left"/>
-      <w:pPr>
-        <w:ind w:left="1440" w:hanging="360"/>
-      </w:pPr>
-    </w:lvl>
-    <w:lvl w:ilvl="2" w:tplc="0419001B" w:tentative="1">
-      <w:start w:val="1"/>
-      <w:numFmt w:val="lowerRoman"/>
-      <w:lvlText w:val="%3."/>
-      <w:lvlJc w:val="right"/>
-      <w:pPr>
-        <w:ind w:left="2160" w:hanging="180"/>
-      </w:pPr>
-    </w:lvl>
-    <w:lvl w:ilvl="3" w:tplc="0419000F" w:tentative="1">
-      <w:start w:val="1"/>
-      <w:numFmt w:val="decimal"/>
-      <w:lvlText w:val="%4."/>
-      <w:lvlJc w:val="left"/>
-      <w:pPr>
-        <w:ind w:left="2880" w:hanging="360"/>
-      </w:pPr>
-    </w:lvl>
-    <w:lvl w:ilvl="4" w:tplc="04190019" w:tentative="1">
-      <w:start w:val="1"/>
-      <w:numFmt w:val="lowerLetter"/>
-      <w:lvlText w:val="%5."/>
-      <w:lvlJc w:val="left"/>
-      <w:pPr>
-        <w:ind w:left="3600" w:hanging="360"/>
-      </w:pPr>
-    </w:lvl>
-    <w:lvl w:ilvl="5" w:tplc="0419001B" w:tentative="1">
-      <w:start w:val="1"/>
-      <w:numFmt w:val="lowerRoman"/>
-      <w:lvlText w:val="%6."/>
-      <w:lvlJc w:val="right"/>
-      <w:pPr>
-        <w:ind w:left="4320" w:hanging="180"/>
-      </w:pPr>
-    </w:lvl>
-    <w:lvl w:ilvl="6" w:tplc="0419000F" w:tentative="1">
-      <w:start w:val="1"/>
-      <w:numFmt w:val="decimal"/>
-      <w:lvlText w:val="%7."/>
-      <w:lvlJc w:val="left"/>
-      <w:pPr>
-        <w:ind w:left="5040" w:hanging="360"/>
-      </w:pPr>
-    </w:lvl>
-    <w:lvl w:ilvl="7" w:tplc="04190019" w:tentative="1">
-      <w:start w:val="1"/>
-      <w:numFmt w:val="lowerLetter"/>
-      <w:lvlText w:val="%8."/>
-      <w:lvlJc w:val="left"/>
-      <w:pPr>
-        <w:ind w:left="5760" w:hanging="360"/>
-      </w:pPr>
-    </w:lvl>
-    <w:lvl w:ilvl="8" w:tplc="0419001B" w:tentative="1">
-      <w:start w:val="1"/>
-      <w:numFmt w:val="lowerRoman"/>
-      <w:lvlText w:val="%9."/>
-      <w:lvlJc w:val="right"/>
-      <w:pPr>
-        <w:ind w:left="6480" w:hanging="180"/>
-      </w:pPr>
-    </w:lvl>
-  </w:abstractNum>
-  <w:abstractNum w:abstractNumId="26">
-    <w:nsid w:val="66AC12B7"/>
-    <w:multiLevelType w:val="hybridMultilevel"/>
-    <w:tmpl w:val="639E250E"/>
-    <w:lvl w:ilvl="0" w:tplc="686A0702">
-      <w:start w:val="1"/>
-      <w:numFmt w:val="decimal"/>
-      <w:lvlText w:val="%1."/>
-      <w:lvlJc w:val="left"/>
-      <w:pPr>
-        <w:ind w:left="1581" w:hanging="360"/>
+        <w:ind w:left="360" w:hanging="360"/>
       </w:pPr>
       <w:rPr>
         <w:rFonts w:ascii="Times New Roman" w:eastAsia="Times New Roman" w:hAnsi="Times New Roman" w:cs="Times New Roman" w:hint="default"/>
@@ -14339,7 +15108,7 @@
       <w:lvlText w:val="%2."/>
       <w:lvlJc w:val="left"/>
       <w:pPr>
-        <w:ind w:left="2301" w:hanging="360"/>
+        <w:ind w:left="1440" w:hanging="360"/>
       </w:pPr>
     </w:lvl>
     <w:lvl w:ilvl="2" w:tplc="0419001B" w:tentative="1">
@@ -14348,7 +15117,7 @@
       <w:lvlText w:val="%3."/>
       <w:lvlJc w:val="right"/>
       <w:pPr>
-        <w:ind w:left="3021" w:hanging="180"/>
+        <w:ind w:left="2160" w:hanging="180"/>
       </w:pPr>
     </w:lvl>
     <w:lvl w:ilvl="3" w:tplc="0419000F" w:tentative="1">
@@ -14357,7 +15126,7 @@
       <w:lvlText w:val="%4."/>
       <w:lvlJc w:val="left"/>
       <w:pPr>
-        <w:ind w:left="3741" w:hanging="360"/>
+        <w:ind w:left="2880" w:hanging="360"/>
       </w:pPr>
     </w:lvl>
     <w:lvl w:ilvl="4" w:tplc="04190019" w:tentative="1">
@@ -14366,7 +15135,7 @@
       <w:lvlText w:val="%5."/>
       <w:lvlJc w:val="left"/>
       <w:pPr>
-        <w:ind w:left="4461" w:hanging="360"/>
+        <w:ind w:left="3600" w:hanging="360"/>
       </w:pPr>
     </w:lvl>
     <w:lvl w:ilvl="5" w:tplc="0419001B" w:tentative="1">
@@ -14375,7 +15144,7 @@
       <w:lvlText w:val="%6."/>
       <w:lvlJc w:val="right"/>
       <w:pPr>
-        <w:ind w:left="5181" w:hanging="180"/>
+        <w:ind w:left="4320" w:hanging="180"/>
       </w:pPr>
     </w:lvl>
     <w:lvl w:ilvl="6" w:tplc="0419000F" w:tentative="1">
@@ -14384,7 +15153,7 @@
       <w:lvlText w:val="%7."/>
       <w:lvlJc w:val="left"/>
       <w:pPr>
-        <w:ind w:left="5901" w:hanging="360"/>
+        <w:ind w:left="5040" w:hanging="360"/>
       </w:pPr>
     </w:lvl>
     <w:lvl w:ilvl="7" w:tplc="04190019" w:tentative="1">
@@ -14393,7 +15162,7 @@
       <w:lvlText w:val="%8."/>
       <w:lvlJc w:val="left"/>
       <w:pPr>
-        <w:ind w:left="6621" w:hanging="360"/>
+        <w:ind w:left="5760" w:hanging="360"/>
       </w:pPr>
     </w:lvl>
     <w:lvl w:ilvl="8" w:tplc="0419001B" w:tentative="1">
@@ -14402,21 +15171,193 @@
       <w:lvlText w:val="%9."/>
       <w:lvlJc w:val="right"/>
       <w:pPr>
-        <w:ind w:left="7341" w:hanging="180"/>
+        <w:ind w:left="6480" w:hanging="180"/>
+      </w:pPr>
+    </w:lvl>
+  </w:abstractNum>
+  <w:abstractNum w:abstractNumId="26">
+    <w:nsid w:val="53DC72C6"/>
+    <w:multiLevelType w:val="hybridMultilevel"/>
+    <w:tmpl w:val="ACEA17CA"/>
+    <w:lvl w:ilvl="0" w:tplc="0419000F">
+      <w:start w:val="1"/>
+      <w:numFmt w:val="decimal"/>
+      <w:lvlText w:val="%1."/>
+      <w:lvlJc w:val="left"/>
+      <w:pPr>
+        <w:ind w:left="720" w:hanging="360"/>
+      </w:pPr>
+    </w:lvl>
+    <w:lvl w:ilvl="1" w:tplc="04190019" w:tentative="1">
+      <w:start w:val="1"/>
+      <w:numFmt w:val="lowerLetter"/>
+      <w:lvlText w:val="%2."/>
+      <w:lvlJc w:val="left"/>
+      <w:pPr>
+        <w:ind w:left="1440" w:hanging="360"/>
+      </w:pPr>
+    </w:lvl>
+    <w:lvl w:ilvl="2" w:tplc="0419001B" w:tentative="1">
+      <w:start w:val="1"/>
+      <w:numFmt w:val="lowerRoman"/>
+      <w:lvlText w:val="%3."/>
+      <w:lvlJc w:val="right"/>
+      <w:pPr>
+        <w:ind w:left="2160" w:hanging="180"/>
+      </w:pPr>
+    </w:lvl>
+    <w:lvl w:ilvl="3" w:tplc="0419000F" w:tentative="1">
+      <w:start w:val="1"/>
+      <w:numFmt w:val="decimal"/>
+      <w:lvlText w:val="%4."/>
+      <w:lvlJc w:val="left"/>
+      <w:pPr>
+        <w:ind w:left="2880" w:hanging="360"/>
+      </w:pPr>
+    </w:lvl>
+    <w:lvl w:ilvl="4" w:tplc="04190019" w:tentative="1">
+      <w:start w:val="1"/>
+      <w:numFmt w:val="lowerLetter"/>
+      <w:lvlText w:val="%5."/>
+      <w:lvlJc w:val="left"/>
+      <w:pPr>
+        <w:ind w:left="3600" w:hanging="360"/>
+      </w:pPr>
+    </w:lvl>
+    <w:lvl w:ilvl="5" w:tplc="0419001B" w:tentative="1">
+      <w:start w:val="1"/>
+      <w:numFmt w:val="lowerRoman"/>
+      <w:lvlText w:val="%6."/>
+      <w:lvlJc w:val="right"/>
+      <w:pPr>
+        <w:ind w:left="4320" w:hanging="180"/>
+      </w:pPr>
+    </w:lvl>
+    <w:lvl w:ilvl="6" w:tplc="0419000F" w:tentative="1">
+      <w:start w:val="1"/>
+      <w:numFmt w:val="decimal"/>
+      <w:lvlText w:val="%7."/>
+      <w:lvlJc w:val="left"/>
+      <w:pPr>
+        <w:ind w:left="5040" w:hanging="360"/>
+      </w:pPr>
+    </w:lvl>
+    <w:lvl w:ilvl="7" w:tplc="04190019" w:tentative="1">
+      <w:start w:val="1"/>
+      <w:numFmt w:val="lowerLetter"/>
+      <w:lvlText w:val="%8."/>
+      <w:lvlJc w:val="left"/>
+      <w:pPr>
+        <w:ind w:left="5760" w:hanging="360"/>
+      </w:pPr>
+    </w:lvl>
+    <w:lvl w:ilvl="8" w:tplc="0419001B" w:tentative="1">
+      <w:start w:val="1"/>
+      <w:numFmt w:val="lowerRoman"/>
+      <w:lvlText w:val="%9."/>
+      <w:lvlJc w:val="right"/>
+      <w:pPr>
+        <w:ind w:left="6480" w:hanging="180"/>
       </w:pPr>
     </w:lvl>
   </w:abstractNum>
   <w:abstractNum w:abstractNumId="27">
-    <w:nsid w:val="67591D51"/>
+    <w:nsid w:val="5A15301E"/>
     <w:multiLevelType w:val="hybridMultilevel"/>
-    <w:tmpl w:val="CEA4E63A"/>
-    <w:lvl w:ilvl="0" w:tplc="686A0702">
+    <w:tmpl w:val="67C6B82C"/>
+    <w:lvl w:ilvl="0" w:tplc="0419000F">
       <w:start w:val="1"/>
       <w:numFmt w:val="decimal"/>
       <w:lvlText w:val="%1."/>
       <w:lvlJc w:val="left"/>
       <w:pPr>
-        <w:ind w:left="360" w:hanging="360"/>
+        <w:ind w:left="720" w:hanging="360"/>
+      </w:pPr>
+    </w:lvl>
+    <w:lvl w:ilvl="1" w:tplc="04190019" w:tentative="1">
+      <w:start w:val="1"/>
+      <w:numFmt w:val="lowerLetter"/>
+      <w:lvlText w:val="%2."/>
+      <w:lvlJc w:val="left"/>
+      <w:pPr>
+        <w:ind w:left="1440" w:hanging="360"/>
+      </w:pPr>
+    </w:lvl>
+    <w:lvl w:ilvl="2" w:tplc="0419001B" w:tentative="1">
+      <w:start w:val="1"/>
+      <w:numFmt w:val="lowerRoman"/>
+      <w:lvlText w:val="%3."/>
+      <w:lvlJc w:val="right"/>
+      <w:pPr>
+        <w:ind w:left="2160" w:hanging="180"/>
+      </w:pPr>
+    </w:lvl>
+    <w:lvl w:ilvl="3" w:tplc="0419000F" w:tentative="1">
+      <w:start w:val="1"/>
+      <w:numFmt w:val="decimal"/>
+      <w:lvlText w:val="%4."/>
+      <w:lvlJc w:val="left"/>
+      <w:pPr>
+        <w:ind w:left="2880" w:hanging="360"/>
+      </w:pPr>
+    </w:lvl>
+    <w:lvl w:ilvl="4" w:tplc="04190019" w:tentative="1">
+      <w:start w:val="1"/>
+      <w:numFmt w:val="lowerLetter"/>
+      <w:lvlText w:val="%5."/>
+      <w:lvlJc w:val="left"/>
+      <w:pPr>
+        <w:ind w:left="3600" w:hanging="360"/>
+      </w:pPr>
+    </w:lvl>
+    <w:lvl w:ilvl="5" w:tplc="0419001B" w:tentative="1">
+      <w:start w:val="1"/>
+      <w:numFmt w:val="lowerRoman"/>
+      <w:lvlText w:val="%6."/>
+      <w:lvlJc w:val="right"/>
+      <w:pPr>
+        <w:ind w:left="4320" w:hanging="180"/>
+      </w:pPr>
+    </w:lvl>
+    <w:lvl w:ilvl="6" w:tplc="0419000F" w:tentative="1">
+      <w:start w:val="1"/>
+      <w:numFmt w:val="decimal"/>
+      <w:lvlText w:val="%7."/>
+      <w:lvlJc w:val="left"/>
+      <w:pPr>
+        <w:ind w:left="5040" w:hanging="360"/>
+      </w:pPr>
+    </w:lvl>
+    <w:lvl w:ilvl="7" w:tplc="04190019" w:tentative="1">
+      <w:start w:val="1"/>
+      <w:numFmt w:val="lowerLetter"/>
+      <w:lvlText w:val="%8."/>
+      <w:lvlJc w:val="left"/>
+      <w:pPr>
+        <w:ind w:left="5760" w:hanging="360"/>
+      </w:pPr>
+    </w:lvl>
+    <w:lvl w:ilvl="8" w:tplc="0419001B" w:tentative="1">
+      <w:start w:val="1"/>
+      <w:numFmt w:val="lowerRoman"/>
+      <w:lvlText w:val="%9."/>
+      <w:lvlJc w:val="right"/>
+      <w:pPr>
+        <w:ind w:left="6480" w:hanging="180"/>
+      </w:pPr>
+    </w:lvl>
+  </w:abstractNum>
+  <w:abstractNum w:abstractNumId="28">
+    <w:nsid w:val="66AC12B7"/>
+    <w:multiLevelType w:val="hybridMultilevel"/>
+    <w:tmpl w:val="639E250E"/>
+    <w:lvl w:ilvl="0" w:tplc="686A0702">
+      <w:start w:val="1"/>
+      <w:numFmt w:val="decimal"/>
+      <w:lvlText w:val="%1."/>
+      <w:lvlJc w:val="left"/>
+      <w:pPr>
+        <w:ind w:left="1581" w:hanging="360"/>
       </w:pPr>
       <w:rPr>
         <w:rFonts w:ascii="Times New Roman" w:eastAsia="Times New Roman" w:hAnsi="Times New Roman" w:cs="Times New Roman" w:hint="default"/>
@@ -14438,7 +15379,7 @@
       <w:lvlText w:val="%2."/>
       <w:lvlJc w:val="left"/>
       <w:pPr>
-        <w:ind w:left="1440" w:hanging="360"/>
+        <w:ind w:left="2301" w:hanging="360"/>
       </w:pPr>
     </w:lvl>
     <w:lvl w:ilvl="2" w:tplc="0419001B" w:tentative="1">
@@ -14447,7 +15388,7 @@
       <w:lvlText w:val="%3."/>
       <w:lvlJc w:val="right"/>
       <w:pPr>
-        <w:ind w:left="2160" w:hanging="180"/>
+        <w:ind w:left="3021" w:hanging="180"/>
       </w:pPr>
     </w:lvl>
     <w:lvl w:ilvl="3" w:tplc="0419000F" w:tentative="1">
@@ -14456,7 +15397,7 @@
       <w:lvlText w:val="%4."/>
       <w:lvlJc w:val="left"/>
       <w:pPr>
-        <w:ind w:left="2880" w:hanging="360"/>
+        <w:ind w:left="3741" w:hanging="360"/>
       </w:pPr>
     </w:lvl>
     <w:lvl w:ilvl="4" w:tplc="04190019" w:tentative="1">
@@ -14465,7 +15406,7 @@
       <w:lvlText w:val="%5."/>
       <w:lvlJc w:val="left"/>
       <w:pPr>
-        <w:ind w:left="3600" w:hanging="360"/>
+        <w:ind w:left="4461" w:hanging="360"/>
       </w:pPr>
     </w:lvl>
     <w:lvl w:ilvl="5" w:tplc="0419001B" w:tentative="1">
@@ -14474,7 +15415,7 @@
       <w:lvlText w:val="%6."/>
       <w:lvlJc w:val="right"/>
       <w:pPr>
-        <w:ind w:left="4320" w:hanging="180"/>
+        <w:ind w:left="5181" w:hanging="180"/>
       </w:pPr>
     </w:lvl>
     <w:lvl w:ilvl="6" w:tplc="0419000F" w:tentative="1">
@@ -14483,7 +15424,7 @@
       <w:lvlText w:val="%7."/>
       <w:lvlJc w:val="left"/>
       <w:pPr>
-        <w:ind w:left="5040" w:hanging="360"/>
+        <w:ind w:left="5901" w:hanging="360"/>
       </w:pPr>
     </w:lvl>
     <w:lvl w:ilvl="7" w:tplc="04190019" w:tentative="1">
@@ -14492,7 +15433,7 @@
       <w:lvlText w:val="%8."/>
       <w:lvlJc w:val="left"/>
       <w:pPr>
-        <w:ind w:left="5760" w:hanging="360"/>
+        <w:ind w:left="6621" w:hanging="360"/>
       </w:pPr>
     </w:lvl>
     <w:lvl w:ilvl="8" w:tplc="0419001B" w:tentative="1">
@@ -14501,14 +15442,14 @@
       <w:lvlText w:val="%9."/>
       <w:lvlJc w:val="right"/>
       <w:pPr>
-        <w:ind w:left="6480" w:hanging="180"/>
+        <w:ind w:left="7341" w:hanging="180"/>
       </w:pPr>
     </w:lvl>
   </w:abstractNum>
-  <w:abstractNum w:abstractNumId="28">
-    <w:nsid w:val="73461C7D"/>
+  <w:abstractNum w:abstractNumId="29">
+    <w:nsid w:val="67591D51"/>
     <w:multiLevelType w:val="hybridMultilevel"/>
-    <w:tmpl w:val="C32E68AC"/>
+    <w:tmpl w:val="CEA4E63A"/>
     <w:lvl w:ilvl="0" w:tplc="686A0702">
       <w:start w:val="1"/>
       <w:numFmt w:val="decimal"/>
@@ -14604,10 +15545,10 @@
       </w:pPr>
     </w:lvl>
   </w:abstractNum>
-  <w:abstractNum w:abstractNumId="29">
-    <w:nsid w:val="78257992"/>
+  <w:abstractNum w:abstractNumId="30">
+    <w:nsid w:val="73461C7D"/>
     <w:multiLevelType w:val="hybridMultilevel"/>
-    <w:tmpl w:val="B22A71D2"/>
+    <w:tmpl w:val="C32E68AC"/>
     <w:lvl w:ilvl="0" w:tplc="686A0702">
       <w:start w:val="1"/>
       <w:numFmt w:val="decimal"/>
@@ -14703,17 +15644,17 @@
       </w:pPr>
     </w:lvl>
   </w:abstractNum>
-  <w:abstractNum w:abstractNumId="30">
-    <w:nsid w:val="7B250DE7"/>
+  <w:abstractNum w:abstractNumId="31">
+    <w:nsid w:val="78257992"/>
     <w:multiLevelType w:val="hybridMultilevel"/>
-    <w:tmpl w:val="1C02E89E"/>
-    <w:lvl w:ilvl="0" w:tplc="B8FE60EC">
+    <w:tmpl w:val="41D84890"/>
+    <w:lvl w:ilvl="0" w:tplc="686A0702">
       <w:start w:val="1"/>
       <w:numFmt w:val="decimal"/>
       <w:lvlText w:val="%1."/>
       <w:lvlJc w:val="left"/>
       <w:pPr>
-        <w:ind w:left="1248" w:hanging="380"/>
+        <w:ind w:left="360" w:hanging="360"/>
       </w:pPr>
       <w:rPr>
         <w:rFonts w:ascii="Times New Roman" w:eastAsia="Times New Roman" w:hAnsi="Times New Roman" w:cs="Times New Roman" w:hint="default"/>
@@ -14729,6 +15670,105 @@
         <w:lang w:val="ru-RU" w:eastAsia="en-US" w:bidi="ar-SA"/>
       </w:rPr>
     </w:lvl>
+    <w:lvl w:ilvl="1" w:tplc="04190019" w:tentative="1">
+      <w:start w:val="1"/>
+      <w:numFmt w:val="lowerLetter"/>
+      <w:lvlText w:val="%2."/>
+      <w:lvlJc w:val="left"/>
+      <w:pPr>
+        <w:ind w:left="1440" w:hanging="360"/>
+      </w:pPr>
+    </w:lvl>
+    <w:lvl w:ilvl="2" w:tplc="0419001B" w:tentative="1">
+      <w:start w:val="1"/>
+      <w:numFmt w:val="lowerRoman"/>
+      <w:lvlText w:val="%3."/>
+      <w:lvlJc w:val="right"/>
+      <w:pPr>
+        <w:ind w:left="2160" w:hanging="180"/>
+      </w:pPr>
+    </w:lvl>
+    <w:lvl w:ilvl="3" w:tplc="0419000F" w:tentative="1">
+      <w:start w:val="1"/>
+      <w:numFmt w:val="decimal"/>
+      <w:lvlText w:val="%4."/>
+      <w:lvlJc w:val="left"/>
+      <w:pPr>
+        <w:ind w:left="2880" w:hanging="360"/>
+      </w:pPr>
+    </w:lvl>
+    <w:lvl w:ilvl="4" w:tplc="04190019" w:tentative="1">
+      <w:start w:val="1"/>
+      <w:numFmt w:val="lowerLetter"/>
+      <w:lvlText w:val="%5."/>
+      <w:lvlJc w:val="left"/>
+      <w:pPr>
+        <w:ind w:left="3600" w:hanging="360"/>
+      </w:pPr>
+    </w:lvl>
+    <w:lvl w:ilvl="5" w:tplc="0419001B" w:tentative="1">
+      <w:start w:val="1"/>
+      <w:numFmt w:val="lowerRoman"/>
+      <w:lvlText w:val="%6."/>
+      <w:lvlJc w:val="right"/>
+      <w:pPr>
+        <w:ind w:left="4320" w:hanging="180"/>
+      </w:pPr>
+    </w:lvl>
+    <w:lvl w:ilvl="6" w:tplc="0419000F" w:tentative="1">
+      <w:start w:val="1"/>
+      <w:numFmt w:val="decimal"/>
+      <w:lvlText w:val="%7."/>
+      <w:lvlJc w:val="left"/>
+      <w:pPr>
+        <w:ind w:left="5040" w:hanging="360"/>
+      </w:pPr>
+    </w:lvl>
+    <w:lvl w:ilvl="7" w:tplc="04190019" w:tentative="1">
+      <w:start w:val="1"/>
+      <w:numFmt w:val="lowerLetter"/>
+      <w:lvlText w:val="%8."/>
+      <w:lvlJc w:val="left"/>
+      <w:pPr>
+        <w:ind w:left="5760" w:hanging="360"/>
+      </w:pPr>
+    </w:lvl>
+    <w:lvl w:ilvl="8" w:tplc="0419001B" w:tentative="1">
+      <w:start w:val="1"/>
+      <w:numFmt w:val="lowerRoman"/>
+      <w:lvlText w:val="%9."/>
+      <w:lvlJc w:val="right"/>
+      <w:pPr>
+        <w:ind w:left="6480" w:hanging="180"/>
+      </w:pPr>
+    </w:lvl>
+  </w:abstractNum>
+  <w:abstractNum w:abstractNumId="32">
+    <w:nsid w:val="7B250DE7"/>
+    <w:multiLevelType w:val="hybridMultilevel"/>
+    <w:tmpl w:val="1C02E89E"/>
+    <w:lvl w:ilvl="0" w:tplc="B8FE60EC">
+      <w:start w:val="1"/>
+      <w:numFmt w:val="decimal"/>
+      <w:lvlText w:val="%1."/>
+      <w:lvlJc w:val="left"/>
+      <w:pPr>
+        <w:ind w:left="1248" w:hanging="380"/>
+      </w:pPr>
+      <w:rPr>
+        <w:rFonts w:ascii="Times New Roman" w:eastAsia="Times New Roman" w:hAnsi="Times New Roman" w:cs="Times New Roman" w:hint="default"/>
+        <w:b w:val="0"/>
+        <w:bCs w:val="0"/>
+        <w:i w:val="0"/>
+        <w:iCs w:val="0"/>
+        <w:color w:val="231F20"/>
+        <w:spacing w:val="0"/>
+        <w:w w:val="94"/>
+        <w:sz w:val="28"/>
+        <w:szCs w:val="28"/>
+        <w:lang w:val="ru-RU" w:eastAsia="en-US" w:bidi="ar-SA"/>
+      </w:rPr>
+    </w:lvl>
     <w:lvl w:ilvl="1" w:tplc="DC8A41B8">
       <w:numFmt w:val="bullet"/>
       <w:lvlText w:val="•"/>
@@ -14835,7 +15875,120 @@
       </w:rPr>
     </w:lvl>
   </w:abstractNum>
-  <w:abstractNum w:abstractNumId="31">
+  <w:abstractNum w:abstractNumId="33">
+    <w:nsid w:val="7D08662B"/>
+    <w:multiLevelType w:val="hybridMultilevel"/>
+    <w:tmpl w:val="B1406C84"/>
+    <w:lvl w:ilvl="0" w:tplc="04190001">
+      <w:start w:val="1"/>
+      <w:numFmt w:val="bullet"/>
+      <w:lvlText w:val=""/>
+      <w:lvlJc w:val="left"/>
+      <w:pPr>
+        <w:ind w:left="1440" w:hanging="360"/>
+      </w:pPr>
+      <w:rPr>
+        <w:rFonts w:ascii="Symbol" w:hAnsi="Symbol" w:hint="default"/>
+      </w:rPr>
+    </w:lvl>
+    <w:lvl w:ilvl="1" w:tplc="04190003" w:tentative="1">
+      <w:start w:val="1"/>
+      <w:numFmt w:val="bullet"/>
+      <w:lvlText w:val="o"/>
+      <w:lvlJc w:val="left"/>
+      <w:pPr>
+        <w:ind w:left="2160" w:hanging="360"/>
+      </w:pPr>
+      <w:rPr>
+        <w:rFonts w:ascii="Courier New" w:hAnsi="Courier New" w:cs="Courier New" w:hint="default"/>
+      </w:rPr>
+    </w:lvl>
+    <w:lvl w:ilvl="2" w:tplc="04190005" w:tentative="1">
+      <w:start w:val="1"/>
+      <w:numFmt w:val="bullet"/>
+      <w:lvlText w:val=""/>
+      <w:lvlJc w:val="left"/>
+      <w:pPr>
+        <w:ind w:left="2880" w:hanging="360"/>
+      </w:pPr>
+      <w:rPr>
+        <w:rFonts w:ascii="Wingdings" w:hAnsi="Wingdings" w:hint="default"/>
+      </w:rPr>
+    </w:lvl>
+    <w:lvl w:ilvl="3" w:tplc="04190001" w:tentative="1">
+      <w:start w:val="1"/>
+      <w:numFmt w:val="bullet"/>
+      <w:lvlText w:val=""/>
+      <w:lvlJc w:val="left"/>
+      <w:pPr>
+        <w:ind w:left="3600" w:hanging="360"/>
+      </w:pPr>
+      <w:rPr>
+        <w:rFonts w:ascii="Symbol" w:hAnsi="Symbol" w:hint="default"/>
+      </w:rPr>
+    </w:lvl>
+    <w:lvl w:ilvl="4" w:tplc="04190003" w:tentative="1">
+      <w:start w:val="1"/>
+      <w:numFmt w:val="bullet"/>
+      <w:lvlText w:val="o"/>
+      <w:lvlJc w:val="left"/>
+      <w:pPr>
+        <w:ind w:left="4320" w:hanging="360"/>
+      </w:pPr>
+      <w:rPr>
+        <w:rFonts w:ascii="Courier New" w:hAnsi="Courier New" w:cs="Courier New" w:hint="default"/>
+      </w:rPr>
+    </w:lvl>
+    <w:lvl w:ilvl="5" w:tplc="04190005" w:tentative="1">
+      <w:start w:val="1"/>
+      <w:numFmt w:val="bullet"/>
+      <w:lvlText w:val=""/>
+      <w:lvlJc w:val="left"/>
+      <w:pPr>
+        <w:ind w:left="5040" w:hanging="360"/>
+      </w:pPr>
+      <w:rPr>
+        <w:rFonts w:ascii="Wingdings" w:hAnsi="Wingdings" w:hint="default"/>
+      </w:rPr>
+    </w:lvl>
+    <w:lvl w:ilvl="6" w:tplc="04190001" w:tentative="1">
+      <w:start w:val="1"/>
+      <w:numFmt w:val="bullet"/>
+      <w:lvlText w:val=""/>
+      <w:lvlJc w:val="left"/>
+      <w:pPr>
+        <w:ind w:left="5760" w:hanging="360"/>
+      </w:pPr>
+      <w:rPr>
+        <w:rFonts w:ascii="Symbol" w:hAnsi="Symbol" w:hint="default"/>
+      </w:rPr>
+    </w:lvl>
+    <w:lvl w:ilvl="7" w:tplc="04190003" w:tentative="1">
+      <w:start w:val="1"/>
+      <w:numFmt w:val="bullet"/>
+      <w:lvlText w:val="o"/>
+      <w:lvlJc w:val="left"/>
+      <w:pPr>
+        <w:ind w:left="6480" w:hanging="360"/>
+      </w:pPr>
+      <w:rPr>
+        <w:rFonts w:ascii="Courier New" w:hAnsi="Courier New" w:cs="Courier New" w:hint="default"/>
+      </w:rPr>
+    </w:lvl>
+    <w:lvl w:ilvl="8" w:tplc="04190005" w:tentative="1">
+      <w:start w:val="1"/>
+      <w:numFmt w:val="bullet"/>
+      <w:lvlText w:val=""/>
+      <w:lvlJc w:val="left"/>
+      <w:pPr>
+        <w:ind w:left="7200" w:hanging="360"/>
+      </w:pPr>
+      <w:rPr>
+        <w:rFonts w:ascii="Wingdings" w:hAnsi="Wingdings" w:hint="default"/>
+      </w:rPr>
+    </w:lvl>
+  </w:abstractNum>
+  <w:abstractNum w:abstractNumId="34">
     <w:nsid w:val="7F0A7B78"/>
     <w:multiLevelType w:val="hybridMultilevel"/>
     <w:tmpl w:val="99ACC924"/>
@@ -14935,106 +16088,115 @@
     </w:lvl>
   </w:abstractNum>
   <w:num w:numId="1">
-    <w:abstractNumId w:val="12"/>
+    <w:abstractNumId w:val="13"/>
   </w:num>
   <w:num w:numId="2">
-    <w:abstractNumId w:val="17"/>
+    <w:abstractNumId w:val="18"/>
   </w:num>
   <w:num w:numId="3">
-    <w:abstractNumId w:val="26"/>
+    <w:abstractNumId w:val="28"/>
   </w:num>
   <w:num w:numId="4">
-    <w:abstractNumId w:val="4"/>
+    <w:abstractNumId w:val="5"/>
   </w:num>
   <w:num w:numId="5">
     <w:abstractNumId w:val="1"/>
   </w:num>
   <w:num w:numId="6">
+    <w:abstractNumId w:val="21"/>
+  </w:num>
+  <w:num w:numId="7">
+    <w:abstractNumId w:val="15"/>
+  </w:num>
+  <w:num w:numId="8">
     <w:abstractNumId w:val="20"/>
   </w:num>
-  <w:num w:numId="7">
-    <w:abstractNumId w:val="14"/>
-  </w:num>
-  <w:num w:numId="8">
-    <w:abstractNumId w:val="19"/>
-  </w:num>
   <w:num w:numId="9">
-    <w:abstractNumId w:val="11"/>
+    <w:abstractNumId w:val="12"/>
   </w:num>
   <w:num w:numId="10">
+    <w:abstractNumId w:val="9"/>
+  </w:num>
+  <w:num w:numId="11">
     <w:abstractNumId w:val="8"/>
   </w:num>
-  <w:num w:numId="11">
-    <w:abstractNumId w:val="7"/>
-  </w:num>
   <w:num w:numId="12">
-    <w:abstractNumId w:val="29"/>
+    <w:abstractNumId w:val="31"/>
   </w:num>
   <w:num w:numId="13">
-    <w:abstractNumId w:val="21"/>
+    <w:abstractNumId w:val="22"/>
   </w:num>
   <w:num w:numId="14">
-    <w:abstractNumId w:val="31"/>
+    <w:abstractNumId w:val="34"/>
   </w:num>
   <w:num w:numId="15">
     <w:abstractNumId w:val="3"/>
   </w:num>
   <w:num w:numId="16">
-    <w:abstractNumId w:val="18"/>
+    <w:abstractNumId w:val="19"/>
   </w:num>
   <w:num w:numId="17">
     <w:abstractNumId w:val="2"/>
   </w:num>
   <w:num w:numId="18">
-    <w:abstractNumId w:val="23"/>
+    <w:abstractNumId w:val="25"/>
   </w:num>
   <w:num w:numId="19">
     <w:abstractNumId w:val="0"/>
   </w:num>
   <w:num w:numId="20">
-    <w:abstractNumId w:val="28"/>
+    <w:abstractNumId w:val="30"/>
   </w:num>
   <w:num w:numId="21">
+    <w:abstractNumId w:val="17"/>
+  </w:num>
+  <w:num w:numId="22">
+    <w:abstractNumId w:val="26"/>
+  </w:num>
+  <w:num w:numId="23">
+    <w:abstractNumId w:val="32"/>
+  </w:num>
+  <w:num w:numId="24">
+    <w:abstractNumId w:val="11"/>
+  </w:num>
+  <w:num w:numId="25">
+    <w:abstractNumId w:val="14"/>
+  </w:num>
+  <w:num w:numId="26">
+    <w:abstractNumId w:val="29"/>
+  </w:num>
+  <w:num w:numId="27">
+    <w:abstractNumId w:val="6"/>
+  </w:num>
+  <w:num w:numId="28">
     <w:abstractNumId w:val="16"/>
   </w:num>
-  <w:num w:numId="22">
+  <w:num w:numId="29">
+    <w:abstractNumId w:val="23"/>
+  </w:num>
+  <w:num w:numId="30">
+    <w:abstractNumId w:val="10"/>
+  </w:num>
+  <w:num w:numId="31">
+    <w:abstractNumId w:val="7"/>
+  </w:num>
+  <w:num w:numId="32">
+    <w:abstractNumId w:val="27"/>
+  </w:num>
+  <w:num w:numId="33">
+    <w:abstractNumId w:val="4"/>
+  </w:num>
+  <w:num w:numId="34">
     <w:abstractNumId w:val="24"/>
   </w:num>
-  <w:num w:numId="23">
-    <w:abstractNumId w:val="30"/>
-  </w:num>
-  <w:num w:numId="24">
-    <w:abstractNumId w:val="10"/>
-  </w:num>
-  <w:num w:numId="25">
-    <w:abstractNumId w:val="13"/>
-  </w:num>
-  <w:num w:numId="26">
-    <w:abstractNumId w:val="27"/>
-  </w:num>
-  <w:num w:numId="27">
-    <w:abstractNumId w:val="5"/>
-  </w:num>
-  <w:num w:numId="28">
-    <w:abstractNumId w:val="15"/>
-  </w:num>
-  <w:num w:numId="29">
-    <w:abstractNumId w:val="22"/>
-  </w:num>
-  <w:num w:numId="30">
-    <w:abstractNumId w:val="9"/>
-  </w:num>
-  <w:num w:numId="31">
-    <w:abstractNumId w:val="6"/>
-  </w:num>
-  <w:num w:numId="32">
-    <w:abstractNumId w:val="25"/>
+  <w:num w:numId="35">
+    <w:abstractNumId w:val="33"/>
   </w:num>
 </w:numbering>
 </file>
 
 <file path=word/styles.xml><?xml version="1.0" encoding="utf-8"?>
-<w:styles xmlns:r="http://schemas.openxmlformats.org/officeDocument/2006/relationships" xmlns:w="http://schemas.openxmlformats.org/wordprocessingml/2006/main">
+<w:styles xmlns:mc="http://schemas.openxmlformats.org/markup-compatibility/2006" xmlns:r="http://schemas.openxmlformats.org/officeDocument/2006/relationships" xmlns:w="http://schemas.openxmlformats.org/wordprocessingml/2006/main" xmlns:w14="http://schemas.microsoft.com/office/word/2010/wordml" mc:Ignorable="w14">
   <w:docDefaults>
     <w:rPrDefault>
       <w:rPr>
@@ -15286,7 +16448,6 @@
     <w:uiPriority w:val="99"/>
     <w:semiHidden/>
     <w:unhideWhenUsed/>
-    <w:qFormat/>
     <w:tblPr>
       <w:tblInd w:w="0" w:type="dxa"/>
       <w:tblCellMar>
@@ -15558,8 +16719,12 @@
     <w:semiHidden/>
     <w:rsid w:val="00320022"/>
     <w:rPr>
+      <w:rFonts w:ascii="Times New Roman" w:eastAsia="Arial" w:hAnsi="Times New Roman" w:cs="Arial"/>
       <w:b/>
       <w:bCs/>
+      <w:sz w:val="20"/>
+      <w:szCs w:val="20"/>
+      <w:lang w:eastAsia="ru-RU"/>
     </w:rPr>
   </w:style>
   <w:style w:type="paragraph" w:styleId="af">
@@ -15619,6 +16784,196 @@
       <w:sz w:val="28"/>
       <w:lang w:eastAsia="ru-RU"/>
     </w:rPr>
+  </w:style>
+</w:styles>
+</file>
+
+<file path=word/stylesWithEffects.xml><?xml version="1.0" encoding="utf-8"?>
+<w:styles xmlns:wpc="http://schemas.microsoft.com/office/word/2010/wordprocessingCanvas" xmlns:mc="http://schemas.openxmlformats.org/markup-compatibility/2006" xmlns:o="urn:schemas-microsoft-com:office:office" xmlns:r="http://schemas.openxmlformats.org/officeDocument/2006/relationships" xmlns:m="http://schemas.openxmlformats.org/officeDocument/2006/math" xmlns:v="urn:schemas-microsoft-com:vml" xmlns:wp14="http://schemas.microsoft.com/office/word/2010/wordprocessingDrawing" xmlns:wp="http://schemas.openxmlformats.org/drawingml/2006/wordprocessingDrawing" xmlns:w10="urn:schemas-microsoft-com:office:word" xmlns:w="http://schemas.openxmlformats.org/wordprocessingml/2006/main" xmlns:w14="http://schemas.microsoft.com/office/word/2010/wordml" xmlns:wpg="http://schemas.microsoft.com/office/word/2010/wordprocessingGroup" xmlns:wpi="http://schemas.microsoft.com/office/word/2010/wordprocessingInk" xmlns:wne="http://schemas.microsoft.com/office/word/2006/wordml" xmlns:wps="http://schemas.microsoft.com/office/word/2010/wordprocessingShape" mc:Ignorable="w14 wp14">
+  <w:docDefaults>
+    <w:rPrDefault>
+      <w:rPr>
+        <w:rFonts w:asciiTheme="minorHAnsi" w:eastAsiaTheme="minorEastAsia" w:hAnsiTheme="minorHAnsi" w:cstheme="minorBidi"/>
+        <w:sz w:val="22"/>
+        <w:szCs w:val="22"/>
+        <w:lang w:val="ru-RU" w:eastAsia="ru-RU" w:bidi="ar-SA"/>
+      </w:rPr>
+    </w:rPrDefault>
+    <w:pPrDefault>
+      <w:pPr>
+        <w:spacing w:after="200" w:line="276" w:lineRule="auto"/>
+      </w:pPr>
+    </w:pPrDefault>
+  </w:docDefaults>
+  <w:latentStyles w:defLockedState="0" w:defUIPriority="99" w:defSemiHidden="1" w:defUnhideWhenUsed="1" w:defQFormat="0" w:count="267">
+    <w:lsdException w:name="Normal" w:semiHidden="0" w:uiPriority="0" w:unhideWhenUsed="0" w:qFormat="1"/>
+    <w:lsdException w:name="heading 1" w:semiHidden="0" w:uiPriority="9" w:unhideWhenUsed="0" w:qFormat="1"/>
+    <w:lsdException w:name="heading 2" w:uiPriority="9" w:qFormat="1"/>
+    <w:lsdException w:name="heading 3" w:uiPriority="9" w:qFormat="1"/>
+    <w:lsdException w:name="heading 4" w:uiPriority="9" w:qFormat="1"/>
+    <w:lsdException w:name="heading 5" w:uiPriority="9" w:qFormat="1"/>
+    <w:lsdException w:name="heading 6" w:uiPriority="9" w:qFormat="1"/>
+    <w:lsdException w:name="heading 7" w:uiPriority="9" w:qFormat="1"/>
+    <w:lsdException w:name="heading 8" w:uiPriority="9" w:qFormat="1"/>
+    <w:lsdException w:name="heading 9" w:uiPriority="9" w:qFormat="1"/>
+    <w:lsdException w:name="toc 1" w:uiPriority="39"/>
+    <w:lsdException w:name="toc 2" w:uiPriority="39"/>
+    <w:lsdException w:name="toc 3" w:uiPriority="39"/>
+    <w:lsdException w:name="toc 4" w:uiPriority="39"/>
+    <w:lsdException w:name="toc 5" w:uiPriority="39"/>
+    <w:lsdException w:name="toc 6" w:uiPriority="39"/>
+    <w:lsdException w:name="toc 7" w:uiPriority="39"/>
+    <w:lsdException w:name="toc 8" w:uiPriority="39"/>
+    <w:lsdException w:name="toc 9" w:uiPriority="39"/>
+    <w:lsdException w:name="caption" w:uiPriority="35" w:qFormat="1"/>
+    <w:lsdException w:name="Title" w:semiHidden="0" w:uiPriority="10" w:unhideWhenUsed="0" w:qFormat="1"/>
+    <w:lsdException w:name="Default Paragraph Font" w:uiPriority="1"/>
+    <w:lsdException w:name="Subtitle" w:semiHidden="0" w:uiPriority="11" w:unhideWhenUsed="0" w:qFormat="1"/>
+    <w:lsdException w:name="Strong" w:semiHidden="0" w:uiPriority="22" w:unhideWhenUsed="0" w:qFormat="1"/>
+    <w:lsdException w:name="Emphasis" w:semiHidden="0" w:uiPriority="20" w:unhideWhenUsed="0" w:qFormat="1"/>
+    <w:lsdException w:name="Table Grid" w:semiHidden="0" w:uiPriority="59" w:unhideWhenUsed="0"/>
+    <w:lsdException w:name="Placeholder Text" w:unhideWhenUsed="0"/>
+    <w:lsdException w:name="No Spacing" w:semiHidden="0" w:uiPriority="1" w:unhideWhenUsed="0" w:qFormat="1"/>
+    <w:lsdException w:name="Light Shading" w:semiHidden="0" w:uiPriority="60" w:unhideWhenUsed="0"/>
+    <w:lsdException w:name="Light List" w:semiHidden="0" w:uiPriority="61" w:unhideWhenUsed="0"/>
+    <w:lsdException w:name="Light Grid" w:semiHidden="0" w:uiPriority="62" w:unhideWhenUsed="0"/>
+    <w:lsdException w:name="Medium Shading 1" w:semiHidden="0" w:uiPriority="63" w:unhideWhenUsed="0"/>
+    <w:lsdException w:name="Medium Shading 2" w:semiHidden="0" w:uiPriority="64" w:unhideWhenUsed="0"/>
+    <w:lsdException w:name="Medium List 1" w:semiHidden="0" w:uiPriority="65" w:unhideWhenUsed="0"/>
+    <w:lsdException w:name="Medium List 2" w:semiHidden="0" w:uiPriority="66" w:unhideWhenUsed="0"/>
+    <w:lsdException w:name="Medium Grid 1" w:semiHidden="0" w:uiPriority="67" w:unhideWhenUsed="0"/>
+    <w:lsdException w:name="Medium Grid 2" w:semiHidden="0" w:uiPriority="68" w:unhideWhenUsed="0"/>
+    <w:lsdException w:name="Medium Grid 3" w:semiHidden="0" w:uiPriority="69" w:unhideWhenUsed="0"/>
+    <w:lsdException w:name="Dark List" w:semiHidden="0" w:uiPriority="70" w:unhideWhenUsed="0"/>
+    <w:lsdException w:name="Colorful Shading" w:semiHidden="0" w:uiPriority="71" w:unhideWhenUsed="0"/>
+    <w:lsdException w:name="Colorful List" w:semiHidden="0" w:uiPriority="72" w:unhideWhenUsed="0"/>
+    <w:lsdException w:name="Colorful Grid" w:semiHidden="0" w:uiPriority="73" w:unhideWhenUsed="0"/>
+    <w:lsdException w:name="Light Shading Accent 1" w:semiHidden="0" w:uiPriority="60" w:unhideWhenUsed="0"/>
+    <w:lsdException w:name="Light List Accent 1" w:semiHidden="0" w:uiPriority="61" w:unhideWhenUsed="0"/>
+    <w:lsdException w:name="Light Grid Accent 1" w:semiHidden="0" w:uiPriority="62" w:unhideWhenUsed="0"/>
+    <w:lsdException w:name="Medium Shading 1 Accent 1" w:semiHidden="0" w:uiPriority="63" w:unhideWhenUsed="0"/>
+    <w:lsdException w:name="Medium Shading 2 Accent 1" w:semiHidden="0" w:uiPriority="64" w:unhideWhenUsed="0"/>
+    <w:lsdException w:name="Medium List 1 Accent 1" w:semiHidden="0" w:uiPriority="65" w:unhideWhenUsed="0"/>
+    <w:lsdException w:name="Revision" w:unhideWhenUsed="0"/>
+    <w:lsdException w:name="List Paragraph" w:semiHidden="0" w:uiPriority="34" w:unhideWhenUsed="0" w:qFormat="1"/>
+    <w:lsdException w:name="Quote" w:semiHidden="0" w:uiPriority="29" w:unhideWhenUsed="0" w:qFormat="1"/>
+    <w:lsdException w:name="Intense Quote" w:semiHidden="0" w:uiPriority="30" w:unhideWhenUsed="0" w:qFormat="1"/>
+    <w:lsdException w:name="Medium List 2 Accent 1" w:semiHidden="0" w:uiPriority="66" w:unhideWhenUsed="0"/>
+    <w:lsdException w:name="Medium Grid 1 Accent 1" w:semiHidden="0" w:uiPriority="67" w:unhideWhenUsed="0"/>
+    <w:lsdException w:name="Medium Grid 2 Accent 1" w:semiHidden="0" w:uiPriority="68" w:unhideWhenUsed="0"/>
+    <w:lsdException w:name="Medium Grid 3 Accent 1" w:semiHidden="0" w:uiPriority="69" w:unhideWhenUsed="0"/>
+    <w:lsdException w:name="Dark List Accent 1" w:semiHidden="0" w:uiPriority="70" w:unhideWhenUsed="0"/>
+    <w:lsdException w:name="Colorful Shading Accent 1" w:semiHidden="0" w:uiPriority="71" w:unhideWhenUsed="0"/>
+    <w:lsdException w:name="Colorful List Accent 1" w:semiHidden="0" w:uiPriority="72" w:unhideWhenUsed="0"/>
+    <w:lsdException w:name="Colorful Grid Accent 1" w:semiHidden="0" w:uiPriority="73" w:unhideWhenUsed="0"/>
+    <w:lsdException w:name="Light Shading Accent 2" w:semiHidden="0" w:uiPriority="60" w:unhideWhenUsed="0"/>
+    <w:lsdException w:name="Light List Accent 2" w:semiHidden="0" w:uiPriority="61" w:unhideWhenUsed="0"/>
+    <w:lsdException w:name="Light Grid Accent 2" w:semiHidden="0" w:uiPriority="62" w:unhideWhenUsed="0"/>
+    <w:lsdException w:name="Medium Shading 1 Accent 2" w:semiHidden="0" w:uiPriority="63" w:unhideWhenUsed="0"/>
+    <w:lsdException w:name="Medium Shading 2 Accent 2" w:semiHidden="0" w:uiPriority="64" w:unhideWhenUsed="0"/>
+    <w:lsdException w:name="Medium List 1 Accent 2" w:semiHidden="0" w:uiPriority="65" w:unhideWhenUsed="0"/>
+    <w:lsdException w:name="Medium List 2 Accent 2" w:semiHidden="0" w:uiPriority="66" w:unhideWhenUsed="0"/>
+    <w:lsdException w:name="Medium Grid 1 Accent 2" w:semiHidden="0" w:uiPriority="67" w:unhideWhenUsed="0"/>
+    <w:lsdException w:name="Medium Grid 2 Accent 2" w:semiHidden="0" w:uiPriority="68" w:unhideWhenUsed="0"/>
+    <w:lsdException w:name="Medium Grid 3 Accent 2" w:semiHidden="0" w:uiPriority="69" w:unhideWhenUsed="0"/>
+    <w:lsdException w:name="Dark List Accent 2" w:semiHidden="0" w:uiPriority="70" w:unhideWhenUsed="0"/>
+    <w:lsdException w:name="Colorful Shading Accent 2" w:semiHidden="0" w:uiPriority="71" w:unhideWhenUsed="0"/>
+    <w:lsdException w:name="Colorful List Accent 2" w:semiHidden="0" w:uiPriority="72" w:unhideWhenUsed="0"/>
+    <w:lsdException w:name="Colorful Grid Accent 2" w:semiHidden="0" w:uiPriority="73" w:unhideWhenUsed="0"/>
+    <w:lsdException w:name="Light Shading Accent 3" w:semiHidden="0" w:uiPriority="60" w:unhideWhenUsed="0"/>
+    <w:lsdException w:name="Light List Accent 3" w:semiHidden="0" w:uiPriority="61" w:unhideWhenUsed="0"/>
+    <w:lsdException w:name="Light Grid Accent 3" w:semiHidden="0" w:uiPriority="62" w:unhideWhenUsed="0"/>
+    <w:lsdException w:name="Medium Shading 1 Accent 3" w:semiHidden="0" w:uiPriority="63" w:unhideWhenUsed="0"/>
+    <w:lsdException w:name="Medium Shading 2 Accent 3" w:semiHidden="0" w:uiPriority="64" w:unhideWhenUsed="0"/>
+    <w:lsdException w:name="Medium List 1 Accent 3" w:semiHidden="0" w:uiPriority="65" w:unhideWhenUsed="0"/>
+    <w:lsdException w:name="Medium List 2 Accent 3" w:semiHidden="0" w:uiPriority="66" w:unhideWhenUsed="0"/>
+    <w:lsdException w:name="Medium Grid 1 Accent 3" w:semiHidden="0" w:uiPriority="67" w:unhideWhenUsed="0"/>
+    <w:lsdException w:name="Medium Grid 2 Accent 3" w:semiHidden="0" w:uiPriority="68" w:unhideWhenUsed="0"/>
+    <w:lsdException w:name="Medium Grid 3 Accent 3" w:semiHidden="0" w:uiPriority="69" w:unhideWhenUsed="0"/>
+    <w:lsdException w:name="Dark List Accent 3" w:semiHidden="0" w:uiPriority="70" w:unhideWhenUsed="0"/>
+    <w:lsdException w:name="Colorful Shading Accent 3" w:semiHidden="0" w:uiPriority="71" w:unhideWhenUsed="0"/>
+    <w:lsdException w:name="Colorful List Accent 3" w:semiHidden="0" w:uiPriority="72" w:unhideWhenUsed="0"/>
+    <w:lsdException w:name="Colorful Grid Accent 3" w:semiHidden="0" w:uiPriority="73" w:unhideWhenUsed="0"/>
+    <w:lsdException w:name="Light Shading Accent 4" w:semiHidden="0" w:uiPriority="60" w:unhideWhenUsed="0"/>
+    <w:lsdException w:name="Light List Accent 4" w:semiHidden="0" w:uiPriority="61" w:unhideWhenUsed="0"/>
+    <w:lsdException w:name="Light Grid Accent 4" w:semiHidden="0" w:uiPriority="62" w:unhideWhenUsed="0"/>
+    <w:lsdException w:name="Medium Shading 1 Accent 4" w:semiHidden="0" w:uiPriority="63" w:unhideWhenUsed="0"/>
+    <w:lsdException w:name="Medium Shading 2 Accent 4" w:semiHidden="0" w:uiPriority="64" w:unhideWhenUsed="0"/>
+    <w:lsdException w:name="Medium List 1 Accent 4" w:semiHidden="0" w:uiPriority="65" w:unhideWhenUsed="0"/>
+    <w:lsdException w:name="Medium List 2 Accent 4" w:semiHidden="0" w:uiPriority="66" w:unhideWhenUsed="0"/>
+    <w:lsdException w:name="Medium Grid 1 Accent 4" w:semiHidden="0" w:uiPriority="67" w:unhideWhenUsed="0"/>
+    <w:lsdException w:name="Medium Grid 2 Accent 4" w:semiHidden="0" w:uiPriority="68" w:unhideWhenUsed="0"/>
+    <w:lsdException w:name="Medium Grid 3 Accent 4" w:semiHidden="0" w:uiPriority="69" w:unhideWhenUsed="0"/>
+    <w:lsdException w:name="Dark List Accent 4" w:semiHidden="0" w:uiPriority="70" w:unhideWhenUsed="0"/>
+    <w:lsdException w:name="Colorful Shading Accent 4" w:semiHidden="0" w:uiPriority="71" w:unhideWhenUsed="0"/>
+    <w:lsdException w:name="Colorful List Accent 4" w:semiHidden="0" w:uiPriority="72" w:unhideWhenUsed="0"/>
+    <w:lsdException w:name="Colorful Grid Accent 4" w:semiHidden="0" w:uiPriority="73" w:unhideWhenUsed="0"/>
+    <w:lsdException w:name="Light Shading Accent 5" w:semiHidden="0" w:uiPriority="60" w:unhideWhenUsed="0"/>
+    <w:lsdException w:name="Light List Accent 5" w:semiHidden="0" w:uiPriority="61" w:unhideWhenUsed="0"/>
+    <w:lsdException w:name="Light Grid Accent 5" w:semiHidden="0" w:uiPriority="62" w:unhideWhenUsed="0"/>
+    <w:lsdException w:name="Medium Shading 1 Accent 5" w:semiHidden="0" w:uiPriority="63" w:unhideWhenUsed="0"/>
+    <w:lsdException w:name="Medium Shading 2 Accent 5" w:semiHidden="0" w:uiPriority="64" w:unhideWhenUsed="0"/>
+    <w:lsdException w:name="Medium List 1 Accent 5" w:semiHidden="0" w:uiPriority="65" w:unhideWhenUsed="0"/>
+    <w:lsdException w:name="Medium List 2 Accent 5" w:semiHidden="0" w:uiPriority="66" w:unhideWhenUsed="0"/>
+    <w:lsdException w:name="Medium Grid 1 Accent 5" w:semiHidden="0" w:uiPriority="67" w:unhideWhenUsed="0"/>
+    <w:lsdException w:name="Medium Grid 2 Accent 5" w:semiHidden="0" w:uiPriority="68" w:unhideWhenUsed="0"/>
+    <w:lsdException w:name="Medium Grid 3 Accent 5" w:semiHidden="0" w:uiPriority="69" w:unhideWhenUsed="0"/>
+    <w:lsdException w:name="Dark List Accent 5" w:semiHidden="0" w:uiPriority="70" w:unhideWhenUsed="0"/>
+    <w:lsdException w:name="Colorful Shading Accent 5" w:semiHidden="0" w:uiPriority="71" w:unhideWhenUsed="0"/>
+    <w:lsdException w:name="Colorful List Accent 5" w:semiHidden="0" w:uiPriority="72" w:unhideWhenUsed="0"/>
+    <w:lsdException w:name="Colorful Grid Accent 5" w:semiHidden="0" w:uiPriority="73" w:unhideWhenUsed="0"/>
+    <w:lsdException w:name="Light Shading Accent 6" w:semiHidden="0" w:uiPriority="60" w:unhideWhenUsed="0"/>
+    <w:lsdException w:name="Light List Accent 6" w:semiHidden="0" w:uiPriority="61" w:unhideWhenUsed="0"/>
+    <w:lsdException w:name="Light Grid Accent 6" w:semiHidden="0" w:uiPriority="62" w:unhideWhenUsed="0"/>
+    <w:lsdException w:name="Medium Shading 1 Accent 6" w:semiHidden="0" w:uiPriority="63" w:unhideWhenUsed="0"/>
+    <w:lsdException w:name="Medium Shading 2 Accent 6" w:semiHidden="0" w:uiPriority="64" w:unhideWhenUsed="0"/>
+    <w:lsdException w:name="Medium List 1 Accent 6" w:semiHidden="0" w:uiPriority="65" w:unhideWhenUsed="0"/>
+    <w:lsdException w:name="Medium List 2 Accent 6" w:semiHidden="0" w:uiPriority="66" w:unhideWhenUsed="0"/>
+    <w:lsdException w:name="Medium Grid 1 Accent 6" w:semiHidden="0" w:uiPriority="67" w:unhideWhenUsed="0"/>
+    <w:lsdException w:name="Medium Grid 2 Accent 6" w:semiHidden="0" w:uiPriority="68" w:unhideWhenUsed="0"/>
+    <w:lsdException w:name="Medium Grid 3 Accent 6" w:semiHidden="0" w:uiPriority="69" w:unhideWhenUsed="0"/>
+    <w:lsdException w:name="Dark List Accent 6" w:semiHidden="0" w:uiPriority="70" w:unhideWhenUsed="0"/>
+    <w:lsdException w:name="Colorful Shading Accent 6" w:semiHidden="0" w:uiPriority="71" w:unhideWhenUsed="0"/>
+    <w:lsdException w:name="Colorful List Accent 6" w:semiHidden="0" w:uiPriority="72" w:unhideWhenUsed="0"/>
+    <w:lsdException w:name="Colorful Grid Accent 6" w:semiHidden="0" w:uiPriority="73" w:unhideWhenUsed="0"/>
+    <w:lsdException w:name="Subtle Emphasis" w:semiHidden="0" w:uiPriority="19" w:unhideWhenUsed="0" w:qFormat="1"/>
+    <w:lsdException w:name="Intense Emphasis" w:semiHidden="0" w:uiPriority="21" w:unhideWhenUsed="0" w:qFormat="1"/>
+    <w:lsdException w:name="Subtle Reference" w:semiHidden="0" w:uiPriority="31" w:unhideWhenUsed="0" w:qFormat="1"/>
+    <w:lsdException w:name="Intense Reference" w:semiHidden="0" w:uiPriority="32" w:unhideWhenUsed="0" w:qFormat="1"/>
+    <w:lsdException w:name="Book Title" w:semiHidden="0" w:uiPriority="33" w:unhideWhenUsed="0" w:qFormat="1"/>
+    <w:lsdException w:name="Bibliography" w:uiPriority="37"/>
+    <w:lsdException w:name="TOC Heading" w:uiPriority="39" w:qFormat="1"/>
+  </w:latentStyles>
+  <w:style w:type="paragraph" w:default="1" w:styleId="a">
+    <w:name w:val="Normal"/>
+    <w:qFormat/>
+  </w:style>
+  <w:style w:type="character" w:default="1" w:styleId="a0">
+    <w:name w:val="Default Paragraph Font"/>
+    <w:uiPriority w:val="1"/>
+    <w:semiHidden/>
+    <w:unhideWhenUsed/>
+  </w:style>
+  <w:style w:type="table" w:default="1" w:styleId="a1">
+    <w:name w:val="Normal Table"/>
+    <w:uiPriority w:val="99"/>
+    <w:semiHidden/>
+    <w:unhideWhenUsed/>
+    <w:tblPr>
+      <w:tblInd w:w="0" w:type="dxa"/>
+      <w:tblCellMar>
+        <w:top w:w="0" w:type="dxa"/>
+        <w:left w:w="108" w:type="dxa"/>
+        <w:bottom w:w="0" w:type="dxa"/>
+        <w:right w:w="108" w:type="dxa"/>
+      </w:tblCellMar>
+    </w:tblPr>
+  </w:style>
+  <w:style w:type="numbering" w:default="1" w:styleId="a2">
+    <w:name w:val="No List"/>
+    <w:uiPriority w:val="99"/>
+    <w:semiHidden/>
+    <w:unhideWhenUsed/>
   </w:style>
 </w:styles>
 </file>
@@ -15913,7 +17268,7 @@
 </file>
 
 <file path=customXml/itemProps1.xml><?xml version="1.0" encoding="utf-8"?>
-<ds:datastoreItem xmlns:ds="http://schemas.openxmlformats.org/officeDocument/2006/customXml" ds:itemID="{CFFC8DD0-5398-4835-AC2C-7DF399A775E8}">
+<ds:datastoreItem xmlns:ds="http://schemas.openxmlformats.org/officeDocument/2006/customXml" ds:itemID="{913C5EBE-BD65-4047-AB5B-7794D79D20B5}">
   <ds:schemaRefs>
     <ds:schemaRef ds:uri="http://schemas.openxmlformats.org/officeDocument/2006/bibliography"/>
   </ds:schemaRefs>

--- a/ЭВМ/иллюстратор.docx
+++ b/ЭВМ/иллюстратор.docx
@@ -403,7 +403,7 @@
             <w:pPr>
               <w:spacing w:after="160"/>
               <w:ind w:firstLine="709"/>
-              <w:jc w:val="both"/>
+              <w:jc w:val="center"/>
               <w:rPr>
                 <w:rFonts w:eastAsia="Times New Roman" w:cs="Times New Roman"/>
                 <w:b/>
@@ -419,7 +419,18 @@
                 <w:sz w:val="24"/>
                 <w:szCs w:val="24"/>
               </w:rPr>
-              <w:t>Отчет по практической работе: Иллюстратор</w:t>
+              <w:t xml:space="preserve">Отчет по практической работе: </w:t>
+            </w:r>
+            <w:bookmarkStart w:id="1" w:name="_GoBack"/>
+            <w:bookmarkEnd w:id="1"/>
+            <w:r>
+              <w:rPr>
+                <w:rFonts w:eastAsia="Times New Roman" w:cs="Times New Roman"/>
+                <w:b/>
+                <w:sz w:val="24"/>
+                <w:szCs w:val="24"/>
+              </w:rPr>
+              <w:t>Иллюстратор</w:t>
             </w:r>
           </w:p>
           <w:p>
@@ -606,8 +617,8 @@
                 <w:szCs w:val="24"/>
               </w:rPr>
             </w:pPr>
-            <w:bookmarkStart w:id="1" w:name="_heading=h.30j0zll"/>
-            <w:bookmarkEnd w:id="1"/>
+            <w:bookmarkStart w:id="2" w:name="_heading=h.30j0zll"/>
+            <w:bookmarkEnd w:id="2"/>
             <w:r>
               <w:rPr>
                 <w:rFonts w:eastAsia="Times New Roman" w:cs="Times New Roman"/>
@@ -1748,12 +1759,12 @@
         <w:pStyle w:val="1"/>
         <w:ind w:firstLine="709"/>
       </w:pPr>
-      <w:bookmarkStart w:id="2" w:name="_Toc221794138"/>
+      <w:bookmarkStart w:id="3" w:name="_Toc221794138"/>
       <w:r>
         <w:lastRenderedPageBreak/>
         <w:t>Практическое занятие №1</w:t>
       </w:r>
-      <w:bookmarkEnd w:id="2"/>
+      <w:bookmarkEnd w:id="3"/>
     </w:p>
     <w:p>
       <w:pPr>
@@ -3177,12 +3188,12 @@
         <w:pStyle w:val="1"/>
         <w:ind w:firstLine="709"/>
       </w:pPr>
-      <w:bookmarkStart w:id="3" w:name="_Toc221794139"/>
+      <w:bookmarkStart w:id="4" w:name="_Toc221794139"/>
       <w:r>
         <w:lastRenderedPageBreak/>
         <w:t>Практическое занятие №2</w:t>
       </w:r>
-      <w:bookmarkEnd w:id="3"/>
+      <w:bookmarkEnd w:id="4"/>
     </w:p>
     <w:p>
       <w:pPr>
@@ -3194,7 +3205,7 @@
           <w:sz w:val="36"/>
         </w:rPr>
       </w:pPr>
-      <w:bookmarkStart w:id="4" w:name="_TOC_250016"/>
+      <w:bookmarkStart w:id="5" w:name="_TOC_250016"/>
       <w:r>
         <w:rPr>
           <w:b/>
@@ -3212,7 +3223,7 @@
         </w:rPr>
         <w:t xml:space="preserve"> </w:t>
       </w:r>
-      <w:bookmarkEnd w:id="4"/>
+      <w:bookmarkEnd w:id="5"/>
       <w:r>
         <w:rPr>
           <w:b/>
@@ -4385,8 +4396,8 @@
         <w:pStyle w:val="1"/>
         <w:ind w:firstLine="709"/>
       </w:pPr>
-      <w:bookmarkStart w:id="5" w:name="_TOC_250015"/>
-      <w:bookmarkStart w:id="6" w:name="_Toc221794140"/>
+      <w:bookmarkStart w:id="6" w:name="_TOC_250015"/>
+      <w:bookmarkStart w:id="7" w:name="_Toc221794140"/>
       <w:r>
         <w:lastRenderedPageBreak/>
         <w:t xml:space="preserve">Практическое занятие </w:t>
@@ -4394,11 +4405,11 @@
       <w:r>
         <w:t>№</w:t>
       </w:r>
-      <w:bookmarkEnd w:id="5"/>
+      <w:bookmarkEnd w:id="6"/>
       <w:r>
         <w:t xml:space="preserve"> 3</w:t>
       </w:r>
-      <w:bookmarkEnd w:id="6"/>
+      <w:bookmarkEnd w:id="7"/>
     </w:p>
     <w:p>
       <w:pPr>
@@ -4410,7 +4421,7 @@
           <w:sz w:val="40"/>
         </w:rPr>
       </w:pPr>
-      <w:bookmarkStart w:id="7" w:name="_TOC_250014"/>
+      <w:bookmarkStart w:id="8" w:name="_TOC_250014"/>
       <w:r>
         <w:rPr>
           <w:b/>
@@ -4445,7 +4456,7 @@
         </w:rPr>
         <w:t xml:space="preserve"> </w:t>
       </w:r>
-      <w:bookmarkEnd w:id="7"/>
+      <w:bookmarkEnd w:id="8"/>
       <w:r>
         <w:rPr>
           <w:b/>
@@ -5742,8 +5753,6 @@
           </wp:inline>
         </w:drawing>
       </w:r>
-      <w:bookmarkStart w:id="8" w:name="_GoBack"/>
-      <w:bookmarkEnd w:id="8"/>
     </w:p>
     <w:p>
       <w:pPr>
@@ -8276,6 +8285,9 @@
         <w:ind w:right="139" w:firstLine="709"/>
       </w:pPr>
       <w:r>
+        <w:rPr>
+          <w:noProof/>
+        </w:rPr>
         <w:drawing>
           <wp:inline distT="0" distB="0" distL="0" distR="0" wp14:anchorId="1AAFA0C3" wp14:editId="5EB70712">
             <wp:extent cx="6152515" cy="2852420"/>
@@ -10632,15 +10644,6 @@
     </w:p>
     <w:p>
       <w:pPr>
-        <w:tabs>
-          <w:tab w:val="left" w:pos="1248"/>
-        </w:tabs>
-        <w:spacing w:line="312" w:lineRule="auto"/>
-        <w:ind w:left="148" w:right="132" w:firstLine="709"/>
-      </w:pPr>
-    </w:p>
-    <w:p>
-      <w:pPr>
         <w:pStyle w:val="a7"/>
         <w:numPr>
           <w:ilvl w:val="0"/>
@@ -10752,28 +10755,19 @@
         <w:ind w:left="148" w:right="132" w:firstLine="709"/>
       </w:pPr>
       <w:r>
+        <w:tab/>
+      </w:r>
+      <w:r>
+        <w:tab/>
+      </w:r>
+      <w:r>
+        <w:tab/>
+      </w:r>
+      <w:r>
+        <w:tab/>
+      </w:r>
+      <w:r>
         <w:t>Рисунок 1</w:t>
-      </w:r>
-    </w:p>
-    <w:p>
-      <w:pPr>
-        <w:tabs>
-          <w:tab w:val="left" w:pos="1247"/>
-        </w:tabs>
-        <w:spacing w:line="312" w:lineRule="auto"/>
-        <w:ind w:left="148" w:right="132" w:firstLine="709"/>
-      </w:pPr>
-      <w:r>
-        <w:tab/>
-      </w:r>
-      <w:r>
-        <w:tab/>
-      </w:r>
-      <w:r>
-        <w:tab/>
-      </w:r>
-      <w:r>
-        <w:t>Рисунок 2</w:t>
       </w:r>
     </w:p>
     <w:p>
@@ -10787,10 +10781,10 @@
       </w:pPr>
       <w:r>
         <w:drawing>
-          <wp:inline distT="0" distB="0" distL="0" distR="0" wp14:anchorId="140A6BA5" wp14:editId="4A243E9E">
-            <wp:extent cx="4001058" cy="4239217"/>
-            <wp:effectExtent l="0" t="0" r="0" b="9525"/>
-            <wp:docPr id="470" name="Рисунок 470"/>
+          <wp:inline distT="0" distB="0" distL="0" distR="0" wp14:anchorId="1537BD8A" wp14:editId="3BBD8271">
+            <wp:extent cx="3164619" cy="2926229"/>
+            <wp:effectExtent l="0" t="0" r="0" b="0"/>
+            <wp:docPr id="467" name="Рисунок 467"/>
             <wp:cNvGraphicFramePr>
               <a:graphicFrameLocks xmlns:a="http://schemas.openxmlformats.org/drawingml/2006/main" noChangeAspect="1"/>
             </wp:cNvGraphicFramePr>
@@ -10810,7 +10804,7 @@
                   <pic:spPr>
                     <a:xfrm>
                       <a:off x="0" y="0"/>
-                      <a:ext cx="4001058" cy="4239217"/>
+                      <a:ext cx="3168032" cy="2929385"/>
                     </a:xfrm>
                     <a:prstGeom prst="rect">
                       <a:avLst/>
@@ -10825,10 +10819,77 @@
     </w:p>
     <w:p>
       <w:pPr>
-        <w:pStyle w:val="a8"/>
-        <w:spacing w:before="304"/>
-        <w:ind w:firstLine="709"/>
-      </w:pPr>
+        <w:tabs>
+          <w:tab w:val="left" w:pos="1247"/>
+        </w:tabs>
+        <w:spacing w:line="312" w:lineRule="auto"/>
+        <w:ind w:left="148" w:right="132" w:firstLine="709"/>
+      </w:pPr>
+      <w:r>
+        <w:tab/>
+      </w:r>
+      <w:r>
+        <w:tab/>
+      </w:r>
+      <w:r>
+        <w:tab/>
+      </w:r>
+      <w:r>
+        <w:tab/>
+      </w:r>
+      <w:r>
+        <w:t>Рисунок 2</w:t>
+      </w:r>
+    </w:p>
+    <w:p>
+      <w:pPr>
+        <w:tabs>
+          <w:tab w:val="left" w:pos="1247"/>
+        </w:tabs>
+        <w:spacing w:line="312" w:lineRule="auto"/>
+        <w:ind w:left="148" w:right="132" w:firstLine="709"/>
+        <w:jc w:val="center"/>
+      </w:pPr>
+      <w:r>
+        <w:rPr>
+          <w:noProof/>
+        </w:rPr>
+        <w:drawing>
+          <wp:inline distT="0" distB="0" distL="0" distR="0" wp14:anchorId="0A62CA55" wp14:editId="0AF8D38F">
+            <wp:extent cx="3279065" cy="3474248"/>
+            <wp:effectExtent l="0" t="0" r="0" b="0"/>
+            <wp:docPr id="470" name="Рисунок 470"/>
+            <wp:cNvGraphicFramePr>
+              <a:graphicFrameLocks xmlns:a="http://schemas.openxmlformats.org/drawingml/2006/main" noChangeAspect="1"/>
+            </wp:cNvGraphicFramePr>
+            <a:graphic xmlns:a="http://schemas.openxmlformats.org/drawingml/2006/main">
+              <a:graphicData uri="http://schemas.openxmlformats.org/drawingml/2006/picture">
+                <pic:pic xmlns:pic="http://schemas.openxmlformats.org/drawingml/2006/picture">
+                  <pic:nvPicPr>
+                    <pic:cNvPr id="0" name=""/>
+                    <pic:cNvPicPr/>
+                  </pic:nvPicPr>
+                  <pic:blipFill>
+                    <a:blip r:embed="rId73"/>
+                    <a:stretch>
+                      <a:fillRect/>
+                    </a:stretch>
+                  </pic:blipFill>
+                  <pic:spPr>
+                    <a:xfrm>
+                      <a:off x="0" y="0"/>
+                      <a:ext cx="3280337" cy="3475596"/>
+                    </a:xfrm>
+                    <a:prstGeom prst="rect">
+                      <a:avLst/>
+                    </a:prstGeom>
+                  </pic:spPr>
+                </pic:pic>
+              </a:graphicData>
+            </a:graphic>
+          </wp:inline>
+        </w:drawing>
+      </w:r>
     </w:p>
     <w:p>
       <w:pPr>
@@ -10847,6 +10908,7 @@
         <w:rPr>
           <w:color w:val="231F20"/>
         </w:rPr>
+        <w:lastRenderedPageBreak/>
         <w:t>Создайте</w:t>
       </w:r>
       <w:r>
@@ -11303,7 +11365,9 @@
       </w:pPr>
       <w:r>
         <w:rPr>
+          <w:noProof/>
           <w:sz w:val="20"/>
+          <w:lang w:eastAsia="ru-RU"/>
         </w:rPr>
         <w:drawing>
           <wp:inline distT="0" distB="0" distL="0" distR="0" wp14:anchorId="187A027D" wp14:editId="1BBE29CA">
@@ -11321,7 +11385,7 @@
                     <pic:cNvPicPr/>
                   </pic:nvPicPr>
                   <pic:blipFill>
-                    <a:blip r:embed="rId73"/>
+                    <a:blip r:embed="rId74"/>
                     <a:stretch>
                       <a:fillRect/>
                     </a:stretch>
@@ -11704,7 +11768,7 @@
                     <pic:cNvPicPr/>
                   </pic:nvPicPr>
                   <pic:blipFill>
-                    <a:blip r:embed="rId74" cstate="print"/>
+                    <a:blip r:embed="rId75" cstate="print"/>
                     <a:stretch>
                       <a:fillRect/>
                     </a:stretch>
@@ -11813,7 +11877,7 @@
                     </pic:cNvPicPr>
                   </pic:nvPicPr>
                   <pic:blipFill>
-                    <a:blip r:embed="rId75" cstate="print"/>
+                    <a:blip r:embed="rId76" cstate="print"/>
                     <a:srcRect/>
                     <a:stretch>
                       <a:fillRect/>
@@ -11881,7 +11945,7 @@
                     </pic:cNvPicPr>
                   </pic:nvPicPr>
                   <pic:blipFill>
-                    <a:blip r:embed="rId76" cstate="print"/>
+                    <a:blip r:embed="rId77" cstate="print"/>
                     <a:srcRect l="5138"/>
                     <a:stretch>
                       <a:fillRect/>
@@ -11944,7 +12008,7 @@
                     </pic:cNvPicPr>
                   </pic:nvPicPr>
                   <pic:blipFill>
-                    <a:blip r:embed="rId77" cstate="print"/>
+                    <a:blip r:embed="rId78" cstate="print"/>
                     <a:srcRect l="5742"/>
                     <a:stretch>
                       <a:fillRect/>
@@ -12012,7 +12076,7 @@
                     </pic:cNvPicPr>
                   </pic:nvPicPr>
                   <pic:blipFill>
-                    <a:blip r:embed="rId78" cstate="print"/>
+                    <a:blip r:embed="rId79" cstate="print"/>
                     <a:srcRect/>
                     <a:stretch>
                       <a:fillRect/>
@@ -17268,7 +17332,7 @@
 </file>
 
 <file path=customXml/itemProps1.xml><?xml version="1.0" encoding="utf-8"?>
-<ds:datastoreItem xmlns:ds="http://schemas.openxmlformats.org/officeDocument/2006/customXml" ds:itemID="{913C5EBE-BD65-4047-AB5B-7794D79D20B5}">
+<ds:datastoreItem xmlns:ds="http://schemas.openxmlformats.org/officeDocument/2006/customXml" ds:itemID="{BA45C661-91C0-4E59-8D8E-4E086B15A211}">
   <ds:schemaRefs>
     <ds:schemaRef ds:uri="http://schemas.openxmlformats.org/officeDocument/2006/bibliography"/>
   </ds:schemaRefs>

--- a/ЭВМ/иллюстратор.docx
+++ b/ЭВМ/иллюстратор.docx
@@ -1,6 +1,6 @@
 
 <file path=word/document.xml><?xml version="1.0" encoding="utf-8"?>
-<w:document xmlns:wpc="http://schemas.microsoft.com/office/word/2010/wordprocessingCanvas" xmlns:mc="http://schemas.openxmlformats.org/markup-compatibility/2006" xmlns:o="urn:schemas-microsoft-com:office:office" xmlns:r="http://schemas.openxmlformats.org/officeDocument/2006/relationships" xmlns:m="http://schemas.openxmlformats.org/officeDocument/2006/math" xmlns:v="urn:schemas-microsoft-com:vml" xmlns:wp14="http://schemas.microsoft.com/office/word/2010/wordprocessingDrawing" xmlns:wp="http://schemas.openxmlformats.org/drawingml/2006/wordprocessingDrawing" xmlns:w10="urn:schemas-microsoft-com:office:word" xmlns:w="http://schemas.openxmlformats.org/wordprocessingml/2006/main" xmlns:w14="http://schemas.microsoft.com/office/word/2010/wordml" xmlns:wpg="http://schemas.microsoft.com/office/word/2010/wordprocessingGroup" xmlns:wpi="http://schemas.microsoft.com/office/word/2010/wordprocessingInk" xmlns:wne="http://schemas.microsoft.com/office/word/2006/wordml" xmlns:wps="http://schemas.microsoft.com/office/word/2010/wordprocessingShape" mc:Ignorable="w14 wp14">
+<w:document xmlns:ve="http://schemas.openxmlformats.org/markup-compatibility/2006" xmlns:o="urn:schemas-microsoft-com:office:office" xmlns:r="http://schemas.openxmlformats.org/officeDocument/2006/relationships" xmlns:m="http://schemas.openxmlformats.org/officeDocument/2006/math" xmlns:v="urn:schemas-microsoft-com:vml" xmlns:wp="http://schemas.openxmlformats.org/drawingml/2006/wordprocessingDrawing" xmlns:w10="urn:schemas-microsoft-com:office:word" xmlns:w="http://schemas.openxmlformats.org/wordprocessingml/2006/main" xmlns:wne="http://schemas.microsoft.com/office/word/2006/wordml">
   <w:body>
     <w:p>
       <w:pPr>
@@ -13,7 +13,7 @@
         <w:tblW w:w="9380" w:type="dxa"/>
         <w:jc w:val="center"/>
         <w:tblLayout w:type="fixed"/>
-        <w:tblLook w:val="0400" w:firstRow="0" w:lastRow="0" w:firstColumn="0" w:lastColumn="0" w:noHBand="0" w:noVBand="1"/>
+        <w:tblLook w:val="0400"/>
       </w:tblPr>
       <w:tblGrid>
         <w:gridCol w:w="953"/>
@@ -90,7 +90,7 @@
                 <w:szCs w:val="24"/>
               </w:rPr>
               <w:drawing>
-                <wp:inline distT="0" distB="0" distL="0" distR="0" wp14:anchorId="16877C24" wp14:editId="66B21D0F">
+                <wp:inline distT="0" distB="0" distL="0" distR="0">
                   <wp:extent cx="1187450" cy="1206500"/>
                   <wp:effectExtent l="0" t="0" r="0" b="0"/>
                   <wp:docPr id="1" name="Рисунок 1" descr="Изображение выглядит как Графика, Шрифт, графический дизайн, снимок экрана&#10;&#10;Автоматически созданное описание"/>
@@ -107,10 +107,10 @@
                           </pic:cNvPicPr>
                         </pic:nvPicPr>
                         <pic:blipFill>
-                          <a:blip r:embed="rId9" cstate="print">
+                          <a:blip r:embed="rId8" cstate="print">
                             <a:extLst>
                               <a:ext uri="{28A0092B-C50C-407E-A947-70E740481C1C}">
-                                <a14:useLocalDpi xmlns:a14="http://schemas.microsoft.com/office/drawing/2010/main" val="0"/>
+                                <a14:useLocalDpi xmlns:a14="http://schemas.microsoft.com/office/drawing/2010/main" xmlns:wps="http://schemas.microsoft.com/office/word/2010/wordprocessingShape" xmlns:wpi="http://schemas.microsoft.com/office/word/2010/wordprocessingInk" xmlns:wpg="http://schemas.microsoft.com/office/word/2010/wordprocessingGroup" xmlns:w14="http://schemas.microsoft.com/office/word/2010/wordml" xmlns:w="http://schemas.openxmlformats.org/wordprocessingml/2006/main" xmlns:w10="urn:schemas-microsoft-com:office:word" xmlns:wp14="http://schemas.microsoft.com/office/word/2010/wordprocessingDrawing" xmlns:v="urn:schemas-microsoft-com:vml" xmlns:o="urn:schemas-microsoft-com:office:office" xmlns:mc="http://schemas.openxmlformats.org/markup-compatibility/2006" xmlns:wpc="http://schemas.microsoft.com/office/word/2010/wordprocessingCanvas" xmlns="" val="0"/>
                               </a:ext>
                             </a:extLst>
                           </a:blip>
@@ -367,7 +367,7 @@
         <w:tblW w:w="5580" w:type="dxa"/>
         <w:tblInd w:w="1856" w:type="dxa"/>
         <w:tblLayout w:type="fixed"/>
-        <w:tblLook w:val="0400" w:firstRow="0" w:lastRow="0" w:firstColumn="0" w:lastColumn="0" w:noHBand="0" w:noVBand="1"/>
+        <w:tblLook w:val="0400"/>
       </w:tblPr>
       <w:tblGrid>
         <w:gridCol w:w="1965"/>
@@ -651,23 +651,13 @@
                 <w:szCs w:val="24"/>
               </w:rPr>
             </w:pPr>
-            <w:proofErr w:type="spellStart"/>
             <w:r>
               <w:rPr>
                 <w:rFonts w:eastAsia="Times New Roman" w:cs="Times New Roman"/>
                 <w:sz w:val="24"/>
                 <w:szCs w:val="24"/>
               </w:rPr>
-              <w:t>Шикша</w:t>
-            </w:r>
-            <w:proofErr w:type="spellEnd"/>
-            <w:r>
-              <w:rPr>
-                <w:rFonts w:eastAsia="Times New Roman" w:cs="Times New Roman"/>
-                <w:sz w:val="24"/>
-                <w:szCs w:val="24"/>
-              </w:rPr>
-              <w:t xml:space="preserve"> М.В.</w:t>
+              <w:t>Шикша М.В.</w:t>
             </w:r>
           </w:p>
         </w:tc>
@@ -788,7 +778,7 @@
         <w:tblW w:w="9030" w:type="dxa"/>
         <w:jc w:val="center"/>
         <w:tblLayout w:type="fixed"/>
-        <w:tblLook w:val="0400" w:firstRow="0" w:lastRow="0" w:firstColumn="0" w:lastColumn="0" w:noHBand="0" w:noVBand="1"/>
+        <w:tblLook w:val="0400"/>
       </w:tblPr>
       <w:tblGrid>
         <w:gridCol w:w="923"/>
@@ -946,7 +936,7 @@
           <w:r>
             <w:fldChar w:fldCharType="separate"/>
           </w:r>
-          <w:hyperlink w:anchor="_Toc221794138" w:history="1">
+          <w:hyperlink w:anchor="_Toc221838851" w:history="1">
             <w:r>
               <w:rPr>
                 <w:rStyle w:val="a6"/>
@@ -973,7 +963,7 @@
                 <w:noProof/>
                 <w:webHidden/>
               </w:rPr>
-              <w:instrText xml:space="preserve"> PAGEREF _Toc221794138 \h </w:instrText>
+              <w:instrText xml:space="preserve"> PAGEREF _Toc221838851 \h </w:instrText>
             </w:r>
             <w:r>
               <w:rPr>
@@ -1016,7 +1006,7 @@
               <w:sz w:val="22"/>
             </w:rPr>
           </w:pPr>
-          <w:hyperlink w:anchor="_Toc221794139" w:history="1">
+          <w:hyperlink w:anchor="_Toc221838852" w:history="1">
             <w:r>
               <w:rPr>
                 <w:rStyle w:val="a6"/>
@@ -1043,7 +1033,7 @@
                 <w:noProof/>
                 <w:webHidden/>
               </w:rPr>
-              <w:instrText xml:space="preserve"> PAGEREF _Toc221794139 \h </w:instrText>
+              <w:instrText xml:space="preserve"> PAGEREF _Toc221838852 \h </w:instrText>
             </w:r>
             <w:r>
               <w:rPr>
@@ -1086,7 +1076,7 @@
               <w:sz w:val="22"/>
             </w:rPr>
           </w:pPr>
-          <w:hyperlink w:anchor="_Toc221794140" w:history="1">
+          <w:hyperlink w:anchor="_Toc221838853" w:history="1">
             <w:r>
               <w:rPr>
                 <w:rStyle w:val="a6"/>
@@ -1113,7 +1103,7 @@
                 <w:noProof/>
                 <w:webHidden/>
               </w:rPr>
-              <w:instrText xml:space="preserve"> PAGEREF _Toc221794140 \h </w:instrText>
+              <w:instrText xml:space="preserve"> PAGEREF _Toc221838853 \h </w:instrText>
             </w:r>
             <w:r>
               <w:rPr>
@@ -1133,7 +1123,7 @@
                 <w:noProof/>
                 <w:webHidden/>
               </w:rPr>
-              <w:t>10</w:t>
+              <w:t>8</w:t>
             </w:r>
             <w:r>
               <w:rPr>
@@ -1156,7 +1146,7 @@
               <w:sz w:val="22"/>
             </w:rPr>
           </w:pPr>
-          <w:hyperlink w:anchor="_Toc221794141" w:history="1">
+          <w:hyperlink w:anchor="_Toc221838854" w:history="1">
             <w:r>
               <w:rPr>
                 <w:rStyle w:val="a6"/>
@@ -1183,7 +1173,7 @@
                 <w:noProof/>
                 <w:webHidden/>
               </w:rPr>
-              <w:instrText xml:space="preserve"> PAGEREF _Toc221794141 \h </w:instrText>
+              <w:instrText xml:space="preserve"> PAGEREF _Toc221838854 \h </w:instrText>
             </w:r>
             <w:r>
               <w:rPr>
@@ -1203,7 +1193,7 @@
                 <w:noProof/>
                 <w:webHidden/>
               </w:rPr>
-              <w:t>15</w:t>
+              <w:t>12</w:t>
             </w:r>
             <w:r>
               <w:rPr>
@@ -1226,7 +1216,7 @@
               <w:sz w:val="22"/>
             </w:rPr>
           </w:pPr>
-          <w:hyperlink w:anchor="_Toc221794142" w:history="1">
+          <w:hyperlink w:anchor="_Toc221838855" w:history="1">
             <w:r>
               <w:rPr>
                 <w:rStyle w:val="a6"/>
@@ -1262,7 +1252,7 @@
                 <w:noProof/>
                 <w:webHidden/>
               </w:rPr>
-              <w:instrText xml:space="preserve"> PAGEREF _Toc221794142 \h </w:instrText>
+              <w:instrText xml:space="preserve"> PAGEREF _Toc221838855 \h </w:instrText>
             </w:r>
             <w:r>
               <w:rPr>
@@ -1282,7 +1272,7 @@
                 <w:noProof/>
                 <w:webHidden/>
               </w:rPr>
-              <w:t>17</w:t>
+              <w:t>14</w:t>
             </w:r>
             <w:r>
               <w:rPr>
@@ -1305,7 +1295,7 @@
               <w:sz w:val="22"/>
             </w:rPr>
           </w:pPr>
-          <w:hyperlink w:anchor="_Toc221794143" w:history="1">
+          <w:hyperlink w:anchor="_Toc221838856" w:history="1">
             <w:r>
               <w:rPr>
                 <w:rStyle w:val="a6"/>
@@ -1332,7 +1322,7 @@
                 <w:noProof/>
                 <w:webHidden/>
               </w:rPr>
-              <w:instrText xml:space="preserve"> PAGEREF _Toc221794143 \h </w:instrText>
+              <w:instrText xml:space="preserve"> PAGEREF _Toc221838856 \h </w:instrText>
             </w:r>
             <w:r>
               <w:rPr>
@@ -1352,7 +1342,7 @@
                 <w:noProof/>
                 <w:webHidden/>
               </w:rPr>
-              <w:t>20</w:t>
+              <w:t>16</w:t>
             </w:r>
             <w:r>
               <w:rPr>
@@ -1375,7 +1365,7 @@
               <w:sz w:val="22"/>
             </w:rPr>
           </w:pPr>
-          <w:hyperlink w:anchor="_Toc221794144" w:history="1">
+          <w:hyperlink w:anchor="_Toc221838857" w:history="1">
             <w:r>
               <w:rPr>
                 <w:rStyle w:val="a6"/>
@@ -1411,7 +1401,7 @@
                 <w:noProof/>
                 <w:webHidden/>
               </w:rPr>
-              <w:instrText xml:space="preserve"> PAGEREF _Toc221794144 \h </w:instrText>
+              <w:instrText xml:space="preserve"> PAGEREF _Toc221838857 \h </w:instrText>
             </w:r>
             <w:r>
               <w:rPr>
@@ -1431,7 +1421,7 @@
                 <w:noProof/>
                 <w:webHidden/>
               </w:rPr>
-              <w:t>22</w:t>
+              <w:t>18</w:t>
             </w:r>
             <w:r>
               <w:rPr>
@@ -1454,7 +1444,7 @@
               <w:sz w:val="22"/>
             </w:rPr>
           </w:pPr>
-          <w:hyperlink w:anchor="_Toc221794145" w:history="1">
+          <w:hyperlink w:anchor="_Toc221838858" w:history="1">
             <w:r>
               <w:rPr>
                 <w:rStyle w:val="a6"/>
@@ -1490,7 +1480,7 @@
                 <w:noProof/>
                 <w:webHidden/>
               </w:rPr>
-              <w:instrText xml:space="preserve"> PAGEREF _Toc221794145 \h </w:instrText>
+              <w:instrText xml:space="preserve"> PAGEREF _Toc221838858 \h </w:instrText>
             </w:r>
             <w:r>
               <w:rPr>
@@ -1510,7 +1500,7 @@
                 <w:noProof/>
                 <w:webHidden/>
               </w:rPr>
-              <w:t>27</w:t>
+              <w:t>21</w:t>
             </w:r>
             <w:r>
               <w:rPr>
@@ -1533,7 +1523,7 @@
               <w:sz w:val="22"/>
             </w:rPr>
           </w:pPr>
-          <w:hyperlink w:anchor="_Toc221794146" w:history="1">
+          <w:hyperlink w:anchor="_Toc221838859" w:history="1">
             <w:r>
               <w:rPr>
                 <w:rStyle w:val="a6"/>
@@ -1585,7 +1575,7 @@
                 <w:noProof/>
                 <w:webHidden/>
               </w:rPr>
-              <w:instrText xml:space="preserve"> PAGEREF _Toc221794146 \h </w:instrText>
+              <w:instrText xml:space="preserve"> PAGEREF _Toc221838859 \h </w:instrText>
             </w:r>
             <w:r>
               <w:rPr>
@@ -1605,7 +1595,7 @@
                 <w:noProof/>
                 <w:webHidden/>
               </w:rPr>
-              <w:t>28</w:t>
+              <w:t>23</w:t>
             </w:r>
             <w:r>
               <w:rPr>
@@ -1628,7 +1618,7 @@
               <w:sz w:val="22"/>
             </w:rPr>
           </w:pPr>
-          <w:hyperlink w:anchor="_Toc221794147" w:history="1">
+          <w:hyperlink w:anchor="_Toc221838860" w:history="1">
             <w:r>
               <w:rPr>
                 <w:rStyle w:val="a6"/>
@@ -1688,7 +1678,7 @@
                 <w:noProof/>
                 <w:webHidden/>
               </w:rPr>
-              <w:instrText xml:space="preserve"> PAGEREF _Toc221794147 \h </w:instrText>
+              <w:instrText xml:space="preserve"> PAGEREF _Toc221838860 \h </w:instrText>
             </w:r>
             <w:r>
               <w:rPr>
@@ -1708,7 +1698,7 @@
                 <w:noProof/>
                 <w:webHidden/>
               </w:rPr>
-              <w:t>29</w:t>
+              <w:t>24</w:t>
             </w:r>
             <w:r>
               <w:rPr>
@@ -1759,7 +1749,7 @@
         <w:pStyle w:val="1"/>
         <w:ind w:firstLine="709"/>
       </w:pPr>
-      <w:bookmarkStart w:id="3" w:name="_Toc221794138"/>
+      <w:bookmarkStart w:id="3" w:name="_Toc221838851"/>
       <w:r>
         <w:lastRenderedPageBreak/>
         <w:t>Практическое занятие №1</w:t>
@@ -1902,7 +1892,7 @@
           <w:noProof/>
         </w:rPr>
         <w:drawing>
-          <wp:inline distT="0" distB="0" distL="0" distR="0" wp14:anchorId="5A11BA30" wp14:editId="7520B94C">
+          <wp:inline distT="0" distB="0" distL="0" distR="0">
             <wp:extent cx="3505200" cy="2525610"/>
             <wp:effectExtent l="0" t="0" r="0" b="0"/>
             <wp:docPr id="2" name="Рисунок 2"/>
@@ -1917,7 +1907,7 @@
                     <pic:cNvPicPr/>
                   </pic:nvPicPr>
                   <pic:blipFill>
-                    <a:blip r:embed="rId10" cstate="print"/>
+                    <a:blip r:embed="rId9" cstate="print"/>
                     <a:srcRect l="5714" r="5882"/>
                     <a:stretch>
                       <a:fillRect/>
@@ -1943,7 +1933,7 @@
           <w:noProof/>
         </w:rPr>
         <w:drawing>
-          <wp:inline distT="0" distB="0" distL="0" distR="0" wp14:anchorId="03718E1A" wp14:editId="366527BB">
+          <wp:inline distT="0" distB="0" distL="0" distR="0">
             <wp:extent cx="1651000" cy="2412100"/>
             <wp:effectExtent l="0" t="0" r="0" b="0"/>
             <wp:docPr id="19" name="Рисунок 3"/>
@@ -1958,7 +1948,7 @@
                     <pic:cNvPicPr/>
                   </pic:nvPicPr>
                   <pic:blipFill>
-                    <a:blip r:embed="rId11" cstate="print"/>
+                    <a:blip r:embed="rId10" cstate="print"/>
                     <a:srcRect l="4670" r="17857"/>
                     <a:stretch>
                       <a:fillRect/>
@@ -1990,15 +1980,7 @@
         <w:ind w:firstLine="709"/>
       </w:pPr>
       <w:r>
-        <w:t xml:space="preserve">Используя стандартные примитивы спираль и эллипс и операции копирования, группировки, </w:t>
-      </w:r>
-      <w:proofErr w:type="spellStart"/>
-      <w:r>
-        <w:t>зеркалирования</w:t>
-      </w:r>
-      <w:proofErr w:type="spellEnd"/>
-      <w:r>
-        <w:t xml:space="preserve"> и выравнивания нарисовать </w:t>
+        <w:t xml:space="preserve">Используя стандартные примитивы спираль и эллипс и операции копирования, группировки, зеркалирования и выравнивания нарисовать </w:t>
       </w:r>
       <w:r>
         <w:t>изобра</w:t>
@@ -2036,7 +2018,7 @@
           <w:noProof/>
         </w:rPr>
         <w:drawing>
-          <wp:inline distT="0" distB="0" distL="0" distR="0" wp14:anchorId="5D55ECBB" wp14:editId="44679E05">
+          <wp:inline distT="0" distB="0" distL="0" distR="0">
             <wp:extent cx="3276600" cy="1680147"/>
             <wp:effectExtent l="0" t="0" r="0" b="0"/>
             <wp:docPr id="4" name="Рисунок 4"/>
@@ -2051,7 +2033,7 @@
                     <pic:cNvPicPr/>
                   </pic:nvPicPr>
                   <pic:blipFill>
-                    <a:blip r:embed="rId12" cstate="print"/>
+                    <a:blip r:embed="rId11" cstate="print"/>
                     <a:srcRect l="2854"/>
                     <a:stretch>
                       <a:fillRect/>
@@ -2227,7 +2209,7 @@
           <w:noProof/>
         </w:rPr>
         <w:drawing>
-          <wp:inline distT="0" distB="0" distL="0" distR="0" wp14:anchorId="72B572BE" wp14:editId="35FFCDF3">
+          <wp:inline distT="0" distB="0" distL="0" distR="0">
             <wp:extent cx="3081898" cy="4254500"/>
             <wp:effectExtent l="19050" t="0" r="4202" b="0"/>
             <wp:docPr id="5" name="Рисунок 5"/>
@@ -2242,7 +2224,7 @@
                     <pic:cNvPicPr/>
                   </pic:nvPicPr>
                   <pic:blipFill>
-                    <a:blip r:embed="rId13" cstate="print"/>
+                    <a:blip r:embed="rId12" cstate="print"/>
                     <a:srcRect l="8414"/>
                     <a:stretch>
                       <a:fillRect/>
@@ -2355,14 +2337,12 @@
         </w:rPr>
         <w:t xml:space="preserve"> </w:t>
       </w:r>
-      <w:proofErr w:type="spellStart"/>
       <w:r>
         <w:rPr>
           <w:color w:val="231F20"/>
         </w:rPr>
         <w:t>Wingdings</w:t>
       </w:r>
-      <w:proofErr w:type="spellEnd"/>
       <w:r>
         <w:rPr>
           <w:color w:val="231F20"/>
@@ -2383,7 +2363,6 @@
         </w:rPr>
         <w:t xml:space="preserve"> </w:t>
       </w:r>
-      <w:proofErr w:type="gramStart"/>
       <w:r>
         <w:rPr>
           <w:color w:val="231F20"/>
@@ -2391,20 +2370,11 @@
         </w:rPr>
         <w:t>опера-</w:t>
       </w:r>
-      <w:proofErr w:type="spellStart"/>
-      <w:r>
-        <w:rPr>
-          <w:color w:val="231F20"/>
-        </w:rPr>
-        <w:t>цию</w:t>
-      </w:r>
-      <w:proofErr w:type="spellEnd"/>
-      <w:proofErr w:type="gramEnd"/>
-      <w:r>
-        <w:rPr>
-          <w:color w:val="231F20"/>
-        </w:rPr>
-        <w:t xml:space="preserve"> поворота с</w:t>
+      <w:r>
+        <w:rPr>
+          <w:color w:val="231F20"/>
+        </w:rPr>
+        <w:t>цию поворота с</w:t>
       </w:r>
       <w:r>
         <w:rPr>
@@ -2474,7 +2444,7 @@
           <w:noProof/>
         </w:rPr>
         <w:drawing>
-          <wp:inline distT="0" distB="0" distL="0" distR="0" wp14:anchorId="318CB57A" wp14:editId="7E1AC6C2">
+          <wp:inline distT="0" distB="0" distL="0" distR="0">
             <wp:extent cx="2724150" cy="2636272"/>
             <wp:effectExtent l="19050" t="0" r="0" b="0"/>
             <wp:docPr id="22" name="Рисунок 21" descr="Screenshot 2026-02-06 230346.png"/>
@@ -2489,7 +2459,7 @@
                     <pic:cNvPicPr/>
                   </pic:nvPicPr>
                   <pic:blipFill>
-                    <a:blip r:embed="rId14" cstate="print"/>
+                    <a:blip r:embed="rId13" cstate="print"/>
                     <a:stretch>
                       <a:fillRect/>
                     </a:stretch>
@@ -2628,10 +2598,240 @@
           <w:noProof/>
         </w:rPr>
         <w:drawing>
-          <wp:inline distT="0" distB="0" distL="0" distR="0" wp14:anchorId="6447FE94" wp14:editId="38FE6894">
+          <wp:inline distT="0" distB="0" distL="0" distR="0">
             <wp:extent cx="6169099" cy="1440878"/>
             <wp:effectExtent l="19050" t="0" r="3101" b="0"/>
             <wp:docPr id="6" name="Рисунок 6"/>
+            <wp:cNvGraphicFramePr>
+              <a:graphicFrameLocks xmlns:a="http://schemas.openxmlformats.org/drawingml/2006/main" noChangeAspect="1"/>
+            </wp:cNvGraphicFramePr>
+            <a:graphic xmlns:a="http://schemas.openxmlformats.org/drawingml/2006/main">
+              <a:graphicData uri="http://schemas.openxmlformats.org/drawingml/2006/picture">
+                <pic:pic xmlns:pic="http://schemas.openxmlformats.org/drawingml/2006/picture">
+                  <pic:nvPicPr>
+                    <pic:cNvPr id="0" name=""/>
+                    <pic:cNvPicPr/>
+                  </pic:nvPicPr>
+                  <pic:blipFill>
+                    <a:blip r:embed="rId14" cstate="print"/>
+                    <a:stretch>
+                      <a:fillRect/>
+                    </a:stretch>
+                  </pic:blipFill>
+                  <pic:spPr>
+                    <a:xfrm>
+                      <a:off x="0" y="0"/>
+                      <a:ext cx="6202133" cy="1448593"/>
+                    </a:xfrm>
+                    <a:prstGeom prst="rect">
+                      <a:avLst/>
+                    </a:prstGeom>
+                  </pic:spPr>
+                </pic:pic>
+              </a:graphicData>
+            </a:graphic>
+          </wp:inline>
+        </w:drawing>
+      </w:r>
+    </w:p>
+    <w:p>
+      <w:pPr>
+        <w:pStyle w:val="a7"/>
+        <w:numPr>
+          <w:ilvl w:val="0"/>
+          <w:numId w:val="4"/>
+        </w:numPr>
+        <w:tabs>
+          <w:tab w:val="left" w:pos="1255"/>
+        </w:tabs>
+        <w:spacing w:before="164"/>
+        <w:ind w:left="156" w:firstLine="709"/>
+      </w:pPr>
+      <w:r>
+        <w:rPr>
+          <w:color w:val="231F20"/>
+        </w:rPr>
+        <w:t>Используя</w:t>
+      </w:r>
+      <w:r>
+        <w:rPr>
+          <w:color w:val="231F20"/>
+          <w:spacing w:val="28"/>
+        </w:rPr>
+        <w:t xml:space="preserve"> </w:t>
+      </w:r>
+      <w:r>
+        <w:rPr>
+          <w:color w:val="231F20"/>
+        </w:rPr>
+        <w:t>стандартный</w:t>
+      </w:r>
+      <w:r>
+        <w:rPr>
+          <w:color w:val="231F20"/>
+          <w:spacing w:val="28"/>
+        </w:rPr>
+        <w:t xml:space="preserve"> </w:t>
+      </w:r>
+      <w:r>
+        <w:rPr>
+          <w:color w:val="231F20"/>
+        </w:rPr>
+        <w:t>примитив</w:t>
+      </w:r>
+      <w:r>
+        <w:rPr>
+          <w:color w:val="231F20"/>
+          <w:spacing w:val="28"/>
+        </w:rPr>
+        <w:t xml:space="preserve"> </w:t>
+      </w:r>
+      <w:r>
+        <w:rPr>
+          <w:color w:val="231F20"/>
+        </w:rPr>
+        <w:t>эллипс</w:t>
+      </w:r>
+      <w:r>
+        <w:rPr>
+          <w:color w:val="231F20"/>
+          <w:spacing w:val="29"/>
+        </w:rPr>
+        <w:t xml:space="preserve"> </w:t>
+      </w:r>
+      <w:r>
+        <w:rPr>
+          <w:color w:val="231F20"/>
+        </w:rPr>
+        <w:t>и</w:t>
+      </w:r>
+      <w:r>
+        <w:rPr>
+          <w:color w:val="231F20"/>
+          <w:spacing w:val="28"/>
+        </w:rPr>
+        <w:t xml:space="preserve"> </w:t>
+      </w:r>
+      <w:r>
+        <w:rPr>
+          <w:color w:val="231F20"/>
+        </w:rPr>
+        <w:t>операции</w:t>
+      </w:r>
+      <w:r>
+        <w:rPr>
+          <w:color w:val="231F20"/>
+          <w:spacing w:val="28"/>
+        </w:rPr>
+        <w:t xml:space="preserve"> </w:t>
+      </w:r>
+      <w:r>
+        <w:rPr>
+          <w:color w:val="231F20"/>
+          <w:spacing w:val="-2"/>
+        </w:rPr>
+        <w:t>масштабирова</w:t>
+      </w:r>
+      <w:r>
+        <w:rPr>
+          <w:color w:val="231F20"/>
+        </w:rPr>
+        <w:t>ния,</w:t>
+      </w:r>
+      <w:r>
+        <w:rPr>
+          <w:color w:val="231F20"/>
+          <w:spacing w:val="8"/>
+        </w:rPr>
+        <w:t xml:space="preserve"> </w:t>
+      </w:r>
+      <w:r>
+        <w:rPr>
+          <w:color w:val="231F20"/>
+        </w:rPr>
+        <w:t>копирования</w:t>
+      </w:r>
+      <w:r>
+        <w:rPr>
+          <w:color w:val="231F20"/>
+          <w:spacing w:val="9"/>
+        </w:rPr>
+        <w:t xml:space="preserve"> </w:t>
+      </w:r>
+      <w:r>
+        <w:rPr>
+          <w:color w:val="231F20"/>
+        </w:rPr>
+        <w:t>и</w:t>
+      </w:r>
+      <w:r>
+        <w:rPr>
+          <w:color w:val="231F20"/>
+          <w:spacing w:val="9"/>
+        </w:rPr>
+        <w:t xml:space="preserve"> </w:t>
+      </w:r>
+      <w:r>
+        <w:rPr>
+          <w:color w:val="231F20"/>
+        </w:rPr>
+        <w:t>вращения</w:t>
+      </w:r>
+      <w:r>
+        <w:rPr>
+          <w:color w:val="231F20"/>
+          <w:spacing w:val="9"/>
+        </w:rPr>
+        <w:t xml:space="preserve"> </w:t>
+      </w:r>
+      <w:r>
+        <w:rPr>
+          <w:color w:val="231F20"/>
+        </w:rPr>
+        <w:t>нарисовать</w:t>
+      </w:r>
+      <w:r>
+        <w:rPr>
+          <w:color w:val="231F20"/>
+          <w:spacing w:val="8"/>
+        </w:rPr>
+        <w:t xml:space="preserve"> </w:t>
+      </w:r>
+      <w:r>
+        <w:rPr>
+          <w:color w:val="231F20"/>
+          <w:spacing w:val="-2"/>
+        </w:rPr>
+        <w:t>изображение:</w:t>
+      </w:r>
+    </w:p>
+    <w:p>
+      <w:pPr>
+        <w:ind w:firstLine="709"/>
+      </w:pPr>
+    </w:p>
+    <w:p>
+      <w:pPr>
+        <w:ind w:firstLine="709"/>
+      </w:pPr>
+      <w:r>
+        <w:t>Рисунок 7</w:t>
+      </w:r>
+    </w:p>
+    <w:p>
+      <w:pPr>
+        <w:ind w:firstLine="709"/>
+        <w:jc w:val="center"/>
+      </w:pPr>
+      <w:r>
+        <w:rPr>
+          <w:noProof/>
+        </w:rPr>
+        <w:drawing>
+          <wp:inline distT="0" distB="0" distL="0" distR="0">
+            <wp:extent cx="6027089" cy="2141744"/>
+            <wp:effectExtent l="19050" t="0" r="0" b="0"/>
+            <wp:docPr id="7" name="Рисунок 7"/>
             <wp:cNvGraphicFramePr>
               <a:graphicFrameLocks xmlns:a="http://schemas.openxmlformats.org/drawingml/2006/main" noChangeAspect="1"/>
             </wp:cNvGraphicFramePr>
@@ -2651,236 +2851,6 @@
                   <pic:spPr>
                     <a:xfrm>
                       <a:off x="0" y="0"/>
-                      <a:ext cx="6202133" cy="1448593"/>
-                    </a:xfrm>
-                    <a:prstGeom prst="rect">
-                      <a:avLst/>
-                    </a:prstGeom>
-                  </pic:spPr>
-                </pic:pic>
-              </a:graphicData>
-            </a:graphic>
-          </wp:inline>
-        </w:drawing>
-      </w:r>
-    </w:p>
-    <w:p>
-      <w:pPr>
-        <w:pStyle w:val="a7"/>
-        <w:numPr>
-          <w:ilvl w:val="0"/>
-          <w:numId w:val="4"/>
-        </w:numPr>
-        <w:tabs>
-          <w:tab w:val="left" w:pos="1255"/>
-        </w:tabs>
-        <w:spacing w:before="164"/>
-        <w:ind w:left="156" w:firstLine="709"/>
-      </w:pPr>
-      <w:r>
-        <w:rPr>
-          <w:color w:val="231F20"/>
-        </w:rPr>
-        <w:t>Используя</w:t>
-      </w:r>
-      <w:r>
-        <w:rPr>
-          <w:color w:val="231F20"/>
-          <w:spacing w:val="28"/>
-        </w:rPr>
-        <w:t xml:space="preserve"> </w:t>
-      </w:r>
-      <w:r>
-        <w:rPr>
-          <w:color w:val="231F20"/>
-        </w:rPr>
-        <w:t>стандартный</w:t>
-      </w:r>
-      <w:r>
-        <w:rPr>
-          <w:color w:val="231F20"/>
-          <w:spacing w:val="28"/>
-        </w:rPr>
-        <w:t xml:space="preserve"> </w:t>
-      </w:r>
-      <w:r>
-        <w:rPr>
-          <w:color w:val="231F20"/>
-        </w:rPr>
-        <w:t>примитив</w:t>
-      </w:r>
-      <w:r>
-        <w:rPr>
-          <w:color w:val="231F20"/>
-          <w:spacing w:val="28"/>
-        </w:rPr>
-        <w:t xml:space="preserve"> </w:t>
-      </w:r>
-      <w:r>
-        <w:rPr>
-          <w:color w:val="231F20"/>
-        </w:rPr>
-        <w:t>эллипс</w:t>
-      </w:r>
-      <w:r>
-        <w:rPr>
-          <w:color w:val="231F20"/>
-          <w:spacing w:val="29"/>
-        </w:rPr>
-        <w:t xml:space="preserve"> </w:t>
-      </w:r>
-      <w:r>
-        <w:rPr>
-          <w:color w:val="231F20"/>
-        </w:rPr>
-        <w:t>и</w:t>
-      </w:r>
-      <w:r>
-        <w:rPr>
-          <w:color w:val="231F20"/>
-          <w:spacing w:val="28"/>
-        </w:rPr>
-        <w:t xml:space="preserve"> </w:t>
-      </w:r>
-      <w:r>
-        <w:rPr>
-          <w:color w:val="231F20"/>
-        </w:rPr>
-        <w:t>операции</w:t>
-      </w:r>
-      <w:r>
-        <w:rPr>
-          <w:color w:val="231F20"/>
-          <w:spacing w:val="28"/>
-        </w:rPr>
-        <w:t xml:space="preserve"> </w:t>
-      </w:r>
-      <w:r>
-        <w:rPr>
-          <w:color w:val="231F20"/>
-          <w:spacing w:val="-2"/>
-        </w:rPr>
-        <w:t>масштабирова</w:t>
-      </w:r>
-      <w:r>
-        <w:rPr>
-          <w:color w:val="231F20"/>
-        </w:rPr>
-        <w:t>ния,</w:t>
-      </w:r>
-      <w:r>
-        <w:rPr>
-          <w:color w:val="231F20"/>
-          <w:spacing w:val="8"/>
-        </w:rPr>
-        <w:t xml:space="preserve"> </w:t>
-      </w:r>
-      <w:r>
-        <w:rPr>
-          <w:color w:val="231F20"/>
-        </w:rPr>
-        <w:t>копирования</w:t>
-      </w:r>
-      <w:r>
-        <w:rPr>
-          <w:color w:val="231F20"/>
-          <w:spacing w:val="9"/>
-        </w:rPr>
-        <w:t xml:space="preserve"> </w:t>
-      </w:r>
-      <w:r>
-        <w:rPr>
-          <w:color w:val="231F20"/>
-        </w:rPr>
-        <w:t>и</w:t>
-      </w:r>
-      <w:r>
-        <w:rPr>
-          <w:color w:val="231F20"/>
-          <w:spacing w:val="9"/>
-        </w:rPr>
-        <w:t xml:space="preserve"> </w:t>
-      </w:r>
-      <w:r>
-        <w:rPr>
-          <w:color w:val="231F20"/>
-        </w:rPr>
-        <w:t>вращения</w:t>
-      </w:r>
-      <w:r>
-        <w:rPr>
-          <w:color w:val="231F20"/>
-          <w:spacing w:val="9"/>
-        </w:rPr>
-        <w:t xml:space="preserve"> </w:t>
-      </w:r>
-      <w:r>
-        <w:rPr>
-          <w:color w:val="231F20"/>
-        </w:rPr>
-        <w:t>нарисовать</w:t>
-      </w:r>
-      <w:r>
-        <w:rPr>
-          <w:color w:val="231F20"/>
-          <w:spacing w:val="8"/>
-        </w:rPr>
-        <w:t xml:space="preserve"> </w:t>
-      </w:r>
-      <w:r>
-        <w:rPr>
-          <w:color w:val="231F20"/>
-          <w:spacing w:val="-2"/>
-        </w:rPr>
-        <w:t>изображение:</w:t>
-      </w:r>
-    </w:p>
-    <w:p>
-      <w:pPr>
-        <w:ind w:firstLine="709"/>
-      </w:pPr>
-    </w:p>
-    <w:p>
-      <w:pPr>
-        <w:ind w:firstLine="709"/>
-      </w:pPr>
-      <w:r>
-        <w:t>Рисунок 7</w:t>
-      </w:r>
-    </w:p>
-    <w:p>
-      <w:pPr>
-        <w:ind w:firstLine="709"/>
-        <w:jc w:val="center"/>
-      </w:pPr>
-      <w:r>
-        <w:rPr>
-          <w:noProof/>
-        </w:rPr>
-        <w:drawing>
-          <wp:inline distT="0" distB="0" distL="0" distR="0" wp14:anchorId="12FED66D" wp14:editId="5574D336">
-            <wp:extent cx="6027089" cy="2141744"/>
-            <wp:effectExtent l="19050" t="0" r="0" b="0"/>
-            <wp:docPr id="7" name="Рисунок 7"/>
-            <wp:cNvGraphicFramePr>
-              <a:graphicFrameLocks xmlns:a="http://schemas.openxmlformats.org/drawingml/2006/main" noChangeAspect="1"/>
-            </wp:cNvGraphicFramePr>
-            <a:graphic xmlns:a="http://schemas.openxmlformats.org/drawingml/2006/main">
-              <a:graphicData uri="http://schemas.openxmlformats.org/drawingml/2006/picture">
-                <pic:pic xmlns:pic="http://schemas.openxmlformats.org/drawingml/2006/picture">
-                  <pic:nvPicPr>
-                    <pic:cNvPr id="0" name=""/>
-                    <pic:cNvPicPr/>
-                  </pic:nvPicPr>
-                  <pic:blipFill>
-                    <a:blip r:embed="rId16" cstate="print"/>
-                    <a:stretch>
-                      <a:fillRect/>
-                    </a:stretch>
-                  </pic:blipFill>
-                  <pic:spPr>
-                    <a:xfrm>
-                      <a:off x="0" y="0"/>
                       <a:ext cx="6030366" cy="2142908"/>
                     </a:xfrm>
                     <a:prstGeom prst="rect">
@@ -3105,7 +3075,7 @@
           <w:noProof/>
         </w:rPr>
         <w:drawing>
-          <wp:inline distT="0" distB="0" distL="0" distR="0" wp14:anchorId="7DD7A09F" wp14:editId="5439E414">
+          <wp:inline distT="0" distB="0" distL="0" distR="0">
             <wp:extent cx="1968500" cy="1898272"/>
             <wp:effectExtent l="0" t="0" r="0" b="0"/>
             <wp:docPr id="8" name="Рисунок 8"/>
@@ -3120,7 +3090,7 @@
                     <pic:cNvPicPr/>
                   </pic:nvPicPr>
                   <pic:blipFill>
-                    <a:blip r:embed="rId17" cstate="print"/>
+                    <a:blip r:embed="rId16" cstate="print"/>
                     <a:srcRect l="11975" t="10417" r="16031" b="7612"/>
                     <a:stretch>
                       <a:fillRect/>
@@ -3146,7 +3116,7 @@
           <w:noProof/>
         </w:rPr>
         <w:drawing>
-          <wp:inline distT="0" distB="0" distL="0" distR="0" wp14:anchorId="4BEFB7E5" wp14:editId="466EA3DC">
+          <wp:inline distT="0" distB="0" distL="0" distR="0">
             <wp:extent cx="2514600" cy="1914788"/>
             <wp:effectExtent l="0" t="0" r="0" b="0"/>
             <wp:docPr id="9" name="Рисунок 9"/>
@@ -3161,7 +3131,7 @@
                     <pic:cNvPicPr/>
                   </pic:nvPicPr>
                   <pic:blipFill>
-                    <a:blip r:embed="rId18" cstate="print"/>
+                    <a:blip r:embed="rId17" cstate="print"/>
                     <a:srcRect l="3269" t="12621" r="9911" b="6672"/>
                     <a:stretch>
                       <a:fillRect/>
@@ -3188,7 +3158,7 @@
         <w:pStyle w:val="1"/>
         <w:ind w:firstLine="709"/>
       </w:pPr>
-      <w:bookmarkStart w:id="4" w:name="_Toc221794139"/>
+      <w:bookmarkStart w:id="4" w:name="_Toc221838852"/>
       <w:r>
         <w:lastRenderedPageBreak/>
         <w:t>Практическое занятие №2</w:t>
@@ -3332,11 +3302,9 @@
         </w:rPr>
         <w:t xml:space="preserve"> </w:t>
       </w:r>
-      <w:proofErr w:type="spellStart"/>
       <w:r>
         <w:t>операци</w:t>
       </w:r>
-      <w:proofErr w:type="spellEnd"/>
       <w:r>
         <w:rPr>
           <w:spacing w:val="80"/>
@@ -3432,7 +3400,7 @@
           <w:noProof/>
         </w:rPr>
         <w:drawing>
-          <wp:anchor distT="0" distB="0" distL="114300" distR="114300" simplePos="0" relativeHeight="251658240" behindDoc="0" locked="0" layoutInCell="1" allowOverlap="1" wp14:anchorId="1D90F655" wp14:editId="5D46D253">
+          <wp:anchor distT="0" distB="0" distL="114300" distR="114300" simplePos="0" relativeHeight="251658240" behindDoc="0" locked="0" layoutInCell="1" allowOverlap="1">
             <wp:simplePos x="0" y="0"/>
             <wp:positionH relativeFrom="column">
               <wp:posOffset>-13970</wp:posOffset>
@@ -3463,7 +3431,7 @@
                     <pic:cNvPicPr/>
                   </pic:nvPicPr>
                   <pic:blipFill>
-                    <a:blip r:embed="rId19" cstate="print"/>
+                    <a:blip r:embed="rId18" cstate="print"/>
                     <a:srcRect t="7477" b="9346"/>
                     <a:stretch>
                       <a:fillRect/>
@@ -3492,7 +3460,7 @@
           <w:noProof/>
         </w:rPr>
         <w:drawing>
-          <wp:inline distT="0" distB="0" distL="0" distR="0" wp14:anchorId="00FFA3E1" wp14:editId="6A3EAD87">
+          <wp:inline distT="0" distB="0" distL="0" distR="0">
             <wp:extent cx="2149991" cy="2024579"/>
             <wp:effectExtent l="19050" t="0" r="2659" b="0"/>
             <wp:docPr id="20" name="Рисунок 1"/>
@@ -3509,7 +3477,7 @@
                     </pic:cNvPicPr>
                   </pic:nvPicPr>
                   <pic:blipFill>
-                    <a:blip r:embed="rId20" cstate="print"/>
+                    <a:blip r:embed="rId19" cstate="print"/>
                     <a:srcRect/>
                     <a:stretch>
                       <a:fillRect/>
@@ -3586,7 +3554,7 @@
           <w:noProof/>
         </w:rPr>
         <w:drawing>
-          <wp:anchor distT="0" distB="0" distL="114300" distR="114300" simplePos="0" relativeHeight="251661312" behindDoc="0" locked="0" layoutInCell="1" allowOverlap="1" wp14:anchorId="0193F621" wp14:editId="24560603">
+          <wp:anchor distT="0" distB="0" distL="114300" distR="114300" simplePos="0" relativeHeight="251661312" behindDoc="0" locked="0" layoutInCell="1" allowOverlap="1">
             <wp:simplePos x="0" y="0"/>
             <wp:positionH relativeFrom="column">
               <wp:posOffset>4253230</wp:posOffset>
@@ -3617,7 +3585,7 @@
                     <pic:cNvPicPr/>
                   </pic:nvPicPr>
                   <pic:blipFill>
-                    <a:blip r:embed="rId21" cstate="print"/>
+                    <a:blip r:embed="rId20" cstate="print"/>
                     <a:srcRect t="4902"/>
                     <a:stretch>
                       <a:fillRect/>
@@ -3643,7 +3611,7 @@
           <w:noProof/>
         </w:rPr>
         <w:drawing>
-          <wp:anchor distT="0" distB="0" distL="114300" distR="114300" simplePos="0" relativeHeight="251662336" behindDoc="0" locked="0" layoutInCell="1" allowOverlap="1" wp14:anchorId="13317982" wp14:editId="6C0F3C17">
+          <wp:anchor distT="0" distB="0" distL="114300" distR="114300" simplePos="0" relativeHeight="251662336" behindDoc="0" locked="0" layoutInCell="1" allowOverlap="1">
             <wp:simplePos x="0" y="0"/>
             <wp:positionH relativeFrom="column">
               <wp:posOffset>2081530</wp:posOffset>
@@ -3674,7 +3642,7 @@
                     <pic:cNvPicPr/>
                   </pic:nvPicPr>
                   <pic:blipFill>
-                    <a:blip r:embed="rId22" cstate="print"/>
+                    <a:blip r:embed="rId21" cstate="print"/>
                     <a:srcRect l="7132" t="3315" r="9924" b="7182"/>
                     <a:stretch>
                       <a:fillRect/>
@@ -3700,7 +3668,7 @@
           <w:noProof/>
         </w:rPr>
         <w:drawing>
-          <wp:anchor distT="0" distB="0" distL="114300" distR="114300" simplePos="0" relativeHeight="251663360" behindDoc="0" locked="0" layoutInCell="1" allowOverlap="1" wp14:anchorId="1F8127F8" wp14:editId="38E71CA7">
+          <wp:anchor distT="0" distB="0" distL="114300" distR="114300" simplePos="0" relativeHeight="251663360" behindDoc="0" locked="0" layoutInCell="1" allowOverlap="1">
             <wp:simplePos x="0" y="0"/>
             <wp:positionH relativeFrom="column">
               <wp:posOffset>-140970</wp:posOffset>
@@ -3731,7 +3699,7 @@
                     <pic:cNvPicPr/>
                   </pic:nvPicPr>
                   <pic:blipFill>
-                    <a:blip r:embed="rId23" cstate="print"/>
+                    <a:blip r:embed="rId22" cstate="print"/>
                     <a:srcRect l="5728" t="2793"/>
                     <a:stretch>
                       <a:fillRect/>
@@ -3892,7 +3860,7 @@
           <w:lang w:eastAsia="ru-RU"/>
         </w:rPr>
         <w:drawing>
-          <wp:inline distT="0" distB="0" distL="0" distR="0" wp14:anchorId="1542F80E" wp14:editId="4532EC34">
+          <wp:inline distT="0" distB="0" distL="0" distR="0">
             <wp:extent cx="292165" cy="279463"/>
             <wp:effectExtent l="0" t="0" r="0" b="0"/>
             <wp:docPr id="21" name="Image 413"/>
@@ -3907,7 +3875,7 @@
                     <pic:cNvPicPr/>
                   </pic:nvPicPr>
                   <pic:blipFill>
-                    <a:blip r:embed="rId24" cstate="print"/>
+                    <a:blip r:embed="rId23" cstate="print"/>
                     <a:stretch>
                       <a:fillRect/>
                     </a:stretch>
@@ -3994,7 +3962,7 @@
           <w:noProof/>
         </w:rPr>
         <w:drawing>
-          <wp:anchor distT="0" distB="0" distL="114300" distR="114300" simplePos="0" relativeHeight="251659264" behindDoc="0" locked="0" layoutInCell="1" allowOverlap="1" wp14:anchorId="4D9C6CCB" wp14:editId="050682CA">
+          <wp:anchor distT="0" distB="0" distL="114300" distR="114300" simplePos="0" relativeHeight="251659264" behindDoc="0" locked="0" layoutInCell="1" allowOverlap="1">
             <wp:simplePos x="0" y="0"/>
             <wp:positionH relativeFrom="column">
               <wp:posOffset>4551680</wp:posOffset>
@@ -4025,7 +3993,7 @@
                     <pic:cNvPicPr/>
                   </pic:nvPicPr>
                   <pic:blipFill>
-                    <a:blip r:embed="rId25" cstate="print"/>
+                    <a:blip r:embed="rId24" cstate="print"/>
                     <a:srcRect l="7670" t="4969" r="6702" b="-181"/>
                     <a:stretch>
                       <a:fillRect/>
@@ -4043,12 +4011,6 @@
                 </pic:pic>
               </a:graphicData>
             </a:graphic>
-            <wp14:sizeRelH relativeFrom="margin">
-              <wp14:pctWidth>0</wp14:pctWidth>
-            </wp14:sizeRelH>
-            <wp14:sizeRelV relativeFrom="margin">
-              <wp14:pctHeight>0</wp14:pctHeight>
-            </wp14:sizeRelV>
           </wp:anchor>
         </w:drawing>
       </w:r>
@@ -4057,10 +4019,50 @@
           <w:noProof/>
         </w:rPr>
         <w:drawing>
-          <wp:inline distT="0" distB="0" distL="0" distR="0" wp14:anchorId="65D42718" wp14:editId="16ECA7E7">
+          <wp:inline distT="0" distB="0" distL="0" distR="0">
             <wp:extent cx="1816100" cy="2109644"/>
             <wp:effectExtent l="0" t="0" r="0" b="0"/>
             <wp:docPr id="15" name="Рисунок 15"/>
+            <wp:cNvGraphicFramePr>
+              <a:graphicFrameLocks xmlns:a="http://schemas.openxmlformats.org/drawingml/2006/main" noChangeAspect="1"/>
+            </wp:cNvGraphicFramePr>
+            <a:graphic xmlns:a="http://schemas.openxmlformats.org/drawingml/2006/main">
+              <a:graphicData uri="http://schemas.openxmlformats.org/drawingml/2006/picture">
+                <pic:pic xmlns:pic="http://schemas.openxmlformats.org/drawingml/2006/picture">
+                  <pic:nvPicPr>
+                    <pic:cNvPr id="0" name=""/>
+                    <pic:cNvPicPr/>
+                  </pic:nvPicPr>
+                  <pic:blipFill>
+                    <a:blip r:embed="rId25" cstate="print"/>
+                    <a:stretch>
+                      <a:fillRect/>
+                    </a:stretch>
+                  </pic:blipFill>
+                  <pic:spPr>
+                    <a:xfrm>
+                      <a:off x="0" y="0"/>
+                      <a:ext cx="1827079" cy="2122397"/>
+                    </a:xfrm>
+                    <a:prstGeom prst="rect">
+                      <a:avLst/>
+                    </a:prstGeom>
+                  </pic:spPr>
+                </pic:pic>
+              </a:graphicData>
+            </a:graphic>
+          </wp:inline>
+        </w:drawing>
+      </w:r>
+      <w:r>
+        <w:rPr>
+          <w:noProof/>
+        </w:rPr>
+        <w:drawing>
+          <wp:inline distT="0" distB="0" distL="0" distR="0">
+            <wp:extent cx="1727200" cy="2133600"/>
+            <wp:effectExtent l="0" t="0" r="0" b="0"/>
+            <wp:docPr id="16" name="Рисунок 16"/>
             <wp:cNvGraphicFramePr>
               <a:graphicFrameLocks xmlns:a="http://schemas.openxmlformats.org/drawingml/2006/main" noChangeAspect="1"/>
             </wp:cNvGraphicFramePr>
@@ -4080,46 +4082,6 @@
                   <pic:spPr>
                     <a:xfrm>
                       <a:off x="0" y="0"/>
-                      <a:ext cx="1827079" cy="2122397"/>
-                    </a:xfrm>
-                    <a:prstGeom prst="rect">
-                      <a:avLst/>
-                    </a:prstGeom>
-                  </pic:spPr>
-                </pic:pic>
-              </a:graphicData>
-            </a:graphic>
-          </wp:inline>
-        </w:drawing>
-      </w:r>
-      <w:r>
-        <w:rPr>
-          <w:noProof/>
-        </w:rPr>
-        <w:drawing>
-          <wp:inline distT="0" distB="0" distL="0" distR="0" wp14:anchorId="0FF1F6C7" wp14:editId="5094EA10">
-            <wp:extent cx="1727200" cy="2133600"/>
-            <wp:effectExtent l="0" t="0" r="0" b="0"/>
-            <wp:docPr id="16" name="Рисунок 16"/>
-            <wp:cNvGraphicFramePr>
-              <a:graphicFrameLocks xmlns:a="http://schemas.openxmlformats.org/drawingml/2006/main" noChangeAspect="1"/>
-            </wp:cNvGraphicFramePr>
-            <a:graphic xmlns:a="http://schemas.openxmlformats.org/drawingml/2006/main">
-              <a:graphicData uri="http://schemas.openxmlformats.org/drawingml/2006/picture">
-                <pic:pic xmlns:pic="http://schemas.openxmlformats.org/drawingml/2006/picture">
-                  <pic:nvPicPr>
-                    <pic:cNvPr id="0" name=""/>
-                    <pic:cNvPicPr/>
-                  </pic:nvPicPr>
-                  <pic:blipFill>
-                    <a:blip r:embed="rId27" cstate="print"/>
-                    <a:stretch>
-                      <a:fillRect/>
-                    </a:stretch>
-                  </pic:blipFill>
-                  <pic:spPr>
-                    <a:xfrm>
-                      <a:off x="0" y="0"/>
                       <a:ext cx="1749179" cy="2160750"/>
                     </a:xfrm>
                     <a:prstGeom prst="rect">
@@ -4151,21 +4113,7 @@
         <w:rPr>
           <w:color w:val="231F20"/>
         </w:rPr>
-        <w:t xml:space="preserve">Используя стандартные примитивы, базовые </w:t>
-      </w:r>
-      <w:proofErr w:type="spellStart"/>
-      <w:r>
-        <w:rPr>
-          <w:color w:val="231F20"/>
-        </w:rPr>
-        <w:t>операци</w:t>
-      </w:r>
-      <w:proofErr w:type="spellEnd"/>
-      <w:r>
-        <w:rPr>
-          <w:color w:val="231F20"/>
-        </w:rPr>
-        <w:t xml:space="preserve"> с объектами, операции</w:t>
+        <w:t>Используя стандартные примитивы, базовые операци с объектами, операции</w:t>
       </w:r>
       <w:r>
         <w:rPr>
@@ -4289,11 +4237,13 @@
         <w:tab/>
       </w:r>
       <w:r>
-        <w:tab/>
-      </w:r>
-      <w:r>
-        <w:tab/>
-        <w:t xml:space="preserve">     Рисунок 10</w:t>
+        <w:rPr>
+          <w:lang w:val="en-US"/>
+        </w:rPr>
+        <w:t xml:space="preserve">    </w:t>
+      </w:r>
+      <w:r>
+        <w:t xml:space="preserve"> Рисунок 10</w:t>
       </w:r>
     </w:p>
     <w:p>
@@ -4305,7 +4255,7 @@
           <w:noProof/>
         </w:rPr>
         <w:drawing>
-          <wp:inline distT="0" distB="0" distL="0" distR="0" wp14:anchorId="7BE4435F" wp14:editId="7EF9925D">
+          <wp:inline distT="0" distB="0" distL="0" distR="0">
             <wp:extent cx="2897530" cy="2463800"/>
             <wp:effectExtent l="0" t="0" r="0" b="0"/>
             <wp:docPr id="14" name="Рисунок 14"/>
@@ -4320,7 +4270,7 @@
                     <pic:cNvPicPr/>
                   </pic:nvPicPr>
                   <pic:blipFill>
-                    <a:blip r:embed="rId28" cstate="print"/>
+                    <a:blip r:embed="rId27" cstate="print"/>
                     <a:srcRect l="5948" t="8439" r="6686" b="7173"/>
                     <a:stretch>
                       <a:fillRect/>
@@ -4346,7 +4296,7 @@
           <w:noProof/>
         </w:rPr>
         <w:drawing>
-          <wp:inline distT="0" distB="0" distL="0" distR="0" wp14:anchorId="4770E78E" wp14:editId="51701078">
+          <wp:inline distT="0" distB="0" distL="0" distR="0">
             <wp:extent cx="2676126" cy="2578100"/>
             <wp:effectExtent l="0" t="0" r="0" b="0"/>
             <wp:docPr id="12" name="Рисунок 12"/>
@@ -4361,7 +4311,7 @@
                     <pic:cNvPicPr/>
                   </pic:nvPicPr>
                   <pic:blipFill>
-                    <a:blip r:embed="rId29" cstate="print"/>
+                    <a:blip r:embed="rId28" cstate="print"/>
                     <a:stretch>
                       <a:fillRect/>
                     </a:stretch>
@@ -4397,7 +4347,7 @@
         <w:ind w:firstLine="709"/>
       </w:pPr>
       <w:bookmarkStart w:id="6" w:name="_TOC_250015"/>
-      <w:bookmarkStart w:id="7" w:name="_Toc221794140"/>
+      <w:bookmarkStart w:id="7" w:name="_Toc221838853"/>
       <w:r>
         <w:lastRenderedPageBreak/>
         <w:t xml:space="preserve">Практическое занятие </w:t>
@@ -4740,7 +4690,7 @@
           <w:lang w:eastAsia="ru-RU"/>
         </w:rPr>
         <w:drawing>
-          <wp:inline distT="0" distB="0" distL="0" distR="0" wp14:anchorId="5334BC49" wp14:editId="29281D8E">
+          <wp:inline distT="0" distB="0" distL="0" distR="0">
             <wp:extent cx="317571" cy="292165"/>
             <wp:effectExtent l="0" t="0" r="0" b="0"/>
             <wp:docPr id="417" name="Image 417"/>
@@ -4755,7 +4705,7 @@
                     <pic:cNvPicPr/>
                   </pic:nvPicPr>
                   <pic:blipFill>
-                    <a:blip r:embed="rId30" cstate="print"/>
+                    <a:blip r:embed="rId29" cstate="print"/>
                     <a:stretch>
                       <a:fillRect/>
                     </a:stretch>
@@ -4909,33 +4859,11 @@
         </w:rPr>
         <w:t xml:space="preserve"> </w:t>
       </w:r>
-      <w:proofErr w:type="spellStart"/>
-      <w:r>
-        <w:rPr>
-          <w:color w:val="231F20"/>
-        </w:rPr>
-        <w:t>выпо</w:t>
-      </w:r>
-      <w:proofErr w:type="gramStart"/>
-      <w:r>
-        <w:rPr>
-          <w:color w:val="231F20"/>
-        </w:rPr>
-        <w:t>л</w:t>
-      </w:r>
-      <w:proofErr w:type="spellEnd"/>
-      <w:r>
-        <w:rPr>
-          <w:color w:val="231F20"/>
-        </w:rPr>
-        <w:t>-</w:t>
-      </w:r>
-      <w:proofErr w:type="gramEnd"/>
-      <w:r>
-        <w:rPr>
-          <w:color w:val="231F20"/>
-        </w:rPr>
-        <w:t xml:space="preserve"> нить следующее оформление векторных объектов:</w:t>
+      <w:r>
+        <w:rPr>
+          <w:color w:val="231F20"/>
+        </w:rPr>
+        <w:t>выпол- нить следующее оформление векторных объектов:</w:t>
       </w:r>
     </w:p>
     <w:p>
@@ -5008,7 +4936,7 @@
           <w:noProof/>
         </w:rPr>
         <w:drawing>
-          <wp:anchor distT="0" distB="0" distL="114300" distR="114300" simplePos="0" relativeHeight="251672576" behindDoc="0" locked="0" layoutInCell="1" allowOverlap="1" wp14:anchorId="03028CAF" wp14:editId="13DBBC9D">
+          <wp:anchor distT="0" distB="0" distL="114300" distR="114300" simplePos="0" relativeHeight="251672576" behindDoc="0" locked="0" layoutInCell="1" allowOverlap="1">
             <wp:simplePos x="0" y="0"/>
             <wp:positionH relativeFrom="column">
               <wp:posOffset>2964180</wp:posOffset>
@@ -5039,7 +4967,7 @@
                     <pic:cNvPicPr/>
                   </pic:nvPicPr>
                   <pic:blipFill>
-                    <a:blip r:embed="rId31" cstate="print"/>
+                    <a:blip r:embed="rId30" cstate="print"/>
                     <a:stretch>
                       <a:fillRect/>
                     </a:stretch>
@@ -5064,7 +4992,7 @@
           <w:noProof/>
         </w:rPr>
         <w:drawing>
-          <wp:anchor distT="0" distB="0" distL="114300" distR="114300" simplePos="0" relativeHeight="251671552" behindDoc="0" locked="0" layoutInCell="1" allowOverlap="1" wp14:anchorId="6FDF9EDD" wp14:editId="70DE6E3B">
+          <wp:anchor distT="0" distB="0" distL="114300" distR="114300" simplePos="0" relativeHeight="251671552" behindDoc="0" locked="0" layoutInCell="1" allowOverlap="1">
             <wp:simplePos x="0" y="0"/>
             <wp:positionH relativeFrom="column">
               <wp:posOffset>-102870</wp:posOffset>
@@ -5095,7 +5023,7 @@
                     <pic:cNvPicPr/>
                   </pic:nvPicPr>
                   <pic:blipFill>
-                    <a:blip r:embed="rId32" cstate="print"/>
+                    <a:blip r:embed="rId31" cstate="print"/>
                     <a:srcRect/>
                     <a:stretch>
                       <a:fillRect/>
@@ -5131,6 +5059,86 @@
           <w:lang w:val="en-US"/>
         </w:rPr>
       </w:pPr>
+      <w:r>
+        <w:rPr>
+          <w:noProof/>
+        </w:rPr>
+        <w:drawing>
+          <wp:anchor distT="0" distB="0" distL="114300" distR="114300" simplePos="0" relativeHeight="251675648" behindDoc="0" locked="0" layoutInCell="1" allowOverlap="1">
+            <wp:simplePos x="0" y="0"/>
+            <wp:positionH relativeFrom="column">
+              <wp:posOffset>320675</wp:posOffset>
+            </wp:positionH>
+            <wp:positionV relativeFrom="paragraph">
+              <wp:posOffset>141605</wp:posOffset>
+            </wp:positionV>
+            <wp:extent cx="2724150" cy="2514600"/>
+            <wp:effectExtent l="19050" t="0" r="0" b="0"/>
+            <wp:wrapThrough wrapText="bothSides">
+              <wp:wrapPolygon edited="0">
+                <wp:start x="-151" y="0"/>
+                <wp:lineTo x="-151" y="21436"/>
+                <wp:lineTo x="21600" y="21436"/>
+                <wp:lineTo x="21600" y="0"/>
+                <wp:lineTo x="-151" y="0"/>
+              </wp:wrapPolygon>
+            </wp:wrapThrough>
+            <wp:docPr id="476" name="Рисунок 473" descr="Screenshot 2026-02-13 012135.png"/>
+            <wp:cNvGraphicFramePr>
+              <a:graphicFrameLocks xmlns:a="http://schemas.openxmlformats.org/drawingml/2006/main" noChangeAspect="1"/>
+            </wp:cNvGraphicFramePr>
+            <a:graphic xmlns:a="http://schemas.openxmlformats.org/drawingml/2006/main">
+              <a:graphicData uri="http://schemas.openxmlformats.org/drawingml/2006/picture">
+                <pic:pic xmlns:pic="http://schemas.openxmlformats.org/drawingml/2006/picture">
+                  <pic:nvPicPr>
+                    <pic:cNvPr id="0" name="Screenshot 2026-02-13 012135.png"/>
+                    <pic:cNvPicPr/>
+                  </pic:nvPicPr>
+                  <pic:blipFill>
+                    <a:blip r:embed="rId32" cstate="print"/>
+                    <a:stretch>
+                      <a:fillRect/>
+                    </a:stretch>
+                  </pic:blipFill>
+                  <pic:spPr>
+                    <a:xfrm>
+                      <a:off x="0" y="0"/>
+                      <a:ext cx="2724150" cy="2514600"/>
+                    </a:xfrm>
+                    <a:prstGeom prst="rect">
+                      <a:avLst/>
+                    </a:prstGeom>
+                  </pic:spPr>
+                </pic:pic>
+              </a:graphicData>
+            </a:graphic>
+          </wp:anchor>
+        </w:drawing>
+      </w:r>
+    </w:p>
+    <w:p>
+      <w:pPr>
+        <w:tabs>
+          <w:tab w:val="left" w:pos="1241"/>
+        </w:tabs>
+        <w:spacing w:line="452" w:lineRule="exact"/>
+        <w:ind w:firstLine="709"/>
+        <w:rPr>
+          <w:lang w:val="en-US"/>
+        </w:rPr>
+      </w:pPr>
+    </w:p>
+    <w:p>
+      <w:pPr>
+        <w:tabs>
+          <w:tab w:val="left" w:pos="1241"/>
+        </w:tabs>
+        <w:spacing w:line="452" w:lineRule="exact"/>
+        <w:ind w:firstLine="709"/>
+        <w:rPr>
+          <w:lang w:val="en-US"/>
+        </w:rPr>
+      </w:pPr>
     </w:p>
     <w:p>
       <w:pPr>
@@ -5173,20 +5181,13 @@
     </w:p>
     <w:p>
       <w:pPr>
-        <w:pStyle w:val="a7"/>
         <w:tabs>
           <w:tab w:val="left" w:pos="1241"/>
         </w:tabs>
         <w:spacing w:line="452" w:lineRule="exact"/>
-        <w:ind w:left="360" w:firstLine="709"/>
-      </w:pPr>
-    </w:p>
-    <w:p>
-      <w:pPr>
-        <w:tabs>
-          <w:tab w:val="left" w:pos="1241"/>
-        </w:tabs>
-        <w:spacing w:line="452" w:lineRule="exact"/>
+        <w:rPr>
+          <w:lang w:val="en-US"/>
+        </w:rPr>
       </w:pPr>
     </w:p>
     <w:p>
@@ -5357,7 +5358,7 @@
           <w:noProof/>
         </w:rPr>
         <w:drawing>
-          <wp:anchor distT="0" distB="0" distL="114300" distR="114300" simplePos="0" relativeHeight="251660288" behindDoc="0" locked="0" layoutInCell="1" allowOverlap="1" wp14:anchorId="2037C77E" wp14:editId="16ED0292">
+          <wp:anchor distT="0" distB="0" distL="114300" distR="114300" simplePos="0" relativeHeight="251660288" behindDoc="0" locked="0" layoutInCell="1" allowOverlap="1">
             <wp:simplePos x="0" y="0"/>
             <wp:positionH relativeFrom="column">
               <wp:posOffset>1315720</wp:posOffset>
@@ -5635,21 +5636,7 @@
         <w:rPr>
           <w:color w:val="231F20"/>
         </w:rPr>
-        <w:t xml:space="preserve">листовки </w:t>
-      </w:r>
-      <w:proofErr w:type="spellStart"/>
-      <w:r>
-        <w:rPr>
-          <w:color w:val="231F20"/>
-        </w:rPr>
-        <w:t>безшовную</w:t>
-      </w:r>
-      <w:proofErr w:type="spellEnd"/>
-      <w:r>
-        <w:rPr>
-          <w:color w:val="231F20"/>
-        </w:rPr>
-        <w:t xml:space="preserve"> </w:t>
+        <w:t xml:space="preserve">листовки безшовную </w:t>
       </w:r>
       <w:r>
         <w:rPr>
@@ -5708,7 +5695,7 @@
           <w:noProof/>
         </w:rPr>
         <w:drawing>
-          <wp:inline distT="0" distB="0" distL="0" distR="0" wp14:anchorId="1D884DB1" wp14:editId="1119510D">
+          <wp:inline distT="0" distB="0" distL="0" distR="0">
             <wp:extent cx="2629166" cy="3670300"/>
             <wp:effectExtent l="19050" t="0" r="0" b="0"/>
             <wp:docPr id="26" name="Рисунок 16"/>
@@ -5827,7 +5814,7 @@
           <w:lang w:eastAsia="ru-RU"/>
         </w:rPr>
         <w:drawing>
-          <wp:inline distT="0" distB="0" distL="0" distR="0" wp14:anchorId="134719B8" wp14:editId="29B271F3">
+          <wp:inline distT="0" distB="0" distL="0" distR="0">
             <wp:extent cx="4986557" cy="1084520"/>
             <wp:effectExtent l="19050" t="0" r="4543" b="0"/>
             <wp:docPr id="450" name="Рисунок 10"/>
@@ -5958,7 +5945,7 @@
           <w:lang w:eastAsia="ru-RU"/>
         </w:rPr>
         <w:drawing>
-          <wp:inline distT="0" distB="0" distL="0" distR="0" wp14:anchorId="3DCA4368" wp14:editId="1388B53D">
+          <wp:inline distT="0" distB="0" distL="0" distR="0">
             <wp:extent cx="2343759" cy="1520456"/>
             <wp:effectExtent l="19050" t="0" r="0" b="0"/>
             <wp:docPr id="451" name="Рисунок 13"/>
@@ -6009,7 +5996,7 @@
           <w:lang w:eastAsia="ru-RU"/>
         </w:rPr>
         <w:drawing>
-          <wp:inline distT="0" distB="0" distL="0" distR="0" wp14:anchorId="7E9DB16F" wp14:editId="02ACEC15">
+          <wp:inline distT="0" distB="0" distL="0" distR="0">
             <wp:extent cx="2443874" cy="1520456"/>
             <wp:effectExtent l="19050" t="0" r="0" b="0"/>
             <wp:docPr id="452" name="Рисунок 16"/>
@@ -6085,7 +6072,7 @@
           <w:lang w:eastAsia="ru-RU"/>
         </w:rPr>
         <w:drawing>
-          <wp:inline distT="0" distB="0" distL="0" distR="0" wp14:anchorId="3EE9A5BD" wp14:editId="248821C6">
+          <wp:inline distT="0" distB="0" distL="0" distR="0">
             <wp:extent cx="240325" cy="226337"/>
             <wp:effectExtent l="19050" t="0" r="7325" b="0"/>
             <wp:docPr id="428" name="Image 428"/>
@@ -6100,7 +6087,7 @@
                     <pic:cNvPicPr/>
                   </pic:nvPicPr>
                   <pic:blipFill>
-                    <a:blip r:embed="rId30" cstate="print"/>
+                    <a:blip r:embed="rId29" cstate="print"/>
                     <a:stretch>
                       <a:fillRect/>
                     </a:stretch>
@@ -6163,7 +6150,7 @@
           <w:noProof/>
         </w:rPr>
         <w:drawing>
-          <wp:inline distT="0" distB="0" distL="0" distR="0" wp14:anchorId="158478CE" wp14:editId="161B4271">
+          <wp:inline distT="0" distB="0" distL="0" distR="0">
             <wp:extent cx="6303010" cy="1577300"/>
             <wp:effectExtent l="19050" t="0" r="2540" b="0"/>
             <wp:docPr id="389" name="Рисунок 25"/>
@@ -6262,7 +6249,7 @@
           <w:noProof/>
         </w:rPr>
         <w:drawing>
-          <wp:anchor distT="0" distB="0" distL="114300" distR="114300" simplePos="0" relativeHeight="251674624" behindDoc="0" locked="0" layoutInCell="1" allowOverlap="1" wp14:anchorId="2ED0A718" wp14:editId="15A7067C">
+          <wp:anchor distT="0" distB="0" distL="114300" distR="114300" simplePos="0" relativeHeight="251674624" behindDoc="0" locked="0" layoutInCell="1" allowOverlap="1">
             <wp:simplePos x="0" y="0"/>
             <wp:positionH relativeFrom="column">
               <wp:posOffset>2614930</wp:posOffset>
@@ -6495,7 +6482,7 @@
           <w:lang w:eastAsia="ru-RU"/>
         </w:rPr>
         <w:drawing>
-          <wp:inline distT="0" distB="0" distL="0" distR="0" wp14:anchorId="43B07074" wp14:editId="62D6EED3">
+          <wp:inline distT="0" distB="0" distL="0" distR="0">
             <wp:extent cx="2883263" cy="4092166"/>
             <wp:effectExtent l="19050" t="0" r="0" b="0"/>
             <wp:docPr id="391" name="Рисунок 31"/>
@@ -6667,21 +6654,7 @@
         <w:rPr>
           <w:color w:val="231F20"/>
         </w:rPr>
-        <w:t>«Каталог цветов» и «Редактирование цвета» создать рисунок типа витража, п</w:t>
-      </w:r>
-      <w:proofErr w:type="gramStart"/>
-      <w:r>
-        <w:rPr>
-          <w:color w:val="231F20"/>
-        </w:rPr>
-        <w:t>о-</w:t>
-      </w:r>
-      <w:proofErr w:type="gramEnd"/>
-      <w:r>
-        <w:rPr>
-          <w:color w:val="231F20"/>
-        </w:rPr>
-        <w:t xml:space="preserve"> добрать группу цветов для заливки, выполни</w:t>
+        <w:t>«Каталог цветов» и «Редактирование цвета» создать рисунок типа витража, по- добрать группу цветов для заливки, выполни</w:t>
       </w:r>
       <w:r>
         <w:rPr>
@@ -6758,7 +6731,7 @@
           <w:lang w:eastAsia="ru-RU"/>
         </w:rPr>
         <w:drawing>
-          <wp:inline distT="0" distB="0" distL="0" distR="0" wp14:anchorId="6A9508F0" wp14:editId="7284DBCA">
+          <wp:inline distT="0" distB="0" distL="0" distR="0">
             <wp:extent cx="1673948" cy="2400630"/>
             <wp:effectExtent l="19050" t="0" r="2452" b="0"/>
             <wp:docPr id="34" name="Рисунок 34"/>
@@ -6812,7 +6785,7 @@
           <w:lang w:eastAsia="ru-RU"/>
         </w:rPr>
         <w:drawing>
-          <wp:inline distT="0" distB="0" distL="0" distR="0" wp14:anchorId="6DF0D735" wp14:editId="4B7CEBA3">
+          <wp:inline distT="0" distB="0" distL="0" distR="0">
             <wp:extent cx="1719216" cy="2395298"/>
             <wp:effectExtent l="19050" t="0" r="0" b="0"/>
             <wp:docPr id="40" name="Рисунок 40"/>
@@ -6866,7 +6839,7 @@
           <w:lang w:eastAsia="ru-RU"/>
         </w:rPr>
         <w:drawing>
-          <wp:inline distT="0" distB="0" distL="0" distR="0" wp14:anchorId="1268AEE6" wp14:editId="550A697F">
+          <wp:inline distT="0" distB="0" distL="0" distR="0">
             <wp:extent cx="1684848" cy="2390115"/>
             <wp:effectExtent l="19050" t="0" r="0" b="0"/>
             <wp:docPr id="43" name="Рисунок 43"/>
@@ -6918,7 +6891,7 @@
         <w:ind w:firstLine="709"/>
       </w:pPr>
       <w:bookmarkStart w:id="9" w:name="_TOC_250013"/>
-      <w:bookmarkStart w:id="10" w:name="_Toc221794141"/>
+      <w:bookmarkStart w:id="10" w:name="_Toc221838854"/>
       <w:r>
         <w:lastRenderedPageBreak/>
         <w:t xml:space="preserve">Практическое занятие </w:t>
@@ -7033,21 +7006,7 @@
         <w:rPr>
           <w:color w:val="231F20"/>
         </w:rPr>
-        <w:t>научиться создавать реалистичные векторные объекты, используя с</w:t>
-      </w:r>
-      <w:proofErr w:type="gramStart"/>
-      <w:r>
-        <w:rPr>
-          <w:color w:val="231F20"/>
-        </w:rPr>
-        <w:t>е-</w:t>
-      </w:r>
-      <w:proofErr w:type="gramEnd"/>
-      <w:r>
-        <w:rPr>
-          <w:color w:val="231F20"/>
-        </w:rPr>
-        <w:t xml:space="preserve"> точную заливку.</w:t>
+        <w:t>научиться создавать реалистичные векторные объекты, используя се- точную заливку.</w:t>
       </w:r>
     </w:p>
     <w:p>
@@ -7095,7 +7054,7 @@
           <w:noProof/>
         </w:rPr>
         <w:drawing>
-          <wp:inline distT="0" distB="0" distL="0" distR="0" wp14:anchorId="0B7E12F8" wp14:editId="7EAA61CC">
+          <wp:inline distT="0" distB="0" distL="0" distR="0">
             <wp:extent cx="6060454" cy="6229583"/>
             <wp:effectExtent l="19050" t="0" r="0" b="0"/>
             <wp:docPr id="46" name="Рисунок 46"/>
@@ -7184,7 +7143,7 @@
           <w:noProof/>
         </w:rPr>
         <w:drawing>
-          <wp:inline distT="0" distB="0" distL="0" distR="0" wp14:anchorId="6976C7AB" wp14:editId="0CD6CF01">
+          <wp:inline distT="0" distB="0" distL="0" distR="0">
             <wp:extent cx="6214616" cy="7460452"/>
             <wp:effectExtent l="0" t="0" r="0" b="0"/>
             <wp:docPr id="55" name="Рисунок 55"/>
@@ -7271,7 +7230,7 @@
         <w:ind w:left="498" w:firstLine="709"/>
       </w:pPr>
       <w:bookmarkStart w:id="12" w:name="_TOC_250011"/>
-      <w:bookmarkStart w:id="13" w:name="_Toc221794142"/>
+      <w:bookmarkStart w:id="13" w:name="_Toc221838855"/>
       <w:r>
         <w:rPr>
           <w:color w:val="231F20"/>
@@ -7375,21 +7334,7 @@
         <w:rPr>
           <w:color w:val="231F20"/>
         </w:rPr>
-        <w:t xml:space="preserve">научиться создавать </w:t>
-      </w:r>
-      <w:proofErr w:type="spellStart"/>
-      <w:r>
-        <w:rPr>
-          <w:color w:val="231F20"/>
-        </w:rPr>
-        <w:t>художественое</w:t>
-      </w:r>
-      <w:proofErr w:type="spellEnd"/>
-      <w:r>
-        <w:rPr>
-          <w:color w:val="231F20"/>
-        </w:rPr>
-        <w:t xml:space="preserve"> оформление векторных объектов, используя различные типы декоративных кистей.</w:t>
+        <w:t>научиться создавать художественое оформление векторных объектов, используя различные типы декоративных кистей.</w:t>
       </w:r>
     </w:p>
     <w:p>
@@ -7483,33 +7428,11 @@
         </w:rPr>
         <w:t xml:space="preserve"> </w:t>
       </w:r>
-      <w:proofErr w:type="spellStart"/>
-      <w:r>
-        <w:rPr>
-          <w:color w:val="231F20"/>
-        </w:rPr>
-        <w:t>выпо</w:t>
-      </w:r>
-      <w:proofErr w:type="gramStart"/>
-      <w:r>
-        <w:rPr>
-          <w:color w:val="231F20"/>
-        </w:rPr>
-        <w:t>л</w:t>
-      </w:r>
-      <w:proofErr w:type="spellEnd"/>
-      <w:r>
-        <w:rPr>
-          <w:color w:val="231F20"/>
-        </w:rPr>
-        <w:t>-</w:t>
-      </w:r>
-      <w:proofErr w:type="gramEnd"/>
-      <w:r>
-        <w:rPr>
-          <w:color w:val="231F20"/>
-        </w:rPr>
-        <w:t xml:space="preserve"> нить следующие варианты обводок:</w:t>
+      <w:r>
+        <w:rPr>
+          <w:color w:val="231F20"/>
+        </w:rPr>
+        <w:t>выпол- нить следующие варианты обводок:</w:t>
       </w:r>
     </w:p>
     <w:p>
@@ -7597,7 +7520,7 @@
           <w:noProof/>
         </w:rPr>
         <w:drawing>
-          <wp:inline distT="0" distB="0" distL="0" distR="0" wp14:anchorId="27D011B6" wp14:editId="74443D5E">
+          <wp:inline distT="0" distB="0" distL="0" distR="0">
             <wp:extent cx="1409345" cy="1320800"/>
             <wp:effectExtent l="0" t="0" r="0" b="0"/>
             <wp:docPr id="455" name="Рисунок 22"/>
@@ -7647,7 +7570,7 @@
           <w:noProof/>
         </w:rPr>
         <w:drawing>
-          <wp:inline distT="0" distB="0" distL="0" distR="0" wp14:anchorId="78F33F93" wp14:editId="26DAD0FB">
+          <wp:inline distT="0" distB="0" distL="0" distR="0">
             <wp:extent cx="1380812" cy="1549400"/>
             <wp:effectExtent l="19050" t="0" r="0" b="0"/>
             <wp:docPr id="457" name="Рисунок 25"/>
@@ -7697,7 +7620,7 @@
           <w:noProof/>
         </w:rPr>
         <w:drawing>
-          <wp:inline distT="0" distB="0" distL="0" distR="0" wp14:anchorId="338FFA49" wp14:editId="358198D6">
+          <wp:inline distT="0" distB="0" distL="0" distR="0">
             <wp:extent cx="1377950" cy="1542974"/>
             <wp:effectExtent l="19050" t="0" r="0" b="0"/>
             <wp:docPr id="458" name="Рисунок 28"/>
@@ -7747,7 +7670,7 @@
           <w:noProof/>
         </w:rPr>
         <w:drawing>
-          <wp:inline distT="0" distB="0" distL="0" distR="0" wp14:anchorId="47D12D2C" wp14:editId="3EBECC3F">
+          <wp:inline distT="0" distB="0" distL="0" distR="0">
             <wp:extent cx="1457960" cy="1562100"/>
             <wp:effectExtent l="19050" t="0" r="8890" b="0"/>
             <wp:docPr id="459" name="Рисунок 31"/>
@@ -7890,7 +7813,7 @@
           <w:noProof/>
         </w:rPr>
         <w:drawing>
-          <wp:inline distT="0" distB="0" distL="0" distR="0" wp14:anchorId="38AE6FDE" wp14:editId="17066F78">
+          <wp:inline distT="0" distB="0" distL="0" distR="0">
             <wp:extent cx="1472924" cy="1397000"/>
             <wp:effectExtent l="0" t="0" r="0" b="0"/>
             <wp:docPr id="460" name="Рисунок 34"/>
@@ -7940,7 +7863,7 @@
           <w:noProof/>
         </w:rPr>
         <w:drawing>
-          <wp:inline distT="0" distB="0" distL="0" distR="0" wp14:anchorId="6CEEFD92" wp14:editId="2782C5F9">
+          <wp:inline distT="0" distB="0" distL="0" distR="0">
             <wp:extent cx="1259668" cy="1447800"/>
             <wp:effectExtent l="19050" t="0" r="0" b="0"/>
             <wp:docPr id="37" name="Рисунок 37"/>
@@ -7990,7 +7913,7 @@
           <w:noProof/>
         </w:rPr>
         <w:drawing>
-          <wp:inline distT="0" distB="0" distL="0" distR="0" wp14:anchorId="5EF1A591" wp14:editId="776989C8">
+          <wp:inline distT="0" distB="0" distL="0" distR="0">
             <wp:extent cx="1190549" cy="1600200"/>
             <wp:effectExtent l="19050" t="0" r="0" b="0"/>
             <wp:docPr id="461" name="Рисунок 40"/>
@@ -8043,7 +7966,7 @@
           <w:noProof/>
         </w:rPr>
         <w:drawing>
-          <wp:inline distT="0" distB="0" distL="0" distR="0" wp14:anchorId="26D7C341" wp14:editId="3E6A695C">
+          <wp:inline distT="0" distB="0" distL="0" distR="0">
             <wp:extent cx="1498600" cy="1520111"/>
             <wp:effectExtent l="0" t="0" r="0" b="0"/>
             <wp:docPr id="456" name="Рисунок 19"/>
@@ -8134,7 +8057,7 @@
           <w:noProof/>
         </w:rPr>
         <w:drawing>
-          <wp:inline distT="0" distB="0" distL="0" distR="0" wp14:anchorId="1358B29C" wp14:editId="4CC8C963">
+          <wp:inline distT="0" distB="0" distL="0" distR="0">
             <wp:extent cx="4419600" cy="2251721"/>
             <wp:effectExtent l="0" t="0" r="0" b="0"/>
             <wp:docPr id="464" name="Рисунок 25"/>
@@ -8218,7 +8141,7 @@
           <w:noProof/>
         </w:rPr>
         <w:drawing>
-          <wp:inline distT="0" distB="0" distL="0" distR="0" wp14:anchorId="4DE2B614" wp14:editId="0D6FF250">
+          <wp:inline distT="0" distB="0" distL="0" distR="0">
             <wp:extent cx="6273209" cy="3455712"/>
             <wp:effectExtent l="0" t="0" r="0" b="0"/>
             <wp:docPr id="465" name="Рисунок 28"/>
@@ -8289,7 +8212,7 @@
           <w:noProof/>
         </w:rPr>
         <w:drawing>
-          <wp:inline distT="0" distB="0" distL="0" distR="0" wp14:anchorId="1AAFA0C3" wp14:editId="5EB70712">
+          <wp:inline distT="0" distB="0" distL="0" distR="0">
             <wp:extent cx="6152515" cy="2852420"/>
             <wp:effectExtent l="0" t="0" r="635" b="5080"/>
             <wp:docPr id="468" name="Рисунок 468"/>
@@ -8304,7 +8227,7 @@
                     <pic:cNvPicPr/>
                   </pic:nvPicPr>
                   <pic:blipFill>
-                    <a:blip r:embed="rId56"/>
+                    <a:blip r:embed="rId56" cstate="print"/>
                     <a:stretch>
                       <a:fillRect/>
                     </a:stretch>
@@ -8341,7 +8264,7 @@
         <w:ind w:firstLine="709"/>
       </w:pPr>
       <w:bookmarkStart w:id="15" w:name="_TOC_250009"/>
-      <w:bookmarkStart w:id="16" w:name="_Toc221794143"/>
+      <w:bookmarkStart w:id="16" w:name="_Toc221838856"/>
       <w:r>
         <w:lastRenderedPageBreak/>
         <w:t>Практическое занятие №</w:t>
@@ -8706,7 +8629,7 @@
           <w:lang w:eastAsia="ru-RU"/>
         </w:rPr>
         <w:drawing>
-          <wp:inline distT="0" distB="0" distL="0" distR="0" wp14:anchorId="2E971A27" wp14:editId="75D3111F">
+          <wp:inline distT="0" distB="0" distL="0" distR="0">
             <wp:extent cx="3352800" cy="1071554"/>
             <wp:effectExtent l="0" t="0" r="0" b="0"/>
             <wp:docPr id="31" name="Рисунок 13"/>
@@ -8758,7 +8681,7 @@
           <w:lang w:eastAsia="ru-RU"/>
         </w:rPr>
         <w:drawing>
-          <wp:inline distT="0" distB="0" distL="0" distR="0" wp14:anchorId="3D44D2FD" wp14:editId="145F1000">
+          <wp:inline distT="0" distB="0" distL="0" distR="0">
             <wp:extent cx="2298700" cy="1243643"/>
             <wp:effectExtent l="0" t="0" r="0" b="0"/>
             <wp:docPr id="454" name="Рисунок 19"/>
@@ -8875,7 +8798,7 @@
           <w:lang w:eastAsia="ru-RU"/>
         </w:rPr>
         <w:drawing>
-          <wp:inline distT="0" distB="0" distL="0" distR="0" wp14:anchorId="1DF58C8B" wp14:editId="701D8157">
+          <wp:inline distT="0" distB="0" distL="0" distR="0">
             <wp:extent cx="2887113" cy="2638124"/>
             <wp:effectExtent l="19050" t="0" r="8487" b="0"/>
             <wp:docPr id="61" name="Рисунок 61"/>
@@ -8926,7 +8849,7 @@
           <w:lang w:eastAsia="ru-RU"/>
         </w:rPr>
         <w:drawing>
-          <wp:inline distT="0" distB="0" distL="0" distR="0" wp14:anchorId="36F7E66F" wp14:editId="5F500584">
+          <wp:inline distT="0" distB="0" distL="0" distR="0">
             <wp:extent cx="2849788" cy="2616200"/>
             <wp:effectExtent l="0" t="0" r="0" b="0"/>
             <wp:docPr id="392" name="Рисунок 64"/>
@@ -9055,7 +8978,7 @@
           <w:noProof/>
         </w:rPr>
         <w:drawing>
-          <wp:anchor distT="0" distB="0" distL="114300" distR="114300" simplePos="0" relativeHeight="251668480" behindDoc="0" locked="0" layoutInCell="1" allowOverlap="1" wp14:anchorId="1BF086F3" wp14:editId="7575E4A0">
+          <wp:anchor distT="0" distB="0" distL="114300" distR="114300" simplePos="0" relativeHeight="251668480" behindDoc="0" locked="0" layoutInCell="1" allowOverlap="1">
             <wp:simplePos x="0" y="0"/>
             <wp:positionH relativeFrom="column">
               <wp:posOffset>24130</wp:posOffset>
@@ -9113,7 +9036,7 @@
           <w:noProof/>
         </w:rPr>
         <w:drawing>
-          <wp:inline distT="0" distB="0" distL="0" distR="0" wp14:anchorId="46D0D1D9" wp14:editId="540F581C">
+          <wp:inline distT="0" distB="0" distL="0" distR="0">
             <wp:extent cx="3168650" cy="3285144"/>
             <wp:effectExtent l="19050" t="0" r="0" b="0"/>
             <wp:docPr id="463" name="Рисунок 22"/>
@@ -9196,7 +9119,7 @@
           <w:noProof/>
         </w:rPr>
         <w:drawing>
-          <wp:inline distT="0" distB="0" distL="0" distR="0" wp14:anchorId="6BB401B0" wp14:editId="73B19CC5">
+          <wp:inline distT="0" distB="0" distL="0" distR="0">
             <wp:extent cx="5729900" cy="2811909"/>
             <wp:effectExtent l="19050" t="0" r="4150" b="0"/>
             <wp:docPr id="393" name="Рисунок 67"/>
@@ -9299,7 +9222,7 @@
         <w:spacing w:before="104"/>
         <w:ind w:left="498" w:firstLine="709"/>
       </w:pPr>
-      <w:bookmarkStart w:id="19" w:name="_Toc221794144"/>
+      <w:bookmarkStart w:id="19" w:name="_Toc221838857"/>
       <w:r>
         <w:rPr>
           <w:color w:val="231F20"/>
@@ -9498,49 +9421,7 @@
         <w:rPr>
           <w:color w:val="231F20"/>
         </w:rPr>
-        <w:t xml:space="preserve">Используя параметры обводки и эффекты меню «Эффекты &gt; </w:t>
-      </w:r>
-      <w:proofErr w:type="spellStart"/>
-      <w:r>
-        <w:rPr>
-          <w:color w:val="231F20"/>
-        </w:rPr>
-        <w:t>Стилиз</w:t>
-      </w:r>
-      <w:proofErr w:type="gramStart"/>
-      <w:r>
-        <w:rPr>
-          <w:color w:val="231F20"/>
-        </w:rPr>
-        <w:t>а</w:t>
-      </w:r>
-      <w:proofErr w:type="spellEnd"/>
-      <w:r>
-        <w:rPr>
-          <w:color w:val="231F20"/>
-        </w:rPr>
-        <w:t>-</w:t>
-      </w:r>
-      <w:proofErr w:type="gramEnd"/>
-      <w:r>
-        <w:rPr>
-          <w:color w:val="231F20"/>
-        </w:rPr>
-        <w:t xml:space="preserve"> </w:t>
-      </w:r>
-      <w:proofErr w:type="spellStart"/>
-      <w:r>
-        <w:rPr>
-          <w:color w:val="231F20"/>
-        </w:rPr>
-        <w:t>ция</w:t>
-      </w:r>
-      <w:proofErr w:type="spellEnd"/>
-      <w:r>
-        <w:rPr>
-          <w:color w:val="231F20"/>
-        </w:rPr>
-        <w:t>» нарисовать изображение:</w:t>
+        <w:t>Используя параметры обводки и эффекты меню «Эффекты &gt; Стилиза- ция» нарисовать изображение:</w:t>
       </w:r>
     </w:p>
     <w:p>
@@ -9568,7 +9449,7 @@
           <w:noProof/>
         </w:rPr>
         <w:drawing>
-          <wp:inline distT="0" distB="0" distL="0" distR="0" wp14:anchorId="7FD817B1" wp14:editId="2011D152">
+          <wp:inline distT="0" distB="0" distL="0" distR="0">
             <wp:extent cx="4159545" cy="3250743"/>
             <wp:effectExtent l="19050" t="0" r="0" b="0"/>
             <wp:docPr id="25" name="Рисунок 10"/>
@@ -9699,7 +9580,7 @@
           <w:noProof/>
         </w:rPr>
         <w:drawing>
-          <wp:inline distT="0" distB="0" distL="0" distR="0" wp14:anchorId="6697FF8B" wp14:editId="70335FA5">
+          <wp:inline distT="0" distB="0" distL="0" distR="0">
             <wp:extent cx="6303010" cy="2568116"/>
             <wp:effectExtent l="19050" t="0" r="2540" b="0"/>
             <wp:docPr id="453" name="Рисунок 16"/>
@@ -9815,7 +9696,7 @@
           <w:noProof/>
         </w:rPr>
         <w:drawing>
-          <wp:anchor distT="0" distB="0" distL="114300" distR="114300" simplePos="0" relativeHeight="251673600" behindDoc="0" locked="0" layoutInCell="1" allowOverlap="1" wp14:anchorId="242DD9EF" wp14:editId="0E0E67B1">
+          <wp:anchor distT="0" distB="0" distL="114300" distR="114300" simplePos="0" relativeHeight="251673600" behindDoc="0" locked="0" layoutInCell="1" allowOverlap="1">
             <wp:simplePos x="0" y="0"/>
             <wp:positionH relativeFrom="column">
               <wp:posOffset>5167630</wp:posOffset>
@@ -9881,7 +9762,7 @@
           <w:noProof/>
         </w:rPr>
         <w:drawing>
-          <wp:inline distT="0" distB="0" distL="0" distR="0" wp14:anchorId="59AC97D0" wp14:editId="4D48EE56">
+          <wp:inline distT="0" distB="0" distL="0" distR="0">
             <wp:extent cx="2039579" cy="1993900"/>
             <wp:effectExtent l="0" t="0" r="0" b="0"/>
             <wp:docPr id="70" name="Рисунок 70"/>
@@ -9934,7 +9815,7 @@
           <w:noProof/>
         </w:rPr>
         <w:drawing>
-          <wp:inline distT="0" distB="0" distL="0" distR="0" wp14:anchorId="01EC490A" wp14:editId="60BAB868">
+          <wp:inline distT="0" distB="0" distL="0" distR="0">
             <wp:extent cx="2037689" cy="2019300"/>
             <wp:effectExtent l="0" t="0" r="0" b="0"/>
             <wp:docPr id="79" name="Рисунок 79"/>
@@ -10108,7 +9989,7 @@
           <w:lang w:eastAsia="ru-RU"/>
         </w:rPr>
         <w:drawing>
-          <wp:inline distT="0" distB="0" distL="0" distR="0" wp14:anchorId="2844D241" wp14:editId="7342D4C9">
+          <wp:inline distT="0" distB="0" distL="0" distR="0">
             <wp:extent cx="5817491" cy="2755900"/>
             <wp:effectExtent l="19050" t="0" r="0" b="0"/>
             <wp:docPr id="82" name="Рисунок 82"/>
@@ -10293,7 +10174,7 @@
           <w:noProof/>
         </w:rPr>
         <w:drawing>
-          <wp:inline distT="0" distB="0" distL="0" distR="0" wp14:anchorId="65EA26AB" wp14:editId="62DA4D81">
+          <wp:inline distT="0" distB="0" distL="0" distR="0">
             <wp:extent cx="2654413" cy="4114800"/>
             <wp:effectExtent l="19050" t="0" r="0" b="0"/>
             <wp:docPr id="466" name="Рисунок 31"/>
@@ -10402,7 +10283,7 @@
           <w:noProof/>
         </w:rPr>
         <w:drawing>
-          <wp:inline distT="0" distB="0" distL="0" distR="0" wp14:anchorId="6BDC3077" wp14:editId="793C46EE">
+          <wp:inline distT="0" distB="0" distL="0" distR="0">
             <wp:extent cx="4692650" cy="2884659"/>
             <wp:effectExtent l="19050" t="0" r="0" b="0"/>
             <wp:docPr id="3" name="Рисунок 1"/>
@@ -10464,7 +10345,7 @@
         <w:ind w:left="512" w:firstLine="709"/>
       </w:pPr>
       <w:bookmarkStart w:id="21" w:name="_TOC_250005"/>
-      <w:bookmarkStart w:id="22" w:name="_Toc221794145"/>
+      <w:bookmarkStart w:id="22" w:name="_Toc221838858"/>
       <w:r>
         <w:rPr>
           <w:color w:val="231F20"/>
@@ -10780,8 +10661,11 @@
         <w:jc w:val="center"/>
       </w:pPr>
       <w:r>
+        <w:rPr>
+          <w:noProof/>
+        </w:rPr>
         <w:drawing>
-          <wp:inline distT="0" distB="0" distL="0" distR="0" wp14:anchorId="1537BD8A" wp14:editId="3BBD8271">
+          <wp:inline distT="0" distB="0" distL="0" distR="0">
             <wp:extent cx="3164619" cy="2926229"/>
             <wp:effectExtent l="0" t="0" r="0" b="0"/>
             <wp:docPr id="467" name="Рисунок 467"/>
@@ -10796,7 +10680,7 @@
                     <pic:cNvPicPr/>
                   </pic:nvPicPr>
                   <pic:blipFill>
-                    <a:blip r:embed="rId72"/>
+                    <a:blip r:embed="rId72" cstate="print"/>
                     <a:stretch>
                       <a:fillRect/>
                     </a:stretch>
@@ -10855,7 +10739,7 @@
           <w:noProof/>
         </w:rPr>
         <w:drawing>
-          <wp:inline distT="0" distB="0" distL="0" distR="0" wp14:anchorId="0A62CA55" wp14:editId="0AF8D38F">
+          <wp:inline distT="0" distB="0" distL="0" distR="0">
             <wp:extent cx="3279065" cy="3474248"/>
             <wp:effectExtent l="0" t="0" r="0" b="0"/>
             <wp:docPr id="470" name="Рисунок 470"/>
@@ -10870,7 +10754,7 @@
                     <pic:cNvPicPr/>
                   </pic:nvPicPr>
                   <pic:blipFill>
-                    <a:blip r:embed="rId73"/>
+                    <a:blip r:embed="rId73" cstate="print"/>
                     <a:stretch>
                       <a:fillRect/>
                     </a:stretch>
@@ -11009,47 +10893,11 @@
         </w:rPr>
         <w:t xml:space="preserve"> </w:t>
       </w:r>
-      <w:proofErr w:type="spellStart"/>
-      <w:r>
-        <w:rPr>
-          <w:color w:val="231F20"/>
-        </w:rPr>
-        <w:t>редакт</w:t>
-      </w:r>
-      <w:proofErr w:type="gramStart"/>
-      <w:r>
-        <w:rPr>
-          <w:color w:val="231F20"/>
-        </w:rPr>
-        <w:t>и</w:t>
-      </w:r>
-      <w:proofErr w:type="spellEnd"/>
-      <w:r>
-        <w:rPr>
-          <w:color w:val="231F20"/>
-        </w:rPr>
-        <w:t>-</w:t>
-      </w:r>
-      <w:proofErr w:type="gramEnd"/>
-      <w:r>
-        <w:rPr>
-          <w:color w:val="231F20"/>
-        </w:rPr>
-        <w:t xml:space="preserve"> </w:t>
-      </w:r>
-      <w:proofErr w:type="spellStart"/>
-      <w:r>
-        <w:rPr>
-          <w:color w:val="231F20"/>
-        </w:rPr>
-        <w:t>рования</w:t>
-      </w:r>
-      <w:proofErr w:type="spellEnd"/>
-      <w:r>
-        <w:rPr>
-          <w:color w:val="231F20"/>
-        </w:rPr>
-        <w:t xml:space="preserve"> символов создайте изображение:</w:t>
+      <w:r>
+        <w:rPr>
+          <w:color w:val="231F20"/>
+        </w:rPr>
+        <w:t>редакти- рования символов создайте изображение:</w:t>
       </w:r>
     </w:p>
     <w:p>
@@ -11072,12 +10920,73 @@
     <w:p>
       <w:pPr>
         <w:ind w:firstLine="709"/>
+        <w:rPr>
+          <w:lang w:val="en-US"/>
+        </w:rPr>
+      </w:pPr>
+    </w:p>
+    <w:p>
+      <w:pPr>
+        <w:ind w:firstLine="709"/>
+        <w:rPr>
+          <w:lang w:val="en-US"/>
+        </w:rPr>
         <w:sectPr>
           <w:pgSz w:w="11910" w:h="16840"/>
           <w:pgMar w:top="1200" w:right="992" w:bottom="1000" w:left="992" w:header="0" w:footer="804" w:gutter="0"/>
           <w:cols w:space="720"/>
         </w:sectPr>
       </w:pPr>
+      <w:r>
+        <w:rPr>
+          <w:noProof/>
+        </w:rPr>
+        <w:drawing>
+          <wp:inline distT="0" distB="0" distL="0" distR="0">
+            <wp:extent cx="5257800" cy="2921000"/>
+            <wp:effectExtent l="19050" t="0" r="0" b="0"/>
+            <wp:docPr id="33" name="Рисунок 25"/>
+            <wp:cNvGraphicFramePr>
+              <a:graphicFrameLocks xmlns:a="http://schemas.openxmlformats.org/drawingml/2006/main" noChangeAspect="1"/>
+            </wp:cNvGraphicFramePr>
+            <a:graphic xmlns:a="http://schemas.openxmlformats.org/drawingml/2006/main">
+              <a:graphicData uri="http://schemas.openxmlformats.org/drawingml/2006/picture">
+                <pic:pic xmlns:pic="http://schemas.openxmlformats.org/drawingml/2006/picture">
+                  <pic:nvPicPr>
+                    <pic:cNvPr id="0" name="Picture 25"/>
+                    <pic:cNvPicPr>
+                      <a:picLocks noChangeAspect="1" noChangeArrowheads="1"/>
+                    </pic:cNvPicPr>
+                  </pic:nvPicPr>
+                  <pic:blipFill>
+                    <a:blip r:embed="rId74" cstate="print"/>
+                    <a:srcRect/>
+                    <a:stretch>
+                      <a:fillRect/>
+                    </a:stretch>
+                  </pic:blipFill>
+                  <pic:spPr bwMode="auto">
+                    <a:xfrm>
+                      <a:off x="0" y="0"/>
+                      <a:ext cx="5257800" cy="2921000"/>
+                    </a:xfrm>
+                    <a:prstGeom prst="rect">
+                      <a:avLst/>
+                    </a:prstGeom>
+                    <a:noFill/>
+                    <a:ln w="9525">
+                      <a:noFill/>
+                      <a:miter lim="800000"/>
+                      <a:headEnd/>
+                      <a:tailEnd/>
+                    </a:ln>
+                  </pic:spPr>
+                </pic:pic>
+              </a:graphicData>
+            </a:graphic>
+          </wp:inline>
+        </w:drawing>
+      </w:r>
     </w:p>
     <w:p>
       <w:pPr>
@@ -11086,7 +10995,7 @@
         <w:ind w:left="512" w:firstLine="709"/>
       </w:pPr>
       <w:bookmarkStart w:id="24" w:name="_TOC_250003"/>
-      <w:bookmarkStart w:id="25" w:name="_Toc221794146"/>
+      <w:bookmarkStart w:id="25" w:name="_Toc221838859"/>
       <w:r>
         <w:rPr>
           <w:color w:val="231F20"/>
@@ -11210,21 +11119,7 @@
         <w:rPr>
           <w:color w:val="231F20"/>
         </w:rPr>
-        <w:t>научиться использовать одно-, дву</w:t>
-      </w:r>
-      <w:proofErr w:type="gramStart"/>
-      <w:r>
-        <w:rPr>
-          <w:color w:val="231F20"/>
-        </w:rPr>
-        <w:t>х-</w:t>
-      </w:r>
-      <w:proofErr w:type="gramEnd"/>
-      <w:r>
-        <w:rPr>
-          <w:color w:val="231F20"/>
-        </w:rPr>
-        <w:t xml:space="preserve"> </w:t>
+        <w:t xml:space="preserve">научиться использовать одно-, двух- </w:t>
       </w:r>
       <w:r>
         <w:rPr>
@@ -11370,7 +11265,7 @@
           <w:lang w:eastAsia="ru-RU"/>
         </w:rPr>
         <w:drawing>
-          <wp:inline distT="0" distB="0" distL="0" distR="0" wp14:anchorId="187A027D" wp14:editId="1BBE29CA">
+          <wp:inline distT="0" distB="0" distL="0" distR="0">
             <wp:extent cx="6152515" cy="4846320"/>
             <wp:effectExtent l="0" t="0" r="635" b="0"/>
             <wp:docPr id="23" name="Рисунок 23"/>
@@ -11385,7 +11280,7 @@
                     <pic:cNvPicPr/>
                   </pic:nvPicPr>
                   <pic:blipFill>
-                    <a:blip r:embed="rId74"/>
+                    <a:blip r:embed="rId75" cstate="print"/>
                     <a:stretch>
                       <a:fillRect/>
                     </a:stretch>
@@ -11413,7 +11308,7 @@
         <w:ind w:left="3" w:right="1" w:firstLine="709"/>
       </w:pPr>
       <w:bookmarkStart w:id="27" w:name="_TOC_250001"/>
-      <w:bookmarkStart w:id="28" w:name="_Toc221794147"/>
+      <w:bookmarkStart w:id="28" w:name="_Toc221838860"/>
       <w:r>
         <w:rPr>
           <w:color w:val="231F20"/>
@@ -11544,35 +11439,7 @@
         <w:rPr>
           <w:color w:val="231F20"/>
         </w:rPr>
-        <w:t>научиться создавать диаграммы различного типа для визуального от</w:t>
-      </w:r>
-      <w:proofErr w:type="gramStart"/>
-      <w:r>
-        <w:rPr>
-          <w:color w:val="231F20"/>
-        </w:rPr>
-        <w:t>о-</w:t>
-      </w:r>
-      <w:proofErr w:type="gramEnd"/>
-      <w:r>
-        <w:rPr>
-          <w:color w:val="231F20"/>
-        </w:rPr>
-        <w:t xml:space="preserve"> </w:t>
-      </w:r>
-      <w:proofErr w:type="spellStart"/>
-      <w:r>
-        <w:rPr>
-          <w:color w:val="231F20"/>
-        </w:rPr>
-        <w:t>бражения</w:t>
-      </w:r>
-      <w:proofErr w:type="spellEnd"/>
-      <w:r>
-        <w:rPr>
-          <w:color w:val="231F20"/>
-        </w:rPr>
-        <w:t xml:space="preserve"> численных данных.</w:t>
+        <w:t>научиться создавать диаграммы различного типа для визуального ото- бражения численных данных.</w:t>
       </w:r>
     </w:p>
     <w:p>
@@ -11745,7 +11612,7 @@
           <w:noProof/>
         </w:rPr>
         <w:drawing>
-          <wp:anchor distT="0" distB="0" distL="0" distR="0" simplePos="0" relativeHeight="251670528" behindDoc="1" locked="0" layoutInCell="1" allowOverlap="1" wp14:anchorId="6955DC95" wp14:editId="1DFC34CB">
+          <wp:anchor distT="0" distB="0" distL="0" distR="0" simplePos="0" relativeHeight="251670528" behindDoc="1" locked="0" layoutInCell="1" allowOverlap="1">
             <wp:simplePos x="0" y="0"/>
             <wp:positionH relativeFrom="page">
               <wp:posOffset>1238250</wp:posOffset>
@@ -11768,7 +11635,7 @@
                     <pic:cNvPicPr/>
                   </pic:nvPicPr>
                   <pic:blipFill>
-                    <a:blip r:embed="rId75" cstate="print"/>
+                    <a:blip r:embed="rId76" cstate="print"/>
                     <a:stretch>
                       <a:fillRect/>
                     </a:stretch>
@@ -11854,13 +11721,16 @@
     <w:p>
       <w:pPr>
         <w:ind w:firstLine="709"/>
+        <w:rPr>
+          <w:lang w:val="en-US"/>
+        </w:rPr>
       </w:pPr>
       <w:r>
         <w:rPr>
           <w:noProof/>
         </w:rPr>
         <w:drawing>
-          <wp:inline distT="0" distB="0" distL="0" distR="0" wp14:anchorId="6F822277" wp14:editId="6E711D73">
+          <wp:inline distT="0" distB="0" distL="0" distR="0">
             <wp:extent cx="5786327" cy="3639489"/>
             <wp:effectExtent l="19050" t="0" r="4873" b="0"/>
             <wp:docPr id="27" name="Рисунок 1"/>
@@ -11877,7 +11747,7 @@
                     </pic:cNvPicPr>
                   </pic:nvPicPr>
                   <pic:blipFill>
-                    <a:blip r:embed="rId76" cstate="print"/>
+                    <a:blip r:embed="rId77" cstate="print"/>
                     <a:srcRect/>
                     <a:stretch>
                       <a:fillRect/>
@@ -11910,25 +11780,21 @@
       <w:pPr>
         <w:ind w:firstLine="709"/>
       </w:pPr>
+      <w:r>
+        <w:lastRenderedPageBreak/>
+        <w:t>Рисунок 3</w:t>
+      </w:r>
     </w:p>
     <w:p>
       <w:pPr>
         <w:ind w:firstLine="709"/>
       </w:pPr>
       <w:r>
-        <w:t>Рисунок 3</w:t>
-      </w:r>
-    </w:p>
-    <w:p>
-      <w:pPr>
-        <w:ind w:firstLine="709"/>
-      </w:pPr>
-      <w:r>
         <w:rPr>
           <w:noProof/>
         </w:rPr>
         <w:drawing>
-          <wp:inline distT="0" distB="0" distL="0" distR="0" wp14:anchorId="0483A61D" wp14:editId="49885836">
+          <wp:inline distT="0" distB="0" distL="0" distR="0">
             <wp:extent cx="5979160" cy="4241800"/>
             <wp:effectExtent l="19050" t="0" r="2540" b="0"/>
             <wp:docPr id="28" name="Рисунок 4"/>
@@ -11945,7 +11811,7 @@
                     </pic:cNvPicPr>
                   </pic:nvPicPr>
                   <pic:blipFill>
-                    <a:blip r:embed="rId77" cstate="print"/>
+                    <a:blip r:embed="rId78" cstate="print"/>
                     <a:srcRect l="5138"/>
                     <a:stretch>
                       <a:fillRect/>
@@ -11985,14 +11851,17 @@
     <w:p>
       <w:pPr>
         <w:ind w:firstLine="709"/>
+        <w:rPr>
+          <w:lang w:val="en-US"/>
+        </w:rPr>
       </w:pPr>
       <w:r>
         <w:rPr>
           <w:noProof/>
         </w:rPr>
         <w:drawing>
-          <wp:inline distT="0" distB="0" distL="0" distR="0" wp14:anchorId="0EACF9DE" wp14:editId="1CFA82DB">
-            <wp:extent cx="6061603" cy="4470400"/>
+          <wp:inline distT="0" distB="0" distL="0" distR="0">
+            <wp:extent cx="6733804" cy="4470400"/>
             <wp:effectExtent l="19050" t="0" r="0" b="0"/>
             <wp:docPr id="29" name="Рисунок 7"/>
             <wp:cNvGraphicFramePr>
@@ -12008,8 +11877,8 @@
                     </pic:cNvPicPr>
                   </pic:nvPicPr>
                   <pic:blipFill>
-                    <a:blip r:embed="rId78" cstate="print"/>
-                    <a:srcRect l="5742"/>
+                    <a:blip r:embed="rId79" cstate="print"/>
+                    <a:srcRect l="5742" b="9943"/>
                     <a:stretch>
                       <a:fillRect/>
                     </a:stretch>
@@ -12017,7 +11886,7 @@
                   <pic:spPr bwMode="auto">
                     <a:xfrm>
                       <a:off x="0" y="0"/>
-                      <a:ext cx="6061603" cy="4470400"/>
+                      <a:ext cx="6733804" cy="4470400"/>
                     </a:xfrm>
                     <a:prstGeom prst="rect">
                       <a:avLst/>
@@ -12040,6 +11909,9 @@
     <w:p>
       <w:pPr>
         <w:ind w:firstLine="709"/>
+        <w:rPr>
+          <w:lang w:val="en-US"/>
+        </w:rPr>
       </w:pPr>
     </w:p>
     <w:p>
@@ -12047,6 +11919,7 @@
         <w:ind w:firstLine="709"/>
       </w:pPr>
       <w:r>
+        <w:lastRenderedPageBreak/>
         <w:t>Рисунок 5</w:t>
       </w:r>
     </w:p>
@@ -12059,9 +11932,9 @@
           <w:noProof/>
         </w:rPr>
         <w:drawing>
-          <wp:inline distT="0" distB="0" distL="0" distR="0" wp14:anchorId="517AD0CB" wp14:editId="6FA8CF4A">
-            <wp:extent cx="6398191" cy="4699000"/>
-            <wp:effectExtent l="19050" t="0" r="2609" b="0"/>
+          <wp:inline distT="0" distB="0" distL="0" distR="0">
+            <wp:extent cx="6411595" cy="3784600"/>
+            <wp:effectExtent l="19050" t="0" r="8255" b="0"/>
             <wp:docPr id="30" name="Рисунок 10"/>
             <wp:cNvGraphicFramePr>
               <a:graphicFrameLocks xmlns:a="http://schemas.openxmlformats.org/drawingml/2006/main" noChangeAspect="1"/>
@@ -12076,8 +11949,8 @@
                     </pic:cNvPicPr>
                   </pic:nvPicPr>
                   <pic:blipFill>
-                    <a:blip r:embed="rId79" cstate="print"/>
-                    <a:srcRect/>
+                    <a:blip r:embed="rId80" cstate="print"/>
+                    <a:srcRect t="6216" r="-100" b="13243"/>
                     <a:stretch>
                       <a:fillRect/>
                     </a:stretch>
@@ -12085,7 +11958,7 @@
                   <pic:spPr bwMode="auto">
                     <a:xfrm>
                       <a:off x="0" y="0"/>
-                      <a:ext cx="6406905" cy="4705400"/>
+                      <a:ext cx="6411595" cy="3784600"/>
                     </a:xfrm>
                     <a:prstGeom prst="rect">
                       <a:avLst/>
@@ -12253,18 +12126,81 @@
     </w:p>
     <w:p>
       <w:pPr>
+        <w:tabs>
+          <w:tab w:val="left" w:pos="2480"/>
+        </w:tabs>
         <w:ind w:firstLine="709"/>
+        <w:rPr>
+          <w:lang w:val="en-US"/>
+        </w:rPr>
       </w:pPr>
       <w:r>
         <w:t>Рисунок 6</w:t>
       </w:r>
-    </w:p>
-    <w:p>
-      <w:pPr>
-        <w:pStyle w:val="a8"/>
-        <w:spacing w:before="55"/>
+      <w:r>
+        <w:tab/>
+      </w:r>
+    </w:p>
+    <w:p>
+      <w:pPr>
+        <w:tabs>
+          <w:tab w:val="left" w:pos="2480"/>
+        </w:tabs>
         <w:ind w:firstLine="709"/>
-      </w:pPr>
+        <w:rPr>
+          <w:lang w:val="en-US"/>
+        </w:rPr>
+      </w:pPr>
+      <w:r>
+        <w:rPr>
+          <w:noProof/>
+        </w:rPr>
+        <w:drawing>
+          <wp:inline distT="0" distB="0" distL="0" distR="0">
+            <wp:extent cx="4128258" cy="4419600"/>
+            <wp:effectExtent l="19050" t="0" r="5592" b="0"/>
+            <wp:docPr id="479" name="Рисунок 22"/>
+            <wp:cNvGraphicFramePr>
+              <a:graphicFrameLocks xmlns:a="http://schemas.openxmlformats.org/drawingml/2006/main" noChangeAspect="1"/>
+            </wp:cNvGraphicFramePr>
+            <a:graphic xmlns:a="http://schemas.openxmlformats.org/drawingml/2006/main">
+              <a:graphicData uri="http://schemas.openxmlformats.org/drawingml/2006/picture">
+                <pic:pic xmlns:pic="http://schemas.openxmlformats.org/drawingml/2006/picture">
+                  <pic:nvPicPr>
+                    <pic:cNvPr id="0" name="Picture 22"/>
+                    <pic:cNvPicPr>
+                      <a:picLocks noChangeAspect="1" noChangeArrowheads="1"/>
+                    </pic:cNvPicPr>
+                  </pic:nvPicPr>
+                  <pic:blipFill>
+                    <a:blip r:embed="rId81" cstate="print"/>
+                    <a:srcRect/>
+                    <a:stretch>
+                      <a:fillRect/>
+                    </a:stretch>
+                  </pic:blipFill>
+                  <pic:spPr bwMode="auto">
+                    <a:xfrm>
+                      <a:off x="0" y="0"/>
+                      <a:ext cx="4133964" cy="4425708"/>
+                    </a:xfrm>
+                    <a:prstGeom prst="rect">
+                      <a:avLst/>
+                    </a:prstGeom>
+                    <a:noFill/>
+                    <a:ln w="9525">
+                      <a:noFill/>
+                      <a:miter lim="800000"/>
+                      <a:headEnd/>
+                      <a:tailEnd/>
+                    </a:ln>
+                  </pic:spPr>
+                </pic:pic>
+              </a:graphicData>
+            </a:graphic>
+          </wp:inline>
+        </w:drawing>
+      </w:r>
     </w:p>
     <w:p>
       <w:pPr>
@@ -12283,6 +12219,7 @@
         <w:rPr>
           <w:color w:val="231F20"/>
         </w:rPr>
+        <w:lastRenderedPageBreak/>
         <w:t xml:space="preserve">Создать круговую диаграмму и применить для ее оформления эффект </w:t>
       </w:r>
       <w:r>
@@ -12295,17 +12232,29 @@
     </w:p>
     <w:p>
       <w:pPr>
-        <w:pStyle w:val="a8"/>
-        <w:spacing w:before="188"/>
         <w:ind w:firstLine="709"/>
         <w:rPr>
-          <w:sz w:val="20"/>
-        </w:rPr>
-      </w:pPr>
+          <w:lang w:val="en-US"/>
+        </w:rPr>
+      </w:pPr>
+      <w:r>
+        <w:t>Рисунок 7</w:t>
+      </w:r>
     </w:p>
     <w:p>
       <w:pPr>
         <w:ind w:firstLine="709"/>
+        <w:rPr>
+          <w:lang w:val="en-US"/>
+        </w:rPr>
+      </w:pPr>
+    </w:p>
+    <w:p>
+      <w:pPr>
+        <w:ind w:firstLine="709"/>
+        <w:rPr>
+          <w:lang w:val="en-US"/>
+        </w:rPr>
         <w:sectPr>
           <w:pgSz w:w="11910" w:h="16840"/>
           <w:pgMar w:top="960" w:right="992" w:bottom="1000" w:left="992" w:header="0" w:footer="804" w:gutter="0"/>
@@ -12313,7 +12262,54 @@
         </w:sectPr>
       </w:pPr>
       <w:r>
-        <w:t>Рисунок 7</w:t>
+        <w:rPr>
+          <w:noProof/>
+        </w:rPr>
+        <w:drawing>
+          <wp:inline distT="0" distB="0" distL="0" distR="0">
+            <wp:extent cx="4032250" cy="3074953"/>
+            <wp:effectExtent l="19050" t="0" r="6350" b="0"/>
+            <wp:docPr id="32" name="Рисунок 13"/>
+            <wp:cNvGraphicFramePr>
+              <a:graphicFrameLocks xmlns:a="http://schemas.openxmlformats.org/drawingml/2006/main" noChangeAspect="1"/>
+            </wp:cNvGraphicFramePr>
+            <a:graphic xmlns:a="http://schemas.openxmlformats.org/drawingml/2006/main">
+              <a:graphicData uri="http://schemas.openxmlformats.org/drawingml/2006/picture">
+                <pic:pic xmlns:pic="http://schemas.openxmlformats.org/drawingml/2006/picture">
+                  <pic:nvPicPr>
+                    <pic:cNvPr id="0" name="Picture 13"/>
+                    <pic:cNvPicPr>
+                      <a:picLocks noChangeAspect="1" noChangeArrowheads="1"/>
+                    </pic:cNvPicPr>
+                  </pic:nvPicPr>
+                  <pic:blipFill>
+                    <a:blip r:embed="rId82" cstate="print"/>
+                    <a:srcRect/>
+                    <a:stretch>
+                      <a:fillRect/>
+                    </a:stretch>
+                  </pic:blipFill>
+                  <pic:spPr bwMode="auto">
+                    <a:xfrm>
+                      <a:off x="0" y="0"/>
+                      <a:ext cx="4032250" cy="3074953"/>
+                    </a:xfrm>
+                    <a:prstGeom prst="rect">
+                      <a:avLst/>
+                    </a:prstGeom>
+                    <a:noFill/>
+                    <a:ln w="9525">
+                      <a:noFill/>
+                      <a:miter lim="800000"/>
+                      <a:headEnd/>
+                      <a:tailEnd/>
+                    </a:ln>
+                  </pic:spPr>
+                </pic:pic>
+              </a:graphicData>
+            </a:graphic>
+          </wp:inline>
+        </w:drawing>
       </w:r>
     </w:p>
     <w:p>
@@ -12351,7 +12347,7 @@
 </file>
 
 <file path=word/endnotes.xml><?xml version="1.0" encoding="utf-8"?>
-<w:endnotes xmlns:wpc="http://schemas.microsoft.com/office/word/2010/wordprocessingCanvas" xmlns:mc="http://schemas.openxmlformats.org/markup-compatibility/2006" xmlns:o="urn:schemas-microsoft-com:office:office" xmlns:r="http://schemas.openxmlformats.org/officeDocument/2006/relationships" xmlns:m="http://schemas.openxmlformats.org/officeDocument/2006/math" xmlns:v="urn:schemas-microsoft-com:vml" xmlns:wp14="http://schemas.microsoft.com/office/word/2010/wordprocessingDrawing" xmlns:wp="http://schemas.openxmlformats.org/drawingml/2006/wordprocessingDrawing" xmlns:w10="urn:schemas-microsoft-com:office:word" xmlns:w="http://schemas.openxmlformats.org/wordprocessingml/2006/main" xmlns:w14="http://schemas.microsoft.com/office/word/2010/wordml" xmlns:wpg="http://schemas.microsoft.com/office/word/2010/wordprocessingGroup" xmlns:wpi="http://schemas.microsoft.com/office/word/2010/wordprocessingInk" xmlns:wne="http://schemas.microsoft.com/office/word/2006/wordml" xmlns:wps="http://schemas.microsoft.com/office/word/2010/wordprocessingShape" mc:Ignorable="w14 wp14">
+<w:endnotes xmlns:ve="http://schemas.openxmlformats.org/markup-compatibility/2006" xmlns:o="urn:schemas-microsoft-com:office:office" xmlns:r="http://schemas.openxmlformats.org/officeDocument/2006/relationships" xmlns:m="http://schemas.openxmlformats.org/officeDocument/2006/math" xmlns:v="urn:schemas-microsoft-com:vml" xmlns:wp="http://schemas.openxmlformats.org/drawingml/2006/wordprocessingDrawing" xmlns:w10="urn:schemas-microsoft-com:office:word" xmlns:w="http://schemas.openxmlformats.org/wordprocessingml/2006/main" xmlns:wne="http://schemas.microsoft.com/office/word/2006/wordml">
   <w:endnote w:type="separator" w:id="-1">
     <w:p>
       <w:pPr>
@@ -12376,7 +12372,7 @@
 </file>
 
 <file path=word/footnotes.xml><?xml version="1.0" encoding="utf-8"?>
-<w:footnotes xmlns:wpc="http://schemas.microsoft.com/office/word/2010/wordprocessingCanvas" xmlns:mc="http://schemas.openxmlformats.org/markup-compatibility/2006" xmlns:o="urn:schemas-microsoft-com:office:office" xmlns:r="http://schemas.openxmlformats.org/officeDocument/2006/relationships" xmlns:m="http://schemas.openxmlformats.org/officeDocument/2006/math" xmlns:v="urn:schemas-microsoft-com:vml" xmlns:wp14="http://schemas.microsoft.com/office/word/2010/wordprocessingDrawing" xmlns:wp="http://schemas.openxmlformats.org/drawingml/2006/wordprocessingDrawing" xmlns:w10="urn:schemas-microsoft-com:office:word" xmlns:w="http://schemas.openxmlformats.org/wordprocessingml/2006/main" xmlns:w14="http://schemas.microsoft.com/office/word/2010/wordml" xmlns:wpg="http://schemas.microsoft.com/office/word/2010/wordprocessingGroup" xmlns:wpi="http://schemas.microsoft.com/office/word/2010/wordprocessingInk" xmlns:wne="http://schemas.microsoft.com/office/word/2006/wordml" xmlns:wps="http://schemas.microsoft.com/office/word/2010/wordprocessingShape" mc:Ignorable="w14 wp14">
+<w:footnotes xmlns:ve="http://schemas.openxmlformats.org/markup-compatibility/2006" xmlns:o="urn:schemas-microsoft-com:office:office" xmlns:r="http://schemas.openxmlformats.org/officeDocument/2006/relationships" xmlns:m="http://schemas.openxmlformats.org/officeDocument/2006/math" xmlns:v="urn:schemas-microsoft-com:vml" xmlns:wp="http://schemas.openxmlformats.org/drawingml/2006/wordprocessingDrawing" xmlns:w10="urn:schemas-microsoft-com:office:word" xmlns:w="http://schemas.openxmlformats.org/wordprocessingml/2006/main" xmlns:wne="http://schemas.microsoft.com/office/word/2006/wordml">
   <w:footnote w:type="separator" w:id="-1">
     <w:p>
       <w:pPr>
@@ -12401,7 +12397,7 @@
 </file>
 
 <file path=word/numbering.xml><?xml version="1.0" encoding="utf-8"?>
-<w:numbering xmlns:wpc="http://schemas.microsoft.com/office/word/2010/wordprocessingCanvas" xmlns:mc="http://schemas.openxmlformats.org/markup-compatibility/2006" xmlns:o="urn:schemas-microsoft-com:office:office" xmlns:r="http://schemas.openxmlformats.org/officeDocument/2006/relationships" xmlns:m="http://schemas.openxmlformats.org/officeDocument/2006/math" xmlns:v="urn:schemas-microsoft-com:vml" xmlns:wp14="http://schemas.microsoft.com/office/word/2010/wordprocessingDrawing" xmlns:wp="http://schemas.openxmlformats.org/drawingml/2006/wordprocessingDrawing" xmlns:w10="urn:schemas-microsoft-com:office:word" xmlns:w="http://schemas.openxmlformats.org/wordprocessingml/2006/main" xmlns:w14="http://schemas.microsoft.com/office/word/2010/wordml" xmlns:wpg="http://schemas.microsoft.com/office/word/2010/wordprocessingGroup" xmlns:wpi="http://schemas.microsoft.com/office/word/2010/wordprocessingInk" xmlns:wne="http://schemas.microsoft.com/office/word/2006/wordml" xmlns:wps="http://schemas.microsoft.com/office/word/2010/wordprocessingShape" mc:Ignorable="w14 wp14">
+<w:numbering xmlns:ve="http://schemas.openxmlformats.org/markup-compatibility/2006" xmlns:o="urn:schemas-microsoft-com:office:office" xmlns:r="http://schemas.openxmlformats.org/officeDocument/2006/relationships" xmlns:m="http://schemas.openxmlformats.org/officeDocument/2006/math" xmlns:v="urn:schemas-microsoft-com:vml" xmlns:wp="http://schemas.openxmlformats.org/drawingml/2006/wordprocessingDrawing" xmlns:w10="urn:schemas-microsoft-com:office:word" xmlns:w="http://schemas.openxmlformats.org/wordprocessingml/2006/main" xmlns:wne="http://schemas.microsoft.com/office/word/2006/wordml">
   <w:abstractNum w:abstractNumId="0">
     <w:nsid w:val="02146E6A"/>
     <w:multiLevelType w:val="hybridMultilevel"/>
@@ -16260,7 +16256,7 @@
 </file>
 
 <file path=word/styles.xml><?xml version="1.0" encoding="utf-8"?>
-<w:styles xmlns:mc="http://schemas.openxmlformats.org/markup-compatibility/2006" xmlns:r="http://schemas.openxmlformats.org/officeDocument/2006/relationships" xmlns:w="http://schemas.openxmlformats.org/wordprocessingml/2006/main" xmlns:w14="http://schemas.microsoft.com/office/word/2010/wordml" mc:Ignorable="w14">
+<w:styles xmlns:r="http://schemas.openxmlformats.org/officeDocument/2006/relationships" xmlns:w="http://schemas.openxmlformats.org/wordprocessingml/2006/main">
   <w:docDefaults>
     <w:rPrDefault>
       <w:rPr>
@@ -16512,6 +16508,7 @@
     <w:uiPriority w:val="99"/>
     <w:semiHidden/>
     <w:unhideWhenUsed/>
+    <w:qFormat/>
     <w:tblPr>
       <w:tblInd w:w="0" w:type="dxa"/>
       <w:tblCellMar>
@@ -17332,7 +17329,7 @@
 </file>
 
 <file path=customXml/itemProps1.xml><?xml version="1.0" encoding="utf-8"?>
-<ds:datastoreItem xmlns:ds="http://schemas.openxmlformats.org/officeDocument/2006/customXml" ds:itemID="{BA45C661-91C0-4E59-8D8E-4E086B15A211}">
+<ds:datastoreItem xmlns:ds="http://schemas.openxmlformats.org/officeDocument/2006/customXml" ds:itemID="{D70720D9-0AAB-47B7-BC09-3F16BD72A5ED}">
   <ds:schemaRefs>
     <ds:schemaRef ds:uri="http://schemas.openxmlformats.org/officeDocument/2006/bibliography"/>
   </ds:schemaRefs>
